--- a/hin/docx/026.content.docx
+++ b/hin/docx/026.content.docx
@@ -166,26 +166,6 @@
       </w:r>
       <w:r>
         <w:rPr>
-          <w:i/>
-          <w:lang w:val="hi_IN" w:bidi="hi_IN"/>
-        </w:rPr>
-        <w:t>चंगाई का वरदान, चकमक पत्थर, चक्की, चट्टानी बिज्जू, चट्टानी बिज्जू, चन्दन, चन्दन, चन्दन, चन्दुला, चन्द्रमा, चपरास, झिलम, चबूतरा, चमगादड़, चमत्कार, चमत्कार, चरखा, चरखा चलाना, चरनी, चरवाहा, चर्म-शोधन करना, चर्मकार, चमड़ा रंगना, चर्मपत्र, चाँदी, चाकू, चाकू, चाबुक से पीटना, चिकरी, चिकित्सा विज्ञान और चिकित्सा पद्धति, चिट्ठियाँ डालना, चिट्ठी डालना, चित्तिम, चित्रलिपि, चिनार, चिन्ह, चियुन, चिसलू, चिसलेव, चींटी, चील, चील, चुंगी लेनेवाला, चुनी हुई महिला, चुम्बन, पवित्र चुम्बन, चुहा, चूना, चोबा, चोरी करना, चौक, चौकीदार, चौखट, चौड़ी शहरपनाह, चौथाई, चौथाई देश का शासक</w:t>
-      </w:r>
-      <w:r>
-        <w:rPr>
-          <w:lang w:val="hi_IN" w:bidi="hi_IN"/>
-        </w:rPr>
-      </w:r>
-    </w:p>
-    <w:p>
-      <w:pPr/>
-      <w:r>
-        <w:rPr>
-          <w:lang w:val="hi_IN" w:bidi="hi_IN"/>
-        </w:rPr>
-      </w:r>
-      <w:r>
-        <w:rPr>
           <w:lang w:val="hi_IN" w:bidi="hi_IN"/>
         </w:rPr>
         <w:t xml:space="preserve"> </w:t>
@@ -3396,6 +3376,589 @@
         <w:rPr>
           <w:lang w:val="hi_IN" w:bidi="hi_IN"/>
         </w:rPr>
+        <w:t>चमड़ा</w:t>
+      </w:r>
+      <w:r>
+        <w:rPr>
+          <w:lang w:val="hi_IN" w:bidi="hi_IN"/>
+        </w:rPr>
+      </w:r>
+    </w:p>
+    <w:p>
+      <w:pPr/>
+      <w:r>
+        <w:rPr>
+          <w:lang w:val="hi_IN" w:bidi="hi_IN"/>
+        </w:rPr>
+      </w:r>
+      <w:r>
+        <w:rPr>
+          <w:lang w:val="hi_IN" w:bidi="hi_IN"/>
+        </w:rPr>
+        <w:t>तैयार किया गया पशु चमड़ा, बाइबल के समय में विभिन्न उद्देश्यों के लिए व्यापक रूप से उपयोग किया जाता था। इसे प्रारंभिक समय में वस्त्र के रूप में उपयोग किया गया था (</w:t>
+      </w:r>
+      <w:hyperlink r:id="rId84">
+        <w:r>
+          <w:rPr>
+            <w:lang w:val="hi_IN" w:bidi="hi_IN"/>
+          </w:rPr>
+          <w:rPr>
+            <w:color w:val="0000EE"/>
+            <w:u w:val="single"/>
+          </w:rPr>
+          <w:t>उत 3:21</w:t>
+        </w:r>
+      </w:hyperlink>
+      <w:r>
+        <w:rPr>
+          <w:lang w:val="hi_IN" w:bidi="hi_IN"/>
+        </w:rPr>
+        <w:t>)। भविष्यद्वक्ताओं के काल के प्रारंभ में, उनके वस्त्र, जो पशु खाल से बने होते थे, उन्हें पहचानने का एक साधन बन गए (</w:t>
+      </w:r>
+      <w:hyperlink r:id="rId85">
+        <w:r>
+          <w:rPr>
+            <w:lang w:val="hi_IN" w:bidi="hi_IN"/>
+          </w:rPr>
+          <w:rPr>
+            <w:color w:val="0000EE"/>
+            <w:u w:val="single"/>
+          </w:rPr>
+          <w:t>2 राजा 1:8</w:t>
+        </w:r>
+      </w:hyperlink>
+      <w:r>
+        <w:rPr>
+          <w:lang w:val="hi_IN" w:bidi="hi_IN"/>
+        </w:rPr>
+        <w:t xml:space="preserve">; </w:t>
+      </w:r>
+      <w:hyperlink r:id="rId86">
+        <w:r>
+          <w:rPr>
+            <w:lang w:val="hi_IN" w:bidi="hi_IN"/>
+          </w:rPr>
+          <w:rPr>
+            <w:color w:val="0000EE"/>
+            <w:u w:val="single"/>
+          </w:rPr>
+          <w:t>जकर्याह 13:4</w:t>
+        </w:r>
+      </w:hyperlink>
+      <w:r>
+        <w:rPr>
+          <w:lang w:val="hi_IN" w:bidi="hi_IN"/>
+        </w:rPr>
+        <w:t>)। एलिय्याह की चादर (</w:t>
+      </w:r>
+      <w:hyperlink r:id="rId87">
+        <w:r>
+          <w:rPr>
+            <w:lang w:val="hi_IN" w:bidi="hi_IN"/>
+          </w:rPr>
+          <w:rPr>
+            <w:color w:val="0000EE"/>
+            <w:u w:val="single"/>
+          </w:rPr>
+          <w:t>1 राजा 19:13, 19</w:t>
+        </w:r>
+      </w:hyperlink>
+      <w:r>
+        <w:rPr>
+          <w:lang w:val="hi_IN" w:bidi="hi_IN"/>
+        </w:rPr>
+        <w:t xml:space="preserve">; </w:t>
+      </w:r>
+      <w:hyperlink r:id="rId88">
+        <w:r>
+          <w:rPr>
+            <w:lang w:val="hi_IN" w:bidi="hi_IN"/>
+          </w:rPr>
+          <w:rPr>
+            <w:color w:val="0000EE"/>
+            <w:u w:val="single"/>
+          </w:rPr>
+          <w:t>2 राजा 2:8, 13–14</w:t>
+        </w:r>
+      </w:hyperlink>
+      <w:r>
+        <w:rPr>
+          <w:lang w:val="hi_IN" w:bidi="hi_IN"/>
+        </w:rPr>
+        <w:t>) यूनानी पुराना नियम में भेड़ की खाल के रूप में वर्णित है। पशु खाल का उपयोग जूते (</w:t>
+      </w:r>
+      <w:hyperlink r:id="rId89">
+        <w:r>
+          <w:rPr>
+            <w:lang w:val="hi_IN" w:bidi="hi_IN"/>
+          </w:rPr>
+          <w:rPr>
+            <w:color w:val="0000EE"/>
+            <w:u w:val="single"/>
+          </w:rPr>
+          <w:t>यहेजकेल 16:10</w:t>
+        </w:r>
+      </w:hyperlink>
+      <w:r>
+        <w:rPr>
+          <w:lang w:val="hi_IN" w:bidi="hi_IN"/>
+        </w:rPr>
+        <w:t>), कमरबंद (</w:t>
+      </w:r>
+      <w:hyperlink r:id="rId90">
+        <w:r>
+          <w:rPr>
+            <w:lang w:val="hi_IN" w:bidi="hi_IN"/>
+          </w:rPr>
+          <w:rPr>
+            <w:color w:val="0000EE"/>
+            <w:u w:val="single"/>
+          </w:rPr>
+          <w:t>मत्ती 3:4</w:t>
+        </w:r>
+      </w:hyperlink>
+      <w:r>
+        <w:rPr>
+          <w:lang w:val="hi_IN" w:bidi="hi_IN"/>
+        </w:rPr>
+        <w:t>), और अन्य वस्त्रों के लिए भी किया जाता था (</w:t>
+      </w:r>
+      <w:hyperlink r:id="rId91">
+        <w:r>
+          <w:rPr>
+            <w:lang w:val="hi_IN" w:bidi="hi_IN"/>
+          </w:rPr>
+          <w:rPr>
+            <w:color w:val="0000EE"/>
+            <w:u w:val="single"/>
+          </w:rPr>
+          <w:t>लैव्यव्यवस्था 13:48</w:t>
+        </w:r>
+      </w:hyperlink>
+      <w:r>
+        <w:rPr>
+          <w:lang w:val="hi_IN" w:bidi="hi_IN"/>
+        </w:rPr>
+        <w:t>)।</w:t>
+      </w:r>
+    </w:p>
+    <w:p>
+      <w:pPr/>
+      <w:r>
+        <w:rPr>
+          <w:lang w:val="hi_IN" w:bidi="hi_IN"/>
+        </w:rPr>
+      </w:r>
+      <w:r>
+        <w:rPr>
+          <w:lang w:val="hi_IN" w:bidi="hi_IN"/>
+        </w:rPr>
+        <w:t>कुछ घरेलू बर्तन चमड़े के बने होते थे। सबसे आम तरल पदार्थों को रखने के लिए कंटेनर था, जैसे दूध (</w:t>
+      </w:r>
+      <w:hyperlink r:id="rId92">
+        <w:r>
+          <w:rPr>
+            <w:lang w:val="hi_IN" w:bidi="hi_IN"/>
+          </w:rPr>
+          <w:rPr>
+            <w:color w:val="0000EE"/>
+            <w:u w:val="single"/>
+          </w:rPr>
+          <w:t>न्यायियों 4:19</w:t>
+        </w:r>
+      </w:hyperlink>
+      <w:r>
+        <w:rPr>
+          <w:lang w:val="hi_IN" w:bidi="hi_IN"/>
+        </w:rPr>
+        <w:t>), शराब (</w:t>
+      </w:r>
+      <w:hyperlink r:id="rId93">
+        <w:r>
+          <w:rPr>
+            <w:lang w:val="hi_IN" w:bidi="hi_IN"/>
+          </w:rPr>
+          <w:rPr>
+            <w:color w:val="0000EE"/>
+            <w:u w:val="single"/>
+          </w:rPr>
+          <w:t>मरकुस 2:22</w:t>
+        </w:r>
+      </w:hyperlink>
+      <w:r>
+        <w:rPr>
+          <w:lang w:val="hi_IN" w:bidi="hi_IN"/>
+        </w:rPr>
+        <w:t>), और पानी (</w:t>
+      </w:r>
+      <w:hyperlink r:id="rId94">
+        <w:r>
+          <w:rPr>
+            <w:lang w:val="hi_IN" w:bidi="hi_IN"/>
+          </w:rPr>
+          <w:rPr>
+            <w:color w:val="0000EE"/>
+            <w:u w:val="single"/>
+          </w:rPr>
+          <w:t>उत्पत्ति 21:14</w:t>
+        </w:r>
+      </w:hyperlink>
+      <w:r>
+        <w:rPr>
+          <w:lang w:val="hi_IN" w:bidi="hi_IN"/>
+        </w:rPr>
+        <w:t>)। जैतून से निकाला गया तेल, फिर शुद्ध और परिष्कृत किया गया, चमड़े में तब तक रखा जाता था जब तक कि उसे पकाने, शृंगार, औषधीय प्रयोजनों के लिए, या दीपकों के ईंधन के रूप में आवश्यक न हो। सभी संभावनाओं में चमड़े का उपयोग बिस्तर, कुर्सियाँ, और अन्य घरेलू वस्तुओं के लिए किया जाता था। तंबू बनाने के लिए चमड़े के उपयोग का कोई उल्लेख नहीं है, लेकिन पशु खाल का उपयोग तंबू के निर्माण में किया गया था (</w:t>
+      </w:r>
+      <w:hyperlink r:id="rId95">
+        <w:r>
+          <w:rPr>
+            <w:lang w:val="hi_IN" w:bidi="hi_IN"/>
+          </w:rPr>
+          <w:rPr>
+            <w:color w:val="0000EE"/>
+            <w:u w:val="single"/>
+          </w:rPr>
+          <w:t>निर्गमन 25:5</w:t>
+        </w:r>
+      </w:hyperlink>
+      <w:r>
+        <w:rPr>
+          <w:lang w:val="hi_IN" w:bidi="hi_IN"/>
+        </w:rPr>
+        <w:t xml:space="preserve">; </w:t>
+      </w:r>
+      <w:hyperlink r:id="rId96">
+        <w:r>
+          <w:rPr>
+            <w:lang w:val="hi_IN" w:bidi="hi_IN"/>
+          </w:rPr>
+          <w:rPr>
+            <w:color w:val="0000EE"/>
+            <w:u w:val="single"/>
+          </w:rPr>
+          <w:t>गिनती 4:8</w:t>
+        </w:r>
+      </w:hyperlink>
+      <w:r>
+        <w:rPr>
+          <w:lang w:val="hi_IN" w:bidi="hi_IN"/>
+        </w:rPr>
+        <w:t>)। स्पष्ट रूप से, संदर्भ टैन की गई खालों के हैं। उनका उपयोग यह सुनिश्चित करेगा कि छत जलरोधी हो।</w:t>
+      </w:r>
+    </w:p>
+    <w:p>
+      <w:pPr/>
+      <w:r>
+        <w:rPr>
+          <w:lang w:val="hi_IN" w:bidi="hi_IN"/>
+        </w:rPr>
+      </w:r>
+      <w:r>
+        <w:rPr>
+          <w:lang w:val="hi_IN" w:bidi="hi_IN"/>
+        </w:rPr>
+        <w:t xml:space="preserve">बाइबल में कवच या हथियार बनाने के लिए चमड़े के उपयोग के बारे में कुछ नहीं कहा गया है; हालांकि, यह हेलमेट और ढाल के लिए रक्षा के लिए, आक्रमण के लिए गोफन, और तीर रखने के लिए तरकश के लिए एक स्वाभाविक विकल्प होगा। ढाल की सतह पर तेल रगड़ने का उल्लेख </w:t>
+      </w:r>
+      <w:hyperlink r:id="rId97">
+        <w:r>
+          <w:rPr>
+            <w:lang w:val="hi_IN" w:bidi="hi_IN"/>
+          </w:rPr>
+          <w:rPr>
+            <w:color w:val="0000EE"/>
+            <w:u w:val="single"/>
+          </w:rPr>
+          <w:t>2 शमूएल 1:21</w:t>
+        </w:r>
+      </w:hyperlink>
+      <w:r>
+        <w:rPr>
+          <w:lang w:val="hi_IN" w:bidi="hi_IN"/>
+        </w:rPr>
+        <w:t xml:space="preserve"> और </w:t>
+      </w:r>
+      <w:hyperlink r:id="rId98">
+        <w:r>
+          <w:rPr>
+            <w:lang w:val="hi_IN" w:bidi="hi_IN"/>
+          </w:rPr>
+          <w:rPr>
+            <w:color w:val="0000EE"/>
+            <w:u w:val="single"/>
+          </w:rPr>
+          <w:t>यशायाह 21:5</w:t>
+        </w:r>
+      </w:hyperlink>
+      <w:r>
+        <w:rPr>
+          <w:lang w:val="hi_IN" w:bidi="hi_IN"/>
+        </w:rPr>
+        <w:t xml:space="preserve"> में किया गया है, जो यह दर्शाता है कि वे चमड़े के बने होते थे ताकि वे भंगुर न हो जाएं और इसलिए बेकार न हो जाएं। लगभग 1900 ईसा पूर्व के एक मिस्री कुलीन व्यक्ति की कब्र में एक चित्र बाइबल द्वारा ओटी समय में चमड़े के उपयोग के बारे में दी गई अल्प जानकारी को पूरक करता है। चित्र में पुरुष सैंडल पहनते हैं और महिलाएं जूते। एक आदमी की पीठ पर एक चमड़े की पानी की बोतल बंधी हुई है। एक अन्य, एक तीरंदाज, अपनी पीठ पर एक तरकश ले जाता है। गधे उन वस्तुओं को ले जा रहे हैं जिन्हें दो जोड़ी बकरी की खाल की धौंकनी के रूप में पहचाना गया है।</w:t>
+      </w:r>
+    </w:p>
+    <w:p>
+      <w:pPr/>
+      <w:r>
+        <w:rPr>
+          <w:lang w:val="hi_IN" w:bidi="hi_IN"/>
+        </w:rPr>
+      </w:r>
+      <w:r>
+        <w:rPr>
+          <w:lang w:val="hi_IN" w:bidi="hi_IN"/>
+        </w:rPr>
+        <w:t>लेदर का व्यापक रूप से लेखन सामग्री के रूप में उपयोग किया जाता था, लेकिन प्रारंभ में लगभग पूरी तरह से मिस्र में। वहां, चर्मपत्र, जो भी पशु खाल से प्राप्त होता है, का बहुत प्राचीन इतिहास है। लेदर और चर्मपत्र के बीच का अंतर यह है कि पहला टैन किया जाता है, जबकि दूसरा चूना, नमक, या रंगों के घोल से खाल को उपचारित करके तैयार किया जाता है, एक तरफ के बाल और दूसरी तरफ के मांस को खुरच कर, उन्हें एक फ्रेम में खींचकर और सुखाकर, फिर दोनों तरफ चिकनी सतहें बनाने के लिए प्यूमिस स्टोन से रगड़ा जाता है। लेखन सामग्री के लिए तैयार खाल का उपयोग 2000 ईसा पूर्व से पहले मिस्र में जाना जाता था, लेकिन प्लिनी के अनुसार, "चर्मपत्र" शब्द का उपयोग लगभग 160 ईसा पूर्व तक अन्य क्षेत्रों में नहीं हुआ था।</w:t>
+      </w:r>
+    </w:p>
+    <w:p>
+      <w:pPr/>
+      <w:r>
+        <w:rPr>
+          <w:lang w:val="hi_IN" w:bidi="hi_IN"/>
+        </w:rPr>
+      </w:r>
+      <w:r>
+        <w:rPr>
+          <w:lang w:val="hi_IN" w:bidi="hi_IN"/>
+        </w:rPr>
+        <w:t>असीरिया या बाबुल से कोई भी चमड़े के दस्तावेज़ बरामद नहीं हुए हैं, शायद इसलिए कि प्राचीन पूर्व के अन्य स्थानों की तुलना में वहाँ चमड़े का उपयोग बहुत कम किया जाता था। मध्य पूर्व के साहित्यिक संकेत बताते हैं कि वहाँ इसका उपयोग बाद के काल में शुरू हुआ। "पार्चमेंट" शब्द फारसी काल से पहले नहीं मिलता है, और "पार्चमेंट पर लिखा हुआ" वाक्यांश सेल्यूसिड्स के प्रारंभिक वर्षों (312–64 ईसा पूर्व) से पहले नहीं मिलता है। तब भी, पपीरस प्रमुख लेखन सामग्री थी।</w:t>
+      </w:r>
+    </w:p>
+    <w:p>
+      <w:pPr/>
+      <w:r>
+        <w:rPr>
+          <w:lang w:val="hi_IN" w:bidi="hi_IN"/>
+        </w:rPr>
+      </w:r>
+      <w:r>
+        <w:rPr>
+          <w:lang w:val="hi_IN" w:bidi="hi_IN"/>
+        </w:rPr>
+        <w:t>एक और चमड़े का उत्पाद, वेल्लम, बछड़े, बकरी, मेमने, या मृग की खाल से बना उत्तम चर्मपत्र है। रोम में, पहली शताब्दी ईसा पूर्व से दूसरी शताब्दी ईस्वी तक, वेल्लम का सीमित उपयोग होता था। तीसरी और चौथी शताब्दी तक वेल्लम का प्रचलन नहीं हुआ। इसी समय प्रसिद्ध कोडेक्स वेटिकेनस और कोडेक्स सिनैटिकस का निर्माण हुआ। अब पूरी बाइबल को एक ही कोडेक्स में इकट्ठा किया जा सकता था, जो आधुनिक पुस्तक के रूप में मुड़े हुए पन्नों के साथ था, जबकि पहले बाइबल के लिए 30 से 40 पपीरस के रोल की आवश्यकता होती थी। वेल्लम ने पालीम्प्सेस्ट की भी अनुमति दी, जिसमें मूल लेखन को मिटाकर फिर से लिखा जा सकता था।</w:t>
+      </w:r>
+    </w:p>
+    <w:p>
+      <w:pPr/>
+      <w:r>
+        <w:rPr>
+          <w:lang w:val="hi_IN" w:bidi="hi_IN"/>
+        </w:rPr>
+      </w:r>
+      <w:r>
+        <w:rPr>
+          <w:lang w:val="hi_IN" w:bidi="hi_IN"/>
+        </w:rPr>
+        <w:t xml:space="preserve">पुराने नियम में चमड़े या खाल का उल्लेख लेखन के संदर्भ में नहीं किया गया है। पुस्तकें रोल के रूप में </w:t>
+      </w:r>
+      <w:hyperlink r:id="rId99">
+        <w:r>
+          <w:rPr>
+            <w:lang w:val="hi_IN" w:bidi="hi_IN"/>
+          </w:rPr>
+          <w:rPr>
+            <w:color w:val="0000EE"/>
+            <w:u w:val="single"/>
+          </w:rPr>
+          <w:t>भजन संहिता 40:7</w:t>
+        </w:r>
+      </w:hyperlink>
+      <w:r>
+        <w:rPr>
+          <w:lang w:val="hi_IN" w:bidi="hi_IN"/>
+        </w:rPr>
+        <w:t xml:space="preserve">, </w:t>
+      </w:r>
+      <w:hyperlink r:id="rId100">
+        <w:r>
+          <w:rPr>
+            <w:lang w:val="hi_IN" w:bidi="hi_IN"/>
+          </w:rPr>
+          <w:rPr>
+            <w:color w:val="0000EE"/>
+            <w:u w:val="single"/>
+          </w:rPr>
+          <w:t>यिर्मयाह 36</w:t>
+        </w:r>
+      </w:hyperlink>
+      <w:r>
+        <w:rPr>
+          <w:lang w:val="hi_IN" w:bidi="hi_IN"/>
+        </w:rPr>
+        <w:t xml:space="preserve">, और </w:t>
+      </w:r>
+      <w:hyperlink r:id="rId101">
+        <w:r>
+          <w:rPr>
+            <w:lang w:val="hi_IN" w:bidi="hi_IN"/>
+          </w:rPr>
+          <w:rPr>
+            <w:color w:val="0000EE"/>
+            <w:u w:val="single"/>
+          </w:rPr>
+          <w:t>यहेजकेल 2:9–3:3</w:t>
+        </w:r>
+      </w:hyperlink>
+      <w:r>
+        <w:rPr>
+          <w:lang w:val="hi_IN" w:bidi="hi_IN"/>
+        </w:rPr>
+        <w:t xml:space="preserve"> में उल्लेखित हैं, लेकिन ये शायद पेपिरस थीं। मृत सागर स्क्रॉल की खोज से पहले, यहूदीयों द्वारा लेखन सामग्री के रूप में चर्मपत्र या चमड़े का उपयोग करने का सबसे प्रारंभिक संदर्भ जोसेफस में मिलता है, जो पहली सदी ईस्वी के अंत की ओर है। हालांकि, अब हम जानते हैं कि लगभग 100 ईसा पूर्व यहूदी चर्मपत्र का उपयोग करते थे। तल्मूड में कानून को स्वच्छ जानवरों की खाल पर लिखने की आवश्यकता होती है, एक नियम जो अब भी आराधनालय में उपयोग की जाने वाली पुस्तकों के लिए लागू होता है, लेकिन यह निश्चित नहीं है कि यह एक प्राचीन परंपरा की ओर संकेत करता है।</w:t>
+      </w:r>
+    </w:p>
+    <w:p>
+      <w:pPr/>
+      <w:r>
+        <w:rPr>
+          <w:lang w:val="hi_IN" w:bidi="hi_IN"/>
+        </w:rPr>
+      </w:r>
+      <w:r>
+        <w:rPr>
+          <w:lang w:val="hi_IN" w:bidi="hi_IN"/>
+        </w:rPr>
+        <w:t>कुछ मृत सागर स्क्रॉल चमड़े पर लिखे गए थे। उदाहरण के लिए, यशायाह का महान स्क्रॉल, जो लगभग 100 ईसा पूर्व लिखा गया था, 17 चादरों से मिलकर बना है, जिन्हें लगभग 23 फीट (7 मीटर) की लंबाई में एक साथ सिल दिया गया था। नए नियम के मूल हस्तलिपियाँ शायद पपीरस पर लिखी गई थीं। निश्चित रूप से यूहन्ना ने अपनी दूसरी पत्री पपीरस पर लिखी थी (</w:t>
+      </w:r>
+      <w:hyperlink r:id="rId102">
+        <w:r>
+          <w:rPr>
+            <w:lang w:val="hi_IN" w:bidi="hi_IN"/>
+          </w:rPr>
+          <w:rPr>
+            <w:color w:val="0000EE"/>
+            <w:u w:val="single"/>
+          </w:rPr>
+          <w:t>2 यूहन्ना 1:12</w:t>
+        </w:r>
+      </w:hyperlink>
+      <w:r>
+        <w:rPr>
+          <w:lang w:val="hi_IN" w:bidi="hi_IN"/>
+        </w:rPr>
+        <w:t>) पहली सदी के अंतिम चौथाई में।</w:t>
+      </w:r>
+    </w:p>
+    <w:p>
+      <w:pPr/>
+      <w:r>
+        <w:rPr>
+          <w:lang w:val="hi_IN" w:bidi="hi_IN"/>
+        </w:rPr>
+      </w:r>
+      <w:r>
+        <w:rPr>
+          <w:lang w:val="hi_IN" w:bidi="hi_IN"/>
+        </w:rPr>
+        <w:t xml:space="preserve">OT में चमड़ा बनाने का उल्लेख नहीं है, लेकिन यह </w:t>
+      </w:r>
+      <w:hyperlink r:id="rId95">
+        <w:r>
+          <w:rPr>
+            <w:lang w:val="hi_IN" w:bidi="hi_IN"/>
+          </w:rPr>
+          <w:rPr>
+            <w:color w:val="0000EE"/>
+            <w:u w:val="single"/>
+          </w:rPr>
+          <w:t>निर्गमन 25:5</w:t>
+        </w:r>
+      </w:hyperlink>
+      <w:r>
+        <w:rPr>
+          <w:lang w:val="hi_IN" w:bidi="hi_IN"/>
+        </w:rPr>
+        <w:t xml:space="preserve"> और </w:t>
+      </w:r>
+      <w:hyperlink r:id="rId91">
+        <w:r>
+          <w:rPr>
+            <w:lang w:val="hi_IN" w:bidi="hi_IN"/>
+          </w:rPr>
+          <w:rPr>
+            <w:color w:val="0000EE"/>
+            <w:u w:val="single"/>
+          </w:rPr>
+          <w:t>लैव्यव्यवस्था 13:48</w:t>
+        </w:r>
+      </w:hyperlink>
+      <w:r>
+        <w:rPr>
+          <w:lang w:val="hi_IN" w:bidi="hi_IN"/>
+        </w:rPr>
+        <w:t xml:space="preserve"> में संकेतित है। अशुद्ध जानवरों की खालों के संभावित उपयोग और मृत शरीरों के साथ निरंतर संपर्क के कारण चमड़ा बनाना एक अशुद्ध व्यापार माना जाता था, और इसे शहर में निषिद्ध किया गया था। हालांकि, चर्मपत्र के लिए खाल की तैयारी को एक सम्मानजनक कार्य माना जाता था।</w:t>
+      </w:r>
+    </w:p>
+    <w:p>
+      <w:pPr/>
+      <w:r>
+        <w:rPr>
+          <w:lang w:val="hi_IN" w:bidi="hi_IN"/>
+        </w:rPr>
+      </w:r>
+      <w:r>
+        <w:rPr>
+          <w:i/>
+          <w:lang w:val="hi_IN" w:bidi="hi_IN"/>
+        </w:rPr>
+        <w:t>यह भी देखें</w:t>
+      </w:r>
+      <w:r>
+        <w:rPr>
+          <w:lang w:val="hi_IN" w:bidi="hi_IN"/>
+        </w:rPr>
+        <w:t xml:space="preserve"> </w:t>
+      </w:r>
+      <w:r>
+        <w:rPr>
+          <w:lang w:val="hi_IN" w:bidi="hi_IN"/>
+        </w:rPr>
+        <w:t>पत्र लेखन, प्राचीन</w:t>
+      </w:r>
+      <w:r>
+        <w:rPr>
+          <w:lang w:val="hi_IN" w:bidi="hi_IN"/>
+        </w:rPr>
+        <w:t xml:space="preserve">; </w:t>
+      </w:r>
+      <w:r>
+        <w:rPr>
+          <w:lang w:val="hi_IN" w:bidi="hi_IN"/>
+        </w:rPr>
+        <w:t>लेखन</w:t>
+      </w:r>
+      <w:r>
+        <w:rPr>
+          <w:lang w:val="hi_IN" w:bidi="hi_IN"/>
+        </w:rPr>
+        <w:t>.</w:t>
+      </w:r>
+      <w:r>
+        <w:rPr>
+          <w:lang w:val="hi_IN" w:bidi="hi_IN"/>
+        </w:rPr>
+      </w:r>
+      <w:r>
+        <w:rPr>
+          <w:lang w:val="hi_IN" w:bidi="hi_IN"/>
+        </w:rPr>
+      </w:r>
+    </w:p>
+    <w:p>
+      <w:pPr/>
+      <w:r>
+        <w:rPr>
+          <w:lang w:val="hi_IN" w:bidi="hi_IN"/>
+        </w:rPr>
+      </w:r>
+    </w:p>
+    <w:p>
+      <w:pPr>
+        <w:pStyle w:val="Heading2"/>
+      </w:pPr>
+      <w:r>
+        <w:rPr>
+          <w:lang w:val="hi_IN" w:bidi="hi_IN"/>
+        </w:rPr>
         <w:t>चमत्कार</w:t>
       </w:r>
       <w:r>
@@ -3417,7 +3980,7 @@
         </w:rPr>
         <w:t>पवित्र आत्मा द्वारा कलीसिया को दी गई योग्यताएँ (</w:t>
       </w:r>
-      <w:hyperlink r:id="rId84">
+      <w:hyperlink r:id="rId103">
         <w:r>
           <w:rPr>
             <w:lang w:val="hi_IN" w:bidi="hi_IN"/>
@@ -3435,7 +3998,7 @@
         </w:rPr>
         <w:t xml:space="preserve">; </w:t>
       </w:r>
-      <w:hyperlink r:id="rId85">
+      <w:hyperlink r:id="rId104">
         <w:r>
           <w:rPr>
             <w:lang w:val="hi_IN" w:bidi="hi_IN"/>
@@ -3526,7 +4089,7 @@
         </w:rPr>
         <w:t xml:space="preserve">एक ईश्वरीय कार्य जिसके द्वारा परमेश्वर स्वयं को लोगों के सामने प्रकट करते हैं। चमत्कार की पारंपरिक परिभाषा मानती है कि यह प्राकृतिक नियम के विपरीत है, लेकिन यह दो कारणों से मिथ्या नाम है। पहले, बाइबल के कई चमत्कारों ने प्रकृति का उपयोग किया बजाय इसे नजरअंदाज करने के (जैसे, वह हवा जिसने लाल सागर को विभाजित किया, </w:t>
       </w:r>
-      <w:hyperlink r:id="rId86">
+      <w:hyperlink r:id="rId105">
         <w:r>
           <w:rPr>
             <w:lang w:val="hi_IN" w:bidi="hi_IN"/>
@@ -3581,7 +4144,7 @@
         </w:rPr>
         <w:t xml:space="preserve">" हैं, जो अक्सर साथ होते हैं (जैसे, अकेले व्य.वि. में नौ बार, </w:t>
       </w:r>
-      <w:hyperlink r:id="rId87">
+      <w:hyperlink r:id="rId106">
         <w:r>
           <w:rPr>
             <w:lang w:val="hi_IN" w:bidi="hi_IN"/>
@@ -3599,7 +4162,7 @@
         </w:rPr>
         <w:t xml:space="preserve">; </w:t>
       </w:r>
-      <w:hyperlink r:id="rId88">
+      <w:hyperlink r:id="rId107">
         <w:r>
           <w:rPr>
             <w:lang w:val="hi_IN" w:bidi="hi_IN"/>
@@ -3631,7 +4194,7 @@
         </w:rPr>
         <w:t xml:space="preserve">नया नियम उसी मूल मुहावरे, "चिह्न और चमत्कार," का उपयोग करता है, जिसमें वही सामान्य उद्देश्य होता है (तुलना करें </w:t>
       </w:r>
-      <w:hyperlink r:id="rId89">
+      <w:hyperlink r:id="rId108">
         <w:r>
           <w:rPr>
             <w:lang w:val="hi_IN" w:bidi="hi_IN"/>
@@ -3649,7 +4212,7 @@
         </w:rPr>
         <w:t xml:space="preserve">; </w:t>
       </w:r>
-      <w:hyperlink r:id="rId90">
+      <w:hyperlink r:id="rId109">
         <w:r>
           <w:rPr>
             <w:lang w:val="hi_IN" w:bidi="hi_IN"/>
@@ -3667,7 +4230,7 @@
         </w:rPr>
         <w:t xml:space="preserve">; </w:t>
       </w:r>
-      <w:hyperlink r:id="rId91">
+      <w:hyperlink r:id="rId110">
         <w:r>
           <w:rPr>
             <w:lang w:val="hi_IN" w:bidi="hi_IN"/>
@@ -3685,7 +4248,7 @@
         </w:rPr>
         <w:t xml:space="preserve">; </w:t>
       </w:r>
-      <w:hyperlink r:id="rId92">
+      <w:hyperlink r:id="rId111">
         <w:r>
           <w:rPr>
             <w:lang w:val="hi_IN" w:bidi="hi_IN"/>
@@ -3703,7 +4266,7 @@
         </w:rPr>
         <w:t xml:space="preserve">)। तीसरा शब्द "शक्ति" या चमत्कार के लिए है, और यह सहदर्शी सुसमाचारों में प्रमुख शब्द बन जाता है। यह स्वयं उस शक्तिशाली कार्य को दर्शाता है जिसके द्वारा परमेश्वर मसीह में प्रकट होता है। चौथा शब्द "कार्य" है, जिसे "चिह्न" के साथ यूहन्ना के सुसमाचार में प्राथमिकता दी गई है। यह शब्द यूहन्ना में उपयोग किया गया है यह दिखाने के लिए कि यीशु में पिता का कार्य प्रकट होता है। जबकि ये शब्द अक्सर समानार्थी होते हैं (पहले तीन </w:t>
       </w:r>
-      <w:hyperlink r:id="rId93">
+      <w:hyperlink r:id="rId112">
         <w:r>
           <w:rPr>
             <w:lang w:val="hi_IN" w:bidi="hi_IN"/>
@@ -3721,7 +4284,7 @@
         </w:rPr>
         <w:t xml:space="preserve">; </w:t>
       </w:r>
-      <w:hyperlink r:id="rId94">
+      <w:hyperlink r:id="rId113">
         <w:r>
           <w:rPr>
             <w:lang w:val="hi_IN" w:bidi="hi_IN"/>
@@ -3739,7 +4302,7 @@
         </w:rPr>
         <w:t xml:space="preserve">; </w:t>
       </w:r>
-      <w:hyperlink r:id="rId95">
+      <w:hyperlink r:id="rId114">
         <w:r>
           <w:rPr>
             <w:lang w:val="hi_IN" w:bidi="hi_IN"/>
@@ -3782,7 +4345,7 @@
         </w:rPr>
         <w:t>इब्रानी लोगों के लिए, चमत्कार परमेश्वर के कार्य से अधिक या कम कुछ नहीं था। इसलिए, प्रकृति स्वयं चमत्कार थी (</w:t>
       </w:r>
-      <w:hyperlink r:id="rId96">
+      <w:hyperlink r:id="rId115">
         <w:r>
           <w:rPr>
             <w:lang w:val="hi_IN" w:bidi="hi_IN"/>
@@ -3800,7 +4363,7 @@
         </w:rPr>
         <w:t xml:space="preserve">; </w:t>
       </w:r>
-      <w:hyperlink r:id="rId97">
+      <w:hyperlink r:id="rId116">
         <w:r>
           <w:rPr>
             <w:lang w:val="hi_IN" w:bidi="hi_IN"/>
@@ -3818,7 +4381,7 @@
         </w:rPr>
         <w:t xml:space="preserve">; </w:t>
       </w:r>
-      <w:hyperlink r:id="rId98">
+      <w:hyperlink r:id="rId117">
         <w:r>
           <w:rPr>
             <w:lang w:val="hi_IN" w:bidi="hi_IN"/>
@@ -3836,7 +4399,7 @@
         </w:rPr>
         <w:t>), और किसी के शत्रुओं पर दया या विजय का कार्य इसी प्रकार वर्णित किया गया है (</w:t>
       </w:r>
-      <w:hyperlink r:id="rId99">
+      <w:hyperlink r:id="rId118">
         <w:r>
           <w:rPr>
             <w:lang w:val="hi_IN" w:bidi="hi_IN"/>
@@ -3854,7 +4417,7 @@
         </w:rPr>
         <w:t xml:space="preserve">; </w:t>
       </w:r>
-      <w:hyperlink r:id="rId100">
+      <w:hyperlink r:id="rId119">
         <w:r>
           <w:rPr>
             <w:lang w:val="hi_IN" w:bidi="hi_IN"/>
@@ -3872,7 +4435,7 @@
         </w:rPr>
         <w:t xml:space="preserve">)। प्राकृतिक व्यवस्था पूरी तरह से यहोवा के नियंत्रण में है, इसलिए चमत्कार का अवलोकन इसकी अद्भुत प्रकृति के कारण नहीं, बल्कि इसे ईश्वरीय प्रकाशन के भाग के रूप में उसके चरित्र के कारण हुआ। उद्धार के इतिहास के साथ यह संबंध महत्वपूर्ण है, क्योंकि इस्राएल हमेशा अद्भुत चीज़ों की लालसा से बचने की कोशिश करता था। </w:t>
       </w:r>
-      <w:hyperlink r:id="rId101">
+      <w:hyperlink r:id="rId120">
         <w:r>
           <w:rPr>
             <w:lang w:val="hi_IN" w:bidi="hi_IN"/>
@@ -3954,7 +4517,7 @@
         </w:rPr>
         <w:t xml:space="preserve">निर्गमन के विवरण के चमत्कारों के दो केंद्र हैं: विपत्तियाँ मिस्र के देवताओं पर यहोवा की पूर्ण शक्ति को दर्शाती हैं, और जंगल के चमत्कार परमेश्वर के अपने लोगों की पूर्ण देखभाल और सुरक्षा को दिखाते हैं। विपत्तियाँ विशेष रूप से दिलचस्प हैं क्योंकि प्रत्येक विपत्ति मिस्र के देवताओं में से एक पर निर्देशित है और यहोवा को एकमात्र शक्तिशाली के रूप में प्रकट करती है। मूल विषय </w:t>
       </w:r>
-      <w:hyperlink r:id="rId102">
+      <w:hyperlink r:id="rId121">
         <w:r>
           <w:rPr>
             <w:lang w:val="hi_IN" w:bidi="hi_IN"/>
@@ -3972,7 +4535,7 @@
         </w:rPr>
         <w:t xml:space="preserve"> में पाया जाता है और पूरे विवरण में दोहराया गया है (तुलना करें </w:t>
       </w:r>
-      <w:hyperlink r:id="rId103">
+      <w:hyperlink r:id="rId122">
         <w:r>
           <w:rPr>
             <w:lang w:val="hi_IN" w:bidi="hi_IN"/>
@@ -3990,7 +4553,7 @@
         </w:rPr>
         <w:t xml:space="preserve">; </w:t>
       </w:r>
-      <w:hyperlink r:id="rId104">
+      <w:hyperlink r:id="rId123">
         <w:r>
           <w:rPr>
             <w:lang w:val="hi_IN" w:bidi="hi_IN"/>
@@ -4008,7 +4571,7 @@
         </w:rPr>
         <w:t xml:space="preserve">; </w:t>
       </w:r>
-      <w:hyperlink r:id="rId105">
+      <w:hyperlink r:id="rId124">
         <w:r>
           <w:rPr>
             <w:lang w:val="hi_IN" w:bidi="hi_IN"/>
@@ -4026,7 +4589,7 @@
         </w:rPr>
         <w:t xml:space="preserve">; </w:t>
       </w:r>
-      <w:hyperlink r:id="rId106">
+      <w:hyperlink r:id="rId125">
         <w:r>
           <w:rPr>
             <w:lang w:val="hi_IN" w:bidi="hi_IN"/>
@@ -4122,7 +4685,7 @@
         </w:rPr>
         <w:t xml:space="preserve"> के शासन में मूर्तिपूजा और बाल की उपासना की ओर बदल गया। इब्रानी धर्म का अस्तित्व ही खतरे में दिखाई दे रहा था, और इसलिए समय ने असाधारण उपायों की मांग की। यहां चमत्कारों की अद्भुत प्रकृति पुराने नियम में कहीं और की तुलना में अधिक स्पष्ट है। निर्गमन चमत्कारों के प्रति सचेत संकेत हैं, शायद एलिय्याह को नए मूसा के रूप में देखते हुए जो यहोवा की सच्ची आराधना को पुनः स्थापित कर रहा था। बाल के याजकों को चुनौती देने में समानताएँ देखी जाती हैं (</w:t>
       </w:r>
-      <w:hyperlink r:id="rId107">
+      <w:hyperlink r:id="rId126">
         <w:r>
           <w:rPr>
             <w:lang w:val="hi_IN" w:bidi="hi_IN"/>
@@ -4140,7 +4703,7 @@
         </w:rPr>
         <w:t xml:space="preserve">; तुलना करें </w:t>
       </w:r>
-      <w:hyperlink r:id="rId108">
+      <w:hyperlink r:id="rId127">
         <w:r>
           <w:rPr>
             <w:lang w:val="hi_IN" w:bidi="hi_IN"/>
@@ -4152,7 +4715,7 @@
           <w:t>निर्ग</w:t>
         </w:r>
       </w:hyperlink>
-      <w:hyperlink r:id="rId109">
+      <w:hyperlink r:id="rId128">
         <w:r>
           <w:rPr>
             <w:lang w:val="hi_IN" w:bidi="hi_IN"/>
@@ -4170,7 +4733,7 @@
         </w:rPr>
         <w:t>); हवा, भूकंप, और आग के साथ होरेब पर्वत पर परमेश्वर का प्रकटीकरण (</w:t>
       </w:r>
-      <w:hyperlink r:id="rId110">
+      <w:hyperlink r:id="rId129">
         <w:r>
           <w:rPr>
             <w:lang w:val="hi_IN" w:bidi="hi_IN"/>
@@ -4188,7 +4751,7 @@
         </w:rPr>
         <w:t xml:space="preserve">; तुलना करें </w:t>
       </w:r>
-      <w:hyperlink r:id="rId108">
+      <w:hyperlink r:id="rId127">
         <w:r>
           <w:rPr>
             <w:lang w:val="hi_IN" w:bidi="hi_IN"/>
@@ -4206,7 +4769,7 @@
         </w:rPr>
         <w:t>); और यरदन का विभाजन (</w:t>
       </w:r>
-      <w:hyperlink r:id="rId111">
+      <w:hyperlink r:id="rId130">
         <w:r>
           <w:rPr>
             <w:lang w:val="hi_IN" w:bidi="hi_IN"/>
@@ -4224,7 +4787,7 @@
         </w:rPr>
         <w:t xml:space="preserve">; तुलना करें </w:t>
       </w:r>
-      <w:hyperlink r:id="rId108">
+      <w:hyperlink r:id="rId127">
         <w:r>
           <w:rPr>
             <w:lang w:val="hi_IN" w:bidi="hi_IN"/>
@@ -4236,7 +4799,7 @@
           <w:t>निर्ग</w:t>
         </w:r>
       </w:hyperlink>
-      <w:hyperlink r:id="rId112">
+      <w:hyperlink r:id="rId131">
         <w:r>
           <w:rPr>
             <w:lang w:val="hi_IN" w:bidi="hi_IN"/>
@@ -4280,7 +4843,7 @@
         </w:rPr>
         <w:t>भविष्यवक्ताओं के लेखन में चमत्कार कम ही देखने को मिलते हैं, संभवतः लेखों के घोषणा रूप के कारण (अर्थात, वे कार्यों के बजाय संदेश से संबंधित थे)। दो प्रमुख अपवाद (</w:t>
       </w:r>
-      <w:hyperlink r:id="rId113">
+      <w:hyperlink r:id="rId132">
         <w:r>
           <w:rPr>
             <w:lang w:val="hi_IN" w:bidi="hi_IN"/>
@@ -4348,6 +4911,1543 @@
         </w:rPr>
         <w:t>यीशु ने अपने चमत्कारी सेवकाई, विशेष रूप से दुष्टात्माओं को निकालने (दुष्टात्मा निकालना), और परमेश्वर के राज्य के आगमन के बीच के संबंध पर जोर दिया। जैसे पुराने नियम में, चमत्कार परमेश्वर की उपस्थिति को दर्शाते हैं, परन्तु यहाँ यह अधिक प्रत्यक्ष है और साथ ही उसके राज्य की स्थापना का संकेत भी देता है (</w:t>
       </w:r>
+      <w:hyperlink r:id="rId133">
+        <w:r>
+          <w:rPr>
+            <w:lang w:val="hi_IN" w:bidi="hi_IN"/>
+          </w:rPr>
+          <w:rPr>
+            <w:color w:val="0000EE"/>
+            <w:u w:val="single"/>
+          </w:rPr>
+          <w:t>मत्ती 12:28</w:t>
+        </w:r>
+      </w:hyperlink>
+      <w:r>
+        <w:rPr>
+          <w:lang w:val="hi_IN" w:bidi="hi_IN"/>
+        </w:rPr>
+        <w:t>)। इस प्रकार, फिर, दुष्टात्मा भगाने के चमत्कारों का अर्थ है शैतान को बांधना और परमेश्वर के राज्य की स्थापना करना (</w:t>
+      </w:r>
+      <w:hyperlink r:id="rId134">
+        <w:r>
+          <w:rPr>
+            <w:lang w:val="hi_IN" w:bidi="hi_IN"/>
+          </w:rPr>
+          <w:rPr>
+            <w:color w:val="0000EE"/>
+            <w:u w:val="single"/>
+          </w:rPr>
+          <w:t>मर 3:23–27</w:t>
+        </w:r>
+      </w:hyperlink>
+      <w:r>
+        <w:rPr>
+          <w:lang w:val="hi_IN" w:bidi="hi_IN"/>
+        </w:rPr>
+        <w:t>)। उसी समय सभी चमत्कार उद्धार के युग की शुरुआत को दर्शाते हैं, जैसा कि नासरत में यीशु के उद्घाटन भाषण में व्यक्त किया गया है (</w:t>
+      </w:r>
+      <w:hyperlink r:id="rId135">
+        <w:r>
+          <w:rPr>
+            <w:lang w:val="hi_IN" w:bidi="hi_IN"/>
+          </w:rPr>
+          <w:rPr>
+            <w:color w:val="0000EE"/>
+            <w:u w:val="single"/>
+          </w:rPr>
+          <w:t>लूका 4:18–21</w:t>
+        </w:r>
+      </w:hyperlink>
+      <w:r>
+        <w:rPr>
+          <w:lang w:val="hi_IN" w:bidi="hi_IN"/>
+        </w:rPr>
+        <w:t xml:space="preserve">, </w:t>
+      </w:r>
+      <w:hyperlink r:id="rId136">
+        <w:r>
+          <w:rPr>
+            <w:lang w:val="hi_IN" w:bidi="hi_IN"/>
+          </w:rPr>
+          <w:rPr>
+            <w:color w:val="0000EE"/>
+            <w:u w:val="single"/>
+          </w:rPr>
+          <w:t>यशा 61:1–2</w:t>
+        </w:r>
+      </w:hyperlink>
+      <w:r>
+        <w:rPr>
+          <w:lang w:val="hi_IN" w:bidi="hi_IN"/>
+        </w:rPr>
+        <w:t xml:space="preserve"> से)।</w:t>
+      </w:r>
+    </w:p>
+    <w:p>
+      <w:pPr/>
+      <w:r>
+        <w:rPr>
+          <w:lang w:val="hi_IN" w:bidi="hi_IN"/>
+        </w:rPr>
+      </w:r>
+      <w:r>
+        <w:rPr>
+          <w:lang w:val="hi_IN" w:bidi="hi_IN"/>
+        </w:rPr>
+        <w:t>फिर भी ये चमत्कार परमेश्वर के कार्य के स्वचालित संकेत नहीं हैं; उन्हें विश्वास द्वारा व्याख्या की जानी चाहिए। यीशु अपने समय में अन्य चमत्कारों की उपस्थिति से भली-भांति परिचित थे (</w:t>
+      </w:r>
+      <w:hyperlink r:id="rId137">
+        <w:r>
+          <w:rPr>
+            <w:lang w:val="hi_IN" w:bidi="hi_IN"/>
+          </w:rPr>
+          <w:rPr>
+            <w:color w:val="0000EE"/>
+            <w:u w:val="single"/>
+          </w:rPr>
+          <w:t>मत्ती 12:27</w:t>
+        </w:r>
+      </w:hyperlink>
+      <w:r>
+        <w:rPr>
+          <w:lang w:val="hi_IN" w:bidi="hi_IN"/>
+        </w:rPr>
+        <w:t>) और इसलिए उन्होंने चंगाई वाले चमत्कारों में विश्वास की उपस्थिति पर जोर दिया (</w:t>
+      </w:r>
+      <w:hyperlink r:id="rId138">
+        <w:r>
+          <w:rPr>
+            <w:lang w:val="hi_IN" w:bidi="hi_IN"/>
+          </w:rPr>
+          <w:rPr>
+            <w:color w:val="0000EE"/>
+            <w:u w:val="single"/>
+          </w:rPr>
+          <w:t>मर 5:32</w:t>
+        </w:r>
+      </w:hyperlink>
+      <w:r>
+        <w:rPr>
+          <w:lang w:val="hi_IN" w:bidi="hi_IN"/>
+        </w:rPr>
+        <w:t xml:space="preserve">; </w:t>
+      </w:r>
+      <w:hyperlink r:id="rId139">
+        <w:r>
+          <w:rPr>
+            <w:lang w:val="hi_IN" w:bidi="hi_IN"/>
+          </w:rPr>
+          <w:rPr>
+            <w:color w:val="0000EE"/>
+            <w:u w:val="single"/>
+          </w:rPr>
+          <w:t>10:52</w:t>
+        </w:r>
+      </w:hyperlink>
+      <w:r>
+        <w:rPr>
+          <w:lang w:val="hi_IN" w:bidi="hi_IN"/>
+        </w:rPr>
+        <w:t>)। इस विश्वास को घटना में परमेश्वर की उपस्थिति और स्वयं यीशु में निर्देशित किया जाना चाहिए। विश्वास की आवश्यकता यीशु के अपने समकालीनों को "चिह्न" (</w:t>
+      </w:r>
+      <w:hyperlink r:id="rId140">
+        <w:r>
+          <w:rPr>
+            <w:lang w:val="hi_IN" w:bidi="hi_IN"/>
+          </w:rPr>
+          <w:rPr>
+            <w:color w:val="0000EE"/>
+            <w:u w:val="single"/>
+          </w:rPr>
+          <w:t>मर 8:11–12</w:t>
+        </w:r>
+      </w:hyperlink>
+      <w:r>
+        <w:rPr>
+          <w:lang w:val="hi_IN" w:bidi="hi_IN"/>
+        </w:rPr>
+        <w:t>) प्रदान करने से इनकार करने को समझने में भी मदद करती है; चमत्कार कभी भी परमेश्वर की उपस्थिति को "साबित" नहीं कर सकते थे। विश्वास और चमत्कारों के बीच सम्बन्ध को बेहतर ढंग से समझने के लिए, यह सबसे अच्छा है कि प्रत्येक सुसमाचार लेखक द्वारा चमत्कारों के धर्मवैज्ञानिक उपयोग का व्यक्तिगत चित्रण ध्यानपूर्वक देखा जाए।</w:t>
+      </w:r>
+    </w:p>
+    <w:p>
+      <w:pPr>
+        <w:pStyle w:val="Heading4"/>
+      </w:pPr>
+      <w:r>
+        <w:rPr>
+          <w:lang w:val="hi_IN" w:bidi="hi_IN"/>
+        </w:rPr>
+        <w:t>मरकुस में चमत्कार</w:t>
+      </w:r>
+    </w:p>
+    <w:p>
+      <w:pPr/>
+      <w:r>
+        <w:rPr>
+          <w:lang w:val="hi_IN" w:bidi="hi_IN"/>
+        </w:rPr>
+      </w:r>
+      <w:r>
+        <w:rPr>
+          <w:lang w:val="hi_IN" w:bidi="hi_IN"/>
+        </w:rPr>
+        <w:t>मरकुस, जो चार सुसमाचारों में से सबसे पहले लिखा गया था, जिसे अक्सर "कार्यात्मक सुसमाचार" कहा जाता है क्योंकि इसमें यीशु की शिक्षाओं के बजाय उनके कार्यों पर ज़ोर दिया गया है। यह यीशु के चमत्कारों के बारे में भी सच है, क्योंकि मरकुस में अन्य किसी की सुसमाचार के तुलना में अनुपातिक रूप से अधिक चमत्कार हैं। मरकुस में पाँच समूह या पाँच प्रकार के चमत्कार हैं। पहला समूह दुष्टात्माओं पर यीशु के अधिकार पर केंद्रित है (</w:t>
+      </w:r>
+      <w:hyperlink r:id="rId141">
+        <w:r>
+          <w:rPr>
+            <w:lang w:val="hi_IN" w:bidi="hi_IN"/>
+          </w:rPr>
+          <w:rPr>
+            <w:color w:val="0000EE"/>
+            <w:u w:val="single"/>
+          </w:rPr>
+          <w:t>मर 1:21–39</w:t>
+        </w:r>
+      </w:hyperlink>
+      <w:r>
+        <w:rPr>
+          <w:lang w:val="hi_IN" w:bidi="hi_IN"/>
+        </w:rPr>
+        <w:t>)। दूसरा समूह यीशु के व्यवस्था पर अधिकार और उनके विरोधियों के साथ संघर्ष से संबंधित है (</w:t>
+      </w:r>
+      <w:hyperlink r:id="rId142">
+        <w:r>
+          <w:rPr>
+            <w:lang w:val="hi_IN" w:bidi="hi_IN"/>
+          </w:rPr>
+          <w:rPr>
+            <w:color w:val="0000EE"/>
+            <w:u w:val="single"/>
+          </w:rPr>
+          <w:t>1:40–3:6</w:t>
+        </w:r>
+      </w:hyperlink>
+      <w:r>
+        <w:rPr>
+          <w:lang w:val="hi_IN" w:bidi="hi_IN"/>
+        </w:rPr>
+        <w:t>)। इनसे प्रसिद्धि मिलती है, लेकिन परमेश्वर के पुत्र के रूप में अपनी असली पहचान को प्रकट करने से इनकार करने का कारण बनता है। तीसरे समूह (</w:t>
+      </w:r>
+      <w:hyperlink r:id="rId143">
+        <w:r>
+          <w:rPr>
+            <w:lang w:val="hi_IN" w:bidi="hi_IN"/>
+          </w:rPr>
+          <w:rPr>
+            <w:color w:val="0000EE"/>
+            <w:u w:val="single"/>
+          </w:rPr>
+          <w:t>3:7–30</w:t>
+        </w:r>
+      </w:hyperlink>
+      <w:r>
+        <w:rPr>
+          <w:lang w:val="hi_IN" w:bidi="hi_IN"/>
+        </w:rPr>
+        <w:t xml:space="preserve">) में दुष्टात्मा निकालने और </w:t>
+      </w:r>
+      <w:r>
+        <w:rPr>
+          <w:lang w:val="hi_IN" w:bidi="hi_IN"/>
+        </w:rPr>
+        <w:t>बालजबूब</w:t>
+      </w:r>
+      <w:r>
+        <w:rPr>
+          <w:lang w:val="hi_IN" w:bidi="hi_IN"/>
+        </w:rPr>
+        <w:t xml:space="preserve"> विवाद शामिल हैं, जो शैतान पर उसकी शक्ति पर केंद्रित है। चौथा समूह (</w:t>
+      </w:r>
+      <w:hyperlink r:id="rId144">
+        <w:r>
+          <w:rPr>
+            <w:lang w:val="hi_IN" w:bidi="hi_IN"/>
+          </w:rPr>
+          <w:rPr>
+            <w:color w:val="0000EE"/>
+            <w:u w:val="single"/>
+          </w:rPr>
+          <w:t>4:35–6:43</w:t>
+        </w:r>
+      </w:hyperlink>
+      <w:r>
+        <w:rPr>
+          <w:lang w:val="hi_IN" w:bidi="hi_IN"/>
+        </w:rPr>
+        <w:t xml:space="preserve">) विशेष रूप से शक्तिशाली चमत्कारों (तूफान को शांत करना, </w:t>
+      </w:r>
+      <w:r>
+        <w:rPr>
+          <w:lang w:val="hi_IN" w:bidi="hi_IN"/>
+        </w:rPr>
+        <w:t>गिरासेनियों</w:t>
+      </w:r>
+      <w:r>
+        <w:rPr>
+          <w:lang w:val="hi_IN" w:bidi="hi_IN"/>
+        </w:rPr>
+        <w:t xml:space="preserve"> में दुष्टात्मा को दूर भगाना, याईर की बेटी को जीवित करना) को शामिल करता है और संभवतः शिष्यों पर केंद्रित है, क्योंकि यीशु इस प्रकार उन्हें राज्य का अर्थ प्रकट करते हैं और उनकी अपनी आत्मिक नीरसता को दूर करने का प्रयास करते हैं। पाँचवां और अंतिम समूह (</w:t>
+      </w:r>
+      <w:hyperlink r:id="rId145">
+        <w:r>
+          <w:rPr>
+            <w:lang w:val="hi_IN" w:bidi="hi_IN"/>
+          </w:rPr>
+          <w:rPr>
+            <w:color w:val="0000EE"/>
+            <w:u w:val="single"/>
+          </w:rPr>
+          <w:t>6:30–8:26</w:t>
+        </w:r>
+      </w:hyperlink>
+      <w:r>
+        <w:rPr>
+          <w:lang w:val="hi_IN" w:bidi="hi_IN"/>
+        </w:rPr>
+        <w:t>) शिष्यों की गलतफहमी के विषय को जारी रखता है और रोटी, अंधापन, और परमेश्वर के न्याय के संदेश के साथ दुखभोग के लिए मार्ग तैयार करता है।</w:t>
+      </w:r>
+    </w:p>
+    <w:p>
+      <w:pPr/>
+      <w:r>
+        <w:rPr>
+          <w:lang w:val="hi_IN" w:bidi="hi_IN"/>
+        </w:rPr>
+      </w:r>
+      <w:r>
+        <w:rPr>
+          <w:lang w:val="hi_IN" w:bidi="hi_IN"/>
+        </w:rPr>
+        <w:t>मरकुस में चमत्कार संघर्ष पर केंद्रित हैं, पहले यीशु के विरोधियों के साथ और फिर उनके अपने शिष्यों के साथ। जबकि चमत्कार परमेश्वर के राज्य के अग्रदूत हैं, उनका उद्देश्य यीशु के वास्तविक महत्व के साथ मुठभेड़ को मजबूर करना है। वे यीशु को यूनानी आश्चर्य कार्यकर्ता के रूप में नहीं दिखाते; वास्तव में, वे केवल आश्चर्य और फिर उन लोगों में अविश्वास की ओर ले जाते हैं जिनमें विश्वास नहीं है। यीशु का व्यक्तित्व छिपा हुआ है और केवल क्रूस के प्रकाश में ही समझा जा सकता है। चमत्कार प्रमाण नहीं बल्कि शक्तियाँ हैं; परमेश्वर उनके माध्यम से खुद को प्रमाणित नहीं करते बल्कि खुद को उन लोगों को दिखाते हैं जिनके पास देखने की आँखें होती हैं।</w:t>
+      </w:r>
+    </w:p>
+    <w:p>
+      <w:pPr/>
+      <w:r>
+        <w:rPr>
+          <w:lang w:val="hi_IN" w:bidi="hi_IN"/>
+        </w:rPr>
+      </w:r>
+    </w:p>
+    <w:p>
+      <w:pPr>
+        <w:pStyle w:val="Heading4"/>
+      </w:pPr>
+      <w:r>
+        <w:rPr>
+          <w:lang w:val="hi_IN" w:bidi="hi_IN"/>
+        </w:rPr>
+        <w:t>मत्ती में चमत्कार</w:t>
+      </w:r>
+    </w:p>
+    <w:p>
+      <w:pPr/>
+      <w:r>
+        <w:rPr>
+          <w:lang w:val="hi_IN" w:bidi="hi_IN"/>
+        </w:rPr>
+      </w:r>
+      <w:r>
+        <w:rPr>
+          <w:lang w:val="hi_IN" w:bidi="hi_IN"/>
+        </w:rPr>
+        <w:t xml:space="preserve">मत्ती का सुसमाचार शिक्षा देने वाला है, जहाँ संवाद को क्रिया पर प्राथमिकता दी जाती है। मत्ती ने शिक्षण सामग्री के लिए जगह बनाने के लिए मरकुस के वर्णन को संक्षिप्त किया। इसलिए, उनका जोर विश्वास के परिणामों के बजाय उनके धर्मवैज्ञानिक निहितार्थों पर है। मत्ती के चमत्कारों के समूह शिक्षण पद्यांशों के अनुरूप हैं, जो उसकी सामान्य विधि के अनुसार विवरणात्मक अंशों को जोड़ने और उन्हें शिक्षण भागों के चारों ओर व्यवस्थित करने की पद्धति के अनुसार है। पहला समूह (अध्याय </w:t>
+      </w:r>
+      <w:hyperlink r:id="rId146">
+        <w:r>
+          <w:rPr>
+            <w:lang w:val="hi_IN" w:bidi="hi_IN"/>
+          </w:rPr>
+          <w:rPr>
+            <w:color w:val="0000EE"/>
+            <w:u w:val="single"/>
+          </w:rPr>
+          <w:t>8–9</w:t>
+        </w:r>
+      </w:hyperlink>
+      <w:r>
+        <w:rPr>
+          <w:lang w:val="hi_IN" w:bidi="hi_IN"/>
+        </w:rPr>
+        <w:t xml:space="preserve">) मरकुस के पहले, दूसरे और चौथे समूहों से चमत्कारों को जोड़ता है और यहोवा के सेवक के रूप में यीशु के महत्व पर ज़ोर देता है जो संप्रभु शक्ति का प्रयोग करता है और पापों को क्षमा करता है। द्वितीय विषय शिष्यत्व सिखाता है और शिष्यों के जागृत विश्वास और यीशु की सेवकाई में उनकी भागीदारी को दर्शाता है। दूसरा समूह (अध्याय </w:t>
+      </w:r>
+      <w:hyperlink r:id="rId147">
+        <w:r>
+          <w:rPr>
+            <w:lang w:val="hi_IN" w:bidi="hi_IN"/>
+          </w:rPr>
+          <w:rPr>
+            <w:color w:val="0000EE"/>
+            <w:u w:val="single"/>
+          </w:rPr>
+          <w:t>12</w:t>
+        </w:r>
+      </w:hyperlink>
+      <w:r>
+        <w:rPr>
+          <w:lang w:val="hi_IN" w:bidi="hi_IN"/>
+        </w:rPr>
+        <w:t xml:space="preserve">) व्यवस्था (सूखे हाथ वाला आदमी) और शैतान (बालजबूब विवाद) पर उसके अधिकार पर केंद्रित है। तीसरा समूह (अध्याय </w:t>
+      </w:r>
+      <w:hyperlink r:id="rId148">
+        <w:r>
+          <w:rPr>
+            <w:lang w:val="hi_IN" w:bidi="hi_IN"/>
+          </w:rPr>
+          <w:rPr>
+            <w:color w:val="0000EE"/>
+            <w:u w:val="single"/>
+          </w:rPr>
+          <w:t>14–15</w:t>
+        </w:r>
+      </w:hyperlink>
+      <w:r>
+        <w:rPr>
+          <w:lang w:val="hi_IN" w:bidi="hi_IN"/>
+        </w:rPr>
+        <w:t>) मरकुस के पांचवें समूह के समानांतर है लेकिन इसका उद्देश्य अलग है। टकराव को भड़काने के बजाय, शिष्य सकारात्मक रूप में देखे जाते हैं, गुरु के कार्य में सक्रिय रूप से शामिल होते हैं। इसलिए शिष्य वह माध्यम बन जाते हैं जिसके द्वारा यीशु की सेवकाई जारी रहती है। इसलिए, शिष्य उसकी चमत्कारी सेवकाई में "शिक्षार्थी" (जिसका अर्थ "शिष्य" है) के रूप में शामिल होते हैं।</w:t>
+      </w:r>
+    </w:p>
+    <w:p>
+      <w:pPr>
+        <w:pStyle w:val="Heading4"/>
+      </w:pPr>
+      <w:r>
+        <w:rPr>
+          <w:lang w:val="hi_IN" w:bidi="hi_IN"/>
+        </w:rPr>
+        <w:t>लूका में चमत्कार</w:t>
+      </w:r>
+    </w:p>
+    <w:p>
+      <w:pPr/>
+      <w:r>
+        <w:rPr>
+          <w:lang w:val="hi_IN" w:bidi="hi_IN"/>
+        </w:rPr>
+      </w:r>
+      <w:r>
+        <w:rPr>
+          <w:lang w:val="hi_IN" w:bidi="hi_IN"/>
+        </w:rPr>
+        <w:t xml:space="preserve">लूका-प्रेरितों के कार्य उल्लेखनीय और अत्यंत महत्वपूर्ण हैं क्योंकि यह बिना किसी विवाद के प्रारंभिक कलिसिया की इस धारणा को स्थापित करता है कि यह यीशु के साथ पूर्ण निरंतरता में था और संसार में परमेश्वर का कार्य जारी रख रहा था। लूका का मुख्य ज़ोर उद्धार के इतिहास पर है, और इसलिए इस प्रत्यक्ष संबंध को दिखाने के लिए उनकी प्रमुख शैलीगत तरीकों में से एक चमत्कारी कार्य हैं। विशेष रूप से यहां </w:t>
+      </w:r>
+      <w:hyperlink r:id="rId149">
+        <w:r>
+          <w:rPr>
+            <w:lang w:val="hi_IN" w:bidi="hi_IN"/>
+          </w:rPr>
+          <w:rPr>
+            <w:color w:val="0000EE"/>
+            <w:u w:val="single"/>
+          </w:rPr>
+          <w:t>प्रेरि 9:32–42</w:t>
+        </w:r>
+      </w:hyperlink>
+      <w:r>
+        <w:rPr>
+          <w:lang w:val="hi_IN" w:bidi="hi_IN"/>
+        </w:rPr>
+        <w:t xml:space="preserve"> में, जहां दो चमत्कारिक चंगाइयों में पतरस ने प्रभु के चमत्कारों को दोहराया (लकवाग्रस्त </w:t>
+      </w:r>
+      <w:r>
+        <w:rPr>
+          <w:lang w:val="hi_IN" w:bidi="hi_IN"/>
+        </w:rPr>
+        <w:t>ऐनियास</w:t>
+      </w:r>
+      <w:r>
+        <w:rPr>
+          <w:lang w:val="hi_IN" w:bidi="hi_IN"/>
+        </w:rPr>
+        <w:t xml:space="preserve">, </w:t>
+      </w:r>
+      <w:hyperlink r:id="rId150">
+        <w:r>
+          <w:rPr>
+            <w:lang w:val="hi_IN" w:bidi="hi_IN"/>
+          </w:rPr>
+          <w:rPr>
+            <w:color w:val="0000EE"/>
+            <w:u w:val="single"/>
+          </w:rPr>
+          <w:t>लूका 5:18–26</w:t>
+        </w:r>
+      </w:hyperlink>
+      <w:r>
+        <w:rPr>
+          <w:lang w:val="hi_IN" w:bidi="hi_IN"/>
+        </w:rPr>
+        <w:t xml:space="preserve">; </w:t>
+      </w:r>
+      <w:r>
+        <w:rPr>
+          <w:lang w:val="hi_IN" w:bidi="hi_IN"/>
+        </w:rPr>
+        <w:t>दोरकास</w:t>
+      </w:r>
+      <w:r>
+        <w:rPr>
+          <w:lang w:val="hi_IN" w:bidi="hi_IN"/>
+        </w:rPr>
+        <w:t xml:space="preserve"> को जीवित करना, </w:t>
+      </w:r>
+      <w:hyperlink r:id="rId151">
+        <w:r>
+          <w:rPr>
+            <w:lang w:val="hi_IN" w:bidi="hi_IN"/>
+          </w:rPr>
+          <w:rPr>
+            <w:color w:val="0000EE"/>
+            <w:u w:val="single"/>
+          </w:rPr>
+          <w:t>लूका 8:49–56</w:t>
+        </w:r>
+      </w:hyperlink>
+      <w:r>
+        <w:rPr>
+          <w:lang w:val="hi_IN" w:bidi="hi_IN"/>
+        </w:rPr>
+        <w:t>)।</w:t>
+      </w:r>
+    </w:p>
+    <w:p>
+      <w:pPr/>
+      <w:r>
+        <w:rPr>
+          <w:lang w:val="hi_IN" w:bidi="hi_IN"/>
+        </w:rPr>
+      </w:r>
+      <w:r>
+        <w:rPr>
+          <w:lang w:val="hi_IN" w:bidi="hi_IN"/>
+        </w:rPr>
+        <w:t>इस दृष्टिकोण से भी लूका ने मरकुस की शिक्षा से अधिक कर्म में रुचि की ओर ध्यान केंद्रित किया। हालाँकि, लूका मरकुस से भी आगे बढ़ता है, क्योंकि चमत्कार यीशु को और अधिक प्रत्यक्ष रूप से प्रमाणित करते हैं। पहला समूह उद्घाटन भाषण का अनुसरण करता है (</w:t>
+      </w:r>
+      <w:hyperlink r:id="rId152">
+        <w:r>
+          <w:rPr>
+            <w:lang w:val="hi_IN" w:bidi="hi_IN"/>
+          </w:rPr>
+          <w:rPr>
+            <w:color w:val="0000EE"/>
+            <w:u w:val="single"/>
+          </w:rPr>
+          <w:t>4:18–22</w:t>
+        </w:r>
+      </w:hyperlink>
+      <w:r>
+        <w:rPr>
+          <w:lang w:val="hi_IN" w:bidi="hi_IN"/>
+        </w:rPr>
+        <w:t xml:space="preserve">), जो स्वयं यीशु की व्यक्तित्व को प्रमाणित करने वाले चमत्कारी कार्यों को प्रस्तुत करता है। वे यीशु की शक्ति और अधिकार (पद </w:t>
+      </w:r>
+      <w:hyperlink r:id="rId153">
+        <w:r>
+          <w:rPr>
+            <w:lang w:val="hi_IN" w:bidi="hi_IN"/>
+          </w:rPr>
+          <w:rPr>
+            <w:color w:val="0000EE"/>
+            <w:u w:val="single"/>
+          </w:rPr>
+          <w:t>31–41</w:t>
+        </w:r>
+      </w:hyperlink>
+      <w:r>
+        <w:rPr>
+          <w:lang w:val="hi_IN" w:bidi="hi_IN"/>
+        </w:rPr>
+        <w:t>) पर केंद्रित हैं और यीशु में परमेश्वर की शक्ति (</w:t>
+      </w:r>
+      <w:hyperlink r:id="rId154">
+        <w:r>
+          <w:rPr>
+            <w:lang w:val="hi_IN" w:bidi="hi_IN"/>
+          </w:rPr>
+          <w:rPr>
+            <w:color w:val="0000EE"/>
+            <w:u w:val="single"/>
+          </w:rPr>
+          <w:t>5:17</w:t>
+        </w:r>
+      </w:hyperlink>
+      <w:r>
+        <w:rPr>
+          <w:lang w:val="hi_IN" w:bidi="hi_IN"/>
+        </w:rPr>
+        <w:t xml:space="preserve">; </w:t>
+      </w:r>
+      <w:hyperlink r:id="rId155">
+        <w:r>
+          <w:rPr>
+            <w:lang w:val="hi_IN" w:bidi="hi_IN"/>
+          </w:rPr>
+          <w:rPr>
+            <w:color w:val="0000EE"/>
+            <w:u w:val="single"/>
+          </w:rPr>
+          <w:t>8:39</w:t>
+        </w:r>
+      </w:hyperlink>
+      <w:r>
+        <w:rPr>
+          <w:lang w:val="hi_IN" w:bidi="hi_IN"/>
+        </w:rPr>
+        <w:t xml:space="preserve">) के साथ-साथ यीशु में विश्वास (जिसे "स्तुति" भाव में देखा जाता है, </w:t>
+      </w:r>
+      <w:hyperlink r:id="rId156">
+        <w:r>
+          <w:rPr>
+            <w:lang w:val="hi_IN" w:bidi="hi_IN"/>
+          </w:rPr>
+          <w:rPr>
+            <w:color w:val="0000EE"/>
+            <w:u w:val="single"/>
+          </w:rPr>
+          <w:t>5:25</w:t>
+        </w:r>
+      </w:hyperlink>
+      <w:r>
+        <w:rPr>
+          <w:lang w:val="hi_IN" w:bidi="hi_IN"/>
+        </w:rPr>
+        <w:t xml:space="preserve">; </w:t>
+      </w:r>
+      <w:hyperlink r:id="rId157">
+        <w:r>
+          <w:rPr>
+            <w:lang w:val="hi_IN" w:bidi="hi_IN"/>
+          </w:rPr>
+          <w:rPr>
+            <w:color w:val="0000EE"/>
+            <w:u w:val="single"/>
+          </w:rPr>
+          <w:t>7:16</w:t>
+        </w:r>
+      </w:hyperlink>
+      <w:r>
+        <w:rPr>
+          <w:lang w:val="hi_IN" w:bidi="hi_IN"/>
+        </w:rPr>
+        <w:t xml:space="preserve">; आदि, परन्तु विशेष रूप से </w:t>
+      </w:r>
+      <w:hyperlink r:id="rId158">
+        <w:r>
+          <w:rPr>
+            <w:lang w:val="hi_IN" w:bidi="hi_IN"/>
+          </w:rPr>
+          <w:rPr>
+            <w:color w:val="0000EE"/>
+            <w:u w:val="single"/>
+          </w:rPr>
+          <w:t>प्रेरि 9:35</w:t>
+        </w:r>
+      </w:hyperlink>
+      <w:r>
+        <w:rPr>
+          <w:lang w:val="hi_IN" w:bidi="hi_IN"/>
+        </w:rPr>
+        <w:t xml:space="preserve">; </w:t>
+      </w:r>
+      <w:hyperlink r:id="rId159">
+        <w:r>
+          <w:rPr>
+            <w:lang w:val="hi_IN" w:bidi="hi_IN"/>
+          </w:rPr>
+          <w:rPr>
+            <w:color w:val="0000EE"/>
+            <w:u w:val="single"/>
+          </w:rPr>
+          <w:t>13:12</w:t>
+        </w:r>
+      </w:hyperlink>
+      <w:r>
+        <w:rPr>
+          <w:lang w:val="hi_IN" w:bidi="hi_IN"/>
+        </w:rPr>
+        <w:t xml:space="preserve">; </w:t>
+      </w:r>
+      <w:hyperlink r:id="rId160">
+        <w:r>
+          <w:rPr>
+            <w:lang w:val="hi_IN" w:bidi="hi_IN"/>
+          </w:rPr>
+          <w:rPr>
+            <w:color w:val="0000EE"/>
+            <w:u w:val="single"/>
+          </w:rPr>
+          <w:t>19:17</w:t>
+        </w:r>
+      </w:hyperlink>
+      <w:r>
+        <w:rPr>
+          <w:lang w:val="hi_IN" w:bidi="hi_IN"/>
+        </w:rPr>
+        <w:t xml:space="preserve"> में) को मान्य करते हैं। चमत्कारों पर "भय" की उपस्थिति परमेश्वर की शक्ति को देखने के लिए मानवीय प्रतिक्रिया है (</w:t>
+      </w:r>
+      <w:hyperlink r:id="rId161">
+        <w:r>
+          <w:rPr>
+            <w:lang w:val="hi_IN" w:bidi="hi_IN"/>
+          </w:rPr>
+          <w:rPr>
+            <w:color w:val="0000EE"/>
+            <w:u w:val="single"/>
+          </w:rPr>
+          <w:t>लूका 5:26</w:t>
+        </w:r>
+      </w:hyperlink>
+      <w:r>
+        <w:rPr>
+          <w:lang w:val="hi_IN" w:bidi="hi_IN"/>
+        </w:rPr>
+        <w:t xml:space="preserve">; </w:t>
+      </w:r>
+      <w:hyperlink r:id="rId157">
+        <w:r>
+          <w:rPr>
+            <w:lang w:val="hi_IN" w:bidi="hi_IN"/>
+          </w:rPr>
+          <w:rPr>
+            <w:color w:val="0000EE"/>
+            <w:u w:val="single"/>
+          </w:rPr>
+          <w:t>7:16</w:t>
+        </w:r>
+      </w:hyperlink>
+      <w:r>
+        <w:rPr>
+          <w:lang w:val="hi_IN" w:bidi="hi_IN"/>
+        </w:rPr>
+        <w:t xml:space="preserve">; </w:t>
+      </w:r>
+      <w:hyperlink r:id="rId162">
+        <w:r>
+          <w:rPr>
+            <w:lang w:val="hi_IN" w:bidi="hi_IN"/>
+          </w:rPr>
+          <w:rPr>
+            <w:color w:val="0000EE"/>
+            <w:u w:val="single"/>
+          </w:rPr>
+          <w:t>8:35–37</w:t>
+        </w:r>
+      </w:hyperlink>
+      <w:r>
+        <w:rPr>
+          <w:lang w:val="hi_IN" w:bidi="hi_IN"/>
+        </w:rPr>
+        <w:t xml:space="preserve">; </w:t>
+      </w:r>
+      <w:hyperlink r:id="rId163">
+        <w:r>
+          <w:rPr>
+            <w:lang w:val="hi_IN" w:bidi="hi_IN"/>
+          </w:rPr>
+          <w:rPr>
+            <w:color w:val="0000EE"/>
+            <w:u w:val="single"/>
+          </w:rPr>
+          <w:t>24:5</w:t>
+        </w:r>
+      </w:hyperlink>
+      <w:r>
+        <w:rPr>
+          <w:lang w:val="hi_IN" w:bidi="hi_IN"/>
+        </w:rPr>
+        <w:t>)। शिष्यों को बुलाना चमत्कारों की उपस्थिति में होता है (</w:t>
+      </w:r>
+      <w:hyperlink r:id="rId164">
+        <w:r>
+          <w:rPr>
+            <w:lang w:val="hi_IN" w:bidi="hi_IN"/>
+          </w:rPr>
+          <w:rPr>
+            <w:color w:val="0000EE"/>
+            <w:u w:val="single"/>
+          </w:rPr>
+          <w:t>5:1–11</w:t>
+        </w:r>
+      </w:hyperlink>
+      <w:r>
+        <w:rPr>
+          <w:lang w:val="hi_IN" w:bidi="hi_IN"/>
+        </w:rPr>
+        <w:t xml:space="preserve">, मछलियों के चमत्कारी पकड़ में; पद </w:t>
+      </w:r>
+      <w:hyperlink r:id="rId165">
+        <w:r>
+          <w:rPr>
+            <w:lang w:val="hi_IN" w:bidi="hi_IN"/>
+          </w:rPr>
+          <w:rPr>
+            <w:color w:val="0000EE"/>
+            <w:u w:val="single"/>
+          </w:rPr>
+          <w:t>27–28</w:t>
+        </w:r>
+      </w:hyperlink>
+      <w:r>
+        <w:rPr>
+          <w:lang w:val="hi_IN" w:bidi="hi_IN"/>
+        </w:rPr>
+        <w:t>, बिस्तर पर पड़े लकवाग्रस्त व्यक्ति के चंगे होने के बाद)।</w:t>
+      </w:r>
+    </w:p>
+    <w:p>
+      <w:pPr/>
+      <w:r>
+        <w:rPr>
+          <w:lang w:val="hi_IN" w:bidi="hi_IN"/>
+        </w:rPr>
+      </w:r>
+      <w:r>
+        <w:rPr>
+          <w:lang w:val="hi_IN" w:bidi="hi_IN"/>
+        </w:rPr>
+        <w:t>इसलिए, लूका चमत्कारों को उद्धारात्मक महत्व के रूप में देखता है। हालाँकि, यह मरकुस की तस्वीर के विपरीत नहीं है। लूका अभी भी यीशु को केवल आश्चर्यकर्म करने वाले के रूप में चित्रित करने से बचता है; यीशु अभी भी लोगों की बाहरी चिन्ह के लिए जिज्ञासा को संतुष्ट करने से इनकार करते हैं (</w:t>
+      </w:r>
+      <w:hyperlink r:id="rId166">
+        <w:r>
+          <w:rPr>
+            <w:lang w:val="hi_IN" w:bidi="hi_IN"/>
+          </w:rPr>
+          <w:rPr>
+            <w:color w:val="0000EE"/>
+            <w:u w:val="single"/>
+          </w:rPr>
+          <w:t>लूका 11:29–32</w:t>
+        </w:r>
+      </w:hyperlink>
+      <w:r>
+        <w:rPr>
+          <w:lang w:val="hi_IN" w:bidi="hi_IN"/>
+        </w:rPr>
+        <w:t xml:space="preserve">; तुलना करें </w:t>
+      </w:r>
+      <w:hyperlink r:id="rId167">
+        <w:r>
+          <w:rPr>
+            <w:lang w:val="hi_IN" w:bidi="hi_IN"/>
+          </w:rPr>
+          <w:rPr>
+            <w:color w:val="0000EE"/>
+            <w:u w:val="single"/>
+          </w:rPr>
+          <w:t xml:space="preserve">9:9 </w:t>
+        </w:r>
+      </w:hyperlink>
+      <w:r>
+        <w:rPr>
+          <w:lang w:val="hi_IN" w:bidi="hi_IN"/>
+        </w:rPr>
+        <w:t>भी), और धनी व्यक्ति और लाजर के दृष्टांत में (</w:t>
+      </w:r>
+      <w:hyperlink r:id="rId168">
+        <w:r>
+          <w:rPr>
+            <w:lang w:val="hi_IN" w:bidi="hi_IN"/>
+          </w:rPr>
+          <w:rPr>
+            <w:color w:val="0000EE"/>
+            <w:u w:val="single"/>
+          </w:rPr>
+          <w:t>16:19–31</w:t>
+        </w:r>
+      </w:hyperlink>
+      <w:r>
+        <w:rPr>
+          <w:lang w:val="hi_IN" w:bidi="hi_IN"/>
+        </w:rPr>
+        <w:t>) वह सिखाते हैं कि अविश्वासी हृदय को ऐसी घटनाओं से कभी भी विश्वास नहीं दिलाया जा सकता। फिर भी, वे मन फिराव का कारण बन सकते हैं (</w:t>
+      </w:r>
+      <w:hyperlink r:id="rId169">
+        <w:r>
+          <w:rPr>
+            <w:lang w:val="hi_IN" w:bidi="hi_IN"/>
+          </w:rPr>
+          <w:rPr>
+            <w:color w:val="0000EE"/>
+            <w:u w:val="single"/>
+          </w:rPr>
+          <w:t>10:13–16</w:t>
+        </w:r>
+      </w:hyperlink>
+      <w:r>
+        <w:rPr>
+          <w:lang w:val="hi_IN" w:bidi="hi_IN"/>
+        </w:rPr>
+        <w:t>)।</w:t>
+      </w:r>
+    </w:p>
+    <w:p>
+      <w:pPr>
+        <w:pStyle w:val="Heading4"/>
+      </w:pPr>
+      <w:r>
+        <w:rPr>
+          <w:lang w:val="hi_IN" w:bidi="hi_IN"/>
+        </w:rPr>
+        <w:t>यूहन्ना में चमत्कार</w:t>
+      </w:r>
+    </w:p>
+    <w:p>
+      <w:pPr/>
+      <w:r>
+        <w:rPr>
+          <w:lang w:val="hi_IN" w:bidi="hi_IN"/>
+        </w:rPr>
+      </w:r>
+      <w:r>
+        <w:rPr>
+          <w:lang w:val="hi_IN" w:bidi="hi_IN"/>
+        </w:rPr>
+        <w:t>यूहन्ना सुसमाचार लेखक में सबसे सीधे धर्मवैज्ञानिक हैं, और चमत्कारों को विशेष रूप से यूहन्ना के अद्वितीय रंग में प्रस्तुत किया गया है। सहदर्शी सुसमाचारों में, चमत्कार "शक्ति के कार्य" हैं, जो इस संसार में परमेश्वर के राज्य के यीशु के माध्यम से प्रवेश का संकेत देते हैं; इस प्रकार, यीशु शैतान की पराजय और इतिहास पर परमेश्वर की संप्रभुता स्थापित करते हैं। हालाँकि, यूहन्ना में कोई दुष्टात्मा भगाने का कोई प्रसंग नहीं है, और चमत्कारों को "चिह्न" के रूप में देखा जाता है। उसी समय चमत्कार "कार्यों" (यहुन्ना में इस्तेमाल किए गए चमत्कारों के लिए दूसरा शब्द) की बड़ी श्रेणी का हिस्सा हैं, जिसके द्वारा यीशु अपने अन्दर पिता की उपस्थिति दिखाते हैं (</w:t>
+      </w:r>
+      <w:hyperlink r:id="rId170">
+        <w:r>
+          <w:rPr>
+            <w:lang w:val="hi_IN" w:bidi="hi_IN"/>
+          </w:rPr>
+          <w:rPr>
+            <w:color w:val="0000EE"/>
+            <w:u w:val="single"/>
+          </w:rPr>
+          <w:t>यूह 10:32, 37–39</w:t>
+        </w:r>
+      </w:hyperlink>
+      <w:r>
+        <w:rPr>
+          <w:lang w:val="hi_IN" w:bidi="hi_IN"/>
+        </w:rPr>
+        <w:t xml:space="preserve">; </w:t>
+      </w:r>
+      <w:hyperlink r:id="rId171">
+        <w:r>
+          <w:rPr>
+            <w:lang w:val="hi_IN" w:bidi="hi_IN"/>
+          </w:rPr>
+          <w:rPr>
+            <w:color w:val="0000EE"/>
+            <w:u w:val="single"/>
+          </w:rPr>
+          <w:t>14:10</w:t>
+        </w:r>
+      </w:hyperlink>
+      <w:r>
+        <w:rPr>
+          <w:lang w:val="hi_IN" w:bidi="hi_IN"/>
+        </w:rPr>
+        <w:t>) और वे यीशु को भेजे गए के रूप में गवाही देते हैं (</w:t>
+      </w:r>
+      <w:hyperlink r:id="rId172">
+        <w:r>
+          <w:rPr>
+            <w:lang w:val="hi_IN" w:bidi="hi_IN"/>
+          </w:rPr>
+          <w:rPr>
+            <w:color w:val="0000EE"/>
+            <w:u w:val="single"/>
+          </w:rPr>
+          <w:t>5:36</w:t>
+        </w:r>
+      </w:hyperlink>
+      <w:r>
+        <w:rPr>
+          <w:lang w:val="hi_IN" w:bidi="hi_IN"/>
+        </w:rPr>
+        <w:t xml:space="preserve">; </w:t>
+      </w:r>
+      <w:hyperlink r:id="rId173">
+        <w:r>
+          <w:rPr>
+            <w:lang w:val="hi_IN" w:bidi="hi_IN"/>
+          </w:rPr>
+          <w:rPr>
+            <w:color w:val="0000EE"/>
+            <w:u w:val="single"/>
+          </w:rPr>
+          <w:t>10:25, 38</w:t>
+        </w:r>
+      </w:hyperlink>
+      <w:r>
+        <w:rPr>
+          <w:lang w:val="hi_IN" w:bidi="hi_IN"/>
+        </w:rPr>
+        <w:t>)।</w:t>
+      </w:r>
+    </w:p>
+    <w:p>
+      <w:pPr/>
+      <w:r>
+        <w:rPr>
+          <w:lang w:val="hi_IN" w:bidi="hi_IN"/>
+        </w:rPr>
+      </w:r>
+      <w:r>
+        <w:rPr>
+          <w:lang w:val="hi_IN" w:bidi="hi_IN"/>
+        </w:rPr>
+        <w:t>यहुन्ना कई अन्य चमत्कारों में से केवल सात "चिह्न चमत्कार" चुनता है (</w:t>
+      </w:r>
+      <w:hyperlink r:id="rId174">
+        <w:r>
+          <w:rPr>
+            <w:lang w:val="hi_IN" w:bidi="hi_IN"/>
+          </w:rPr>
+          <w:rPr>
+            <w:color w:val="0000EE"/>
+            <w:u w:val="single"/>
+          </w:rPr>
+          <w:t>20:30</w:t>
+        </w:r>
+      </w:hyperlink>
+      <w:r>
+        <w:rPr>
+          <w:lang w:val="hi_IN" w:bidi="hi_IN"/>
+        </w:rPr>
+        <w:t xml:space="preserve">) और उन्हें प्रत्येक के संबंधित खंड में विषयगत विकास के हिस्से के रूप में उपयोग करता है। उदाहरण के लिए, पानी को दाखरस में बदलना एक मसीहा से संबंधित कार्य है, जो यीशु मसीह की सेवकाई में राज्य की आशीष के प्रवाह को दर्शाता है (अध्याय </w:t>
+      </w:r>
+      <w:hyperlink r:id="rId175">
+        <w:r>
+          <w:rPr>
+            <w:lang w:val="hi_IN" w:bidi="hi_IN"/>
+          </w:rPr>
+          <w:rPr>
+            <w:color w:val="0000EE"/>
+            <w:u w:val="single"/>
+          </w:rPr>
+          <w:t>2</w:t>
+        </w:r>
+      </w:hyperlink>
+      <w:r>
+        <w:rPr>
+          <w:lang w:val="hi_IN" w:bidi="hi_IN"/>
+        </w:rPr>
+        <w:t xml:space="preserve">); रोटियों का गुणन "जीवन की रोटी" पर आधारित है और यीशु में आत्मिक रूप से उपस्थित मसीह के भोज की ओर इशारा करता है (अध्याय </w:t>
+      </w:r>
+      <w:hyperlink r:id="rId176">
+        <w:r>
+          <w:rPr>
+            <w:lang w:val="hi_IN" w:bidi="hi_IN"/>
+          </w:rPr>
+          <w:rPr>
+            <w:color w:val="0000EE"/>
+            <w:u w:val="single"/>
+          </w:rPr>
+          <w:t>6</w:t>
+        </w:r>
+      </w:hyperlink>
+      <w:r>
+        <w:rPr>
+          <w:lang w:val="hi_IN" w:bidi="hi_IN"/>
+        </w:rPr>
+        <w:t xml:space="preserve">)। </w:t>
+      </w:r>
+    </w:p>
+    <w:p>
+      <w:pPr/>
+      <w:r>
+        <w:rPr>
+          <w:lang w:val="hi_IN" w:bidi="hi_IN"/>
+        </w:rPr>
+      </w:r>
+      <w:r>
+        <w:rPr>
+          <w:lang w:val="hi_IN" w:bidi="hi_IN"/>
+        </w:rPr>
+        <w:t xml:space="preserve">सहदर्शी </w:t>
+      </w:r>
+      <w:r>
+        <w:rPr>
+          <w:lang w:val="hi_IN" w:bidi="hi_IN"/>
+        </w:rPr>
+        <w:t>में चमत्कारों की विरोधाभासी स्वभाव यहुन्ना में और भी अधिक है। वह घटनाओं के अद्भुत स्वभाव पर अधिक ज़ोर देता है, जैसे कि पानी की विशाल मात्रा को दाखरस में बदलना (</w:t>
+      </w:r>
+      <w:hyperlink r:id="rId177">
+        <w:r>
+          <w:rPr>
+            <w:lang w:val="hi_IN" w:bidi="hi_IN"/>
+          </w:rPr>
+          <w:rPr>
+            <w:color w:val="0000EE"/>
+            <w:u w:val="single"/>
+          </w:rPr>
+          <w:t>2:6</w:t>
+        </w:r>
+      </w:hyperlink>
+      <w:r>
+        <w:rPr>
+          <w:lang w:val="hi_IN" w:bidi="hi_IN"/>
+        </w:rPr>
+        <w:t>, लगभग 120 गैलन, या 454.2 लीटर); जिस दूरी पर यीशु की चंगाई शक्ति कार्य करती है (</w:t>
+      </w:r>
+      <w:hyperlink r:id="rId178">
+        <w:r>
+          <w:rPr>
+            <w:lang w:val="hi_IN" w:bidi="hi_IN"/>
+          </w:rPr>
+          <w:rPr>
+            <w:color w:val="0000EE"/>
+            <w:u w:val="single"/>
+          </w:rPr>
+          <w:t>4:46</w:t>
+        </w:r>
+      </w:hyperlink>
+      <w:r>
+        <w:rPr>
+          <w:lang w:val="hi_IN" w:bidi="hi_IN"/>
+        </w:rPr>
+        <w:t xml:space="preserve">, लगभग 20 मील, या 32.2 किलोमीटर); बेतहसदा के </w:t>
+      </w:r>
+      <w:r>
+        <w:rPr>
+          <w:lang w:val="hi_IN" w:bidi="hi_IN"/>
+        </w:rPr>
+        <w:t>मनुष्य</w:t>
+      </w:r>
+      <w:r>
+        <w:rPr>
+          <w:lang w:val="hi_IN" w:bidi="hi_IN"/>
+        </w:rPr>
+        <w:t xml:space="preserve"> के लंगड़े होने की अवधि (</w:t>
+      </w:r>
+      <w:hyperlink r:id="rId179">
+        <w:r>
+          <w:rPr>
+            <w:lang w:val="hi_IN" w:bidi="hi_IN"/>
+          </w:rPr>
+          <w:rPr>
+            <w:color w:val="0000EE"/>
+            <w:u w:val="single"/>
+          </w:rPr>
+          <w:t>5:5, 38</w:t>
+        </w:r>
+      </w:hyperlink>
+      <w:r>
+        <w:rPr>
+          <w:lang w:val="hi_IN" w:bidi="hi_IN"/>
+        </w:rPr>
+        <w:t xml:space="preserve"> वर्ष; तुलना करें </w:t>
+      </w:r>
+      <w:hyperlink r:id="rId180">
+        <w:r>
+          <w:rPr>
+            <w:lang w:val="hi_IN" w:bidi="hi_IN"/>
+          </w:rPr>
+          <w:rPr>
+            <w:color w:val="0000EE"/>
+            <w:u w:val="single"/>
+          </w:rPr>
+          <w:t>9:1</w:t>
+        </w:r>
+      </w:hyperlink>
+      <w:r>
+        <w:rPr>
+          <w:lang w:val="hi_IN" w:bidi="hi_IN"/>
+        </w:rPr>
+        <w:t xml:space="preserve">, जहाँ </w:t>
+      </w:r>
+      <w:r>
+        <w:rPr>
+          <w:lang w:val="hi_IN" w:bidi="hi_IN"/>
+        </w:rPr>
+        <w:t>एक मनुष्य</w:t>
+      </w:r>
+      <w:r>
+        <w:rPr>
+          <w:lang w:val="hi_IN" w:bidi="hi_IN"/>
+        </w:rPr>
+        <w:t xml:space="preserve"> जन्म से अंधा था); 5,000 लोगों को खिलाने के लिए आवश्यक रोटी की मात्रा (</w:t>
+      </w:r>
+      <w:hyperlink r:id="rId181">
+        <w:r>
+          <w:rPr>
+            <w:lang w:val="hi_IN" w:bidi="hi_IN"/>
+          </w:rPr>
+          <w:rPr>
+            <w:color w:val="0000EE"/>
+            <w:u w:val="single"/>
+          </w:rPr>
+          <w:t>6:7</w:t>
+        </w:r>
+      </w:hyperlink>
+      <w:r>
+        <w:rPr>
+          <w:lang w:val="hi_IN" w:bidi="hi_IN"/>
+        </w:rPr>
+        <w:t xml:space="preserve">, जहां </w:t>
+      </w:r>
+      <w:r>
+        <w:rPr>
+          <w:lang w:val="hi_IN" w:bidi="hi_IN"/>
+        </w:rPr>
+        <w:t>फिलिप्पुस</w:t>
+      </w:r>
+      <w:r>
+        <w:rPr>
+          <w:lang w:val="hi_IN" w:bidi="hi_IN"/>
+        </w:rPr>
+        <w:t xml:space="preserve"> ने कहा कि 200 दीनार, या कई दिनों की मजदूरी, पर्याप्त नहीं होगी); और लाज़र की मृत्यु का प्रमाण (</w:t>
+      </w:r>
+      <w:hyperlink r:id="rId182">
+        <w:r>
+          <w:rPr>
+            <w:lang w:val="hi_IN" w:bidi="hi_IN"/>
+          </w:rPr>
+          <w:rPr>
+            <w:color w:val="0000EE"/>
+            <w:u w:val="single"/>
+          </w:rPr>
+          <w:t>11:39</w:t>
+        </w:r>
+      </w:hyperlink>
+      <w:r>
+        <w:rPr>
+          <w:lang w:val="hi_IN" w:bidi="hi_IN"/>
+        </w:rPr>
+        <w:t>; वह पहले ही सड़ने लगा था)। यूहन्ना को चमत्कारिक चीजों में बहुत रुचि है। फिर भी, उसी समय विश्वास के लिए चमत्कारों की अपर्याप्तता पर और भी अधिक ज़ोर दिया गया है। चमत्कार "चिह्नों" के रूप में बचाने वाला मूल्य होता हैं और यीशु के सच्चे महत्व की ओर संकेत करते हैं, लेकिन वे जागृत विश्वास से संबंधित हैं और अपने आप में अपर्याप्त हैं (</w:t>
+      </w:r>
+      <w:hyperlink r:id="rId183">
+        <w:r>
+          <w:rPr>
+            <w:lang w:val="hi_IN" w:bidi="hi_IN"/>
+          </w:rPr>
+          <w:rPr>
+            <w:color w:val="0000EE"/>
+            <w:u w:val="single"/>
+          </w:rPr>
+          <w:t>2:11</w:t>
+        </w:r>
+      </w:hyperlink>
+      <w:r>
+        <w:rPr>
+          <w:lang w:val="hi_IN" w:bidi="hi_IN"/>
+        </w:rPr>
+        <w:t xml:space="preserve">; </w:t>
+      </w:r>
+      <w:hyperlink r:id="rId184">
+        <w:r>
+          <w:rPr>
+            <w:lang w:val="hi_IN" w:bidi="hi_IN"/>
+          </w:rPr>
+          <w:rPr>
+            <w:color w:val="0000EE"/>
+            <w:u w:val="single"/>
+          </w:rPr>
+          <w:t>4:50</w:t>
+        </w:r>
+      </w:hyperlink>
+      <w:r>
+        <w:rPr>
+          <w:lang w:val="hi_IN" w:bidi="hi_IN"/>
+        </w:rPr>
+        <w:t>)। उनमें मसीही शक्ति होती है, जो यीशु की पुत्रत्व और पिता द्वारा उनकी प्रामाणिकता की ओर देखती है, लेकिन वे व्यक्तिगत उद्धारात्मक निर्णय पर आधारित होते हैं। "चिह्नों" के रूप में, वे यीशु में परमेश्वर की उपस्थिति, "दृष्टि" और "जीवन" की आत्मिक वास्तविकता को समाहित करते हैं जो वह लाते हैं (</w:t>
+      </w:r>
+      <w:hyperlink r:id="rId185">
+        <w:r>
+          <w:rPr>
+            <w:lang w:val="hi_IN" w:bidi="hi_IN"/>
+          </w:rPr>
+          <w:rPr>
+            <w:color w:val="0000EE"/>
+            <w:u w:val="single"/>
+          </w:rPr>
+          <w:t>9:35–38</w:t>
+        </w:r>
+      </w:hyperlink>
+      <w:r>
+        <w:rPr>
+          <w:lang w:val="hi_IN" w:bidi="hi_IN"/>
+        </w:rPr>
+        <w:t xml:space="preserve">; </w:t>
+      </w:r>
+      <w:hyperlink r:id="rId186">
+        <w:r>
+          <w:rPr>
+            <w:lang w:val="hi_IN" w:bidi="hi_IN"/>
+          </w:rPr>
+          <w:rPr>
+            <w:color w:val="0000EE"/>
+            <w:u w:val="single"/>
+          </w:rPr>
+          <w:t>11:24–26</w:t>
+        </w:r>
+      </w:hyperlink>
+      <w:r>
+        <w:rPr>
+          <w:lang w:val="hi_IN" w:bidi="hi_IN"/>
+        </w:rPr>
+        <w:t>)। फिर भी उनका उद्देश्य दर्शकों को विभाजित करना और उन्हें निर्णय की आवश्यकता के साथ सामना करना है। दो शिविर बनते हैं—वे जो समझ की तलाश में हैं और वे जो केवल बाहरी पहलुओं पर विचार करते हैं। कुछ लोग चिह्नों पर विचार करने से इनकार करते हैं, और इस प्रकार वे उन्हें अस्वीकार कर देते हैं (</w:t>
+      </w:r>
+      <w:hyperlink r:id="rId187">
+        <w:r>
+          <w:rPr>
+            <w:lang w:val="hi_IN" w:bidi="hi_IN"/>
+          </w:rPr>
+          <w:rPr>
+            <w:color w:val="0000EE"/>
+            <w:u w:val="single"/>
+          </w:rPr>
+          <w:t>3:18–21</w:t>
+        </w:r>
+      </w:hyperlink>
+      <w:r>
+        <w:rPr>
+          <w:lang w:val="hi_IN" w:bidi="hi_IN"/>
+        </w:rPr>
+        <w:t xml:space="preserve">; </w:t>
+      </w:r>
+      <w:hyperlink r:id="rId188">
+        <w:r>
+          <w:rPr>
+            <w:lang w:val="hi_IN" w:bidi="hi_IN"/>
+          </w:rPr>
+          <w:rPr>
+            <w:color w:val="0000EE"/>
+            <w:u w:val="single"/>
+          </w:rPr>
+          <w:t>11:47–50</w:t>
+        </w:r>
+      </w:hyperlink>
+      <w:r>
+        <w:rPr>
+          <w:lang w:val="hi_IN" w:bidi="hi_IN"/>
+        </w:rPr>
+        <w:t>), जबकि अन्य लोग उन्हें सतही तौर केवल चमत्कार के रूप में देखते हैं और उनमें यीशु के वास्तविक महत्व को देखने में विफल रहते हैं (</w:t>
+      </w:r>
+      <w:hyperlink r:id="rId189">
+        <w:r>
+          <w:rPr>
+            <w:lang w:val="hi_IN" w:bidi="hi_IN"/>
+          </w:rPr>
+          <w:rPr>
+            <w:color w:val="0000EE"/>
+            <w:u w:val="single"/>
+          </w:rPr>
+          <w:t>2:23–25</w:t>
+        </w:r>
+      </w:hyperlink>
+      <w:r>
+        <w:rPr>
+          <w:lang w:val="hi_IN" w:bidi="hi_IN"/>
+        </w:rPr>
+        <w:t xml:space="preserve">; </w:t>
+      </w:r>
+      <w:hyperlink r:id="rId190">
+        <w:r>
+          <w:rPr>
+            <w:lang w:val="hi_IN" w:bidi="hi_IN"/>
+          </w:rPr>
+          <w:rPr>
+            <w:color w:val="0000EE"/>
+            <w:u w:val="single"/>
+          </w:rPr>
+          <w:t>4:45</w:t>
+        </w:r>
+      </w:hyperlink>
+      <w:r>
+        <w:rPr>
+          <w:lang w:val="hi_IN" w:bidi="hi_IN"/>
+        </w:rPr>
+        <w:t>)। दूसरी ओर, कुछ लोग उन्हें विश्वास की दृष्टि से देखते हैं और उनकी व्यक्तित्व का एहसास करते हैं (</w:t>
+      </w:r>
+      <w:hyperlink r:id="rId183">
+        <w:r>
+          <w:rPr>
+            <w:lang w:val="hi_IN" w:bidi="hi_IN"/>
+          </w:rPr>
+          <w:rPr>
+            <w:color w:val="0000EE"/>
+            <w:u w:val="single"/>
+          </w:rPr>
+          <w:t>2:11</w:t>
+        </w:r>
+      </w:hyperlink>
+      <w:r>
+        <w:rPr>
+          <w:lang w:val="hi_IN" w:bidi="hi_IN"/>
+        </w:rPr>
+        <w:t xml:space="preserve">; </w:t>
+      </w:r>
+      <w:hyperlink r:id="rId191">
+        <w:r>
+          <w:rPr>
+            <w:lang w:val="hi_IN" w:bidi="hi_IN"/>
+          </w:rPr>
+          <w:rPr>
+            <w:color w:val="0000EE"/>
+            <w:u w:val="single"/>
+          </w:rPr>
+          <w:t>5:36–46</w:t>
+        </w:r>
+      </w:hyperlink>
+      <w:r>
+        <w:rPr>
+          <w:lang w:val="hi_IN" w:bidi="hi_IN"/>
+        </w:rPr>
+        <w:t xml:space="preserve">; </w:t>
+      </w:r>
+      <w:hyperlink r:id="rId192">
+        <w:r>
+          <w:rPr>
+            <w:lang w:val="hi_IN" w:bidi="hi_IN"/>
+          </w:rPr>
+          <w:rPr>
+            <w:color w:val="0000EE"/>
+            <w:u w:val="single"/>
+          </w:rPr>
+          <w:t>11:42</w:t>
+        </w:r>
+      </w:hyperlink>
+      <w:r>
+        <w:rPr>
+          <w:lang w:val="hi_IN" w:bidi="hi_IN"/>
+        </w:rPr>
+        <w:t>)। यूहन्ना में सभी विश्वासों में सर्वोच्च वह है जिसे बाहरी उत्तेजना की आवश्यकता नहीं है (</w:t>
+      </w:r>
+      <w:hyperlink r:id="rId193">
+        <w:r>
+          <w:rPr>
+            <w:lang w:val="hi_IN" w:bidi="hi_IN"/>
+          </w:rPr>
+          <w:rPr>
+            <w:color w:val="0000EE"/>
+            <w:u w:val="single"/>
+          </w:rPr>
+          <w:t>20:29</w:t>
+        </w:r>
+      </w:hyperlink>
+      <w:r>
+        <w:rPr>
+          <w:lang w:val="hi_IN" w:bidi="hi_IN"/>
+        </w:rPr>
+        <w:t>)।</w:t>
+      </w:r>
+    </w:p>
+    <w:p>
+      <w:pPr>
+        <w:pStyle w:val="Heading4"/>
+      </w:pPr>
+      <w:r>
+        <w:rPr>
+          <w:lang w:val="hi_IN" w:bidi="hi_IN"/>
+        </w:rPr>
+        <w:t>नए नियम के बाकी हिस्सों में चमत्कार</w:t>
+      </w:r>
+    </w:p>
+    <w:p>
+      <w:pPr/>
+      <w:r>
+        <w:rPr>
+          <w:lang w:val="hi_IN" w:bidi="hi_IN"/>
+        </w:rPr>
+      </w:r>
+      <w:r>
+        <w:rPr>
+          <w:lang w:val="hi_IN" w:bidi="hi_IN"/>
+        </w:rPr>
+        <w:t xml:space="preserve">प्रेरितों के कामों के अलावा, नए नियम में कई अंश चमत्कारों के महत्व के बारे में बात करते हैं। </w:t>
+      </w:r>
+      <w:hyperlink r:id="rId194">
+        <w:r>
+          <w:rPr>
+            <w:lang w:val="hi_IN" w:bidi="hi_IN"/>
+          </w:rPr>
+          <w:rPr>
+            <w:color w:val="0000EE"/>
+            <w:u w:val="single"/>
+          </w:rPr>
+          <w:t>2 कुरिन्थियों 12:12</w:t>
+        </w:r>
+      </w:hyperlink>
+      <w:r>
+        <w:rPr>
+          <w:lang w:val="hi_IN" w:bidi="hi_IN"/>
+        </w:rPr>
+        <w:t xml:space="preserve"> और </w:t>
+      </w:r>
+      <w:hyperlink r:id="rId195">
+        <w:r>
+          <w:rPr>
+            <w:lang w:val="hi_IN" w:bidi="hi_IN"/>
+          </w:rPr>
+          <w:rPr>
+            <w:color w:val="0000EE"/>
+            <w:u w:val="single"/>
+          </w:rPr>
+          <w:t>रोमियों 15:18–19</w:t>
+        </w:r>
+      </w:hyperlink>
+      <w:r>
+        <w:rPr>
+          <w:lang w:val="hi_IN" w:bidi="hi_IN"/>
+        </w:rPr>
+        <w:t xml:space="preserve"> में पौलुस ने उन्हें "चिन्ह-</w:t>
+      </w:r>
+      <w:r>
+        <w:rPr>
+          <w:lang w:val="hi_IN" w:bidi="hi_IN"/>
+        </w:rPr>
+        <w:t>वरदान</w:t>
+      </w:r>
+      <w:r>
+        <w:rPr>
+          <w:lang w:val="hi_IN" w:bidi="hi_IN"/>
+        </w:rPr>
+        <w:t xml:space="preserve">" के रूप में माना, जो "सच्चे प्रेरित" के ईश्वरीय अधिकार को प्रमाणित करते थे। उन्होंने </w:t>
+      </w:r>
+      <w:hyperlink r:id="rId196">
+        <w:r>
+          <w:rPr>
+            <w:lang w:val="hi_IN" w:bidi="hi_IN"/>
+          </w:rPr>
+          <w:rPr>
+            <w:color w:val="0000EE"/>
+            <w:u w:val="single"/>
+          </w:rPr>
+          <w:t>1 कुरिन्थियों 12:9–10</w:t>
+        </w:r>
+      </w:hyperlink>
+      <w:r>
+        <w:rPr>
+          <w:lang w:val="hi_IN" w:bidi="hi_IN"/>
+        </w:rPr>
+        <w:t xml:space="preserve"> में चंगाई और चमत्कारों को विशिष्ट "आत्मा के </w:t>
+      </w:r>
+      <w:r>
+        <w:rPr>
+          <w:lang w:val="hi_IN" w:bidi="hi_IN"/>
+        </w:rPr>
+        <w:t>वरदानों</w:t>
+      </w:r>
+      <w:r>
+        <w:rPr>
+          <w:lang w:val="hi_IN" w:bidi="hi_IN"/>
+        </w:rPr>
+        <w:t xml:space="preserve">" के रूप में सूचीबद्ध किया। </w:t>
+      </w:r>
+      <w:hyperlink r:id="rId197">
+        <w:r>
+          <w:rPr>
+            <w:lang w:val="hi_IN" w:bidi="hi_IN"/>
+          </w:rPr>
+          <w:rPr>
+            <w:color w:val="0000EE"/>
+            <w:u w:val="single"/>
+          </w:rPr>
+          <w:t>गलातियों 3:5</w:t>
+        </w:r>
+      </w:hyperlink>
+      <w:r>
+        <w:rPr>
+          <w:lang w:val="hi_IN" w:bidi="hi_IN"/>
+        </w:rPr>
+        <w:t xml:space="preserve"> में उन्होंने उन्हें आत्मा की उपस्थिति का प्रमाण माना। इब्रानियों के पत्र के लेखक ने </w:t>
+      </w:r>
       <w:hyperlink r:id="rId114">
         <w:r>
           <w:rPr>
@@ -4357,43 +6457,342 @@
             <w:color w:val="0000EE"/>
             <w:u w:val="single"/>
           </w:rPr>
-          <w:t>मत्ती 12:28</w:t>
-        </w:r>
-      </w:hyperlink>
-      <w:r>
-        <w:rPr>
-          <w:lang w:val="hi_IN" w:bidi="hi_IN"/>
-        </w:rPr>
-        <w:t>)। इस प्रकार, फिर, दुष्टात्मा भगाने के चमत्कारों का अर्थ है शैतान को बांधना और परमेश्वर के राज्य की स्थापना करना (</w:t>
-      </w:r>
-      <w:hyperlink r:id="rId115">
-        <w:r>
-          <w:rPr>
-            <w:lang w:val="hi_IN" w:bidi="hi_IN"/>
-          </w:rPr>
-          <w:rPr>
-            <w:color w:val="0000EE"/>
-            <w:u w:val="single"/>
-          </w:rPr>
-          <w:t>मर 3:23–27</w:t>
-        </w:r>
-      </w:hyperlink>
-      <w:r>
-        <w:rPr>
-          <w:lang w:val="hi_IN" w:bidi="hi_IN"/>
-        </w:rPr>
-        <w:t>)। उसी समय सभी चमत्कार उद्धार के युग की शुरुआत को दर्शाते हैं, जैसा कि नासरत में यीशु के उद्घाटन भाषण में व्यक्त किया गया है (</w:t>
-      </w:r>
-      <w:hyperlink r:id="rId116">
-        <w:r>
-          <w:rPr>
-            <w:lang w:val="hi_IN" w:bidi="hi_IN"/>
-          </w:rPr>
-          <w:rPr>
-            <w:color w:val="0000EE"/>
-            <w:u w:val="single"/>
-          </w:rPr>
-          <w:t>लूका 4:18–21</w:t>
+          <w:t>2:4</w:t>
+        </w:r>
+      </w:hyperlink>
+      <w:r>
+        <w:rPr>
+          <w:lang w:val="hi_IN" w:bidi="hi_IN"/>
+        </w:rPr>
+        <w:t xml:space="preserve"> में कहा कि चमत्कारों के माध्यम से उद्धार के सच्चे संदेश के लिए "परमेश्वर ने गवाही दी" । इसलिए, प्रेरितों के युग में, परमेश्वर के सेवकों के चमत्कारों को उनके संदेशवाहकों में परमेश्वर की क्रिया के प्रमाणिक चिह्नों के रूप में अधिक प्रत्यक्ष रूप से देखा गया था।</w:t>
+      </w:r>
+    </w:p>
+    <w:p>
+      <w:pPr/>
+      <w:r>
+        <w:rPr>
+          <w:lang w:val="hi_IN" w:bidi="hi_IN"/>
+        </w:rPr>
+      </w:r>
+      <w:r>
+        <w:rPr>
+          <w:lang w:val="hi_IN" w:bidi="hi_IN"/>
+        </w:rPr>
+        <w:t>चिन्ह</w:t>
+      </w:r>
+      <w:r>
+        <w:rPr>
+          <w:lang w:val="hi_IN" w:bidi="hi_IN"/>
+        </w:rPr>
+        <w:t xml:space="preserve">; </w:t>
+      </w:r>
+      <w:r>
+        <w:rPr>
+          <w:lang w:val="hi_IN" w:bidi="hi_IN"/>
+        </w:rPr>
+        <w:t xml:space="preserve">आत्मिक वरदान </w:t>
+      </w:r>
+      <w:r>
+        <w:rPr>
+          <w:i/>
+          <w:lang w:val="hi_IN" w:bidi="hi_IN"/>
+        </w:rPr>
+        <w:t xml:space="preserve">भी देखें. </w:t>
+      </w:r>
+      <w:r>
+        <w:rPr>
+          <w:lang w:val="hi_IN" w:bidi="hi_IN"/>
+        </w:rPr>
+      </w:r>
+      <w:r>
+        <w:rPr>
+          <w:lang w:val="hi_IN" w:bidi="hi_IN"/>
+        </w:rPr>
+      </w:r>
+    </w:p>
+    <w:p>
+      <w:pPr/>
+      <w:r>
+        <w:rPr>
+          <w:lang w:val="hi_IN" w:bidi="hi_IN"/>
+        </w:rPr>
+      </w:r>
+    </w:p>
+    <w:p>
+      <w:pPr>
+        <w:pStyle w:val="Heading2"/>
+      </w:pPr>
+      <w:r>
+        <w:rPr>
+          <w:lang w:val="hi_IN" w:bidi="hi_IN"/>
+        </w:rPr>
+        <w:t>चरखा, चरखा चलाना</w:t>
+      </w:r>
+      <w:r>
+        <w:rPr>
+          <w:lang w:val="hi_IN" w:bidi="hi_IN"/>
+        </w:rPr>
+      </w:r>
+    </w:p>
+    <w:p>
+      <w:pPr/>
+      <w:r>
+        <w:rPr>
+          <w:lang w:val="hi_IN" w:bidi="hi_IN"/>
+        </w:rPr>
+      </w:r>
+      <w:r>
+        <w:rPr>
+          <w:lang w:val="hi_IN" w:bidi="hi_IN"/>
+        </w:rPr>
+        <w:t xml:space="preserve">इस्राएल के इतिहास के सभी कालखंडों में, महिलाएँ रेशों से सूत बनाती थी। हालांकि उनके साथ-साथ पेशेवर सूत कातने वालों का एक वर्ग भी उभरा। </w:t>
+      </w:r>
+      <w:hyperlink r:id="rId198">
+        <w:r>
+          <w:rPr>
+            <w:lang w:val="hi_IN" w:bidi="hi_IN"/>
+          </w:rPr>
+          <w:rPr>
+            <w:color w:val="0000EE"/>
+            <w:u w:val="single"/>
+          </w:rPr>
+          <w:t>निर्गमन 35:25–26</w:t>
+        </w:r>
+      </w:hyperlink>
+      <w:r>
+        <w:rPr>
+          <w:lang w:val="hi_IN" w:bidi="hi_IN"/>
+        </w:rPr>
+        <w:t xml:space="preserve"> में सूत कातने वाली महिलाओं का उल्लेख है। अपने अन्य गुणों के साथ, </w:t>
+      </w:r>
+      <w:hyperlink r:id="rId199">
+        <w:r>
+          <w:rPr>
+            <w:lang w:val="hi_IN" w:bidi="hi_IN"/>
+          </w:rPr>
+          <w:rPr>
+            <w:color w:val="0000EE"/>
+            <w:u w:val="single"/>
+          </w:rPr>
+          <w:t>नीतिवचन 31</w:t>
+        </w:r>
+      </w:hyperlink>
+      <w:r>
+        <w:rPr>
+          <w:lang w:val="hi_IN" w:bidi="hi_IN"/>
+        </w:rPr>
+        <w:t xml:space="preserve"> की अच्छी पत्नी सूत कातने में लगी हुई थी (</w:t>
+      </w:r>
+      <w:hyperlink r:id="rId200">
+        <w:r>
+          <w:rPr>
+            <w:lang w:val="hi_IN" w:bidi="hi_IN"/>
+          </w:rPr>
+          <w:rPr>
+            <w:color w:val="0000EE"/>
+            <w:u w:val="single"/>
+          </w:rPr>
+          <w:t>नीति 31:19</w:t>
+        </w:r>
+      </w:hyperlink>
+      <w:r>
+        <w:rPr>
+          <w:lang w:val="hi_IN" w:bidi="hi_IN"/>
+        </w:rPr>
+        <w:t>)। यीशु ने मैदान के उन सोसनों के बारे में बात की जिन्हें सूत कातने की ज़रूरत नहीं थी (</w:t>
+      </w:r>
+      <w:hyperlink r:id="rId201">
+        <w:r>
+          <w:rPr>
+            <w:lang w:val="hi_IN" w:bidi="hi_IN"/>
+          </w:rPr>
+          <w:rPr>
+            <w:color w:val="0000EE"/>
+            <w:u w:val="single"/>
+          </w:rPr>
+          <w:t>मत्ती 6:28</w:t>
+        </w:r>
+      </w:hyperlink>
+      <w:r>
+        <w:rPr>
+          <w:lang w:val="hi_IN" w:bidi="hi_IN"/>
+        </w:rPr>
+        <w:t xml:space="preserve">; </w:t>
+      </w:r>
+      <w:hyperlink r:id="rId202">
+        <w:r>
+          <w:rPr>
+            <w:lang w:val="hi_IN" w:bidi="hi_IN"/>
+          </w:rPr>
+          <w:rPr>
+            <w:color w:val="0000EE"/>
+            <w:u w:val="single"/>
+          </w:rPr>
+          <w:t>लूका 12:27</w:t>
+        </w:r>
+      </w:hyperlink>
+      <w:r>
+        <w:rPr>
+          <w:lang w:val="hi_IN" w:bidi="hi_IN"/>
+        </w:rPr>
+        <w:t>)।</w:t>
+      </w:r>
+      <w:r>
+        <w:rPr>
+          <w:lang w:val="hi_IN" w:bidi="hi_IN"/>
+        </w:rPr>
+      </w:r>
+      <w:r>
+        <w:rPr>
+          <w:lang w:val="hi_IN" w:bidi="hi_IN"/>
+        </w:rPr>
+      </w:r>
+    </w:p>
+    <w:p>
+      <w:pPr/>
+      <w:r>
+        <w:rPr>
+          <w:lang w:val="hi_IN" w:bidi="hi_IN"/>
+        </w:rPr>
+      </w:r>
+    </w:p>
+    <w:p>
+      <w:pPr>
+        <w:pStyle w:val="Heading2"/>
+      </w:pPr>
+      <w:r>
+        <w:rPr>
+          <w:lang w:val="hi_IN" w:bidi="hi_IN"/>
+        </w:rPr>
+        <w:t>चरनी</w:t>
+      </w:r>
+      <w:r>
+        <w:rPr>
+          <w:lang w:val="hi_IN" w:bidi="hi_IN"/>
+        </w:rPr>
+      </w:r>
+    </w:p>
+    <w:p>
+      <w:pPr>
+        <w:pStyle w:val="Heading2"/>
+      </w:pPr>
+      <w:r>
+        <w:rPr>
+          <w:lang w:val="hi_IN" w:bidi="hi_IN"/>
+        </w:rPr>
+        <w:t>चरनी</w:t>
+      </w:r>
+    </w:p>
+    <w:p>
+      <w:pPr/>
+      <w:r>
+        <w:rPr>
+          <w:lang w:val="hi_IN" w:bidi="hi_IN"/>
+        </w:rPr>
+      </w:r>
+      <w:r>
+        <w:rPr>
+          <w:lang w:val="hi_IN" w:bidi="hi_IN"/>
+        </w:rPr>
+        <w:t>चरनी एक नांद या बर्तन है जहाँ खेत के जानवरों के लिए भोजन रखा जाता है।</w:t>
+      </w:r>
+    </w:p>
+    <w:p>
+      <w:pPr>
+        <w:pStyle w:val="Heading3"/>
+      </w:pPr>
+      <w:r>
+        <w:rPr>
+          <w:lang w:val="hi_IN" w:bidi="hi_IN"/>
+        </w:rPr>
+        <w:t>बाइबल में "चरनी" का क्या महत्व है?</w:t>
+      </w:r>
+    </w:p>
+    <w:p>
+      <w:pPr/>
+      <w:r>
+        <w:rPr>
+          <w:lang w:val="hi_IN" w:bidi="hi_IN"/>
+        </w:rPr>
+      </w:r>
+      <w:r>
+        <w:rPr>
+          <w:lang w:val="hi_IN" w:bidi="hi_IN"/>
+        </w:rPr>
+        <w:t>नए नियम में "चरनी" के लिए यूनानी शब्द केवल चार बार आता है। इनमें से तीन बार यीशु के जन्म की कहानी में लूका के सुसमाचार में हैं और "चरनी" के अंग्रेजी रूप में अनुवादित हैं (</w:t>
+      </w:r>
+      <w:hyperlink r:id="rId203">
+        <w:r>
+          <w:rPr>
+            <w:lang w:val="hi_IN" w:bidi="hi_IN"/>
+          </w:rPr>
+          <w:rPr>
+            <w:color w:val="0000EE"/>
+            <w:u w:val="single"/>
+          </w:rPr>
+          <w:t>लूका 2:7, 12, 16</w:t>
+        </w:r>
+      </w:hyperlink>
+      <w:r>
+        <w:rPr>
+          <w:lang w:val="hi_IN" w:bidi="hi_IN"/>
+        </w:rPr>
+        <w:t>)। चौथी बार भी यह शब्द लूका के सुसमाचार में आता है (</w:t>
+      </w:r>
+      <w:hyperlink r:id="rId204">
+        <w:r>
+          <w:rPr>
+            <w:lang w:val="hi_IN" w:bidi="hi_IN"/>
+          </w:rPr>
+          <w:rPr>
+            <w:color w:val="0000EE"/>
+            <w:u w:val="single"/>
+          </w:rPr>
+          <w:t>13:15</w:t>
+        </w:r>
+      </w:hyperlink>
+      <w:r>
+        <w:rPr>
+          <w:lang w:val="hi_IN" w:bidi="hi_IN"/>
+        </w:rPr>
+        <w:t>)। इस पद में, कुछ बाइबल अनुवाद "चरनी" शब्द का उपयोग करते हैं जबकि अन्य "</w:t>
+      </w:r>
+      <w:r>
+        <w:rPr>
+          <w:lang w:val="hi_IN" w:bidi="hi_IN"/>
+        </w:rPr>
+        <w:t>थान</w:t>
+      </w:r>
+      <w:r>
+        <w:rPr>
+          <w:lang w:val="hi_IN" w:bidi="hi_IN"/>
+        </w:rPr>
+        <w:t>" शब्द का उपयोग करते हैं।</w:t>
+      </w:r>
+    </w:p>
+    <w:p>
+      <w:pPr/>
+      <w:r>
+        <w:rPr>
+          <w:lang w:val="hi_IN" w:bidi="hi_IN"/>
+        </w:rPr>
+      </w:r>
+      <w:r>
+        <w:rPr>
+          <w:lang w:val="hi_IN" w:bidi="hi_IN"/>
+        </w:rPr>
+        <w:t xml:space="preserve">पुराने नियम में, कई इब्रानी शब्दों का प्रयोग उन स्थानों का वर्णन करने के लिए किया गया है जहाँ जानवर खाते और रहते हैं। हम </w:t>
+      </w:r>
+      <w:hyperlink r:id="rId205">
+        <w:r>
+          <w:rPr>
+            <w:lang w:val="hi_IN" w:bidi="hi_IN"/>
+          </w:rPr>
+          <w:rPr>
+            <w:color w:val="0000EE"/>
+            <w:u w:val="single"/>
+          </w:rPr>
+          <w:t>अय्यूब 39:9</w:t>
         </w:r>
       </w:hyperlink>
       <w:r>
@@ -4402,1843 +6801,7 @@
         </w:rPr>
         <w:t xml:space="preserve">, </w:t>
       </w:r>
-      <w:hyperlink r:id="rId117">
-        <w:r>
-          <w:rPr>
-            <w:lang w:val="hi_IN" w:bidi="hi_IN"/>
-          </w:rPr>
-          <w:rPr>
-            <w:color w:val="0000EE"/>
-            <w:u w:val="single"/>
-          </w:rPr>
-          <w:t>यशा 61:1–2</w:t>
-        </w:r>
-      </w:hyperlink>
-      <w:r>
-        <w:rPr>
-          <w:lang w:val="hi_IN" w:bidi="hi_IN"/>
-        </w:rPr>
-        <w:t xml:space="preserve"> से)।</w:t>
-      </w:r>
-    </w:p>
-    <w:p>
-      <w:pPr/>
-      <w:r>
-        <w:rPr>
-          <w:lang w:val="hi_IN" w:bidi="hi_IN"/>
-        </w:rPr>
-      </w:r>
-      <w:r>
-        <w:rPr>
-          <w:lang w:val="hi_IN" w:bidi="hi_IN"/>
-        </w:rPr>
-        <w:t>फिर भी ये चमत्कार परमेश्वर के कार्य के स्वचालित संकेत नहीं हैं; उन्हें विश्वास द्वारा व्याख्या की जानी चाहिए। यीशु अपने समय में अन्य चमत्कारों की उपस्थिति से भली-भांति परिचित थे (</w:t>
-      </w:r>
-      <w:hyperlink r:id="rId118">
-        <w:r>
-          <w:rPr>
-            <w:lang w:val="hi_IN" w:bidi="hi_IN"/>
-          </w:rPr>
-          <w:rPr>
-            <w:color w:val="0000EE"/>
-            <w:u w:val="single"/>
-          </w:rPr>
-          <w:t>मत्ती 12:27</w:t>
-        </w:r>
-      </w:hyperlink>
-      <w:r>
-        <w:rPr>
-          <w:lang w:val="hi_IN" w:bidi="hi_IN"/>
-        </w:rPr>
-        <w:t>) और इसलिए उन्होंने चंगाई वाले चमत्कारों में विश्वास की उपस्थिति पर जोर दिया (</w:t>
-      </w:r>
-      <w:hyperlink r:id="rId119">
-        <w:r>
-          <w:rPr>
-            <w:lang w:val="hi_IN" w:bidi="hi_IN"/>
-          </w:rPr>
-          <w:rPr>
-            <w:color w:val="0000EE"/>
-            <w:u w:val="single"/>
-          </w:rPr>
-          <w:t>मर 5:32</w:t>
-        </w:r>
-      </w:hyperlink>
-      <w:r>
-        <w:rPr>
-          <w:lang w:val="hi_IN" w:bidi="hi_IN"/>
-        </w:rPr>
-        <w:t xml:space="preserve">; </w:t>
-      </w:r>
-      <w:hyperlink r:id="rId120">
-        <w:r>
-          <w:rPr>
-            <w:lang w:val="hi_IN" w:bidi="hi_IN"/>
-          </w:rPr>
-          <w:rPr>
-            <w:color w:val="0000EE"/>
-            <w:u w:val="single"/>
-          </w:rPr>
-          <w:t>10:52</w:t>
-        </w:r>
-      </w:hyperlink>
-      <w:r>
-        <w:rPr>
-          <w:lang w:val="hi_IN" w:bidi="hi_IN"/>
-        </w:rPr>
-        <w:t>)। इस विश्वास को घटना में परमेश्वर की उपस्थिति और स्वयं यीशु में निर्देशित किया जाना चाहिए। विश्वास की आवश्यकता यीशु के अपने समकालीनों को "चिह्न" (</w:t>
-      </w:r>
-      <w:hyperlink r:id="rId121">
-        <w:r>
-          <w:rPr>
-            <w:lang w:val="hi_IN" w:bidi="hi_IN"/>
-          </w:rPr>
-          <w:rPr>
-            <w:color w:val="0000EE"/>
-            <w:u w:val="single"/>
-          </w:rPr>
-          <w:t>मर 8:11–12</w:t>
-        </w:r>
-      </w:hyperlink>
-      <w:r>
-        <w:rPr>
-          <w:lang w:val="hi_IN" w:bidi="hi_IN"/>
-        </w:rPr>
-        <w:t>) प्रदान करने से इनकार करने को समझने में भी मदद करती है; चमत्कार कभी भी परमेश्वर की उपस्थिति को "साबित" नहीं कर सकते थे। विश्वास और चमत्कारों के बीच सम्बन्ध को बेहतर ढंग से समझने के लिए, यह सबसे अच्छा है कि प्रत्येक सुसमाचार लेखक द्वारा चमत्कारों के धर्मवैज्ञानिक उपयोग का व्यक्तिगत चित्रण ध्यानपूर्वक देखा जाए।</w:t>
-      </w:r>
-    </w:p>
-    <w:p>
-      <w:pPr>
-        <w:pStyle w:val="Heading4"/>
-      </w:pPr>
-      <w:r>
-        <w:rPr>
-          <w:lang w:val="hi_IN" w:bidi="hi_IN"/>
-        </w:rPr>
-        <w:t>मरकुस में चमत्कार</w:t>
-      </w:r>
-    </w:p>
-    <w:p>
-      <w:pPr/>
-      <w:r>
-        <w:rPr>
-          <w:lang w:val="hi_IN" w:bidi="hi_IN"/>
-        </w:rPr>
-      </w:r>
-      <w:r>
-        <w:rPr>
-          <w:lang w:val="hi_IN" w:bidi="hi_IN"/>
-        </w:rPr>
-        <w:t>मरकुस, जो चार सुसमाचारों में से सबसे पहले लिखा गया था, जिसे अक्सर "कार्यात्मक सुसमाचार" कहा जाता है क्योंकि इसमें यीशु की शिक्षाओं के बजाय उनके कार्यों पर ज़ोर दिया गया है। यह यीशु के चमत्कारों के बारे में भी सच है, क्योंकि मरकुस में अन्य किसी की सुसमाचार के तुलना में अनुपातिक रूप से अधिक चमत्कार हैं। मरकुस में पाँच समूह या पाँच प्रकार के चमत्कार हैं। पहला समूह दुष्टात्माओं पर यीशु के अधिकार पर केंद्रित है (</w:t>
-      </w:r>
-      <w:hyperlink r:id="rId122">
-        <w:r>
-          <w:rPr>
-            <w:lang w:val="hi_IN" w:bidi="hi_IN"/>
-          </w:rPr>
-          <w:rPr>
-            <w:color w:val="0000EE"/>
-            <w:u w:val="single"/>
-          </w:rPr>
-          <w:t>मर 1:21–39</w:t>
-        </w:r>
-      </w:hyperlink>
-      <w:r>
-        <w:rPr>
-          <w:lang w:val="hi_IN" w:bidi="hi_IN"/>
-        </w:rPr>
-        <w:t>)। दूसरा समूह यीशु के व्यवस्था पर अधिकार और उनके विरोधियों के साथ संघर्ष से संबंधित है (</w:t>
-      </w:r>
-      <w:hyperlink r:id="rId123">
-        <w:r>
-          <w:rPr>
-            <w:lang w:val="hi_IN" w:bidi="hi_IN"/>
-          </w:rPr>
-          <w:rPr>
-            <w:color w:val="0000EE"/>
-            <w:u w:val="single"/>
-          </w:rPr>
-          <w:t>1:40–3:6</w:t>
-        </w:r>
-      </w:hyperlink>
-      <w:r>
-        <w:rPr>
-          <w:lang w:val="hi_IN" w:bidi="hi_IN"/>
-        </w:rPr>
-        <w:t>)। इनसे प्रसिद्धि मिलती है, लेकिन परमेश्वर के पुत्र के रूप में अपनी असली पहचान को प्रकट करने से इनकार करने का कारण बनता है। तीसरे समूह (</w:t>
-      </w:r>
-      <w:hyperlink r:id="rId124">
-        <w:r>
-          <w:rPr>
-            <w:lang w:val="hi_IN" w:bidi="hi_IN"/>
-          </w:rPr>
-          <w:rPr>
-            <w:color w:val="0000EE"/>
-            <w:u w:val="single"/>
-          </w:rPr>
-          <w:t>3:7–30</w:t>
-        </w:r>
-      </w:hyperlink>
-      <w:r>
-        <w:rPr>
-          <w:lang w:val="hi_IN" w:bidi="hi_IN"/>
-        </w:rPr>
-        <w:t xml:space="preserve">) में दुष्टात्मा निकालने और </w:t>
-      </w:r>
-      <w:r>
-        <w:rPr>
-          <w:lang w:val="hi_IN" w:bidi="hi_IN"/>
-        </w:rPr>
-        <w:t>बालजबूब</w:t>
-      </w:r>
-      <w:r>
-        <w:rPr>
-          <w:lang w:val="hi_IN" w:bidi="hi_IN"/>
-        </w:rPr>
-        <w:t xml:space="preserve"> विवाद शामिल हैं, जो शैतान पर उसकी शक्ति पर केंद्रित है। चौथा समूह (</w:t>
-      </w:r>
-      <w:hyperlink r:id="rId125">
-        <w:r>
-          <w:rPr>
-            <w:lang w:val="hi_IN" w:bidi="hi_IN"/>
-          </w:rPr>
-          <w:rPr>
-            <w:color w:val="0000EE"/>
-            <w:u w:val="single"/>
-          </w:rPr>
-          <w:t>4:35–6:43</w:t>
-        </w:r>
-      </w:hyperlink>
-      <w:r>
-        <w:rPr>
-          <w:lang w:val="hi_IN" w:bidi="hi_IN"/>
-        </w:rPr>
-        <w:t xml:space="preserve">) विशेष रूप से शक्तिशाली चमत्कारों (तूफान को शांत करना, </w:t>
-      </w:r>
-      <w:r>
-        <w:rPr>
-          <w:lang w:val="hi_IN" w:bidi="hi_IN"/>
-        </w:rPr>
-        <w:t>गिरासेनियों</w:t>
-      </w:r>
-      <w:r>
-        <w:rPr>
-          <w:lang w:val="hi_IN" w:bidi="hi_IN"/>
-        </w:rPr>
-        <w:t xml:space="preserve"> में दुष्टात्मा को दूर भगाना, याईर की बेटी को जीवित करना) को शामिल करता है और संभवतः शिष्यों पर केंद्रित है, क्योंकि यीशु इस प्रकार उन्हें राज्य का अर्थ प्रकट करते हैं और उनकी अपनी आत्मिक नीरसता को दूर करने का प्रयास करते हैं। पाँचवां और अंतिम समूह (</w:t>
-      </w:r>
-      <w:hyperlink r:id="rId126">
-        <w:r>
-          <w:rPr>
-            <w:lang w:val="hi_IN" w:bidi="hi_IN"/>
-          </w:rPr>
-          <w:rPr>
-            <w:color w:val="0000EE"/>
-            <w:u w:val="single"/>
-          </w:rPr>
-          <w:t>6:30–8:26</w:t>
-        </w:r>
-      </w:hyperlink>
-      <w:r>
-        <w:rPr>
-          <w:lang w:val="hi_IN" w:bidi="hi_IN"/>
-        </w:rPr>
-        <w:t>) शिष्यों की गलतफहमी के विषय को जारी रखता है और रोटी, अंधापन, और परमेश्वर के न्याय के संदेश के साथ दुखभोग के लिए मार्ग तैयार करता है।</w:t>
-      </w:r>
-    </w:p>
-    <w:p>
-      <w:pPr/>
-      <w:r>
-        <w:rPr>
-          <w:lang w:val="hi_IN" w:bidi="hi_IN"/>
-        </w:rPr>
-      </w:r>
-      <w:r>
-        <w:rPr>
-          <w:lang w:val="hi_IN" w:bidi="hi_IN"/>
-        </w:rPr>
-        <w:t>मरकुस में चमत्कार संघर्ष पर केंद्रित हैं, पहले यीशु के विरोधियों के साथ और फिर उनके अपने शिष्यों के साथ। जबकि चमत्कार परमेश्वर के राज्य के अग्रदूत हैं, उनका उद्देश्य यीशु के वास्तविक महत्व के साथ मुठभेड़ को मजबूर करना है। वे यीशु को यूनानी आश्चर्य कार्यकर्ता के रूप में नहीं दिखाते; वास्तव में, वे केवल आश्चर्य और फिर उन लोगों में अविश्वास की ओर ले जाते हैं जिनमें विश्वास नहीं है। यीशु का व्यक्तित्व छिपा हुआ है और केवल क्रूस के प्रकाश में ही समझा जा सकता है। चमत्कार प्रमाण नहीं बल्कि शक्तियाँ हैं; परमेश्वर उनके माध्यम से खुद को प्रमाणित नहीं करते बल्कि खुद को उन लोगों को दिखाते हैं जिनके पास देखने की आँखें होती हैं।</w:t>
-      </w:r>
-    </w:p>
-    <w:p>
-      <w:pPr/>
-      <w:r>
-        <w:rPr>
-          <w:lang w:val="hi_IN" w:bidi="hi_IN"/>
-        </w:rPr>
-      </w:r>
-    </w:p>
-    <w:p>
-      <w:pPr>
-        <w:pStyle w:val="Heading4"/>
-      </w:pPr>
-      <w:r>
-        <w:rPr>
-          <w:lang w:val="hi_IN" w:bidi="hi_IN"/>
-        </w:rPr>
-        <w:t>मत्ती में चमत्कार</w:t>
-      </w:r>
-    </w:p>
-    <w:p>
-      <w:pPr/>
-      <w:r>
-        <w:rPr>
-          <w:lang w:val="hi_IN" w:bidi="hi_IN"/>
-        </w:rPr>
-      </w:r>
-      <w:r>
-        <w:rPr>
-          <w:lang w:val="hi_IN" w:bidi="hi_IN"/>
-        </w:rPr>
-        <w:t xml:space="preserve">मत्ती का सुसमाचार शिक्षा देने वाला है, जहाँ संवाद को क्रिया पर प्राथमिकता दी जाती है। मत्ती ने शिक्षण सामग्री के लिए जगह बनाने के लिए मरकुस के वर्णन को संक्षिप्त किया। इसलिए, उनका जोर विश्वास के परिणामों के बजाय उनके धर्मवैज्ञानिक निहितार्थों पर है। मत्ती के चमत्कारों के समूह शिक्षण पद्यांशों के अनुरूप हैं, जो उसकी सामान्य विधि के अनुसार विवरणात्मक अंशों को जोड़ने और उन्हें शिक्षण भागों के चारों ओर व्यवस्थित करने की पद्धति के अनुसार है। पहला समूह (अध्याय </w:t>
-      </w:r>
-      <w:hyperlink r:id="rId127">
-        <w:r>
-          <w:rPr>
-            <w:lang w:val="hi_IN" w:bidi="hi_IN"/>
-          </w:rPr>
-          <w:rPr>
-            <w:color w:val="0000EE"/>
-            <w:u w:val="single"/>
-          </w:rPr>
-          <w:t>8–9</w:t>
-        </w:r>
-      </w:hyperlink>
-      <w:r>
-        <w:rPr>
-          <w:lang w:val="hi_IN" w:bidi="hi_IN"/>
-        </w:rPr>
-        <w:t xml:space="preserve">) मरकुस के पहले, दूसरे और चौथे समूहों से चमत्कारों को जोड़ता है और यहोवा के सेवक के रूप में यीशु के महत्व पर ज़ोर देता है जो संप्रभु शक्ति का प्रयोग करता है और पापों को क्षमा करता है। द्वितीय विषय शिष्यत्व सिखाता है और शिष्यों के जागृत विश्वास और यीशु की सेवकाई में उनकी भागीदारी को दर्शाता है। दूसरा समूह (अध्याय </w:t>
-      </w:r>
-      <w:hyperlink r:id="rId128">
-        <w:r>
-          <w:rPr>
-            <w:lang w:val="hi_IN" w:bidi="hi_IN"/>
-          </w:rPr>
-          <w:rPr>
-            <w:color w:val="0000EE"/>
-            <w:u w:val="single"/>
-          </w:rPr>
-          <w:t>12</w:t>
-        </w:r>
-      </w:hyperlink>
-      <w:r>
-        <w:rPr>
-          <w:lang w:val="hi_IN" w:bidi="hi_IN"/>
-        </w:rPr>
-        <w:t xml:space="preserve">) व्यवस्था (सूखे हाथ वाला आदमी) और शैतान (बालजबूब विवाद) पर उसके अधिकार पर केंद्रित है। तीसरा समूह (अध्याय </w:t>
-      </w:r>
-      <w:hyperlink r:id="rId129">
-        <w:r>
-          <w:rPr>
-            <w:lang w:val="hi_IN" w:bidi="hi_IN"/>
-          </w:rPr>
-          <w:rPr>
-            <w:color w:val="0000EE"/>
-            <w:u w:val="single"/>
-          </w:rPr>
-          <w:t>14–15</w:t>
-        </w:r>
-      </w:hyperlink>
-      <w:r>
-        <w:rPr>
-          <w:lang w:val="hi_IN" w:bidi="hi_IN"/>
-        </w:rPr>
-        <w:t>) मरकुस के पांचवें समूह के समानांतर है लेकिन इसका उद्देश्य अलग है। टकराव को भड़काने के बजाय, शिष्य सकारात्मक रूप में देखे जाते हैं, गुरु के कार्य में सक्रिय रूप से शामिल होते हैं। इसलिए शिष्य वह माध्यम बन जाते हैं जिसके द्वारा यीशु की सेवकाई जारी रहती है। इसलिए, शिष्य उसकी चमत्कारी सेवकाई में "शिक्षार्थी" (जिसका अर्थ "शिष्य" है) के रूप में शामिल होते हैं।</w:t>
-      </w:r>
-    </w:p>
-    <w:p>
-      <w:pPr>
-        <w:pStyle w:val="Heading4"/>
-      </w:pPr>
-      <w:r>
-        <w:rPr>
-          <w:lang w:val="hi_IN" w:bidi="hi_IN"/>
-        </w:rPr>
-        <w:t>लूका में चमत्कार</w:t>
-      </w:r>
-    </w:p>
-    <w:p>
-      <w:pPr/>
-      <w:r>
-        <w:rPr>
-          <w:lang w:val="hi_IN" w:bidi="hi_IN"/>
-        </w:rPr>
-      </w:r>
-      <w:r>
-        <w:rPr>
-          <w:lang w:val="hi_IN" w:bidi="hi_IN"/>
-        </w:rPr>
-        <w:t xml:space="preserve">लूका-प्रेरितों के कार्य उल्लेखनीय और अत्यंत महत्वपूर्ण हैं क्योंकि यह बिना किसी विवाद के प्रारंभिक कलिसिया की इस धारणा को स्थापित करता है कि यह यीशु के साथ पूर्ण निरंतरता में था और संसार में परमेश्वर का कार्य जारी रख रहा था। लूका का मुख्य ज़ोर उद्धार के इतिहास पर है, और इसलिए इस प्रत्यक्ष संबंध को दिखाने के लिए उनकी प्रमुख शैलीगत तरीकों में से एक चमत्कारी कार्य हैं। विशेष रूप से यहां </w:t>
-      </w:r>
-      <w:hyperlink r:id="rId130">
-        <w:r>
-          <w:rPr>
-            <w:lang w:val="hi_IN" w:bidi="hi_IN"/>
-          </w:rPr>
-          <w:rPr>
-            <w:color w:val="0000EE"/>
-            <w:u w:val="single"/>
-          </w:rPr>
-          <w:t>प्रेरि 9:32–42</w:t>
-        </w:r>
-      </w:hyperlink>
-      <w:r>
-        <w:rPr>
-          <w:lang w:val="hi_IN" w:bidi="hi_IN"/>
-        </w:rPr>
-        <w:t xml:space="preserve"> में, जहां दो चमत्कारिक चंगाइयों में पतरस ने प्रभु के चमत्कारों को दोहराया (लकवाग्रस्त </w:t>
-      </w:r>
-      <w:r>
-        <w:rPr>
-          <w:lang w:val="hi_IN" w:bidi="hi_IN"/>
-        </w:rPr>
-        <w:t>ऐनियास</w:t>
-      </w:r>
-      <w:r>
-        <w:rPr>
-          <w:lang w:val="hi_IN" w:bidi="hi_IN"/>
-        </w:rPr>
-        <w:t xml:space="preserve">, </w:t>
-      </w:r>
-      <w:hyperlink r:id="rId131">
-        <w:r>
-          <w:rPr>
-            <w:lang w:val="hi_IN" w:bidi="hi_IN"/>
-          </w:rPr>
-          <w:rPr>
-            <w:color w:val="0000EE"/>
-            <w:u w:val="single"/>
-          </w:rPr>
-          <w:t>लूका 5:18–26</w:t>
-        </w:r>
-      </w:hyperlink>
-      <w:r>
-        <w:rPr>
-          <w:lang w:val="hi_IN" w:bidi="hi_IN"/>
-        </w:rPr>
-        <w:t xml:space="preserve">; </w:t>
-      </w:r>
-      <w:r>
-        <w:rPr>
-          <w:lang w:val="hi_IN" w:bidi="hi_IN"/>
-        </w:rPr>
-        <w:t>दोरकास</w:t>
-      </w:r>
-      <w:r>
-        <w:rPr>
-          <w:lang w:val="hi_IN" w:bidi="hi_IN"/>
-        </w:rPr>
-        <w:t xml:space="preserve"> को जीवित करना, </w:t>
-      </w:r>
-      <w:hyperlink r:id="rId132">
-        <w:r>
-          <w:rPr>
-            <w:lang w:val="hi_IN" w:bidi="hi_IN"/>
-          </w:rPr>
-          <w:rPr>
-            <w:color w:val="0000EE"/>
-            <w:u w:val="single"/>
-          </w:rPr>
-          <w:t>लूका 8:49–56</w:t>
-        </w:r>
-      </w:hyperlink>
-      <w:r>
-        <w:rPr>
-          <w:lang w:val="hi_IN" w:bidi="hi_IN"/>
-        </w:rPr>
-        <w:t>)।</w:t>
-      </w:r>
-    </w:p>
-    <w:p>
-      <w:pPr/>
-      <w:r>
-        <w:rPr>
-          <w:lang w:val="hi_IN" w:bidi="hi_IN"/>
-        </w:rPr>
-      </w:r>
-      <w:r>
-        <w:rPr>
-          <w:lang w:val="hi_IN" w:bidi="hi_IN"/>
-        </w:rPr>
-        <w:t>इस दृष्टिकोण से भी लूका ने मरकुस की शिक्षा से अधिक कर्म में रुचि की ओर ध्यान केंद्रित किया। हालाँकि, लूका मरकुस से भी आगे बढ़ता है, क्योंकि चमत्कार यीशु को और अधिक प्रत्यक्ष रूप से प्रमाणित करते हैं। पहला समूह उद्घाटन भाषण का अनुसरण करता है (</w:t>
-      </w:r>
-      <w:hyperlink r:id="rId133">
-        <w:r>
-          <w:rPr>
-            <w:lang w:val="hi_IN" w:bidi="hi_IN"/>
-          </w:rPr>
-          <w:rPr>
-            <w:color w:val="0000EE"/>
-            <w:u w:val="single"/>
-          </w:rPr>
-          <w:t>4:18–22</w:t>
-        </w:r>
-      </w:hyperlink>
-      <w:r>
-        <w:rPr>
-          <w:lang w:val="hi_IN" w:bidi="hi_IN"/>
-        </w:rPr>
-        <w:t xml:space="preserve">), जो स्वयं यीशु की व्यक्तित्व को प्रमाणित करने वाले चमत्कारी कार्यों को प्रस्तुत करता है। वे यीशु की शक्ति और अधिकार (पद </w:t>
-      </w:r>
-      <w:hyperlink r:id="rId134">
-        <w:r>
-          <w:rPr>
-            <w:lang w:val="hi_IN" w:bidi="hi_IN"/>
-          </w:rPr>
-          <w:rPr>
-            <w:color w:val="0000EE"/>
-            <w:u w:val="single"/>
-          </w:rPr>
-          <w:t>31–41</w:t>
-        </w:r>
-      </w:hyperlink>
-      <w:r>
-        <w:rPr>
-          <w:lang w:val="hi_IN" w:bidi="hi_IN"/>
-        </w:rPr>
-        <w:t>) पर केंद्रित हैं और यीशु में परमेश्वर की शक्ति (</w:t>
-      </w:r>
-      <w:hyperlink r:id="rId135">
-        <w:r>
-          <w:rPr>
-            <w:lang w:val="hi_IN" w:bidi="hi_IN"/>
-          </w:rPr>
-          <w:rPr>
-            <w:color w:val="0000EE"/>
-            <w:u w:val="single"/>
-          </w:rPr>
-          <w:t>5:17</w:t>
-        </w:r>
-      </w:hyperlink>
-      <w:r>
-        <w:rPr>
-          <w:lang w:val="hi_IN" w:bidi="hi_IN"/>
-        </w:rPr>
-        <w:t xml:space="preserve">; </w:t>
-      </w:r>
-      <w:hyperlink r:id="rId136">
-        <w:r>
-          <w:rPr>
-            <w:lang w:val="hi_IN" w:bidi="hi_IN"/>
-          </w:rPr>
-          <w:rPr>
-            <w:color w:val="0000EE"/>
-            <w:u w:val="single"/>
-          </w:rPr>
-          <w:t>8:39</w:t>
-        </w:r>
-      </w:hyperlink>
-      <w:r>
-        <w:rPr>
-          <w:lang w:val="hi_IN" w:bidi="hi_IN"/>
-        </w:rPr>
-        <w:t xml:space="preserve">) के साथ-साथ यीशु में विश्वास (जिसे "स्तुति" भाव में देखा जाता है, </w:t>
-      </w:r>
-      <w:hyperlink r:id="rId137">
-        <w:r>
-          <w:rPr>
-            <w:lang w:val="hi_IN" w:bidi="hi_IN"/>
-          </w:rPr>
-          <w:rPr>
-            <w:color w:val="0000EE"/>
-            <w:u w:val="single"/>
-          </w:rPr>
-          <w:t>5:25</w:t>
-        </w:r>
-      </w:hyperlink>
-      <w:r>
-        <w:rPr>
-          <w:lang w:val="hi_IN" w:bidi="hi_IN"/>
-        </w:rPr>
-        <w:t xml:space="preserve">; </w:t>
-      </w:r>
-      <w:hyperlink r:id="rId138">
-        <w:r>
-          <w:rPr>
-            <w:lang w:val="hi_IN" w:bidi="hi_IN"/>
-          </w:rPr>
-          <w:rPr>
-            <w:color w:val="0000EE"/>
-            <w:u w:val="single"/>
-          </w:rPr>
-          <w:t>7:16</w:t>
-        </w:r>
-      </w:hyperlink>
-      <w:r>
-        <w:rPr>
-          <w:lang w:val="hi_IN" w:bidi="hi_IN"/>
-        </w:rPr>
-        <w:t xml:space="preserve">; आदि, परन्तु विशेष रूप से </w:t>
-      </w:r>
-      <w:hyperlink r:id="rId139">
-        <w:r>
-          <w:rPr>
-            <w:lang w:val="hi_IN" w:bidi="hi_IN"/>
-          </w:rPr>
-          <w:rPr>
-            <w:color w:val="0000EE"/>
-            <w:u w:val="single"/>
-          </w:rPr>
-          <w:t>प्रेरि 9:35</w:t>
-        </w:r>
-      </w:hyperlink>
-      <w:r>
-        <w:rPr>
-          <w:lang w:val="hi_IN" w:bidi="hi_IN"/>
-        </w:rPr>
-        <w:t xml:space="preserve">; </w:t>
-      </w:r>
-      <w:hyperlink r:id="rId140">
-        <w:r>
-          <w:rPr>
-            <w:lang w:val="hi_IN" w:bidi="hi_IN"/>
-          </w:rPr>
-          <w:rPr>
-            <w:color w:val="0000EE"/>
-            <w:u w:val="single"/>
-          </w:rPr>
-          <w:t>13:12</w:t>
-        </w:r>
-      </w:hyperlink>
-      <w:r>
-        <w:rPr>
-          <w:lang w:val="hi_IN" w:bidi="hi_IN"/>
-        </w:rPr>
-        <w:t xml:space="preserve">; </w:t>
-      </w:r>
-      <w:hyperlink r:id="rId141">
-        <w:r>
-          <w:rPr>
-            <w:lang w:val="hi_IN" w:bidi="hi_IN"/>
-          </w:rPr>
-          <w:rPr>
-            <w:color w:val="0000EE"/>
-            <w:u w:val="single"/>
-          </w:rPr>
-          <w:t>19:17</w:t>
-        </w:r>
-      </w:hyperlink>
-      <w:r>
-        <w:rPr>
-          <w:lang w:val="hi_IN" w:bidi="hi_IN"/>
-        </w:rPr>
-        <w:t xml:space="preserve"> में) को मान्य करते हैं। चमत्कारों पर "भय" की उपस्थिति परमेश्वर की शक्ति को देखने के लिए मानवीय प्रतिक्रिया है (</w:t>
-      </w:r>
-      <w:hyperlink r:id="rId142">
-        <w:r>
-          <w:rPr>
-            <w:lang w:val="hi_IN" w:bidi="hi_IN"/>
-          </w:rPr>
-          <w:rPr>
-            <w:color w:val="0000EE"/>
-            <w:u w:val="single"/>
-          </w:rPr>
-          <w:t>लूका 5:26</w:t>
-        </w:r>
-      </w:hyperlink>
-      <w:r>
-        <w:rPr>
-          <w:lang w:val="hi_IN" w:bidi="hi_IN"/>
-        </w:rPr>
-        <w:t xml:space="preserve">; </w:t>
-      </w:r>
-      <w:hyperlink r:id="rId138">
-        <w:r>
-          <w:rPr>
-            <w:lang w:val="hi_IN" w:bidi="hi_IN"/>
-          </w:rPr>
-          <w:rPr>
-            <w:color w:val="0000EE"/>
-            <w:u w:val="single"/>
-          </w:rPr>
-          <w:t>7:16</w:t>
-        </w:r>
-      </w:hyperlink>
-      <w:r>
-        <w:rPr>
-          <w:lang w:val="hi_IN" w:bidi="hi_IN"/>
-        </w:rPr>
-        <w:t xml:space="preserve">; </w:t>
-      </w:r>
-      <w:hyperlink r:id="rId143">
-        <w:r>
-          <w:rPr>
-            <w:lang w:val="hi_IN" w:bidi="hi_IN"/>
-          </w:rPr>
-          <w:rPr>
-            <w:color w:val="0000EE"/>
-            <w:u w:val="single"/>
-          </w:rPr>
-          <w:t>8:35–37</w:t>
-        </w:r>
-      </w:hyperlink>
-      <w:r>
-        <w:rPr>
-          <w:lang w:val="hi_IN" w:bidi="hi_IN"/>
-        </w:rPr>
-        <w:t xml:space="preserve">; </w:t>
-      </w:r>
-      <w:hyperlink r:id="rId144">
-        <w:r>
-          <w:rPr>
-            <w:lang w:val="hi_IN" w:bidi="hi_IN"/>
-          </w:rPr>
-          <w:rPr>
-            <w:color w:val="0000EE"/>
-            <w:u w:val="single"/>
-          </w:rPr>
-          <w:t>24:5</w:t>
-        </w:r>
-      </w:hyperlink>
-      <w:r>
-        <w:rPr>
-          <w:lang w:val="hi_IN" w:bidi="hi_IN"/>
-        </w:rPr>
-        <w:t>)। शिष्यों को बुलाना चमत्कारों की उपस्थिति में होता है (</w:t>
-      </w:r>
-      <w:hyperlink r:id="rId145">
-        <w:r>
-          <w:rPr>
-            <w:lang w:val="hi_IN" w:bidi="hi_IN"/>
-          </w:rPr>
-          <w:rPr>
-            <w:color w:val="0000EE"/>
-            <w:u w:val="single"/>
-          </w:rPr>
-          <w:t>5:1–11</w:t>
-        </w:r>
-      </w:hyperlink>
-      <w:r>
-        <w:rPr>
-          <w:lang w:val="hi_IN" w:bidi="hi_IN"/>
-        </w:rPr>
-        <w:t xml:space="preserve">, मछलियों के चमत्कारी पकड़ में; पद </w:t>
-      </w:r>
-      <w:hyperlink r:id="rId146">
-        <w:r>
-          <w:rPr>
-            <w:lang w:val="hi_IN" w:bidi="hi_IN"/>
-          </w:rPr>
-          <w:rPr>
-            <w:color w:val="0000EE"/>
-            <w:u w:val="single"/>
-          </w:rPr>
-          <w:t>27–28</w:t>
-        </w:r>
-      </w:hyperlink>
-      <w:r>
-        <w:rPr>
-          <w:lang w:val="hi_IN" w:bidi="hi_IN"/>
-        </w:rPr>
-        <w:t>, बिस्तर पर पड़े लकवाग्रस्त व्यक्ति के चंगे होने के बाद)।</w:t>
-      </w:r>
-    </w:p>
-    <w:p>
-      <w:pPr/>
-      <w:r>
-        <w:rPr>
-          <w:lang w:val="hi_IN" w:bidi="hi_IN"/>
-        </w:rPr>
-      </w:r>
-      <w:r>
-        <w:rPr>
-          <w:lang w:val="hi_IN" w:bidi="hi_IN"/>
-        </w:rPr>
-        <w:t>इसलिए, लूका चमत्कारों को उद्धारात्मक महत्व के रूप में देखता है। हालाँकि, यह मरकुस की तस्वीर के विपरीत नहीं है। लूका अभी भी यीशु को केवल आश्चर्यकर्म करने वाले के रूप में चित्रित करने से बचता है; यीशु अभी भी लोगों की बाहरी चिन्ह के लिए जिज्ञासा को संतुष्ट करने से इनकार करते हैं (</w:t>
-      </w:r>
-      <w:hyperlink r:id="rId147">
-        <w:r>
-          <w:rPr>
-            <w:lang w:val="hi_IN" w:bidi="hi_IN"/>
-          </w:rPr>
-          <w:rPr>
-            <w:color w:val="0000EE"/>
-            <w:u w:val="single"/>
-          </w:rPr>
-          <w:t>लूका 11:29–32</w:t>
-        </w:r>
-      </w:hyperlink>
-      <w:r>
-        <w:rPr>
-          <w:lang w:val="hi_IN" w:bidi="hi_IN"/>
-        </w:rPr>
-        <w:t xml:space="preserve">; तुलना करें </w:t>
-      </w:r>
-      <w:hyperlink r:id="rId148">
-        <w:r>
-          <w:rPr>
-            <w:lang w:val="hi_IN" w:bidi="hi_IN"/>
-          </w:rPr>
-          <w:rPr>
-            <w:color w:val="0000EE"/>
-            <w:u w:val="single"/>
-          </w:rPr>
-          <w:t xml:space="preserve">9:9 </w:t>
-        </w:r>
-      </w:hyperlink>
-      <w:r>
-        <w:rPr>
-          <w:lang w:val="hi_IN" w:bidi="hi_IN"/>
-        </w:rPr>
-        <w:t>भी), और धनी व्यक्ति और लाजर के दृष्टांत में (</w:t>
-      </w:r>
-      <w:hyperlink r:id="rId149">
-        <w:r>
-          <w:rPr>
-            <w:lang w:val="hi_IN" w:bidi="hi_IN"/>
-          </w:rPr>
-          <w:rPr>
-            <w:color w:val="0000EE"/>
-            <w:u w:val="single"/>
-          </w:rPr>
-          <w:t>16:19–31</w:t>
-        </w:r>
-      </w:hyperlink>
-      <w:r>
-        <w:rPr>
-          <w:lang w:val="hi_IN" w:bidi="hi_IN"/>
-        </w:rPr>
-        <w:t>) वह सिखाते हैं कि अविश्वासी हृदय को ऐसी घटनाओं से कभी भी विश्वास नहीं दिलाया जा सकता। फिर भी, वे मन फिराव का कारण बन सकते हैं (</w:t>
-      </w:r>
-      <w:hyperlink r:id="rId150">
-        <w:r>
-          <w:rPr>
-            <w:lang w:val="hi_IN" w:bidi="hi_IN"/>
-          </w:rPr>
-          <w:rPr>
-            <w:color w:val="0000EE"/>
-            <w:u w:val="single"/>
-          </w:rPr>
-          <w:t>10:13–16</w:t>
-        </w:r>
-      </w:hyperlink>
-      <w:r>
-        <w:rPr>
-          <w:lang w:val="hi_IN" w:bidi="hi_IN"/>
-        </w:rPr>
-        <w:t>)।</w:t>
-      </w:r>
-    </w:p>
-    <w:p>
-      <w:pPr>
-        <w:pStyle w:val="Heading4"/>
-      </w:pPr>
-      <w:r>
-        <w:rPr>
-          <w:lang w:val="hi_IN" w:bidi="hi_IN"/>
-        </w:rPr>
-        <w:t>यूहन्ना में चमत्कार</w:t>
-      </w:r>
-    </w:p>
-    <w:p>
-      <w:pPr/>
-      <w:r>
-        <w:rPr>
-          <w:lang w:val="hi_IN" w:bidi="hi_IN"/>
-        </w:rPr>
-      </w:r>
-      <w:r>
-        <w:rPr>
-          <w:lang w:val="hi_IN" w:bidi="hi_IN"/>
-        </w:rPr>
-        <w:t>यूहन्ना सुसमाचार लेखक में सबसे सीधे धर्मवैज्ञानिक हैं, और चमत्कारों को विशेष रूप से यूहन्ना के अद्वितीय रंग में प्रस्तुत किया गया है। सहदर्शी सुसमाचारों में, चमत्कार "शक्ति के कार्य" हैं, जो इस संसार में परमेश्वर के राज्य के यीशु के माध्यम से प्रवेश का संकेत देते हैं; इस प्रकार, यीशु शैतान की पराजय और इतिहास पर परमेश्वर की संप्रभुता स्थापित करते हैं। हालाँकि, यूहन्ना में कोई दुष्टात्मा भगाने का कोई प्रसंग नहीं है, और चमत्कारों को "चिह्न" के रूप में देखा जाता है। उसी समय चमत्कार "कार्यों" (यहुन्ना में इस्तेमाल किए गए चमत्कारों के लिए दूसरा शब्द) की बड़ी श्रेणी का हिस्सा हैं, जिसके द्वारा यीशु अपने अन्दर पिता की उपस्थिति दिखाते हैं (</w:t>
-      </w:r>
-      <w:hyperlink r:id="rId151">
-        <w:r>
-          <w:rPr>
-            <w:lang w:val="hi_IN" w:bidi="hi_IN"/>
-          </w:rPr>
-          <w:rPr>
-            <w:color w:val="0000EE"/>
-            <w:u w:val="single"/>
-          </w:rPr>
-          <w:t>यूह 10:32, 37–39</w:t>
-        </w:r>
-      </w:hyperlink>
-      <w:r>
-        <w:rPr>
-          <w:lang w:val="hi_IN" w:bidi="hi_IN"/>
-        </w:rPr>
-        <w:t xml:space="preserve">; </w:t>
-      </w:r>
-      <w:hyperlink r:id="rId152">
-        <w:r>
-          <w:rPr>
-            <w:lang w:val="hi_IN" w:bidi="hi_IN"/>
-          </w:rPr>
-          <w:rPr>
-            <w:color w:val="0000EE"/>
-            <w:u w:val="single"/>
-          </w:rPr>
-          <w:t>14:10</w:t>
-        </w:r>
-      </w:hyperlink>
-      <w:r>
-        <w:rPr>
-          <w:lang w:val="hi_IN" w:bidi="hi_IN"/>
-        </w:rPr>
-        <w:t>) और वे यीशु को भेजे गए के रूप में गवाही देते हैं (</w:t>
-      </w:r>
-      <w:hyperlink r:id="rId153">
-        <w:r>
-          <w:rPr>
-            <w:lang w:val="hi_IN" w:bidi="hi_IN"/>
-          </w:rPr>
-          <w:rPr>
-            <w:color w:val="0000EE"/>
-            <w:u w:val="single"/>
-          </w:rPr>
-          <w:t>5:36</w:t>
-        </w:r>
-      </w:hyperlink>
-      <w:r>
-        <w:rPr>
-          <w:lang w:val="hi_IN" w:bidi="hi_IN"/>
-        </w:rPr>
-        <w:t xml:space="preserve">; </w:t>
-      </w:r>
-      <w:hyperlink r:id="rId154">
-        <w:r>
-          <w:rPr>
-            <w:lang w:val="hi_IN" w:bidi="hi_IN"/>
-          </w:rPr>
-          <w:rPr>
-            <w:color w:val="0000EE"/>
-            <w:u w:val="single"/>
-          </w:rPr>
-          <w:t>10:25, 38</w:t>
-        </w:r>
-      </w:hyperlink>
-      <w:r>
-        <w:rPr>
-          <w:lang w:val="hi_IN" w:bidi="hi_IN"/>
-        </w:rPr>
-        <w:t>)।</w:t>
-      </w:r>
-    </w:p>
-    <w:p>
-      <w:pPr/>
-      <w:r>
-        <w:rPr>
-          <w:lang w:val="hi_IN" w:bidi="hi_IN"/>
-        </w:rPr>
-      </w:r>
-      <w:r>
-        <w:rPr>
-          <w:lang w:val="hi_IN" w:bidi="hi_IN"/>
-        </w:rPr>
-        <w:t>यहुन्ना कई अन्य चमत्कारों में से केवल सात "चिह्न चमत्कार" चुनता है (</w:t>
-      </w:r>
-      <w:hyperlink r:id="rId155">
-        <w:r>
-          <w:rPr>
-            <w:lang w:val="hi_IN" w:bidi="hi_IN"/>
-          </w:rPr>
-          <w:rPr>
-            <w:color w:val="0000EE"/>
-            <w:u w:val="single"/>
-          </w:rPr>
-          <w:t>20:30</w:t>
-        </w:r>
-      </w:hyperlink>
-      <w:r>
-        <w:rPr>
-          <w:lang w:val="hi_IN" w:bidi="hi_IN"/>
-        </w:rPr>
-        <w:t xml:space="preserve">) और उन्हें प्रत्येक के संबंधित खंड में विषयगत विकास के हिस्से के रूप में उपयोग करता है। उदाहरण के लिए, पानी को दाखरस में बदलना एक मसीहा से संबंधित कार्य है, जो यीशु मसीह की सेवकाई में राज्य की आशीष के प्रवाह को दर्शाता है (अध्याय </w:t>
-      </w:r>
-      <w:hyperlink r:id="rId156">
-        <w:r>
-          <w:rPr>
-            <w:lang w:val="hi_IN" w:bidi="hi_IN"/>
-          </w:rPr>
-          <w:rPr>
-            <w:color w:val="0000EE"/>
-            <w:u w:val="single"/>
-          </w:rPr>
-          <w:t>2</w:t>
-        </w:r>
-      </w:hyperlink>
-      <w:r>
-        <w:rPr>
-          <w:lang w:val="hi_IN" w:bidi="hi_IN"/>
-        </w:rPr>
-        <w:t xml:space="preserve">); रोटियों का गुणन "जीवन की रोटी" पर आधारित है और यीशु में आत्मिक रूप से उपस्थित मसीह के भोज की ओर इशारा करता है (अध्याय </w:t>
-      </w:r>
-      <w:hyperlink r:id="rId157">
-        <w:r>
-          <w:rPr>
-            <w:lang w:val="hi_IN" w:bidi="hi_IN"/>
-          </w:rPr>
-          <w:rPr>
-            <w:color w:val="0000EE"/>
-            <w:u w:val="single"/>
-          </w:rPr>
-          <w:t>6</w:t>
-        </w:r>
-      </w:hyperlink>
-      <w:r>
-        <w:rPr>
-          <w:lang w:val="hi_IN" w:bidi="hi_IN"/>
-        </w:rPr>
-        <w:t xml:space="preserve">)। </w:t>
-      </w:r>
-    </w:p>
-    <w:p>
-      <w:pPr/>
-      <w:r>
-        <w:rPr>
-          <w:lang w:val="hi_IN" w:bidi="hi_IN"/>
-        </w:rPr>
-      </w:r>
-      <w:r>
-        <w:rPr>
-          <w:lang w:val="hi_IN" w:bidi="hi_IN"/>
-        </w:rPr>
-        <w:t xml:space="preserve">सहदर्शी </w:t>
-      </w:r>
-      <w:r>
-        <w:rPr>
-          <w:lang w:val="hi_IN" w:bidi="hi_IN"/>
-        </w:rPr>
-        <w:t>में चमत्कारों की विरोधाभासी स्वभाव यहुन्ना में और भी अधिक है। वह घटनाओं के अद्भुत स्वभाव पर अधिक ज़ोर देता है, जैसे कि पानी की विशाल मात्रा को दाखरस में बदलना (</w:t>
-      </w:r>
-      <w:hyperlink r:id="rId158">
-        <w:r>
-          <w:rPr>
-            <w:lang w:val="hi_IN" w:bidi="hi_IN"/>
-          </w:rPr>
-          <w:rPr>
-            <w:color w:val="0000EE"/>
-            <w:u w:val="single"/>
-          </w:rPr>
-          <w:t>2:6</w:t>
-        </w:r>
-      </w:hyperlink>
-      <w:r>
-        <w:rPr>
-          <w:lang w:val="hi_IN" w:bidi="hi_IN"/>
-        </w:rPr>
-        <w:t>, लगभग 120 गैलन, या 454.2 लीटर); जिस दूरी पर यीशु की चंगाई शक्ति कार्य करती है (</w:t>
-      </w:r>
-      <w:hyperlink r:id="rId159">
-        <w:r>
-          <w:rPr>
-            <w:lang w:val="hi_IN" w:bidi="hi_IN"/>
-          </w:rPr>
-          <w:rPr>
-            <w:color w:val="0000EE"/>
-            <w:u w:val="single"/>
-          </w:rPr>
-          <w:t>4:46</w:t>
-        </w:r>
-      </w:hyperlink>
-      <w:r>
-        <w:rPr>
-          <w:lang w:val="hi_IN" w:bidi="hi_IN"/>
-        </w:rPr>
-        <w:t xml:space="preserve">, लगभग 20 मील, या 32.2 किलोमीटर); बेतहसदा के </w:t>
-      </w:r>
-      <w:r>
-        <w:rPr>
-          <w:lang w:val="hi_IN" w:bidi="hi_IN"/>
-        </w:rPr>
-        <w:t>मनुष्य</w:t>
-      </w:r>
-      <w:r>
-        <w:rPr>
-          <w:lang w:val="hi_IN" w:bidi="hi_IN"/>
-        </w:rPr>
-        <w:t xml:space="preserve"> के लंगड़े होने की अवधि (</w:t>
-      </w:r>
-      <w:hyperlink r:id="rId160">
-        <w:r>
-          <w:rPr>
-            <w:lang w:val="hi_IN" w:bidi="hi_IN"/>
-          </w:rPr>
-          <w:rPr>
-            <w:color w:val="0000EE"/>
-            <w:u w:val="single"/>
-          </w:rPr>
-          <w:t>5:5, 38</w:t>
-        </w:r>
-      </w:hyperlink>
-      <w:r>
-        <w:rPr>
-          <w:lang w:val="hi_IN" w:bidi="hi_IN"/>
-        </w:rPr>
-        <w:t xml:space="preserve"> वर्ष; तुलना करें </w:t>
-      </w:r>
-      <w:hyperlink r:id="rId161">
-        <w:r>
-          <w:rPr>
-            <w:lang w:val="hi_IN" w:bidi="hi_IN"/>
-          </w:rPr>
-          <w:rPr>
-            <w:color w:val="0000EE"/>
-            <w:u w:val="single"/>
-          </w:rPr>
-          <w:t>9:1</w:t>
-        </w:r>
-      </w:hyperlink>
-      <w:r>
-        <w:rPr>
-          <w:lang w:val="hi_IN" w:bidi="hi_IN"/>
-        </w:rPr>
-        <w:t xml:space="preserve">, जहाँ </w:t>
-      </w:r>
-      <w:r>
-        <w:rPr>
-          <w:lang w:val="hi_IN" w:bidi="hi_IN"/>
-        </w:rPr>
-        <w:t>एक मनुष्य</w:t>
-      </w:r>
-      <w:r>
-        <w:rPr>
-          <w:lang w:val="hi_IN" w:bidi="hi_IN"/>
-        </w:rPr>
-        <w:t xml:space="preserve"> जन्म से अंधा था); 5,000 लोगों को खिलाने के लिए आवश्यक रोटी की मात्रा (</w:t>
-      </w:r>
-      <w:hyperlink r:id="rId162">
-        <w:r>
-          <w:rPr>
-            <w:lang w:val="hi_IN" w:bidi="hi_IN"/>
-          </w:rPr>
-          <w:rPr>
-            <w:color w:val="0000EE"/>
-            <w:u w:val="single"/>
-          </w:rPr>
-          <w:t>6:7</w:t>
-        </w:r>
-      </w:hyperlink>
-      <w:r>
-        <w:rPr>
-          <w:lang w:val="hi_IN" w:bidi="hi_IN"/>
-        </w:rPr>
-        <w:t xml:space="preserve">, जहां </w:t>
-      </w:r>
-      <w:r>
-        <w:rPr>
-          <w:lang w:val="hi_IN" w:bidi="hi_IN"/>
-        </w:rPr>
-        <w:t>फिलिप्पुस</w:t>
-      </w:r>
-      <w:r>
-        <w:rPr>
-          <w:lang w:val="hi_IN" w:bidi="hi_IN"/>
-        </w:rPr>
-        <w:t xml:space="preserve"> ने कहा कि 200 दीनार, या कई दिनों की मजदूरी, पर्याप्त नहीं होगी); और लाज़र की मृत्यु का प्रमाण (</w:t>
-      </w:r>
-      <w:hyperlink r:id="rId163">
-        <w:r>
-          <w:rPr>
-            <w:lang w:val="hi_IN" w:bidi="hi_IN"/>
-          </w:rPr>
-          <w:rPr>
-            <w:color w:val="0000EE"/>
-            <w:u w:val="single"/>
-          </w:rPr>
-          <w:t>11:39</w:t>
-        </w:r>
-      </w:hyperlink>
-      <w:r>
-        <w:rPr>
-          <w:lang w:val="hi_IN" w:bidi="hi_IN"/>
-        </w:rPr>
-        <w:t>; वह पहले ही सड़ने लगा था)। यूहन्ना को चमत्कारिक चीजों में बहुत रुचि है। फिर भी, उसी समय विश्वास के लिए चमत्कारों की अपर्याप्तता पर और भी अधिक ज़ोर दिया गया है। चमत्कार "चिह्नों" के रूप में बचाने वाला मूल्य होता हैं और यीशु के सच्चे महत्व की ओर संकेत करते हैं, लेकिन वे जागृत विश्वास से संबंधित हैं और अपने आप में अपर्याप्त हैं (</w:t>
-      </w:r>
-      <w:hyperlink r:id="rId164">
-        <w:r>
-          <w:rPr>
-            <w:lang w:val="hi_IN" w:bidi="hi_IN"/>
-          </w:rPr>
-          <w:rPr>
-            <w:color w:val="0000EE"/>
-            <w:u w:val="single"/>
-          </w:rPr>
-          <w:t>2:11</w:t>
-        </w:r>
-      </w:hyperlink>
-      <w:r>
-        <w:rPr>
-          <w:lang w:val="hi_IN" w:bidi="hi_IN"/>
-        </w:rPr>
-        <w:t xml:space="preserve">; </w:t>
-      </w:r>
-      <w:hyperlink r:id="rId165">
-        <w:r>
-          <w:rPr>
-            <w:lang w:val="hi_IN" w:bidi="hi_IN"/>
-          </w:rPr>
-          <w:rPr>
-            <w:color w:val="0000EE"/>
-            <w:u w:val="single"/>
-          </w:rPr>
-          <w:t>4:50</w:t>
-        </w:r>
-      </w:hyperlink>
-      <w:r>
-        <w:rPr>
-          <w:lang w:val="hi_IN" w:bidi="hi_IN"/>
-        </w:rPr>
-        <w:t>)। उनमें मसीही शक्ति होती है, जो यीशु की पुत्रत्व और पिता द्वारा उनकी प्रामाणिकता की ओर देखती है, लेकिन वे व्यक्तिगत उद्धारात्मक निर्णय पर आधारित होते हैं। "चिह्नों" के रूप में, वे यीशु में परमेश्वर की उपस्थिति, "दृष्टि" और "जीवन" की आत्मिक वास्तविकता को समाहित करते हैं जो वह लाते हैं (</w:t>
-      </w:r>
-      <w:hyperlink r:id="rId166">
-        <w:r>
-          <w:rPr>
-            <w:lang w:val="hi_IN" w:bidi="hi_IN"/>
-          </w:rPr>
-          <w:rPr>
-            <w:color w:val="0000EE"/>
-            <w:u w:val="single"/>
-          </w:rPr>
-          <w:t>9:35–38</w:t>
-        </w:r>
-      </w:hyperlink>
-      <w:r>
-        <w:rPr>
-          <w:lang w:val="hi_IN" w:bidi="hi_IN"/>
-        </w:rPr>
-        <w:t xml:space="preserve">; </w:t>
-      </w:r>
-      <w:hyperlink r:id="rId167">
-        <w:r>
-          <w:rPr>
-            <w:lang w:val="hi_IN" w:bidi="hi_IN"/>
-          </w:rPr>
-          <w:rPr>
-            <w:color w:val="0000EE"/>
-            <w:u w:val="single"/>
-          </w:rPr>
-          <w:t>11:24–26</w:t>
-        </w:r>
-      </w:hyperlink>
-      <w:r>
-        <w:rPr>
-          <w:lang w:val="hi_IN" w:bidi="hi_IN"/>
-        </w:rPr>
-        <w:t>)। फिर भी उनका उद्देश्य दर्शकों को विभाजित करना और उन्हें निर्णय की आवश्यकता के साथ सामना करना है। दो शिविर बनते हैं—वे जो समझ की तलाश में हैं और वे जो केवल बाहरी पहलुओं पर विचार करते हैं। कुछ लोग चिह्नों पर विचार करने से इनकार करते हैं, और इस प्रकार वे उन्हें अस्वीकार कर देते हैं (</w:t>
-      </w:r>
-      <w:hyperlink r:id="rId168">
-        <w:r>
-          <w:rPr>
-            <w:lang w:val="hi_IN" w:bidi="hi_IN"/>
-          </w:rPr>
-          <w:rPr>
-            <w:color w:val="0000EE"/>
-            <w:u w:val="single"/>
-          </w:rPr>
-          <w:t>3:18–21</w:t>
-        </w:r>
-      </w:hyperlink>
-      <w:r>
-        <w:rPr>
-          <w:lang w:val="hi_IN" w:bidi="hi_IN"/>
-        </w:rPr>
-        <w:t xml:space="preserve">; </w:t>
-      </w:r>
-      <w:hyperlink r:id="rId169">
-        <w:r>
-          <w:rPr>
-            <w:lang w:val="hi_IN" w:bidi="hi_IN"/>
-          </w:rPr>
-          <w:rPr>
-            <w:color w:val="0000EE"/>
-            <w:u w:val="single"/>
-          </w:rPr>
-          <w:t>11:47–50</w:t>
-        </w:r>
-      </w:hyperlink>
-      <w:r>
-        <w:rPr>
-          <w:lang w:val="hi_IN" w:bidi="hi_IN"/>
-        </w:rPr>
-        <w:t>), जबकि अन्य लोग उन्हें सतही तौर केवल चमत्कार के रूप में देखते हैं और उनमें यीशु के वास्तविक महत्व को देखने में विफल रहते हैं (</w:t>
-      </w:r>
-      <w:hyperlink r:id="rId170">
-        <w:r>
-          <w:rPr>
-            <w:lang w:val="hi_IN" w:bidi="hi_IN"/>
-          </w:rPr>
-          <w:rPr>
-            <w:color w:val="0000EE"/>
-            <w:u w:val="single"/>
-          </w:rPr>
-          <w:t>2:23–25</w:t>
-        </w:r>
-      </w:hyperlink>
-      <w:r>
-        <w:rPr>
-          <w:lang w:val="hi_IN" w:bidi="hi_IN"/>
-        </w:rPr>
-        <w:t xml:space="preserve">; </w:t>
-      </w:r>
-      <w:hyperlink r:id="rId171">
-        <w:r>
-          <w:rPr>
-            <w:lang w:val="hi_IN" w:bidi="hi_IN"/>
-          </w:rPr>
-          <w:rPr>
-            <w:color w:val="0000EE"/>
-            <w:u w:val="single"/>
-          </w:rPr>
-          <w:t>4:45</w:t>
-        </w:r>
-      </w:hyperlink>
-      <w:r>
-        <w:rPr>
-          <w:lang w:val="hi_IN" w:bidi="hi_IN"/>
-        </w:rPr>
-        <w:t>)। दूसरी ओर, कुछ लोग उन्हें विश्वास की दृष्टि से देखते हैं और उनकी व्यक्तित्व का एहसास करते हैं (</w:t>
-      </w:r>
-      <w:hyperlink r:id="rId164">
-        <w:r>
-          <w:rPr>
-            <w:lang w:val="hi_IN" w:bidi="hi_IN"/>
-          </w:rPr>
-          <w:rPr>
-            <w:color w:val="0000EE"/>
-            <w:u w:val="single"/>
-          </w:rPr>
-          <w:t>2:11</w:t>
-        </w:r>
-      </w:hyperlink>
-      <w:r>
-        <w:rPr>
-          <w:lang w:val="hi_IN" w:bidi="hi_IN"/>
-        </w:rPr>
-        <w:t xml:space="preserve">; </w:t>
-      </w:r>
-      <w:hyperlink r:id="rId172">
-        <w:r>
-          <w:rPr>
-            <w:lang w:val="hi_IN" w:bidi="hi_IN"/>
-          </w:rPr>
-          <w:rPr>
-            <w:color w:val="0000EE"/>
-            <w:u w:val="single"/>
-          </w:rPr>
-          <w:t>5:36–46</w:t>
-        </w:r>
-      </w:hyperlink>
-      <w:r>
-        <w:rPr>
-          <w:lang w:val="hi_IN" w:bidi="hi_IN"/>
-        </w:rPr>
-        <w:t xml:space="preserve">; </w:t>
-      </w:r>
-      <w:hyperlink r:id="rId173">
-        <w:r>
-          <w:rPr>
-            <w:lang w:val="hi_IN" w:bidi="hi_IN"/>
-          </w:rPr>
-          <w:rPr>
-            <w:color w:val="0000EE"/>
-            <w:u w:val="single"/>
-          </w:rPr>
-          <w:t>11:42</w:t>
-        </w:r>
-      </w:hyperlink>
-      <w:r>
-        <w:rPr>
-          <w:lang w:val="hi_IN" w:bidi="hi_IN"/>
-        </w:rPr>
-        <w:t>)। यूहन्ना में सभी विश्वासों में सर्वोच्च वह है जिसे बाहरी उत्तेजना की आवश्यकता नहीं है (</w:t>
-      </w:r>
-      <w:hyperlink r:id="rId174">
-        <w:r>
-          <w:rPr>
-            <w:lang w:val="hi_IN" w:bidi="hi_IN"/>
-          </w:rPr>
-          <w:rPr>
-            <w:color w:val="0000EE"/>
-            <w:u w:val="single"/>
-          </w:rPr>
-          <w:t>20:29</w:t>
-        </w:r>
-      </w:hyperlink>
-      <w:r>
-        <w:rPr>
-          <w:lang w:val="hi_IN" w:bidi="hi_IN"/>
-        </w:rPr>
-        <w:t>)।</w:t>
-      </w:r>
-    </w:p>
-    <w:p>
-      <w:pPr>
-        <w:pStyle w:val="Heading4"/>
-      </w:pPr>
-      <w:r>
-        <w:rPr>
-          <w:lang w:val="hi_IN" w:bidi="hi_IN"/>
-        </w:rPr>
-        <w:t>नए नियम के बाकी हिस्सों में चमत्कार</w:t>
-      </w:r>
-    </w:p>
-    <w:p>
-      <w:pPr/>
-      <w:r>
-        <w:rPr>
-          <w:lang w:val="hi_IN" w:bidi="hi_IN"/>
-        </w:rPr>
-      </w:r>
-      <w:r>
-        <w:rPr>
-          <w:lang w:val="hi_IN" w:bidi="hi_IN"/>
-        </w:rPr>
-        <w:t xml:space="preserve">प्रेरितों के कामों के अलावा, नए नियम में कई अंश चमत्कारों के महत्व के बारे में बात करते हैं। </w:t>
-      </w:r>
-      <w:hyperlink r:id="rId175">
-        <w:r>
-          <w:rPr>
-            <w:lang w:val="hi_IN" w:bidi="hi_IN"/>
-          </w:rPr>
-          <w:rPr>
-            <w:color w:val="0000EE"/>
-            <w:u w:val="single"/>
-          </w:rPr>
-          <w:t>2 कुरिन्थियों 12:12</w:t>
-        </w:r>
-      </w:hyperlink>
-      <w:r>
-        <w:rPr>
-          <w:lang w:val="hi_IN" w:bidi="hi_IN"/>
-        </w:rPr>
-        <w:t xml:space="preserve"> और </w:t>
-      </w:r>
-      <w:hyperlink r:id="rId176">
-        <w:r>
-          <w:rPr>
-            <w:lang w:val="hi_IN" w:bidi="hi_IN"/>
-          </w:rPr>
-          <w:rPr>
-            <w:color w:val="0000EE"/>
-            <w:u w:val="single"/>
-          </w:rPr>
-          <w:t>रोमियों 15:18–19</w:t>
-        </w:r>
-      </w:hyperlink>
-      <w:r>
-        <w:rPr>
-          <w:lang w:val="hi_IN" w:bidi="hi_IN"/>
-        </w:rPr>
-        <w:t xml:space="preserve"> में पौलुस ने उन्हें "चिन्ह-</w:t>
-      </w:r>
-      <w:r>
-        <w:rPr>
-          <w:lang w:val="hi_IN" w:bidi="hi_IN"/>
-        </w:rPr>
-        <w:t>वरदान</w:t>
-      </w:r>
-      <w:r>
-        <w:rPr>
-          <w:lang w:val="hi_IN" w:bidi="hi_IN"/>
-        </w:rPr>
-        <w:t xml:space="preserve">" के रूप में माना, जो "सच्चे प्रेरित" के ईश्वरीय अधिकार को प्रमाणित करते थे। उन्होंने </w:t>
-      </w:r>
-      <w:hyperlink r:id="rId177">
-        <w:r>
-          <w:rPr>
-            <w:lang w:val="hi_IN" w:bidi="hi_IN"/>
-          </w:rPr>
-          <w:rPr>
-            <w:color w:val="0000EE"/>
-            <w:u w:val="single"/>
-          </w:rPr>
-          <w:t>1 कुरिन्थियों 12:9–10</w:t>
-        </w:r>
-      </w:hyperlink>
-      <w:r>
-        <w:rPr>
-          <w:lang w:val="hi_IN" w:bidi="hi_IN"/>
-        </w:rPr>
-        <w:t xml:space="preserve"> में चंगाई और चमत्कारों को विशिष्ट "आत्मा के </w:t>
-      </w:r>
-      <w:r>
-        <w:rPr>
-          <w:lang w:val="hi_IN" w:bidi="hi_IN"/>
-        </w:rPr>
-        <w:t>वरदानों</w:t>
-      </w:r>
-      <w:r>
-        <w:rPr>
-          <w:lang w:val="hi_IN" w:bidi="hi_IN"/>
-        </w:rPr>
-        <w:t xml:space="preserve">" के रूप में सूचीबद्ध किया। </w:t>
-      </w:r>
-      <w:hyperlink r:id="rId178">
-        <w:r>
-          <w:rPr>
-            <w:lang w:val="hi_IN" w:bidi="hi_IN"/>
-          </w:rPr>
-          <w:rPr>
-            <w:color w:val="0000EE"/>
-            <w:u w:val="single"/>
-          </w:rPr>
-          <w:t>गलातियों 3:5</w:t>
-        </w:r>
-      </w:hyperlink>
-      <w:r>
-        <w:rPr>
-          <w:lang w:val="hi_IN" w:bidi="hi_IN"/>
-        </w:rPr>
-        <w:t xml:space="preserve"> में उन्होंने उन्हें आत्मा की उपस्थिति का प्रमाण माना। इब्रानियों के पत्र के लेखक ने </w:t>
-      </w:r>
-      <w:hyperlink r:id="rId95">
-        <w:r>
-          <w:rPr>
-            <w:lang w:val="hi_IN" w:bidi="hi_IN"/>
-          </w:rPr>
-          <w:rPr>
-            <w:color w:val="0000EE"/>
-            <w:u w:val="single"/>
-          </w:rPr>
-          <w:t>2:4</w:t>
-        </w:r>
-      </w:hyperlink>
-      <w:r>
-        <w:rPr>
-          <w:lang w:val="hi_IN" w:bidi="hi_IN"/>
-        </w:rPr>
-        <w:t xml:space="preserve"> में कहा कि चमत्कारों के माध्यम से उद्धार के सच्चे संदेश के लिए "परमेश्वर ने गवाही दी" । इसलिए, प्रेरितों के युग में, परमेश्वर के सेवकों के चमत्कारों को उनके संदेशवाहकों में परमेश्वर की क्रिया के प्रमाणिक चिह्नों के रूप में अधिक प्रत्यक्ष रूप से देखा गया था।</w:t>
-      </w:r>
-    </w:p>
-    <w:p>
-      <w:pPr/>
-      <w:r>
-        <w:rPr>
-          <w:lang w:val="hi_IN" w:bidi="hi_IN"/>
-        </w:rPr>
-      </w:r>
-      <w:r>
-        <w:rPr>
-          <w:lang w:val="hi_IN" w:bidi="hi_IN"/>
-        </w:rPr>
-        <w:t>चिन्ह</w:t>
-      </w:r>
-      <w:r>
-        <w:rPr>
-          <w:lang w:val="hi_IN" w:bidi="hi_IN"/>
-        </w:rPr>
-        <w:t xml:space="preserve">; </w:t>
-      </w:r>
-      <w:r>
-        <w:rPr>
-          <w:lang w:val="hi_IN" w:bidi="hi_IN"/>
-        </w:rPr>
-        <w:t xml:space="preserve">आत्मिक वरदान </w:t>
-      </w:r>
-      <w:r>
-        <w:rPr>
-          <w:i/>
-          <w:lang w:val="hi_IN" w:bidi="hi_IN"/>
-        </w:rPr>
-        <w:t xml:space="preserve">भी देखें. </w:t>
-      </w:r>
-      <w:r>
-        <w:rPr>
-          <w:lang w:val="hi_IN" w:bidi="hi_IN"/>
-        </w:rPr>
-      </w:r>
-      <w:r>
-        <w:rPr>
-          <w:lang w:val="hi_IN" w:bidi="hi_IN"/>
-        </w:rPr>
-      </w:r>
-    </w:p>
-    <w:p>
-      <w:pPr/>
-      <w:r>
-        <w:rPr>
-          <w:lang w:val="hi_IN" w:bidi="hi_IN"/>
-        </w:rPr>
-      </w:r>
-    </w:p>
-    <w:p>
-      <w:pPr>
-        <w:pStyle w:val="Heading2"/>
-      </w:pPr>
-      <w:r>
-        <w:rPr>
-          <w:lang w:val="hi_IN" w:bidi="hi_IN"/>
-        </w:rPr>
-        <w:t>चरखा, चरखा चलाना</w:t>
-      </w:r>
-      <w:r>
-        <w:rPr>
-          <w:lang w:val="hi_IN" w:bidi="hi_IN"/>
-        </w:rPr>
-      </w:r>
-    </w:p>
-    <w:p>
-      <w:pPr/>
-      <w:r>
-        <w:rPr>
-          <w:lang w:val="hi_IN" w:bidi="hi_IN"/>
-        </w:rPr>
-      </w:r>
-      <w:r>
-        <w:rPr>
-          <w:lang w:val="hi_IN" w:bidi="hi_IN"/>
-        </w:rPr>
-        <w:t xml:space="preserve">इस्राएल के इतिहास के सभी कालखंडों में, महिलाएँ रेशों से सूत बनाती थी। हालांकि उनके साथ-साथ पेशेवर सूत कातने वालों का एक वर्ग भी उभरा। </w:t>
-      </w:r>
-      <w:hyperlink r:id="rId179">
-        <w:r>
-          <w:rPr>
-            <w:lang w:val="hi_IN" w:bidi="hi_IN"/>
-          </w:rPr>
-          <w:rPr>
-            <w:color w:val="0000EE"/>
-            <w:u w:val="single"/>
-          </w:rPr>
-          <w:t>निर्गमन 35:25–26</w:t>
-        </w:r>
-      </w:hyperlink>
-      <w:r>
-        <w:rPr>
-          <w:lang w:val="hi_IN" w:bidi="hi_IN"/>
-        </w:rPr>
-        <w:t xml:space="preserve"> में सूत कातने वाली महिलाओं का उल्लेख है। अपने अन्य गुणों के साथ, </w:t>
-      </w:r>
-      <w:hyperlink r:id="rId180">
-        <w:r>
-          <w:rPr>
-            <w:lang w:val="hi_IN" w:bidi="hi_IN"/>
-          </w:rPr>
-          <w:rPr>
-            <w:color w:val="0000EE"/>
-            <w:u w:val="single"/>
-          </w:rPr>
-          <w:t>नीतिवचन 31</w:t>
-        </w:r>
-      </w:hyperlink>
-      <w:r>
-        <w:rPr>
-          <w:lang w:val="hi_IN" w:bidi="hi_IN"/>
-        </w:rPr>
-        <w:t xml:space="preserve"> की अच्छी पत्नी सूत कातने में लगी हुई थी (</w:t>
-      </w:r>
-      <w:hyperlink r:id="rId181">
-        <w:r>
-          <w:rPr>
-            <w:lang w:val="hi_IN" w:bidi="hi_IN"/>
-          </w:rPr>
-          <w:rPr>
-            <w:color w:val="0000EE"/>
-            <w:u w:val="single"/>
-          </w:rPr>
-          <w:t>नीति 31:19</w:t>
-        </w:r>
-      </w:hyperlink>
-      <w:r>
-        <w:rPr>
-          <w:lang w:val="hi_IN" w:bidi="hi_IN"/>
-        </w:rPr>
-        <w:t>)। यीशु ने मैदान के उन सोसनों के बारे में बात की जिन्हें सूत कातने की ज़रूरत नहीं थी (</w:t>
-      </w:r>
-      <w:hyperlink r:id="rId182">
-        <w:r>
-          <w:rPr>
-            <w:lang w:val="hi_IN" w:bidi="hi_IN"/>
-          </w:rPr>
-          <w:rPr>
-            <w:color w:val="0000EE"/>
-            <w:u w:val="single"/>
-          </w:rPr>
-          <w:t>मत्ती 6:28</w:t>
-        </w:r>
-      </w:hyperlink>
-      <w:r>
-        <w:rPr>
-          <w:lang w:val="hi_IN" w:bidi="hi_IN"/>
-        </w:rPr>
-        <w:t xml:space="preserve">; </w:t>
-      </w:r>
-      <w:hyperlink r:id="rId183">
-        <w:r>
-          <w:rPr>
-            <w:lang w:val="hi_IN" w:bidi="hi_IN"/>
-          </w:rPr>
-          <w:rPr>
-            <w:color w:val="0000EE"/>
-            <w:u w:val="single"/>
-          </w:rPr>
-          <w:t>लूका 12:27</w:t>
-        </w:r>
-      </w:hyperlink>
-      <w:r>
-        <w:rPr>
-          <w:lang w:val="hi_IN" w:bidi="hi_IN"/>
-        </w:rPr>
-        <w:t>)।</w:t>
-      </w:r>
-      <w:r>
-        <w:rPr>
-          <w:lang w:val="hi_IN" w:bidi="hi_IN"/>
-        </w:rPr>
-      </w:r>
-      <w:r>
-        <w:rPr>
-          <w:lang w:val="hi_IN" w:bidi="hi_IN"/>
-        </w:rPr>
-      </w:r>
-    </w:p>
-    <w:p>
-      <w:pPr/>
-      <w:r>
-        <w:rPr>
-          <w:lang w:val="hi_IN" w:bidi="hi_IN"/>
-        </w:rPr>
-      </w:r>
-    </w:p>
-    <w:p>
-      <w:pPr>
-        <w:pStyle w:val="Heading2"/>
-      </w:pPr>
-      <w:r>
-        <w:rPr>
-          <w:lang w:val="hi_IN" w:bidi="hi_IN"/>
-        </w:rPr>
-        <w:t>चरनी</w:t>
-      </w:r>
-      <w:r>
-        <w:rPr>
-          <w:lang w:val="hi_IN" w:bidi="hi_IN"/>
-        </w:rPr>
-      </w:r>
-    </w:p>
-    <w:p>
-      <w:pPr>
-        <w:pStyle w:val="Heading2"/>
-      </w:pPr>
-      <w:r>
-        <w:rPr>
-          <w:lang w:val="hi_IN" w:bidi="hi_IN"/>
-        </w:rPr>
-        <w:t>चरनी</w:t>
-      </w:r>
-    </w:p>
-    <w:p>
-      <w:pPr/>
-      <w:r>
-        <w:rPr>
-          <w:lang w:val="hi_IN" w:bidi="hi_IN"/>
-        </w:rPr>
-      </w:r>
-      <w:r>
-        <w:rPr>
-          <w:lang w:val="hi_IN" w:bidi="hi_IN"/>
-        </w:rPr>
-        <w:t>चरनी एक नांद या बर्तन है जहाँ खेत के जानवरों के लिए भोजन रखा जाता है।</w:t>
-      </w:r>
-    </w:p>
-    <w:p>
-      <w:pPr>
-        <w:pStyle w:val="Heading3"/>
-      </w:pPr>
-      <w:r>
-        <w:rPr>
-          <w:lang w:val="hi_IN" w:bidi="hi_IN"/>
-        </w:rPr>
-        <w:t>बाइबल में "चरनी" का क्या महत्व है?</w:t>
-      </w:r>
-    </w:p>
-    <w:p>
-      <w:pPr/>
-      <w:r>
-        <w:rPr>
-          <w:lang w:val="hi_IN" w:bidi="hi_IN"/>
-        </w:rPr>
-      </w:r>
-      <w:r>
-        <w:rPr>
-          <w:lang w:val="hi_IN" w:bidi="hi_IN"/>
-        </w:rPr>
-        <w:t>नए नियम में "चरनी" के लिए यूनानी शब्द केवल चार बार आता है। इनमें से तीन बार यीशु के जन्म की कहानी में लूका के सुसमाचार में हैं और "चरनी" के अंग्रेजी रूप में अनुवादित हैं (</w:t>
-      </w:r>
-      <w:hyperlink r:id="rId184">
-        <w:r>
-          <w:rPr>
-            <w:lang w:val="hi_IN" w:bidi="hi_IN"/>
-          </w:rPr>
-          <w:rPr>
-            <w:color w:val="0000EE"/>
-            <w:u w:val="single"/>
-          </w:rPr>
-          <w:t>लूका 2:7, 12, 16</w:t>
-        </w:r>
-      </w:hyperlink>
-      <w:r>
-        <w:rPr>
-          <w:lang w:val="hi_IN" w:bidi="hi_IN"/>
-        </w:rPr>
-        <w:t>)। चौथी बार भी यह शब्द लूका के सुसमाचार में आता है (</w:t>
-      </w:r>
-      <w:hyperlink r:id="rId185">
-        <w:r>
-          <w:rPr>
-            <w:lang w:val="hi_IN" w:bidi="hi_IN"/>
-          </w:rPr>
-          <w:rPr>
-            <w:color w:val="0000EE"/>
-            <w:u w:val="single"/>
-          </w:rPr>
-          <w:t>13:15</w:t>
-        </w:r>
-      </w:hyperlink>
-      <w:r>
-        <w:rPr>
-          <w:lang w:val="hi_IN" w:bidi="hi_IN"/>
-        </w:rPr>
-        <w:t>)। इस पद में, कुछ बाइबल अनुवाद "चरनी" शब्द का उपयोग करते हैं जबकि अन्य "</w:t>
-      </w:r>
-      <w:r>
-        <w:rPr>
-          <w:lang w:val="hi_IN" w:bidi="hi_IN"/>
-        </w:rPr>
-        <w:t>थान</w:t>
-      </w:r>
-      <w:r>
-        <w:rPr>
-          <w:lang w:val="hi_IN" w:bidi="hi_IN"/>
-        </w:rPr>
-        <w:t>" शब्द का उपयोग करते हैं।</w:t>
-      </w:r>
-    </w:p>
-    <w:p>
-      <w:pPr/>
-      <w:r>
-        <w:rPr>
-          <w:lang w:val="hi_IN" w:bidi="hi_IN"/>
-        </w:rPr>
-      </w:r>
-      <w:r>
-        <w:rPr>
-          <w:lang w:val="hi_IN" w:bidi="hi_IN"/>
-        </w:rPr>
-        <w:t xml:space="preserve">पुराने नियम में, कई इब्रानी शब्दों का प्रयोग उन स्थानों का वर्णन करने के लिए किया गया है जहाँ जानवर खाते और रहते हैं। हम </w:t>
-      </w:r>
-      <w:hyperlink r:id="rId186">
-        <w:r>
-          <w:rPr>
-            <w:lang w:val="hi_IN" w:bidi="hi_IN"/>
-          </w:rPr>
-          <w:rPr>
-            <w:color w:val="0000EE"/>
-            <w:u w:val="single"/>
-          </w:rPr>
-          <w:t>अय्यूब 39:9</w:t>
-        </w:r>
-      </w:hyperlink>
-      <w:r>
-        <w:rPr>
-          <w:lang w:val="hi_IN" w:bidi="hi_IN"/>
-        </w:rPr>
-        <w:t xml:space="preserve">, </w:t>
-      </w:r>
-      <w:hyperlink r:id="rId187">
+      <w:hyperlink r:id="rId206">
         <w:r>
           <w:rPr>
             <w:lang w:val="hi_IN" w:bidi="hi_IN"/>
@@ -6256,7 +6819,7 @@
         </w:rPr>
         <w:t xml:space="preserve">, और </w:t>
       </w:r>
-      <w:hyperlink r:id="rId188">
+      <w:hyperlink r:id="rId207">
         <w:r>
           <w:rPr>
             <w:lang w:val="hi_IN" w:bidi="hi_IN"/>
@@ -6298,7 +6861,7 @@
           <w:lang w:val="hi_IN" w:bidi="hi_IN"/>
         </w:rPr>
       </w:r>
-      <w:hyperlink r:id="rId189">
+      <w:hyperlink r:id="rId208">
         <w:r>
           <w:rPr>
             <w:lang w:val="hi_IN" w:bidi="hi_IN"/>
@@ -6340,7 +6903,7 @@
           <w:lang w:val="hi_IN" w:bidi="hi_IN"/>
         </w:rPr>
       </w:r>
-      <w:hyperlink r:id="rId190">
+      <w:hyperlink r:id="rId209">
         <w:r>
           <w:rPr>
             <w:lang w:val="hi_IN" w:bidi="hi_IN"/>
@@ -6370,7 +6933,7 @@
           <w:lang w:val="hi_IN" w:bidi="hi_IN"/>
         </w:rPr>
       </w:r>
-      <w:hyperlink r:id="rId191">
+      <w:hyperlink r:id="rId210">
         <w:r>
           <w:rPr>
             <w:lang w:val="hi_IN" w:bidi="hi_IN"/>
@@ -6686,7 +7249,7 @@
         </w:rPr>
         <w:t xml:space="preserve"> से बचाना (</w:t>
       </w:r>
-      <w:hyperlink r:id="rId192">
+      <w:hyperlink r:id="rId211">
         <w:r>
           <w:rPr>
             <w:lang w:val="hi_IN" w:bidi="hi_IN"/>
@@ -6716,7 +7279,7 @@
         </w:rPr>
         <w:t>को ढूंढना और वापस लाना (</w:t>
       </w:r>
-      <w:hyperlink r:id="rId193">
+      <w:hyperlink r:id="rId212">
         <w:r>
           <w:rPr>
             <w:lang w:val="hi_IN" w:bidi="hi_IN"/>
@@ -6734,7 +7297,7 @@
         </w:rPr>
         <w:t xml:space="preserve">; </w:t>
       </w:r>
-      <w:hyperlink r:id="rId194">
+      <w:hyperlink r:id="rId213">
         <w:r>
           <w:rPr>
             <w:lang w:val="hi_IN" w:bidi="hi_IN"/>
@@ -6752,7 +7315,7 @@
         </w:rPr>
         <w:t>), हर दिन झुण्ड को बाहर ले जाना और दिन के अन्त में वापस लाना (</w:t>
       </w:r>
-      <w:hyperlink r:id="rId195">
+      <w:hyperlink r:id="rId214">
         <w:r>
           <w:rPr>
             <w:lang w:val="hi_IN" w:bidi="hi_IN"/>
@@ -6796,7 +7359,7 @@
         </w:rPr>
         <w:t>देते हैं (</w:t>
       </w:r>
-      <w:hyperlink r:id="rId196">
+      <w:hyperlink r:id="rId215">
         <w:r>
           <w:rPr>
             <w:lang w:val="hi_IN" w:bidi="hi_IN"/>
@@ -6814,7 +7377,7 @@
         </w:rPr>
         <w:t xml:space="preserve">; </w:t>
       </w:r>
-      <w:hyperlink r:id="rId197">
+      <w:hyperlink r:id="rId216">
         <w:r>
           <w:rPr>
             <w:lang w:val="hi_IN" w:bidi="hi_IN"/>
@@ -6832,7 +7395,7 @@
         </w:rPr>
         <w:t xml:space="preserve">; </w:t>
       </w:r>
-      <w:hyperlink r:id="rId198">
+      <w:hyperlink r:id="rId217">
         <w:r>
           <w:rPr>
             <w:lang w:val="hi_IN" w:bidi="hi_IN"/>
@@ -6850,7 +7413,7 @@
         </w:rPr>
         <w:t xml:space="preserve">; </w:t>
       </w:r>
-      <w:hyperlink r:id="rId199">
+      <w:hyperlink r:id="rId218">
         <w:r>
           <w:rPr>
             <w:lang w:val="hi_IN" w:bidi="hi_IN"/>
@@ -6868,7 +7431,7 @@
         </w:rPr>
         <w:t xml:space="preserve">)। चरवाहे और झुण्ड की उपमा </w:t>
       </w:r>
-      <w:hyperlink r:id="rId200">
+      <w:hyperlink r:id="rId219">
         <w:r>
           <w:rPr>
             <w:lang w:val="hi_IN" w:bidi="hi_IN"/>
@@ -6886,7 +7449,7 @@
         </w:rPr>
         <w:t xml:space="preserve">, </w:t>
       </w:r>
-      <w:hyperlink r:id="rId201">
+      <w:hyperlink r:id="rId220">
         <w:r>
           <w:rPr>
             <w:lang w:val="hi_IN" w:bidi="hi_IN"/>
@@ -6904,7 +7467,7 @@
         </w:rPr>
         <w:t xml:space="preserve">, और </w:t>
       </w:r>
-      <w:hyperlink r:id="rId198">
+      <w:hyperlink r:id="rId217">
         <w:r>
           <w:rPr>
             <w:lang w:val="hi_IN" w:bidi="hi_IN"/>
@@ -6922,7 +7485,7 @@
         </w:rPr>
         <w:t xml:space="preserve"> में समृद्ध रूप से व्यक्त होती है। परमेश्वर इस्राएल के चरवाहे थे (</w:t>
       </w:r>
-      <w:hyperlink r:id="rId202">
+      <w:hyperlink r:id="rId221">
         <w:r>
           <w:rPr>
             <w:lang w:val="hi_IN" w:bidi="hi_IN"/>
@@ -6940,7 +7503,7 @@
         </w:rPr>
         <w:t xml:space="preserve">; </w:t>
       </w:r>
-      <w:hyperlink r:id="rId203">
+      <w:hyperlink r:id="rId222">
         <w:r>
           <w:rPr>
             <w:lang w:val="hi_IN" w:bidi="hi_IN"/>
@@ -6958,7 +7521,7 @@
         </w:rPr>
         <w:t xml:space="preserve">; </w:t>
       </w:r>
-      <w:hyperlink r:id="rId204">
+      <w:hyperlink r:id="rId223">
         <w:r>
           <w:rPr>
             <w:lang w:val="hi_IN" w:bidi="hi_IN"/>
@@ -6976,7 +7539,7 @@
         </w:rPr>
         <w:t xml:space="preserve">; </w:t>
       </w:r>
-      <w:hyperlink r:id="rId205">
+      <w:hyperlink r:id="rId224">
         <w:r>
           <w:rPr>
             <w:lang w:val="hi_IN" w:bidi="hi_IN"/>
@@ -6994,7 +7557,7 @@
         </w:rPr>
         <w:t>)। जब अविश्वासी चरवाहे इस्राएल में असफल हुए, तो परमेश्वर ने हस्तक्षेप किया और अपने सेवक दाऊद को उनके ऊपर एक विश्वासी चरवाहा नियुक्त किया (</w:t>
       </w:r>
-      <w:hyperlink r:id="rId206">
+      <w:hyperlink r:id="rId225">
         <w:r>
           <w:rPr>
             <w:lang w:val="hi_IN" w:bidi="hi_IN"/>
@@ -7050,7 +7613,7 @@
         </w:rPr>
         <w:t xml:space="preserve"> के लिए चिंतित हैं। लोगों के शासकों और अगुवों को अक्सर चरवाहों के रूप में संदर्भित किया जाता है (</w:t>
       </w:r>
-      <w:hyperlink r:id="rId207">
+      <w:hyperlink r:id="rId226">
         <w:r>
           <w:rPr>
             <w:lang w:val="hi_IN" w:bidi="hi_IN"/>
@@ -7068,7 +7631,7 @@
         </w:rPr>
         <w:t xml:space="preserve">; </w:t>
       </w:r>
-      <w:hyperlink r:id="rId208">
+      <w:hyperlink r:id="rId227">
         <w:r>
           <w:rPr>
             <w:lang w:val="hi_IN" w:bidi="hi_IN"/>
@@ -7086,7 +7649,7 @@
         </w:rPr>
         <w:t xml:space="preserve">; </w:t>
       </w:r>
-      <w:hyperlink r:id="rId209">
+      <w:hyperlink r:id="rId228">
         <w:r>
           <w:rPr>
             <w:lang w:val="hi_IN" w:bidi="hi_IN"/>
@@ -7104,7 +7667,7 @@
         </w:rPr>
         <w:t xml:space="preserve">; </w:t>
       </w:r>
-      <w:hyperlink r:id="rId210">
+      <w:hyperlink r:id="rId229">
         <w:r>
           <w:rPr>
             <w:lang w:val="hi_IN" w:bidi="hi_IN"/>
@@ -7122,7 +7685,7 @@
         </w:rPr>
         <w:t xml:space="preserve">; </w:t>
       </w:r>
-      <w:hyperlink r:id="rId211">
+      <w:hyperlink r:id="rId230">
         <w:r>
           <w:rPr>
             <w:lang w:val="hi_IN" w:bidi="hi_IN"/>
@@ -7140,7 +7703,7 @@
         </w:rPr>
         <w:t xml:space="preserve">; </w:t>
       </w:r>
-      <w:hyperlink r:id="rId212">
+      <w:hyperlink r:id="rId231">
         <w:r>
           <w:rPr>
             <w:lang w:val="hi_IN" w:bidi="hi_IN"/>
@@ -7172,7 +7735,7 @@
         </w:rPr>
         <w:t>यिर्मयाह के समय से, "चरवाहा" आने वाले मसीहा के लिए शीर्षक के रूप में उपयोग किया जाने लगा। परमेश्वर स्वयं अपने झुण्ड की देखभाल करेंगे (</w:t>
       </w:r>
-      <w:hyperlink r:id="rId213">
+      <w:hyperlink r:id="rId232">
         <w:r>
           <w:rPr>
             <w:lang w:val="hi_IN" w:bidi="hi_IN"/>
@@ -7190,7 +7753,7 @@
         </w:rPr>
         <w:t xml:space="preserve">; </w:t>
       </w:r>
-      <w:hyperlink r:id="rId214">
+      <w:hyperlink r:id="rId233">
         <w:r>
           <w:rPr>
             <w:lang w:val="hi_IN" w:bidi="hi_IN"/>
@@ -7208,7 +7771,7 @@
         </w:rPr>
         <w:t xml:space="preserve">; </w:t>
       </w:r>
-      <w:hyperlink r:id="rId215">
+      <w:hyperlink r:id="rId234">
         <w:r>
           <w:rPr>
             <w:lang w:val="hi_IN" w:bidi="hi_IN"/>
@@ -7226,7 +7789,7 @@
         </w:rPr>
         <w:t>) और उन्होंने अपने लोगों के लिए चिंता दिखाने वाले विश्वासयोग्य चरवाहों को प्रदान करने का वादा किया (</w:t>
       </w:r>
-      <w:hyperlink r:id="rId216">
+      <w:hyperlink r:id="rId235">
         <w:r>
           <w:rPr>
             <w:lang w:val="hi_IN" w:bidi="hi_IN"/>
@@ -7244,7 +7807,7 @@
         </w:rPr>
         <w:t xml:space="preserve">; </w:t>
       </w:r>
-      <w:hyperlink r:id="rId217">
+      <w:hyperlink r:id="rId236">
         <w:r>
           <w:rPr>
             <w:lang w:val="hi_IN" w:bidi="hi_IN"/>
@@ -7262,6 +7825,96 @@
         </w:rPr>
         <w:t>)। उन्होंने स्पष्ट रूप से वादा किया कि वह उनके परमेश्वर होंगे और दाऊद के मसीही पुत्र को उनके ऊपर चरवाहा नियुक्त करेंगे (</w:t>
       </w:r>
+      <w:hyperlink r:id="rId237">
+        <w:r>
+          <w:rPr>
+            <w:lang w:val="hi_IN" w:bidi="hi_IN"/>
+          </w:rPr>
+          <w:rPr>
+            <w:color w:val="0000EE"/>
+            <w:u w:val="single"/>
+          </w:rPr>
+          <w:t>यहेजकेल 34:23–24</w:t>
+        </w:r>
+      </w:hyperlink>
+      <w:r>
+        <w:rPr>
+          <w:lang w:val="hi_IN" w:bidi="hi_IN"/>
+        </w:rPr>
+        <w:t>)। नए नियम में यीशु ने स्वयं को वादा किए गए मसीह चरवाहा के रूप में संदर्भित किया (</w:t>
+      </w:r>
+      <w:hyperlink r:id="rId238">
+        <w:r>
+          <w:rPr>
+            <w:lang w:val="hi_IN" w:bidi="hi_IN"/>
+          </w:rPr>
+          <w:rPr>
+            <w:color w:val="0000EE"/>
+            <w:u w:val="single"/>
+          </w:rPr>
+          <w:t>मत्ती 10:16</w:t>
+        </w:r>
+      </w:hyperlink>
+      <w:r>
+        <w:rPr>
+          <w:lang w:val="hi_IN" w:bidi="hi_IN"/>
+        </w:rPr>
+        <w:t xml:space="preserve">; </w:t>
+      </w:r>
+      <w:hyperlink r:id="rId239">
+        <w:r>
+          <w:rPr>
+            <w:lang w:val="hi_IN" w:bidi="hi_IN"/>
+          </w:rPr>
+          <w:rPr>
+            <w:color w:val="0000EE"/>
+            <w:u w:val="single"/>
+          </w:rPr>
+          <w:t>25:32</w:t>
+        </w:r>
+      </w:hyperlink>
+      <w:r>
+        <w:rPr>
+          <w:lang w:val="hi_IN" w:bidi="hi_IN"/>
+        </w:rPr>
+        <w:t xml:space="preserve">; </w:t>
+      </w:r>
+      <w:hyperlink r:id="rId240">
+        <w:r>
+          <w:rPr>
+            <w:lang w:val="hi_IN" w:bidi="hi_IN"/>
+          </w:rPr>
+          <w:rPr>
+            <w:color w:val="0000EE"/>
+            <w:u w:val="single"/>
+          </w:rPr>
+          <w:t>मरकुस 14:27</w:t>
+        </w:r>
+      </w:hyperlink>
+      <w:r>
+        <w:rPr>
+          <w:lang w:val="hi_IN" w:bidi="hi_IN"/>
+        </w:rPr>
+        <w:t xml:space="preserve">; </w:t>
+      </w:r>
+      <w:hyperlink r:id="rId241">
+        <w:r>
+          <w:rPr>
+            <w:lang w:val="hi_IN" w:bidi="hi_IN"/>
+          </w:rPr>
+          <w:rPr>
+            <w:color w:val="0000EE"/>
+            <w:u w:val="single"/>
+          </w:rPr>
+          <w:t>यूहन्ना 10:1–30</w:t>
+        </w:r>
+      </w:hyperlink>
+      <w:r>
+        <w:rPr>
+          <w:lang w:val="hi_IN" w:bidi="hi_IN"/>
+        </w:rPr>
+        <w:t xml:space="preserve">; तुलना करें </w:t>
+      </w:r>
       <w:hyperlink r:id="rId218">
         <w:r>
           <w:rPr>
@@ -7271,25 +7924,7 @@
             <w:color w:val="0000EE"/>
             <w:u w:val="single"/>
           </w:rPr>
-          <w:t>यहेजकेल 34:23–24</w:t>
-        </w:r>
-      </w:hyperlink>
-      <w:r>
-        <w:rPr>
-          <w:lang w:val="hi_IN" w:bidi="hi_IN"/>
-        </w:rPr>
-        <w:t>)। नए नियम में यीशु ने स्वयं को वादा किए गए मसीह चरवाहा के रूप में संदर्भित किया (</w:t>
-      </w:r>
-      <w:hyperlink r:id="rId219">
-        <w:r>
-          <w:rPr>
-            <w:lang w:val="hi_IN" w:bidi="hi_IN"/>
-          </w:rPr>
-          <w:rPr>
-            <w:color w:val="0000EE"/>
-            <w:u w:val="single"/>
-          </w:rPr>
-          <w:t>मत्ती 10:16</w:t>
+          <w:t>इब्रानियों 13:20</w:t>
         </w:r>
       </w:hyperlink>
       <w:r>
@@ -7298,16 +7933,172 @@
         </w:rPr>
         <w:t xml:space="preserve">; </w:t>
       </w:r>
-      <w:hyperlink r:id="rId220">
-        <w:r>
-          <w:rPr>
-            <w:lang w:val="hi_IN" w:bidi="hi_IN"/>
-          </w:rPr>
-          <w:rPr>
-            <w:color w:val="0000EE"/>
-            <w:u w:val="single"/>
-          </w:rPr>
-          <w:t>25:32</w:t>
+      <w:hyperlink r:id="rId242">
+        <w:r>
+          <w:rPr>
+            <w:lang w:val="hi_IN" w:bidi="hi_IN"/>
+          </w:rPr>
+          <w:rPr>
+            <w:color w:val="0000EE"/>
+            <w:u w:val="single"/>
+          </w:rPr>
+          <w:t>1 पतरस 2:25</w:t>
+        </w:r>
+      </w:hyperlink>
+      <w:r>
+        <w:rPr>
+          <w:lang w:val="hi_IN" w:bidi="hi_IN"/>
+        </w:rPr>
+        <w:t xml:space="preserve">)। </w:t>
+      </w:r>
+      <w:hyperlink r:id="rId243">
+        <w:r>
+          <w:rPr>
+            <w:lang w:val="hi_IN" w:bidi="hi_IN"/>
+          </w:rPr>
+          <w:rPr>
+            <w:color w:val="0000EE"/>
+            <w:u w:val="single"/>
+          </w:rPr>
+          <w:t>इफिसियों 4:11</w:t>
+        </w:r>
+      </w:hyperlink>
+      <w:r>
+        <w:rPr>
+          <w:lang w:val="hi_IN" w:bidi="hi_IN"/>
+        </w:rPr>
+        <w:t xml:space="preserve"> कलीसिया के अगुवों को चरवाहे या </w:t>
+      </w:r>
+      <w:r>
+        <w:rPr>
+          <w:lang w:val="hi_IN" w:bidi="hi_IN"/>
+        </w:rPr>
+        <w:t>रखवाले (</w:t>
+      </w:r>
+      <w:r>
+        <w:rPr>
+          <w:lang w:val="hi_IN" w:bidi="hi_IN"/>
+        </w:rPr>
+        <w:t xml:space="preserve">पादरी) के रूप में बोलता है। इस उपयोग को प्रारंभिक कलीसिया में और वर्तमान दिन तक जारी रखा गया। पौलुस ने कहा कि वे विशेष लोग हैं जिन्हें परमेश्वर ने कलीसिया को दिया है ताकि वे परमेश्वर के लोगों की देखभाल करें जैसे एक चरवाहा अपनी भेड़ों की देखभाल करता है, उन्हें परमेश्वर के मार्गों में ले जाता है और सिखाता है। पतरस ने भी अगुवों को चरवाहों के रूप में संदर्भित किया। उन्होंने उन्हें प्रोत्साहित किया कि वे तब तक विश्वासयोग्य चरवाहे बने रहें जब तक कि </w:t>
+      </w:r>
+      <w:r>
+        <w:rPr>
+          <w:lang w:val="hi_IN" w:bidi="hi_IN"/>
+        </w:rPr>
+        <w:t>प्रधान रखवाला</w:t>
+      </w:r>
+      <w:r>
+        <w:rPr>
+          <w:lang w:val="hi_IN" w:bidi="hi_IN"/>
+        </w:rPr>
+        <w:t>, यीशु मसीह, प्रकट न हों (</w:t>
+      </w:r>
+      <w:hyperlink r:id="rId244">
+        <w:r>
+          <w:rPr>
+            <w:lang w:val="hi_IN" w:bidi="hi_IN"/>
+          </w:rPr>
+          <w:rPr>
+            <w:color w:val="0000EE"/>
+            <w:u w:val="single"/>
+          </w:rPr>
+          <w:t>1 पतरस 5:1–4</w:t>
+        </w:r>
+      </w:hyperlink>
+      <w:r>
+        <w:rPr>
+          <w:lang w:val="hi_IN" w:bidi="hi_IN"/>
+        </w:rPr>
+        <w:t>)।</w:t>
+      </w:r>
+      <w:r>
+        <w:rPr>
+          <w:lang w:val="hi_IN" w:bidi="hi_IN"/>
+        </w:rPr>
+      </w:r>
+      <w:r>
+        <w:rPr>
+          <w:lang w:val="hi_IN" w:bidi="hi_IN"/>
+        </w:rPr>
+      </w:r>
+    </w:p>
+    <w:p>
+      <w:pPr/>
+      <w:r>
+        <w:rPr>
+          <w:lang w:val="hi_IN" w:bidi="hi_IN"/>
+        </w:rPr>
+      </w:r>
+    </w:p>
+    <w:p>
+      <w:pPr>
+        <w:pStyle w:val="Heading2"/>
+      </w:pPr>
+      <w:r>
+        <w:rPr>
+          <w:lang w:val="hi_IN" w:bidi="hi_IN"/>
+        </w:rPr>
+        <w:t>चर्म-शोधन करना, चर्मकार, चमड़ा रंगना</w:t>
+      </w:r>
+      <w:r>
+        <w:rPr>
+          <w:lang w:val="hi_IN" w:bidi="hi_IN"/>
+        </w:rPr>
+      </w:r>
+    </w:p>
+    <w:p>
+      <w:pPr/>
+      <w:r>
+        <w:rPr>
+          <w:lang w:val="hi_IN" w:bidi="hi_IN"/>
+        </w:rPr>
+      </w:r>
+      <w:r>
+        <w:rPr>
+          <w:lang w:val="hi_IN" w:bidi="hi_IN"/>
+        </w:rPr>
+        <w:t xml:space="preserve">खाल को चमड़े में बदलने की प्रक्रिया और </w:t>
+      </w:r>
+      <w:r>
+        <w:rPr>
+          <w:lang w:val="hi_IN" w:bidi="hi_IN"/>
+        </w:rPr>
+        <w:t>चमड़े का धन्धा करनेवाले</w:t>
+      </w:r>
+      <w:r>
+        <w:rPr>
+          <w:lang w:val="hi_IN" w:bidi="hi_IN"/>
+        </w:rPr>
+        <w:t xml:space="preserve"> (</w:t>
+      </w:r>
+      <w:hyperlink r:id="rId245">
+        <w:r>
+          <w:rPr>
+            <w:lang w:val="hi_IN" w:bidi="hi_IN"/>
+          </w:rPr>
+          <w:rPr>
+            <w:color w:val="0000EE"/>
+            <w:u w:val="single"/>
+          </w:rPr>
+          <w:t>प्रेरि 9:43</w:t>
+        </w:r>
+      </w:hyperlink>
+      <w:r>
+        <w:rPr>
+          <w:lang w:val="hi_IN" w:bidi="hi_IN"/>
+        </w:rPr>
+        <w:t>)। चर्मकार खाल और चर्म को चूने और कुछ पौधों की पत्तियों और रस में भिगोकर चमड़े में बदलते थे। चमड़े के बर्तनों से निकलने वाली दुर्गंध के कारण चमड़े के चर्मकार शहरों के बाहर रहते थे। तम्बू के आवरण मेढ़ों और बकरियों (या शायद समुद्री गायों) की चमड़े की खाल से बनाए जाते थे। चमड़े का रंग या तो रंगाई की वजह से या चमड़े को रंगने की प्रक्रिया के परिणामस्वरूप लाल होता था (</w:t>
+      </w:r>
+      <w:hyperlink r:id="rId95">
+        <w:r>
+          <w:rPr>
+            <w:lang w:val="hi_IN" w:bidi="hi_IN"/>
+          </w:rPr>
+          <w:rPr>
+            <w:color w:val="0000EE"/>
+            <w:u w:val="single"/>
+          </w:rPr>
+          <w:t>निर्ग 25:5</w:t>
         </w:r>
       </w:hyperlink>
       <w:r>
@@ -7316,16 +8107,16 @@
         </w:rPr>
         <w:t xml:space="preserve">; </w:t>
       </w:r>
-      <w:hyperlink r:id="rId221">
-        <w:r>
-          <w:rPr>
-            <w:lang w:val="hi_IN" w:bidi="hi_IN"/>
-          </w:rPr>
-          <w:rPr>
-            <w:color w:val="0000EE"/>
-            <w:u w:val="single"/>
-          </w:rPr>
-          <w:t>मरकुस 14:27</w:t>
+      <w:hyperlink r:id="rId246">
+        <w:r>
+          <w:rPr>
+            <w:lang w:val="hi_IN" w:bidi="hi_IN"/>
+          </w:rPr>
+          <w:rPr>
+            <w:color w:val="0000EE"/>
+            <w:u w:val="single"/>
+          </w:rPr>
+          <w:t>26:14</w:t>
         </w:r>
       </w:hyperlink>
       <w:r>
@@ -7334,34 +8125,16 @@
         </w:rPr>
         <w:t xml:space="preserve">; </w:t>
       </w:r>
-      <w:hyperlink r:id="rId222">
-        <w:r>
-          <w:rPr>
-            <w:lang w:val="hi_IN" w:bidi="hi_IN"/>
-          </w:rPr>
-          <w:rPr>
-            <w:color w:val="0000EE"/>
-            <w:u w:val="single"/>
-          </w:rPr>
-          <w:t>यूहन्ना 10:1–30</w:t>
-        </w:r>
-      </w:hyperlink>
-      <w:r>
-        <w:rPr>
-          <w:lang w:val="hi_IN" w:bidi="hi_IN"/>
-        </w:rPr>
-        <w:t xml:space="preserve">; तुलना करें </w:t>
-      </w:r>
-      <w:hyperlink r:id="rId199">
-        <w:r>
-          <w:rPr>
-            <w:lang w:val="hi_IN" w:bidi="hi_IN"/>
-          </w:rPr>
-          <w:rPr>
-            <w:color w:val="0000EE"/>
-            <w:u w:val="single"/>
-          </w:rPr>
-          <w:t>इब्रानियों 13:20</w:t>
+      <w:hyperlink r:id="rId247">
+        <w:r>
+          <w:rPr>
+            <w:lang w:val="hi_IN" w:bidi="hi_IN"/>
+          </w:rPr>
+          <w:rPr>
+            <w:color w:val="0000EE"/>
+            <w:u w:val="single"/>
+          </w:rPr>
+          <w:t>35:7, 23</w:t>
         </w:r>
       </w:hyperlink>
       <w:r>
@@ -7370,16 +8143,978 @@
         </w:rPr>
         <w:t xml:space="preserve">; </w:t>
       </w:r>
-      <w:hyperlink r:id="rId223">
-        <w:r>
-          <w:rPr>
-            <w:lang w:val="hi_IN" w:bidi="hi_IN"/>
-          </w:rPr>
-          <w:rPr>
-            <w:color w:val="0000EE"/>
-            <w:u w:val="single"/>
-          </w:rPr>
-          <w:t>1 पतरस 2:25</w:t>
+      <w:hyperlink r:id="rId248">
+        <w:r>
+          <w:rPr>
+            <w:lang w:val="hi_IN" w:bidi="hi_IN"/>
+          </w:rPr>
+          <w:rPr>
+            <w:color w:val="0000EE"/>
+            <w:u w:val="single"/>
+          </w:rPr>
+          <w:t>36:19</w:t>
+        </w:r>
+      </w:hyperlink>
+      <w:r>
+        <w:rPr>
+          <w:lang w:val="hi_IN" w:bidi="hi_IN"/>
+        </w:rPr>
+        <w:t xml:space="preserve">; </w:t>
+      </w:r>
+      <w:hyperlink r:id="rId249">
+        <w:r>
+          <w:rPr>
+            <w:lang w:val="hi_IN" w:bidi="hi_IN"/>
+          </w:rPr>
+          <w:rPr>
+            <w:color w:val="0000EE"/>
+            <w:u w:val="single"/>
+          </w:rPr>
+          <w:t>39:34</w:t>
+        </w:r>
+      </w:hyperlink>
+      <w:r>
+        <w:rPr>
+          <w:lang w:val="hi_IN" w:bidi="hi_IN"/>
+        </w:rPr>
+        <w:t xml:space="preserve">)। बाइबिल में चर्मकार का एकमात्र संदर्भ </w:t>
+      </w:r>
+      <w:r>
+        <w:rPr>
+          <w:lang w:val="hi_IN" w:bidi="hi_IN"/>
+        </w:rPr>
+        <w:t xml:space="preserve">शमौन </w:t>
+      </w:r>
+      <w:r>
+        <w:rPr>
+          <w:lang w:val="hi_IN" w:bidi="hi_IN"/>
+        </w:rPr>
+        <w:t>के लिए है (</w:t>
+      </w:r>
+      <w:hyperlink r:id="rId245">
+        <w:r>
+          <w:rPr>
+            <w:lang w:val="hi_IN" w:bidi="hi_IN"/>
+          </w:rPr>
+          <w:rPr>
+            <w:color w:val="0000EE"/>
+            <w:u w:val="single"/>
+          </w:rPr>
+          <w:t>प्रेरि 9:43</w:t>
+        </w:r>
+      </w:hyperlink>
+      <w:r>
+        <w:rPr>
+          <w:lang w:val="hi_IN" w:bidi="hi_IN"/>
+        </w:rPr>
+        <w:t xml:space="preserve">; </w:t>
+      </w:r>
+      <w:hyperlink r:id="rId250">
+        <w:r>
+          <w:rPr>
+            <w:lang w:val="hi_IN" w:bidi="hi_IN"/>
+          </w:rPr>
+          <w:rPr>
+            <w:color w:val="0000EE"/>
+            <w:u w:val="single"/>
+          </w:rPr>
+          <w:t>10:6, 32</w:t>
+        </w:r>
+      </w:hyperlink>
+      <w:r>
+        <w:rPr>
+          <w:lang w:val="hi_IN" w:bidi="hi_IN"/>
+        </w:rPr>
+        <w:t>)।</w:t>
+      </w:r>
+    </w:p>
+    <w:p>
+      <w:pPr/>
+      <w:r>
+        <w:rPr>
+          <w:lang w:val="hi_IN" w:bidi="hi_IN"/>
+        </w:rPr>
+      </w:r>
+      <w:r>
+        <w:rPr>
+          <w:i/>
+          <w:lang w:val="hi_IN" w:bidi="hi_IN"/>
+        </w:rPr>
+        <w:t>यह भी देखें</w:t>
+      </w:r>
+      <w:r>
+        <w:rPr>
+          <w:lang w:val="hi_IN" w:bidi="hi_IN"/>
+        </w:rPr>
+        <w:t xml:space="preserve"> </w:t>
+      </w:r>
+      <w:r>
+        <w:rPr>
+          <w:lang w:val="hi_IN" w:bidi="hi_IN"/>
+        </w:rPr>
+        <w:t>चमड़ा</w:t>
+      </w:r>
+      <w:r>
+        <w:rPr>
+          <w:lang w:val="hi_IN" w:bidi="hi_IN"/>
+        </w:rPr>
+        <w:t>।</w:t>
+      </w:r>
+      <w:r>
+        <w:rPr>
+          <w:lang w:val="hi_IN" w:bidi="hi_IN"/>
+        </w:rPr>
+      </w:r>
+      <w:r>
+        <w:rPr>
+          <w:lang w:val="hi_IN" w:bidi="hi_IN"/>
+        </w:rPr>
+      </w:r>
+    </w:p>
+    <w:p>
+      <w:pPr/>
+      <w:r>
+        <w:rPr>
+          <w:lang w:val="hi_IN" w:bidi="hi_IN"/>
+        </w:rPr>
+      </w:r>
+    </w:p>
+    <w:p>
+      <w:pPr>
+        <w:pStyle w:val="Heading2"/>
+      </w:pPr>
+      <w:r>
+        <w:rPr>
+          <w:lang w:val="hi_IN" w:bidi="hi_IN"/>
+        </w:rPr>
+        <w:t>चर्मपत्र</w:t>
+      </w:r>
+      <w:r>
+        <w:rPr>
+          <w:lang w:val="hi_IN" w:bidi="hi_IN"/>
+        </w:rPr>
+      </w:r>
+    </w:p>
+    <w:p>
+      <w:pPr/>
+      <w:r>
+        <w:rPr>
+          <w:lang w:val="hi_IN" w:bidi="hi_IN"/>
+        </w:rPr>
+      </w:r>
+      <w:r>
+        <w:rPr>
+          <w:i/>
+          <w:lang w:val="hi_IN" w:bidi="hi_IN"/>
+        </w:rPr>
+        <w:t>देखें</w:t>
+      </w:r>
+      <w:r>
+        <w:rPr>
+          <w:lang w:val="hi_IN" w:bidi="hi_IN"/>
+        </w:rPr>
+        <w:t xml:space="preserve"> </w:t>
+      </w:r>
+      <w:r>
+        <w:rPr>
+          <w:lang w:val="hi_IN" w:bidi="hi_IN"/>
+        </w:rPr>
+        <w:t>लेखन</w:t>
+      </w:r>
+      <w:r>
+        <w:rPr>
+          <w:lang w:val="hi_IN" w:bidi="hi_IN"/>
+        </w:rPr>
+        <w:t xml:space="preserve">; </w:t>
+      </w:r>
+      <w:r>
+        <w:rPr>
+          <w:lang w:val="hi_IN" w:bidi="hi_IN"/>
+        </w:rPr>
+        <w:t>पिरगमुन</w:t>
+      </w:r>
+      <w:r>
+        <w:rPr>
+          <w:lang w:val="hi_IN" w:bidi="hi_IN"/>
+        </w:rPr>
+        <w:t>।</w:t>
+      </w:r>
+      <w:r>
+        <w:rPr>
+          <w:lang w:val="hi_IN" w:bidi="hi_IN"/>
+        </w:rPr>
+      </w:r>
+      <w:r>
+        <w:rPr>
+          <w:lang w:val="hi_IN" w:bidi="hi_IN"/>
+        </w:rPr>
+      </w:r>
+    </w:p>
+    <w:p>
+      <w:pPr/>
+      <w:r>
+        <w:rPr>
+          <w:lang w:val="hi_IN" w:bidi="hi_IN"/>
+        </w:rPr>
+      </w:r>
+    </w:p>
+    <w:p>
+      <w:pPr>
+        <w:pStyle w:val="Heading2"/>
+      </w:pPr>
+      <w:r>
+        <w:rPr>
+          <w:lang w:val="hi_IN" w:bidi="hi_IN"/>
+        </w:rPr>
+        <w:t>चाँदी</w:t>
+      </w:r>
+      <w:r>
+        <w:rPr>
+          <w:lang w:val="hi_IN" w:bidi="hi_IN"/>
+        </w:rPr>
+      </w:r>
+    </w:p>
+    <w:p>
+      <w:pPr/>
+      <w:r>
+        <w:rPr>
+          <w:lang w:val="hi_IN" w:bidi="hi_IN"/>
+        </w:rPr>
+      </w:r>
+      <w:r>
+        <w:rPr>
+          <w:i/>
+          <w:lang w:val="hi_IN" w:bidi="hi_IN"/>
+        </w:rPr>
+        <w:t>देखें</w:t>
+      </w:r>
+      <w:r>
+        <w:rPr>
+          <w:lang w:val="hi_IN" w:bidi="hi_IN"/>
+        </w:rPr>
+        <w:t xml:space="preserve"> </w:t>
+      </w:r>
+      <w:r>
+        <w:rPr>
+          <w:lang w:val="hi_IN" w:bidi="hi_IN"/>
+        </w:rPr>
+        <w:t>सिक्के</w:t>
+      </w:r>
+      <w:r>
+        <w:rPr>
+          <w:lang w:val="hi_IN" w:bidi="hi_IN"/>
+        </w:rPr>
+        <w:t xml:space="preserve">; </w:t>
+      </w:r>
+      <w:r>
+        <w:rPr>
+          <w:lang w:val="hi_IN" w:bidi="hi_IN"/>
+        </w:rPr>
+        <w:t>खनिज और धातुएँ</w:t>
+      </w:r>
+      <w:r>
+        <w:rPr>
+          <w:lang w:val="hi_IN" w:bidi="hi_IN"/>
+        </w:rPr>
+        <w:t xml:space="preserve">; </w:t>
+      </w:r>
+      <w:r>
+        <w:rPr>
+          <w:lang w:val="hi_IN" w:bidi="hi_IN"/>
+        </w:rPr>
+        <w:t>बहुमूल्य पत्थर</w:t>
+      </w:r>
+      <w:r>
+        <w:rPr>
+          <w:lang w:val="hi_IN" w:bidi="hi_IN"/>
+        </w:rPr>
+        <w:t xml:space="preserve">; </w:t>
+      </w:r>
+      <w:r>
+        <w:rPr>
+          <w:lang w:val="hi_IN" w:bidi="hi_IN"/>
+        </w:rPr>
+        <w:t>रुपये-पैसे</w:t>
+      </w:r>
+      <w:r>
+        <w:rPr>
+          <w:lang w:val="hi_IN" w:bidi="hi_IN"/>
+        </w:rPr>
+        <w:t xml:space="preserve">; </w:t>
+      </w:r>
+      <w:r>
+        <w:rPr>
+          <w:lang w:val="hi_IN" w:bidi="hi_IN"/>
+        </w:rPr>
+        <w:t>बैंकर और बैंकिंग</w:t>
+      </w:r>
+      <w:r>
+        <w:rPr>
+          <w:lang w:val="hi_IN" w:bidi="hi_IN"/>
+        </w:rPr>
+        <w:t>।</w:t>
+      </w:r>
+      <w:r>
+        <w:rPr>
+          <w:lang w:val="hi_IN" w:bidi="hi_IN"/>
+        </w:rPr>
+      </w:r>
+      <w:r>
+        <w:rPr>
+          <w:lang w:val="hi_IN" w:bidi="hi_IN"/>
+        </w:rPr>
+      </w:r>
+    </w:p>
+    <w:p>
+      <w:pPr/>
+      <w:r>
+        <w:rPr>
+          <w:lang w:val="hi_IN" w:bidi="hi_IN"/>
+        </w:rPr>
+      </w:r>
+    </w:p>
+    <w:p>
+      <w:pPr>
+        <w:pStyle w:val="Heading2"/>
+      </w:pPr>
+      <w:r>
+        <w:rPr>
+          <w:lang w:val="hi_IN" w:bidi="hi_IN"/>
+        </w:rPr>
+        <w:t>चाकू</w:t>
+      </w:r>
+      <w:r>
+        <w:rPr>
+          <w:lang w:val="hi_IN" w:bidi="hi_IN"/>
+        </w:rPr>
+      </w:r>
+    </w:p>
+    <w:p>
+      <w:pPr/>
+      <w:r>
+        <w:rPr>
+          <w:lang w:val="hi_IN" w:bidi="hi_IN"/>
+        </w:rPr>
+      </w:r>
+      <w:r>
+        <w:rPr>
+          <w:lang w:val="hi_IN" w:bidi="hi_IN"/>
+        </w:rPr>
+        <w:t>छोटा, हाथ में पकड़ा जाने वाला, एक या दो धार वाला काटने का उपकरण, जो आमतौर पर चकमक पत्थर या धातु से बना होता है।</w:t>
+      </w:r>
+      <w:r>
+        <w:rPr>
+          <w:lang w:val="hi_IN" w:bidi="hi_IN"/>
+        </w:rPr>
+      </w:r>
+      <w:r>
+        <w:rPr>
+          <w:lang w:val="hi_IN" w:bidi="hi_IN"/>
+        </w:rPr>
+      </w:r>
+    </w:p>
+    <w:p>
+      <w:pPr/>
+      <w:r>
+        <w:rPr>
+          <w:lang w:val="hi_IN" w:bidi="hi_IN"/>
+        </w:rPr>
+      </w:r>
+    </w:p>
+    <w:p>
+      <w:pPr>
+        <w:pStyle w:val="Heading2"/>
+      </w:pPr>
+      <w:r>
+        <w:rPr>
+          <w:lang w:val="hi_IN" w:bidi="hi_IN"/>
+        </w:rPr>
+        <w:t>चाकू</w:t>
+      </w:r>
+      <w:r>
+        <w:rPr>
+          <w:lang w:val="hi_IN" w:bidi="hi_IN"/>
+        </w:rPr>
+      </w:r>
+    </w:p>
+    <w:p>
+      <w:pPr>
+        <w:pStyle w:val="Heading2"/>
+      </w:pPr>
+      <w:r>
+        <w:rPr>
+          <w:lang w:val="hi_IN" w:bidi="hi_IN"/>
+        </w:rPr>
+        <w:t>चाकू</w:t>
+      </w:r>
+    </w:p>
+    <w:p>
+      <w:pPr/>
+      <w:r>
+        <w:rPr>
+          <w:lang w:val="hi_IN" w:bidi="hi_IN"/>
+        </w:rPr>
+      </w:r>
+      <w:r>
+        <w:rPr>
+          <w:lang w:val="hi_IN" w:bidi="hi_IN"/>
+        </w:rPr>
+        <w:t xml:space="preserve">लोहे के उपकरण का उपयोग नरकट कलमों को तेज करने, सरकण्डा काटने और पत्थर में अक्षरों को उकेरने के लिए किया जाता था। इसका उल्लेख केवल नाम से </w:t>
+      </w:r>
+      <w:hyperlink r:id="rId251">
+        <w:r>
+          <w:rPr>
+            <w:lang w:val="hi_IN" w:bidi="hi_IN"/>
+          </w:rPr>
+          <w:rPr>
+            <w:color w:val="0000EE"/>
+            <w:u w:val="single"/>
+          </w:rPr>
+          <w:t>यिर्मयाह 36:23</w:t>
+        </w:r>
+      </w:hyperlink>
+      <w:r>
+        <w:rPr>
+          <w:lang w:val="hi_IN" w:bidi="hi_IN"/>
+        </w:rPr>
+        <w:t xml:space="preserve"> (आरएसवी) में किया गया है, लेकिन इसे अन्यत्र लोहे के कलम या उपकरण के रूप में सन्दर्भित किया गया है (</w:t>
+      </w:r>
+      <w:hyperlink r:id="rId252">
+        <w:r>
+          <w:rPr>
+            <w:lang w:val="hi_IN" w:bidi="hi_IN"/>
+          </w:rPr>
+          <w:rPr>
+            <w:color w:val="0000EE"/>
+            <w:u w:val="single"/>
+          </w:rPr>
+          <w:t>अय्यू 19:24</w:t>
+        </w:r>
+      </w:hyperlink>
+      <w:r>
+        <w:rPr>
+          <w:lang w:val="hi_IN" w:bidi="hi_IN"/>
+        </w:rPr>
+        <w:t xml:space="preserve">; </w:t>
+      </w:r>
+      <w:hyperlink r:id="rId253">
+        <w:r>
+          <w:rPr>
+            <w:lang w:val="hi_IN" w:bidi="hi_IN"/>
+          </w:rPr>
+          <w:rPr>
+            <w:color w:val="0000EE"/>
+            <w:u w:val="single"/>
+          </w:rPr>
+          <w:t>यिर्म 17:1</w:t>
+        </w:r>
+      </w:hyperlink>
+      <w:r>
+        <w:rPr>
+          <w:lang w:val="hi_IN" w:bidi="hi_IN"/>
+        </w:rPr>
+        <w:t>)।</w:t>
+      </w:r>
+      <w:r>
+        <w:rPr>
+          <w:lang w:val="hi_IN" w:bidi="hi_IN"/>
+        </w:rPr>
+      </w:r>
+      <w:r>
+        <w:rPr>
+          <w:lang w:val="hi_IN" w:bidi="hi_IN"/>
+        </w:rPr>
+      </w:r>
+    </w:p>
+    <w:p>
+      <w:pPr/>
+      <w:r>
+        <w:rPr>
+          <w:lang w:val="hi_IN" w:bidi="hi_IN"/>
+        </w:rPr>
+      </w:r>
+    </w:p>
+    <w:p>
+      <w:pPr>
+        <w:pStyle w:val="Heading2"/>
+      </w:pPr>
+      <w:r>
+        <w:rPr>
+          <w:lang w:val="hi_IN" w:bidi="hi_IN"/>
+        </w:rPr>
+        <w:t>चाबुक से पीटना</w:t>
+      </w:r>
+      <w:r>
+        <w:rPr>
+          <w:lang w:val="hi_IN" w:bidi="hi_IN"/>
+        </w:rPr>
+      </w:r>
+    </w:p>
+    <w:p>
+      <w:pPr/>
+      <w:r>
+        <w:rPr>
+          <w:lang w:val="hi_IN" w:bidi="hi_IN"/>
+        </w:rPr>
+      </w:r>
+      <w:r>
+        <w:rPr>
+          <w:i/>
+          <w:lang w:val="hi_IN" w:bidi="hi_IN"/>
+        </w:rPr>
+        <w:t>देखें</w:t>
+      </w:r>
+      <w:r>
+        <w:rPr>
+          <w:lang w:val="hi_IN" w:bidi="hi_IN"/>
+        </w:rPr>
+        <w:t xml:space="preserve"> </w:t>
+      </w:r>
+      <w:r>
+        <w:rPr>
+          <w:lang w:val="hi_IN" w:bidi="hi_IN"/>
+        </w:rPr>
+        <w:t>आपराधिक व्यवस्था और दण्ड।</w:t>
+      </w:r>
+      <w:r>
+        <w:rPr>
+          <w:lang w:val="hi_IN" w:bidi="hi_IN"/>
+        </w:rPr>
+      </w:r>
+      <w:r>
+        <w:rPr>
+          <w:lang w:val="hi_IN" w:bidi="hi_IN"/>
+        </w:rPr>
+      </w:r>
+    </w:p>
+    <w:p>
+      <w:pPr/>
+      <w:r>
+        <w:rPr>
+          <w:lang w:val="hi_IN" w:bidi="hi_IN"/>
+        </w:rPr>
+      </w:r>
+    </w:p>
+    <w:p>
+      <w:pPr>
+        <w:pStyle w:val="Heading2"/>
+      </w:pPr>
+      <w:r>
+        <w:rPr>
+          <w:lang w:val="hi_IN" w:bidi="hi_IN"/>
+        </w:rPr>
+        <w:t>चिकरी</w:t>
+      </w:r>
+      <w:r>
+        <w:rPr>
+          <w:lang w:val="hi_IN" w:bidi="hi_IN"/>
+        </w:rPr>
+      </w:r>
+    </w:p>
+    <w:p>
+      <w:pPr/>
+      <w:r>
+        <w:rPr>
+          <w:lang w:val="hi_IN" w:bidi="hi_IN"/>
+        </w:rPr>
+      </w:r>
+      <w:r>
+        <w:rPr>
+          <w:lang w:val="hi_IN" w:bidi="hi_IN"/>
+        </w:rPr>
+        <w:t>एक पौधा (</w:t>
+      </w:r>
+      <w:r>
+        <w:rPr>
+          <w:i/>
+          <w:lang w:val="hi_IN" w:bidi="hi_IN"/>
+        </w:rPr>
+        <w:t>सिचोरियम इंटीबस</w:t>
+      </w:r>
+      <w:r>
+        <w:rPr>
+          <w:lang w:val="hi_IN" w:bidi="hi_IN"/>
+        </w:rPr>
+        <w:t>) जो इस्राएल और आस-पास के क्षेत्रों के कई हिस्सों में जंगली रूप से उगता है। इसके फूल और पत्ते चमकीले नीले रंग के होते हैं जिन्हें सब्जी के रूप में खाया जा सकता है। कुछ विद्वानों का सुझाव है कि यह प्राचीन काल में इस्तेमाल की जाने वाली कड़वी जड़ी-बूटियों में से एक हो सकती है, हालांकि यह अनिश्चित है।</w:t>
+      </w:r>
+    </w:p>
+    <w:p>
+      <w:pPr/>
+      <w:r>
+        <w:rPr>
+          <w:lang w:val="hi_IN" w:bidi="hi_IN"/>
+        </w:rPr>
+      </w:r>
+      <w:r>
+        <w:rPr>
+          <w:i/>
+          <w:lang w:val="hi_IN" w:bidi="hi_IN"/>
+        </w:rPr>
+        <w:t>देखिए</w:t>
+      </w:r>
+      <w:r>
+        <w:rPr>
+          <w:lang w:val="hi_IN" w:bidi="hi_IN"/>
+        </w:rPr>
+        <w:t xml:space="preserve"> </w:t>
+      </w:r>
+      <w:r>
+        <w:rPr>
+          <w:lang w:val="hi_IN" w:bidi="hi_IN"/>
+        </w:rPr>
+        <w:t>कड़वी जड़ी-बूटियाँ।</w:t>
+      </w:r>
+      <w:r>
+        <w:rPr>
+          <w:lang w:val="hi_IN" w:bidi="hi_IN"/>
+        </w:rPr>
+      </w:r>
+      <w:r>
+        <w:rPr>
+          <w:lang w:val="hi_IN" w:bidi="hi_IN"/>
+        </w:rPr>
+      </w:r>
+    </w:p>
+    <w:p>
+      <w:pPr/>
+      <w:r>
+        <w:rPr>
+          <w:lang w:val="hi_IN" w:bidi="hi_IN"/>
+        </w:rPr>
+      </w:r>
+    </w:p>
+    <w:p>
+      <w:pPr>
+        <w:pStyle w:val="Heading2"/>
+      </w:pPr>
+      <w:r>
+        <w:rPr>
+          <w:lang w:val="hi_IN" w:bidi="hi_IN"/>
+        </w:rPr>
+        <w:t>चिकित्सा विज्ञान और चिकित्सा पद्धति</w:t>
+      </w:r>
+      <w:r>
+        <w:rPr>
+          <w:lang w:val="hi_IN" w:bidi="hi_IN"/>
+        </w:rPr>
+      </w:r>
+    </w:p>
+    <w:p>
+      <w:pPr>
+        <w:pStyle w:val="Heading2"/>
+      </w:pPr>
+      <w:r>
+        <w:rPr>
+          <w:lang w:val="hi_IN" w:bidi="hi_IN"/>
+        </w:rPr>
+        <w:t>चिकित्सा विज्ञान</w:t>
+      </w:r>
+      <w:r>
+        <w:rPr>
+          <w:b/>
+          <w:lang w:val="hi_IN" w:bidi="hi_IN"/>
+        </w:rPr>
+        <w:t xml:space="preserve"> </w:t>
+      </w:r>
+      <w:r>
+        <w:rPr>
+          <w:b/>
+          <w:lang w:val="hi_IN" w:bidi="hi_IN"/>
+        </w:rPr>
+        <w:t>और चिकित्सा पद्धति</w:t>
+      </w:r>
+    </w:p>
+    <w:p>
+      <w:pPr/>
+      <w:r>
+        <w:rPr>
+          <w:lang w:val="hi_IN" w:bidi="hi_IN"/>
+        </w:rPr>
+      </w:r>
+      <w:r>
+        <w:rPr>
+          <w:lang w:val="hi_IN" w:bidi="hi_IN"/>
+        </w:rPr>
+        <w:t>रोगों के निदान, उपचार और रोकथाम से संबंधित ज्ञान के क्षेत्र को, साथ ही उन वास्तविक पदार्थों को, जो रोगों के निदान, उपचार या रोकथाम के लिए उपयोग किए जाते हैं उन्हें चिकित्सा कहते हैं।</w:t>
+      </w:r>
+    </w:p>
+    <w:p>
+      <w:pPr/>
+      <w:r>
+        <w:rPr>
+          <w:lang w:val="hi_IN" w:bidi="hi_IN"/>
+        </w:rPr>
+      </w:r>
+      <w:r>
+        <w:rPr>
+          <w:lang w:val="hi_IN" w:bidi="hi_IN"/>
+        </w:rPr>
+        <w:t xml:space="preserve">चिकित्सा विज्ञान को ज्ञान की एक शाखा के रूप में पुराने नियम (OT) के समय के इब्रानी लोगों द्वारा बहुत कम महत्व दिया गया था, इसके विपरीत मेसोपोटामिया और मिस्र की आसपास की संस्कृतियों में चिकित्सा विज्ञान को एक महत्वपूर्ण स्थान प्राप्त था। </w:t>
+      </w:r>
+      <w:r>
+        <w:rPr>
+          <w:lang w:val="hi_IN" w:bidi="hi_IN"/>
+        </w:rPr>
+        <w:t>अश्शूर</w:t>
+      </w:r>
+      <w:r>
+        <w:rPr>
+          <w:lang w:val="hi_IN" w:bidi="hi_IN"/>
+        </w:rPr>
+        <w:t xml:space="preserve"> </w:t>
+      </w:r>
+      <w:r>
+        <w:rPr>
+          <w:lang w:val="hi_IN" w:bidi="hi_IN"/>
+        </w:rPr>
+        <w:t xml:space="preserve">के </w:t>
+      </w:r>
+      <w:r>
+        <w:rPr>
+          <w:lang w:val="hi_IN" w:bidi="hi_IN"/>
+        </w:rPr>
+        <w:t xml:space="preserve">राजा अशुर्बनिपाल के पुस्तकालय में चिकित्सा से संबंधित 800 तख्तियाँ अभी भी मौजूद हैं। इन लेखनों से यह देखा जा सकता है कि उस समय की चिकित्सा धर्म, शकुन विद्या और शैतानी विद्या का मिश्रण थी। उनकी औषधियों की सूची बहुत विस्तृत थी, जिसमें कुत्ते की गंदगी और मानव मूत्र जैसे तत्व शामिल थे। कुछ चिकित्सकों द्वारा शल्य चिकित्सा भी की जाती थी। बाबुल में एक असामान्य निदान विधि यह थी कि ताज़ा मारे गए जानवर के जिगर की जाँच की जाती थी और उसे सामान्य जानवर के जिगर के एक मिट्टी के मॉडल से तुलना की जाती थी। इन दोनों के बीच के अंतर का उपयोग रोगी की स्थिति का निदान करने के लिए किया जाता था। इसका और शकुन विद्या का एक दिलचस्प उदाहरण </w:t>
+      </w:r>
+      <w:hyperlink r:id="rId254">
+        <w:r>
+          <w:rPr>
+            <w:lang w:val="hi_IN" w:bidi="hi_IN"/>
+          </w:rPr>
+          <w:rPr>
+            <w:color w:val="0000EE"/>
+            <w:u w:val="single"/>
+          </w:rPr>
+          <w:t>यहेजकेल 21:21</w:t>
+        </w:r>
+      </w:hyperlink>
+      <w:r>
+        <w:rPr>
+          <w:lang w:val="hi_IN" w:bidi="hi_IN"/>
+        </w:rPr>
+        <w:t xml:space="preserve"> में मिलता है।</w:t>
+      </w:r>
+    </w:p>
+    <w:p>
+      <w:pPr/>
+      <w:r>
+        <w:rPr>
+          <w:lang w:val="hi_IN" w:bidi="hi_IN"/>
+        </w:rPr>
+      </w:r>
+      <w:r>
+        <w:rPr>
+          <w:lang w:val="hi_IN" w:bidi="hi_IN"/>
+        </w:rPr>
+        <w:t>मिस्र में चिकित्सा की कला मेसोपोटामिया की तुलना में अधिक उन्नत थी, जो तर्क और अवलोकन पर अधिक निर्भर थी। एडविन-स्मिथ पपीरस सबसे पुराना ज्ञात शल्य चिकित्सा ग्रंथ है। इसमें विभिन्न प्रकार की हड्डी टूटने, जोड़ उखड़ने, घाव, ट्यूमर और अल्सर पर चर्चा की गई है। उपचार में चिपकने वाला प्लास्टर, शल्य टांके, और दागने का उपयोग किया गया। हृदय को रक्तवह-तन्त्र का केंद्र माना गया था, और नाड़ी का निरीक्षण किया गया था। एबर्स पपीरस आंतरिक चिकित्सा की समस्याओं और उनके उपचार से संबंधित है। एनिमा चिकित्सा का लोकप्रिय रूप था, और उनकी औषधियों में अरंडी के तेल से लेकर जानवरों की चर्बी और गर्म रेत तक की विभिन्न प्रकार की उपचार सामग्री शामिल थीं। अन्य पपीरस स्त्रीरोग संबंधी समस्याओं से निपटते हैं और उनमें औषधीय नुस्खे और कई जादुई मंत्र होते हैं। ममीकरण अत्यधिक विकसित कला थी; यूसुफ ने अपने पिता याकूब का शव संरक्षित करवाया था (</w:t>
+      </w:r>
+      <w:hyperlink r:id="rId255">
+        <w:r>
+          <w:rPr>
+            <w:lang w:val="hi_IN" w:bidi="hi_IN"/>
+          </w:rPr>
+          <w:rPr>
+            <w:color w:val="0000EE"/>
+            <w:u w:val="single"/>
+          </w:rPr>
+          <w:t>उत 50:2</w:t>
+        </w:r>
+      </w:hyperlink>
+      <w:r>
+        <w:rPr>
+          <w:lang w:val="hi_IN" w:bidi="hi_IN"/>
+        </w:rPr>
+        <w:t>)।</w:t>
+      </w:r>
+    </w:p>
+    <w:p>
+      <w:pPr/>
+      <w:r>
+        <w:rPr>
+          <w:lang w:val="hi_IN" w:bidi="hi_IN"/>
+        </w:rPr>
+      </w:r>
+      <w:r>
+        <w:rPr>
+          <w:lang w:val="hi_IN" w:bidi="hi_IN"/>
+        </w:rPr>
+        <w:t>पुराने नियम के समय में इब्रानी लोगों का रोगों के प्रति नज़रिया उनके मूर्तिपूजक पड़ोसियों से पूरी तरह अलग था। वे मूर्तिपूजक अंधविश्वासों या देवताओं में विश्वास नहीं करते थे और परिणामस्वरूप, उन्होंने मिस्रियों और बेबीलोनियों के समान चिकित्सा ज्ञान विकसित नहीं किया इसके बजाय, इब्रानी लोग बीमारी को परमेश्वर के न्याय के रूप में मानते थे (</w:t>
+      </w:r>
+      <w:hyperlink r:id="rId256">
+        <w:r>
+          <w:rPr>
+            <w:lang w:val="hi_IN" w:bidi="hi_IN"/>
+          </w:rPr>
+          <w:rPr>
+            <w:color w:val="0000EE"/>
+            <w:u w:val="single"/>
+          </w:rPr>
+          <w:t>निर्ग 15:26</w:t>
+        </w:r>
+      </w:hyperlink>
+      <w:r>
+        <w:rPr>
+          <w:lang w:val="hi_IN" w:bidi="hi_IN"/>
+        </w:rPr>
+        <w:t xml:space="preserve">; </w:t>
+      </w:r>
+      <w:hyperlink r:id="rId257">
+        <w:r>
+          <w:rPr>
+            <w:lang w:val="hi_IN" w:bidi="hi_IN"/>
+          </w:rPr>
+          <w:rPr>
+            <w:color w:val="0000EE"/>
+            <w:u w:val="single"/>
+          </w:rPr>
+          <w:t>व्य.वि.</w:t>
+        </w:r>
+      </w:hyperlink>
+      <w:hyperlink r:id="rId257">
+        <w:r>
+          <w:rPr>
+            <w:lang w:val="hi_IN" w:bidi="hi_IN"/>
+          </w:rPr>
+          <w:rPr>
+            <w:color w:val="0000EE"/>
+            <w:u w:val="single"/>
+          </w:rPr>
+          <w:t xml:space="preserve"> 28:22, 35, 60–61</w:t>
+        </w:r>
+      </w:hyperlink>
+      <w:r>
+        <w:rPr>
+          <w:lang w:val="hi_IN" w:bidi="hi_IN"/>
+        </w:rPr>
+        <w:t xml:space="preserve">; </w:t>
+      </w:r>
+      <w:hyperlink r:id="rId258">
+        <w:r>
+          <w:rPr>
+            <w:lang w:val="hi_IN" w:bidi="hi_IN"/>
+          </w:rPr>
+          <w:rPr>
+            <w:color w:val="0000EE"/>
+            <w:u w:val="single"/>
+          </w:rPr>
+          <w:t>यूह 9:2</w:t>
+        </w:r>
+      </w:hyperlink>
+      <w:r>
+        <w:rPr>
+          <w:lang w:val="hi_IN" w:bidi="hi_IN"/>
+        </w:rPr>
+        <w:t>) और चंगा होने का श्रेय भी परमेश्वर को जाता था (</w:t>
+      </w:r>
+      <w:hyperlink r:id="rId256">
+        <w:r>
+          <w:rPr>
+            <w:lang w:val="hi_IN" w:bidi="hi_IN"/>
+          </w:rPr>
+          <w:rPr>
+            <w:color w:val="0000EE"/>
+            <w:u w:val="single"/>
+          </w:rPr>
+          <w:t>निर्ग 15:26</w:t>
+        </w:r>
+      </w:hyperlink>
+      <w:r>
+        <w:rPr>
+          <w:lang w:val="hi_IN" w:bidi="hi_IN"/>
+        </w:rPr>
+        <w:t xml:space="preserve">; </w:t>
+      </w:r>
+      <w:hyperlink r:id="rId259">
+        <w:r>
+          <w:rPr>
+            <w:lang w:val="hi_IN" w:bidi="hi_IN"/>
+          </w:rPr>
+          <w:rPr>
+            <w:color w:val="0000EE"/>
+            <w:u w:val="single"/>
+          </w:rPr>
+          <w:t>भज 103:3</w:t>
+        </w:r>
+      </w:hyperlink>
+      <w:r>
+        <w:rPr>
+          <w:lang w:val="hi_IN" w:bidi="hi_IN"/>
+        </w:rPr>
+        <w:t xml:space="preserve">)। इस दर्शनशास्त्र के अनुसार, राजा आसा का परमेश्वर के बजाय वैद्यों पर निर्भर रहना, </w:t>
+      </w:r>
+      <w:hyperlink r:id="rId260">
+        <w:r>
+          <w:rPr>
+            <w:lang w:val="hi_IN" w:bidi="hi_IN"/>
+          </w:rPr>
+          <w:rPr>
+            <w:color w:val="0000EE"/>
+            <w:u w:val="single"/>
+          </w:rPr>
+          <w:t>2 इतिहास 16:12</w:t>
+        </w:r>
+      </w:hyperlink>
+      <w:r>
+        <w:rPr>
+          <w:lang w:val="hi_IN" w:bidi="hi_IN"/>
+        </w:rPr>
+        <w:t xml:space="preserve"> में निंदात्मक रूप में संदर्भित किया गया है। इसलिए, जबकि इस्राएल में चिकित्सा उपचार उपलब्ध था, इसका उपयोग और विकास पड़ोसी देशों की तुलना में कम उन्नत था।</w:t>
+      </w:r>
+    </w:p>
+    <w:p>
+      <w:pPr/>
+      <w:r>
+        <w:rPr>
+          <w:lang w:val="hi_IN" w:bidi="hi_IN"/>
+        </w:rPr>
+      </w:r>
+      <w:r>
+        <w:rPr>
+          <w:lang w:val="hi_IN" w:bidi="hi_IN"/>
+        </w:rPr>
+        <w:t xml:space="preserve">इब्रानी लोगों का चिकित्सा में सबसे महत्वपूर्ण योगदान स्वच्छता उपायों में था जो व्यवस्था में उल्लिखित थे, विशेष रूप से </w:t>
+      </w:r>
+      <w:hyperlink r:id="rId261">
+        <w:r>
+          <w:rPr>
+            <w:lang w:val="hi_IN" w:bidi="hi_IN"/>
+          </w:rPr>
+          <w:rPr>
+            <w:color w:val="0000EE"/>
+            <w:u w:val="single"/>
+          </w:rPr>
+          <w:t>लैव्यव्यवस्था 11–15</w:t>
+        </w:r>
+      </w:hyperlink>
+      <w:r>
+        <w:rPr>
+          <w:lang w:val="hi_IN" w:bidi="hi_IN"/>
+        </w:rPr>
+        <w:t>। जबकि इनका मुख्य रूप से धार्मिक महत्व था, लेकिन निस्संदेह इनसे लोगों के स्वास्थ्य और शारीरिक तंदुरुस्ती के सामान्य स्तर में सुधार हुआ।इब्रानी याजक अन्य संस्कृतियों में पाए जाने वाले वैद्य-याजक के समकक्ष नहीं थे। यद्यपि इब्रानी याजक से यह अपेक्षा की जाती थी कि वह कौन सी शारीरिक अवस्थाएँ किसी व्यक्ति को धार्मिक रूप से अशुद्ध बनाती हैं, इसका निर्धारण करे, लेकिन शास्त्र में कहीं यह संकेत नहीं मिलता कि वे रोगों का उपचार करते थे।</w:t>
+      </w:r>
+    </w:p>
+    <w:p>
+      <w:pPr/>
+      <w:r>
+        <w:rPr>
+          <w:lang w:val="hi_IN" w:bidi="hi_IN"/>
+        </w:rPr>
+      </w:r>
+      <w:r>
+        <w:rPr>
+          <w:lang w:val="hi_IN" w:bidi="hi_IN"/>
+        </w:rPr>
+        <w:t>पवित्रशास्त्र में उल्लिखित एकमात्र शल्यक्रिया खतना है। यह चिकित्सा कारणों से नहीं, धार्मिक कारणों से इब्रानी लोगों द्वारा किया जाता था, और इसे किसी वैद्य द्वारा नहीं बल्कि घर के मुखिया या किसी और के द्वारा किया जाता था (</w:t>
+      </w:r>
+      <w:hyperlink r:id="rId262">
+        <w:r>
+          <w:rPr>
+            <w:lang w:val="hi_IN" w:bidi="hi_IN"/>
+          </w:rPr>
+          <w:rPr>
+            <w:color w:val="0000EE"/>
+            <w:u w:val="single"/>
+          </w:rPr>
+          <w:t>निर्ग 4:25</w:t>
         </w:r>
       </w:hyperlink>
       <w:r>
@@ -7388,154 +9123,184 @@
         </w:rPr>
         <w:t xml:space="preserve">)। </w:t>
       </w:r>
-      <w:hyperlink r:id="rId224">
-        <w:r>
-          <w:rPr>
-            <w:lang w:val="hi_IN" w:bidi="hi_IN"/>
-          </w:rPr>
-          <w:rPr>
-            <w:color w:val="0000EE"/>
-            <w:u w:val="single"/>
-          </w:rPr>
-          <w:t>इफिसियों 4:11</w:t>
-        </w:r>
-      </w:hyperlink>
-      <w:r>
-        <w:rPr>
-          <w:lang w:val="hi_IN" w:bidi="hi_IN"/>
-        </w:rPr>
-        <w:t xml:space="preserve"> कलीसिया के अगुवों को चरवाहे या </w:t>
-      </w:r>
-      <w:r>
-        <w:rPr>
-          <w:lang w:val="hi_IN" w:bidi="hi_IN"/>
-        </w:rPr>
-        <w:t>रखवाले (</w:t>
-      </w:r>
-      <w:r>
-        <w:rPr>
-          <w:lang w:val="hi_IN" w:bidi="hi_IN"/>
-        </w:rPr>
-        <w:t xml:space="preserve">पादरी) के रूप में बोलता है। इस उपयोग को प्रारंभिक कलीसिया में और वर्तमान दिन तक जारी रखा गया। पौलुस ने कहा कि वे विशेष लोग हैं जिन्हें परमेश्वर ने कलीसिया को दिया है ताकि वे परमेश्वर के लोगों की देखभाल करें जैसे एक चरवाहा अपनी भेड़ों की देखभाल करता है, उन्हें परमेश्वर के मार्गों में ले जाता है और सिखाता है। पतरस ने भी अगुवों को चरवाहों के रूप में संदर्भित किया। उन्होंने उन्हें प्रोत्साहित किया कि वे तब तक विश्वासयोग्य चरवाहे बने रहें जब तक कि </w:t>
-      </w:r>
-      <w:r>
-        <w:rPr>
-          <w:lang w:val="hi_IN" w:bidi="hi_IN"/>
-        </w:rPr>
-        <w:t>प्रधान रखवाला</w:t>
-      </w:r>
-      <w:r>
-        <w:rPr>
-          <w:lang w:val="hi_IN" w:bidi="hi_IN"/>
-        </w:rPr>
-        <w:t>, यीशु मसीह, प्रकट न हों (</w:t>
-      </w:r>
-      <w:hyperlink r:id="rId225">
-        <w:r>
-          <w:rPr>
-            <w:lang w:val="hi_IN" w:bidi="hi_IN"/>
-          </w:rPr>
-          <w:rPr>
-            <w:color w:val="0000EE"/>
-            <w:u w:val="single"/>
-          </w:rPr>
-          <w:t>1 पतरस 5:1–4</w:t>
-        </w:r>
-      </w:hyperlink>
-      <w:r>
-        <w:rPr>
-          <w:lang w:val="hi_IN" w:bidi="hi_IN"/>
-        </w:rPr>
-        <w:t>)।</w:t>
-      </w:r>
-      <w:r>
-        <w:rPr>
-          <w:lang w:val="hi_IN" w:bidi="hi_IN"/>
-        </w:rPr>
-      </w:r>
-      <w:r>
-        <w:rPr>
-          <w:lang w:val="hi_IN" w:bidi="hi_IN"/>
-        </w:rPr>
-      </w:r>
-    </w:p>
-    <w:p>
-      <w:pPr/>
-      <w:r>
-        <w:rPr>
-          <w:lang w:val="hi_IN" w:bidi="hi_IN"/>
-        </w:rPr>
-      </w:r>
-    </w:p>
-    <w:p>
-      <w:pPr>
-        <w:pStyle w:val="Heading2"/>
-      </w:pPr>
-      <w:r>
-        <w:rPr>
-          <w:lang w:val="hi_IN" w:bidi="hi_IN"/>
-        </w:rPr>
-        <w:t>चर्म-शोधन करना, चर्मकार, चमड़ा रंगना</w:t>
-      </w:r>
-      <w:r>
-        <w:rPr>
-          <w:lang w:val="hi_IN" w:bidi="hi_IN"/>
-        </w:rPr>
-      </w:r>
-    </w:p>
-    <w:p>
-      <w:pPr/>
-      <w:r>
-        <w:rPr>
-          <w:lang w:val="hi_IN" w:bidi="hi_IN"/>
-        </w:rPr>
-      </w:r>
-      <w:r>
-        <w:rPr>
-          <w:lang w:val="hi_IN" w:bidi="hi_IN"/>
-        </w:rPr>
-        <w:t xml:space="preserve">खाल को चमड़े में बदलने की प्रक्रिया और </w:t>
-      </w:r>
-      <w:r>
-        <w:rPr>
-          <w:lang w:val="hi_IN" w:bidi="hi_IN"/>
-        </w:rPr>
-        <w:t>चमड़े का धन्धा करनेवाले</w:t>
-      </w:r>
-      <w:r>
-        <w:rPr>
-          <w:lang w:val="hi_IN" w:bidi="hi_IN"/>
-        </w:rPr>
-        <w:t xml:space="preserve"> (</w:t>
-      </w:r>
-      <w:hyperlink r:id="rId226">
-        <w:r>
-          <w:rPr>
-            <w:lang w:val="hi_IN" w:bidi="hi_IN"/>
-          </w:rPr>
-          <w:rPr>
-            <w:color w:val="0000EE"/>
-            <w:u w:val="single"/>
-          </w:rPr>
-          <w:t>प्रेरि 9:43</w:t>
-        </w:r>
-      </w:hyperlink>
-      <w:r>
-        <w:rPr>
-          <w:lang w:val="hi_IN" w:bidi="hi_IN"/>
-        </w:rPr>
-        <w:t>)। चर्मकार खाल और चर्म को चूने और कुछ पौधों की पत्तियों और रस में भिगोकर चमड़े में बदलते थे। चमड़े के बर्तनों से निकलने वाली दुर्गंध के कारण चमड़े के चर्मकार शहरों के बाहर रहते थे। तम्बू के आवरण मेढ़ों और बकरियों (या शायद समुद्री गायों) की चमड़े की खाल से बनाए जाते थे। चमड़े का रंग या तो रंगाई की वजह से या चमड़े को रंगने की प्रक्रिया के परिणामस्वरूप लाल होता था (</w:t>
-      </w:r>
-      <w:hyperlink r:id="rId227">
-        <w:r>
-          <w:rPr>
-            <w:lang w:val="hi_IN" w:bidi="hi_IN"/>
-          </w:rPr>
-          <w:rPr>
-            <w:color w:val="0000EE"/>
-            <w:u w:val="single"/>
-          </w:rPr>
-          <w:t>निर्ग 25:5</w:t>
+      <w:hyperlink r:id="rId263">
+        <w:r>
+          <w:rPr>
+            <w:lang w:val="hi_IN" w:bidi="hi_IN"/>
+          </w:rPr>
+          <w:rPr>
+            <w:color w:val="0000EE"/>
+            <w:u w:val="single"/>
+          </w:rPr>
+          <w:t>यहेजकेल 30:21</w:t>
+        </w:r>
+      </w:hyperlink>
+      <w:r>
+        <w:rPr>
+          <w:lang w:val="hi_IN" w:bidi="hi_IN"/>
+        </w:rPr>
+        <w:t xml:space="preserve"> में हाथ की हड्डी टूटने के इलाज का उल्लेख है, जिसमें उसे स्थिर करके और </w:t>
+      </w:r>
+      <w:r>
+        <w:rPr>
+          <w:lang w:val="hi_IN" w:bidi="hi_IN"/>
+        </w:rPr>
+        <w:t>लेप लगाकर पट्टी</w:t>
+      </w:r>
+      <w:r>
+        <w:rPr>
+          <w:lang w:val="hi_IN" w:bidi="hi_IN"/>
+        </w:rPr>
+        <w:t xml:space="preserve"> से बांधकर ठीक करने हो कहा गया है।</w:t>
+      </w:r>
+    </w:p>
+    <w:p>
+      <w:pPr/>
+      <w:r>
+        <w:rPr>
+          <w:lang w:val="hi_IN" w:bidi="hi_IN"/>
+        </w:rPr>
+      </w:r>
+      <w:r>
+        <w:rPr>
+          <w:lang w:val="hi_IN" w:bidi="hi_IN"/>
+        </w:rPr>
+        <w:t>प्रसूति देखभाल अनुभवी दाइयों द्वारा दी जाती थी (</w:t>
+      </w:r>
+      <w:hyperlink r:id="rId264">
+        <w:r>
+          <w:rPr>
+            <w:lang w:val="hi_IN" w:bidi="hi_IN"/>
+          </w:rPr>
+          <w:rPr>
+            <w:color w:val="0000EE"/>
+            <w:u w:val="single"/>
+          </w:rPr>
+          <w:t>उत 35:17</w:t>
+        </w:r>
+      </w:hyperlink>
+      <w:r>
+        <w:rPr>
+          <w:lang w:val="hi_IN" w:bidi="hi_IN"/>
+        </w:rPr>
+        <w:t xml:space="preserve">)। </w:t>
+      </w:r>
+      <w:hyperlink r:id="rId265">
+        <w:r>
+          <w:rPr>
+            <w:lang w:val="hi_IN" w:bidi="hi_IN"/>
+          </w:rPr>
+          <w:rPr>
+            <w:color w:val="0000EE"/>
+            <w:u w:val="single"/>
+          </w:rPr>
+          <w:t>उत्पत्ति 38:27–30</w:t>
+        </w:r>
+      </w:hyperlink>
+      <w:r>
+        <w:rPr>
+          <w:lang w:val="hi_IN" w:bidi="hi_IN"/>
+        </w:rPr>
+        <w:t xml:space="preserve"> में जुड़वाँ बच्चों के जन्म का विवरण है जो अनुप्रस्थ प्रस्तुति द्वारा और जटिल हो गया। सबसे कुशल प्रसूति विशेषज्ञ के लिए भी यह एक कठिन समस्या है, और इस तथ्य से कि माँ और दोनों बच्चे जीवित बच गए, इस दाई की कुशलता की प्रशंसा होती है। </w:t>
+      </w:r>
+      <w:hyperlink r:id="rId266">
+        <w:r>
+          <w:rPr>
+            <w:lang w:val="hi_IN" w:bidi="hi_IN"/>
+          </w:rPr>
+          <w:rPr>
+            <w:color w:val="0000EE"/>
+            <w:u w:val="single"/>
+          </w:rPr>
+          <w:t>निर्गमन 1:15–21</w:t>
+        </w:r>
+      </w:hyperlink>
+      <w:r>
+        <w:rPr>
+          <w:lang w:val="hi_IN" w:bidi="hi_IN"/>
+        </w:rPr>
+        <w:t xml:space="preserve"> में प्रसव के लिए </w:t>
+      </w:r>
+      <w:r>
+        <w:rPr>
+          <w:lang w:val="hi_IN" w:bidi="hi_IN"/>
+        </w:rPr>
+        <w:t>प्रसव के पत्थरों</w:t>
+      </w:r>
+      <w:r>
+        <w:rPr>
+          <w:lang w:val="hi_IN" w:bidi="hi_IN"/>
+        </w:rPr>
+        <w:t xml:space="preserve"> के उपयोग का उल्लेख किया गया है। यह उपकरण प्रसव पीड़ा से गुजर रही महिला को प्रसव के लिए अनुकूल स्थिति में रखता था।</w:t>
+      </w:r>
+    </w:p>
+    <w:p>
+      <w:pPr/>
+      <w:r>
+        <w:rPr>
+          <w:lang w:val="hi_IN" w:bidi="hi_IN"/>
+        </w:rPr>
+      </w:r>
+      <w:r>
+        <w:rPr>
+          <w:lang w:val="hi_IN" w:bidi="hi_IN"/>
+        </w:rPr>
+        <w:t xml:space="preserve">नए नियम के समय में भूमध्यसागरीय दुनिया में यूनानी चिकित्सा का प्रभाव बहुत अधिक था। यद्यपि चिकित्सा का अभ्यास अभी भी प्राचीन अवस्था में था, हिप्पोक्रेट्स और उनके समय के अन्य यूनानी वैद्यों ने बीमारियों के जादुई स्पष्टीकरण को अस्वीकार करके आधुनिक चिकित्सा के लिए आधार तैयार किया और सावधानीपूर्वक अवलोकन के माध्यम से चिकित्सा उपचार के लिए तर्कसंगत आधार देने का प्रयास किया। </w:t>
+      </w:r>
+      <w:hyperlink r:id="rId267">
+        <w:r>
+          <w:rPr>
+            <w:lang w:val="hi_IN" w:bidi="hi_IN"/>
+          </w:rPr>
+          <w:rPr>
+            <w:color w:val="0000EE"/>
+            <w:u w:val="single"/>
+          </w:rPr>
+          <w:t>मरकुस 5:26</w:t>
+        </w:r>
+      </w:hyperlink>
+      <w:r>
+        <w:rPr>
+          <w:lang w:val="hi_IN" w:bidi="hi_IN"/>
+        </w:rPr>
+        <w:t xml:space="preserve"> से यह ज्ञात होता है कि इस्राएल में वैद्य उपलब्ध थे। वास्तव में, रब्बियों का आदेश था कि हर नगर में कम से कम एक वैद्य होना चाहिए, और कुछ रब्बी स्वयं चिकित्सा का अभ्यास करते थे।</w:t>
+      </w:r>
+    </w:p>
+    <w:p>
+      <w:pPr/>
+      <w:r>
+        <w:rPr>
+          <w:lang w:val="hi_IN" w:bidi="hi_IN"/>
+        </w:rPr>
+      </w:r>
+      <w:r>
+        <w:rPr>
+          <w:lang w:val="hi_IN" w:bidi="hi_IN"/>
+        </w:rPr>
+        <w:t xml:space="preserve">बाइबिल में कभी-कभी विशिष्ट चिकित्सा उपचारों का उल्लेख किया गया है। </w:t>
+      </w:r>
+      <w:r>
+        <w:rPr>
+          <w:lang w:val="hi_IN" w:bidi="hi_IN"/>
+        </w:rPr>
+        <w:t>दूदाफल</w:t>
+      </w:r>
+      <w:r>
+        <w:rPr>
+          <w:lang w:val="hi_IN" w:bidi="hi_IN"/>
+        </w:rPr>
+        <w:t xml:space="preserve"> का उपयोग कामोत्तेजक के रूप में किया जाता था (</w:t>
+      </w:r>
+      <w:hyperlink r:id="rId268">
+        <w:r>
+          <w:rPr>
+            <w:lang w:val="hi_IN" w:bidi="hi_IN"/>
+          </w:rPr>
+          <w:rPr>
+            <w:color w:val="0000EE"/>
+            <w:u w:val="single"/>
+          </w:rPr>
+          <w:t>उत 30:14</w:t>
         </w:r>
       </w:hyperlink>
       <w:r>
@@ -7544,16 +9309,64 @@
         </w:rPr>
         <w:t xml:space="preserve">; </w:t>
       </w:r>
-      <w:hyperlink r:id="rId228">
-        <w:r>
-          <w:rPr>
-            <w:lang w:val="hi_IN" w:bidi="hi_IN"/>
-          </w:rPr>
-          <w:rPr>
-            <w:color w:val="0000EE"/>
-            <w:u w:val="single"/>
-          </w:rPr>
-          <w:t>26:14</w:t>
+      <w:hyperlink r:id="rId269">
+        <w:r>
+          <w:rPr>
+            <w:lang w:val="hi_IN" w:bidi="hi_IN"/>
+          </w:rPr>
+          <w:rPr>
+            <w:color w:val="0000EE"/>
+            <w:u w:val="single"/>
+          </w:rPr>
+          <w:t>श्रे.गी.</w:t>
+        </w:r>
+      </w:hyperlink>
+      <w:hyperlink r:id="rId269">
+        <w:r>
+          <w:rPr>
+            <w:lang w:val="hi_IN" w:bidi="hi_IN"/>
+          </w:rPr>
+          <w:rPr>
+            <w:color w:val="0000EE"/>
+            <w:u w:val="single"/>
+          </w:rPr>
+          <w:t xml:space="preserve"> 7:13</w:t>
+        </w:r>
+      </w:hyperlink>
+      <w:r>
+        <w:rPr>
+          <w:lang w:val="hi_IN" w:bidi="hi_IN"/>
+        </w:rPr>
+        <w:t>)। जब अय्यूब सामान्य फोड़े से पीड़ित था, तो उसने मिट्टी के बर्तन के टुकड़े से निर्जीव त्वचा को हटाया और राख में बैठ गया (</w:t>
+      </w:r>
+      <w:hyperlink r:id="rId270">
+        <w:r>
+          <w:rPr>
+            <w:lang w:val="hi_IN" w:bidi="hi_IN"/>
+          </w:rPr>
+          <w:rPr>
+            <w:color w:val="0000EE"/>
+            <w:u w:val="single"/>
+          </w:rPr>
+          <w:t>अय्यू 2:7–8</w:t>
+        </w:r>
+      </w:hyperlink>
+      <w:r>
+        <w:rPr>
+          <w:lang w:val="hi_IN" w:bidi="hi_IN"/>
+        </w:rPr>
+        <w:t>)। राख बहते घावों को सुखाने का काम करती थी, जिससे इस उपचार के उपयोग का तर्कसंगत आधार मिलता था। यिर्मयाह गिलाद के मरहम का उल्लेख आलंकारिक तरीके से करता है, जो इसके औषधीय उपयोग को इंगित करता है (</w:t>
+      </w:r>
+      <w:hyperlink r:id="rId271">
+        <w:r>
+          <w:rPr>
+            <w:lang w:val="hi_IN" w:bidi="hi_IN"/>
+          </w:rPr>
+          <w:rPr>
+            <w:color w:val="0000EE"/>
+            <w:u w:val="single"/>
+          </w:rPr>
+          <w:t>यिर्म 8:22</w:t>
         </w:r>
       </w:hyperlink>
       <w:r>
@@ -7562,1257 +9375,7 @@
         </w:rPr>
         <w:t xml:space="preserve">; </w:t>
       </w:r>
-      <w:hyperlink r:id="rId229">
-        <w:r>
-          <w:rPr>
-            <w:lang w:val="hi_IN" w:bidi="hi_IN"/>
-          </w:rPr>
-          <w:rPr>
-            <w:color w:val="0000EE"/>
-            <w:u w:val="single"/>
-          </w:rPr>
-          <w:t>35:7, 23</w:t>
-        </w:r>
-      </w:hyperlink>
-      <w:r>
-        <w:rPr>
-          <w:lang w:val="hi_IN" w:bidi="hi_IN"/>
-        </w:rPr>
-        <w:t xml:space="preserve">; </w:t>
-      </w:r>
-      <w:hyperlink r:id="rId230">
-        <w:r>
-          <w:rPr>
-            <w:lang w:val="hi_IN" w:bidi="hi_IN"/>
-          </w:rPr>
-          <w:rPr>
-            <w:color w:val="0000EE"/>
-            <w:u w:val="single"/>
-          </w:rPr>
-          <w:t>36:19</w:t>
-        </w:r>
-      </w:hyperlink>
-      <w:r>
-        <w:rPr>
-          <w:lang w:val="hi_IN" w:bidi="hi_IN"/>
-        </w:rPr>
-        <w:t xml:space="preserve">; </w:t>
-      </w:r>
-      <w:hyperlink r:id="rId231">
-        <w:r>
-          <w:rPr>
-            <w:lang w:val="hi_IN" w:bidi="hi_IN"/>
-          </w:rPr>
-          <w:rPr>
-            <w:color w:val="0000EE"/>
-            <w:u w:val="single"/>
-          </w:rPr>
-          <w:t>39:34</w:t>
-        </w:r>
-      </w:hyperlink>
-      <w:r>
-        <w:rPr>
-          <w:lang w:val="hi_IN" w:bidi="hi_IN"/>
-        </w:rPr>
-        <w:t xml:space="preserve">)। बाइबिल में चर्मकार का एकमात्र संदर्भ </w:t>
-      </w:r>
-      <w:r>
-        <w:rPr>
-          <w:lang w:val="hi_IN" w:bidi="hi_IN"/>
-        </w:rPr>
-        <w:t xml:space="preserve">शमौन </w:t>
-      </w:r>
-      <w:r>
-        <w:rPr>
-          <w:lang w:val="hi_IN" w:bidi="hi_IN"/>
-        </w:rPr>
-        <w:t>के लिए है (</w:t>
-      </w:r>
-      <w:hyperlink r:id="rId226">
-        <w:r>
-          <w:rPr>
-            <w:lang w:val="hi_IN" w:bidi="hi_IN"/>
-          </w:rPr>
-          <w:rPr>
-            <w:color w:val="0000EE"/>
-            <w:u w:val="single"/>
-          </w:rPr>
-          <w:t>प्रेरि 9:43</w:t>
-        </w:r>
-      </w:hyperlink>
-      <w:r>
-        <w:rPr>
-          <w:lang w:val="hi_IN" w:bidi="hi_IN"/>
-        </w:rPr>
-        <w:t xml:space="preserve">; </w:t>
-      </w:r>
-      <w:hyperlink r:id="rId232">
-        <w:r>
-          <w:rPr>
-            <w:lang w:val="hi_IN" w:bidi="hi_IN"/>
-          </w:rPr>
-          <w:rPr>
-            <w:color w:val="0000EE"/>
-            <w:u w:val="single"/>
-          </w:rPr>
-          <w:t>10:6, 32</w:t>
-        </w:r>
-      </w:hyperlink>
-      <w:r>
-        <w:rPr>
-          <w:lang w:val="hi_IN" w:bidi="hi_IN"/>
-        </w:rPr>
-        <w:t>)।</w:t>
-      </w:r>
-    </w:p>
-    <w:p>
-      <w:pPr/>
-      <w:r>
-        <w:rPr>
-          <w:lang w:val="hi_IN" w:bidi="hi_IN"/>
-        </w:rPr>
-      </w:r>
-      <w:r>
-        <w:rPr>
-          <w:i/>
-          <w:lang w:val="hi_IN" w:bidi="hi_IN"/>
-        </w:rPr>
-        <w:t>यह भी देखें</w:t>
-      </w:r>
-      <w:r>
-        <w:rPr>
-          <w:lang w:val="hi_IN" w:bidi="hi_IN"/>
-        </w:rPr>
-        <w:t xml:space="preserve"> </w:t>
-      </w:r>
-      <w:r>
-        <w:rPr>
-          <w:lang w:val="hi_IN" w:bidi="hi_IN"/>
-        </w:rPr>
-        <w:t>चमड़ा</w:t>
-      </w:r>
-      <w:r>
-        <w:rPr>
-          <w:lang w:val="hi_IN" w:bidi="hi_IN"/>
-        </w:rPr>
-        <w:t>।</w:t>
-      </w:r>
-      <w:r>
-        <w:rPr>
-          <w:lang w:val="hi_IN" w:bidi="hi_IN"/>
-        </w:rPr>
-      </w:r>
-      <w:r>
-        <w:rPr>
-          <w:lang w:val="hi_IN" w:bidi="hi_IN"/>
-        </w:rPr>
-      </w:r>
-    </w:p>
-    <w:p>
-      <w:pPr/>
-      <w:r>
-        <w:rPr>
-          <w:lang w:val="hi_IN" w:bidi="hi_IN"/>
-        </w:rPr>
-      </w:r>
-    </w:p>
-    <w:p>
-      <w:pPr>
-        <w:pStyle w:val="Heading2"/>
-      </w:pPr>
-      <w:r>
-        <w:rPr>
-          <w:lang w:val="hi_IN" w:bidi="hi_IN"/>
-        </w:rPr>
-        <w:t>चर्मपत्र</w:t>
-      </w:r>
-      <w:r>
-        <w:rPr>
-          <w:lang w:val="hi_IN" w:bidi="hi_IN"/>
-        </w:rPr>
-      </w:r>
-    </w:p>
-    <w:p>
-      <w:pPr/>
-      <w:r>
-        <w:rPr>
-          <w:lang w:val="hi_IN" w:bidi="hi_IN"/>
-        </w:rPr>
-      </w:r>
-      <w:r>
-        <w:rPr>
-          <w:i/>
-          <w:lang w:val="hi_IN" w:bidi="hi_IN"/>
-        </w:rPr>
-        <w:t>देखें</w:t>
-      </w:r>
-      <w:r>
-        <w:rPr>
-          <w:lang w:val="hi_IN" w:bidi="hi_IN"/>
-        </w:rPr>
-        <w:t xml:space="preserve"> </w:t>
-      </w:r>
-      <w:r>
-        <w:rPr>
-          <w:lang w:val="hi_IN" w:bidi="hi_IN"/>
-        </w:rPr>
-        <w:t>लेखन</w:t>
-      </w:r>
-      <w:r>
-        <w:rPr>
-          <w:lang w:val="hi_IN" w:bidi="hi_IN"/>
-        </w:rPr>
-        <w:t xml:space="preserve">; </w:t>
-      </w:r>
-      <w:r>
-        <w:rPr>
-          <w:lang w:val="hi_IN" w:bidi="hi_IN"/>
-        </w:rPr>
-        <w:t>पिरगमुन</w:t>
-      </w:r>
-      <w:r>
-        <w:rPr>
-          <w:lang w:val="hi_IN" w:bidi="hi_IN"/>
-        </w:rPr>
-        <w:t>।</w:t>
-      </w:r>
-      <w:r>
-        <w:rPr>
-          <w:lang w:val="hi_IN" w:bidi="hi_IN"/>
-        </w:rPr>
-      </w:r>
-      <w:r>
-        <w:rPr>
-          <w:lang w:val="hi_IN" w:bidi="hi_IN"/>
-        </w:rPr>
-      </w:r>
-    </w:p>
-    <w:p>
-      <w:pPr/>
-      <w:r>
-        <w:rPr>
-          <w:lang w:val="hi_IN" w:bidi="hi_IN"/>
-        </w:rPr>
-      </w:r>
-    </w:p>
-    <w:p>
-      <w:pPr>
-        <w:pStyle w:val="Heading2"/>
-      </w:pPr>
-      <w:r>
-        <w:rPr>
-          <w:lang w:val="hi_IN" w:bidi="hi_IN"/>
-        </w:rPr>
-        <w:t>चाँदी</w:t>
-      </w:r>
-      <w:r>
-        <w:rPr>
-          <w:lang w:val="hi_IN" w:bidi="hi_IN"/>
-        </w:rPr>
-      </w:r>
-    </w:p>
-    <w:p>
-      <w:pPr/>
-      <w:r>
-        <w:rPr>
-          <w:lang w:val="hi_IN" w:bidi="hi_IN"/>
-        </w:rPr>
-      </w:r>
-      <w:r>
-        <w:rPr>
-          <w:i/>
-          <w:lang w:val="hi_IN" w:bidi="hi_IN"/>
-        </w:rPr>
-        <w:t>देखें</w:t>
-      </w:r>
-      <w:r>
-        <w:rPr>
-          <w:lang w:val="hi_IN" w:bidi="hi_IN"/>
-        </w:rPr>
-        <w:t xml:space="preserve"> </w:t>
-      </w:r>
-      <w:r>
-        <w:rPr>
-          <w:lang w:val="hi_IN" w:bidi="hi_IN"/>
-        </w:rPr>
-        <w:t>सिक्के</w:t>
-      </w:r>
-      <w:r>
-        <w:rPr>
-          <w:lang w:val="hi_IN" w:bidi="hi_IN"/>
-        </w:rPr>
-        <w:t xml:space="preserve">; </w:t>
-      </w:r>
-      <w:r>
-        <w:rPr>
-          <w:lang w:val="hi_IN" w:bidi="hi_IN"/>
-        </w:rPr>
-        <w:t>खनिज और धातुएँ</w:t>
-      </w:r>
-      <w:r>
-        <w:rPr>
-          <w:lang w:val="hi_IN" w:bidi="hi_IN"/>
-        </w:rPr>
-        <w:t xml:space="preserve">; </w:t>
-      </w:r>
-      <w:r>
-        <w:rPr>
-          <w:lang w:val="hi_IN" w:bidi="hi_IN"/>
-        </w:rPr>
-        <w:t>बहुमूल्य पत्थर</w:t>
-      </w:r>
-      <w:r>
-        <w:rPr>
-          <w:lang w:val="hi_IN" w:bidi="hi_IN"/>
-        </w:rPr>
-        <w:t xml:space="preserve">; </w:t>
-      </w:r>
-      <w:r>
-        <w:rPr>
-          <w:lang w:val="hi_IN" w:bidi="hi_IN"/>
-        </w:rPr>
-        <w:t>रुपये-पैसे</w:t>
-      </w:r>
-      <w:r>
-        <w:rPr>
-          <w:lang w:val="hi_IN" w:bidi="hi_IN"/>
-        </w:rPr>
-        <w:t xml:space="preserve">; </w:t>
-      </w:r>
-      <w:r>
-        <w:rPr>
-          <w:lang w:val="hi_IN" w:bidi="hi_IN"/>
-        </w:rPr>
-        <w:t>बैंकर और बैंकिंग</w:t>
-      </w:r>
-      <w:r>
-        <w:rPr>
-          <w:lang w:val="hi_IN" w:bidi="hi_IN"/>
-        </w:rPr>
-        <w:t>।</w:t>
-      </w:r>
-      <w:r>
-        <w:rPr>
-          <w:lang w:val="hi_IN" w:bidi="hi_IN"/>
-        </w:rPr>
-      </w:r>
-      <w:r>
-        <w:rPr>
-          <w:lang w:val="hi_IN" w:bidi="hi_IN"/>
-        </w:rPr>
-      </w:r>
-    </w:p>
-    <w:p>
-      <w:pPr/>
-      <w:r>
-        <w:rPr>
-          <w:lang w:val="hi_IN" w:bidi="hi_IN"/>
-        </w:rPr>
-      </w:r>
-    </w:p>
-    <w:p>
-      <w:pPr>
-        <w:pStyle w:val="Heading2"/>
-      </w:pPr>
-      <w:r>
-        <w:rPr>
-          <w:lang w:val="hi_IN" w:bidi="hi_IN"/>
-        </w:rPr>
-        <w:t>चाकू</w:t>
-      </w:r>
-      <w:r>
-        <w:rPr>
-          <w:lang w:val="hi_IN" w:bidi="hi_IN"/>
-        </w:rPr>
-      </w:r>
-    </w:p>
-    <w:p>
-      <w:pPr/>
-      <w:r>
-        <w:rPr>
-          <w:lang w:val="hi_IN" w:bidi="hi_IN"/>
-        </w:rPr>
-      </w:r>
-      <w:r>
-        <w:rPr>
-          <w:lang w:val="hi_IN" w:bidi="hi_IN"/>
-        </w:rPr>
-        <w:t>छोटा, हाथ में पकड़ा जाने वाला, एक या दो धार वाला काटने का उपकरण, जो आमतौर पर चकमक पत्थर या धातु से बना होता है।</w:t>
-      </w:r>
-      <w:r>
-        <w:rPr>
-          <w:lang w:val="hi_IN" w:bidi="hi_IN"/>
-        </w:rPr>
-      </w:r>
-      <w:r>
-        <w:rPr>
-          <w:lang w:val="hi_IN" w:bidi="hi_IN"/>
-        </w:rPr>
-      </w:r>
-    </w:p>
-    <w:p>
-      <w:pPr/>
-      <w:r>
-        <w:rPr>
-          <w:lang w:val="hi_IN" w:bidi="hi_IN"/>
-        </w:rPr>
-      </w:r>
-    </w:p>
-    <w:p>
-      <w:pPr>
-        <w:pStyle w:val="Heading2"/>
-      </w:pPr>
-      <w:r>
-        <w:rPr>
-          <w:lang w:val="hi_IN" w:bidi="hi_IN"/>
-        </w:rPr>
-        <w:t>चाकू</w:t>
-      </w:r>
-      <w:r>
-        <w:rPr>
-          <w:lang w:val="hi_IN" w:bidi="hi_IN"/>
-        </w:rPr>
-      </w:r>
-    </w:p>
-    <w:p>
-      <w:pPr>
-        <w:pStyle w:val="Heading2"/>
-      </w:pPr>
-      <w:r>
-        <w:rPr>
-          <w:lang w:val="hi_IN" w:bidi="hi_IN"/>
-        </w:rPr>
-        <w:t>चाकू</w:t>
-      </w:r>
-    </w:p>
-    <w:p>
-      <w:pPr/>
-      <w:r>
-        <w:rPr>
-          <w:lang w:val="hi_IN" w:bidi="hi_IN"/>
-        </w:rPr>
-      </w:r>
-      <w:r>
-        <w:rPr>
-          <w:lang w:val="hi_IN" w:bidi="hi_IN"/>
-        </w:rPr>
-        <w:t xml:space="preserve">लोहे के उपकरण का उपयोग नरकट कलमों को तेज करने, सरकण्डा काटने और पत्थर में अक्षरों को उकेरने के लिए किया जाता था। इसका उल्लेख केवल नाम से </w:t>
-      </w:r>
-      <w:hyperlink r:id="rId233">
-        <w:r>
-          <w:rPr>
-            <w:lang w:val="hi_IN" w:bidi="hi_IN"/>
-          </w:rPr>
-          <w:rPr>
-            <w:color w:val="0000EE"/>
-            <w:u w:val="single"/>
-          </w:rPr>
-          <w:t>यिर्मयाह 36:23</w:t>
-        </w:r>
-      </w:hyperlink>
-      <w:r>
-        <w:rPr>
-          <w:lang w:val="hi_IN" w:bidi="hi_IN"/>
-        </w:rPr>
-        <w:t xml:space="preserve"> (आरएसवी) में किया गया है, लेकिन इसे अन्यत्र लोहे के कलम या उपकरण के रूप में सन्दर्भित किया गया है (</w:t>
-      </w:r>
-      <w:hyperlink r:id="rId234">
-        <w:r>
-          <w:rPr>
-            <w:lang w:val="hi_IN" w:bidi="hi_IN"/>
-          </w:rPr>
-          <w:rPr>
-            <w:color w:val="0000EE"/>
-            <w:u w:val="single"/>
-          </w:rPr>
-          <w:t>अय्यू 19:24</w:t>
-        </w:r>
-      </w:hyperlink>
-      <w:r>
-        <w:rPr>
-          <w:lang w:val="hi_IN" w:bidi="hi_IN"/>
-        </w:rPr>
-        <w:t xml:space="preserve">; </w:t>
-      </w:r>
-      <w:hyperlink r:id="rId235">
-        <w:r>
-          <w:rPr>
-            <w:lang w:val="hi_IN" w:bidi="hi_IN"/>
-          </w:rPr>
-          <w:rPr>
-            <w:color w:val="0000EE"/>
-            <w:u w:val="single"/>
-          </w:rPr>
-          <w:t>यिर्म 17:1</w:t>
-        </w:r>
-      </w:hyperlink>
-      <w:r>
-        <w:rPr>
-          <w:lang w:val="hi_IN" w:bidi="hi_IN"/>
-        </w:rPr>
-        <w:t>)।</w:t>
-      </w:r>
-      <w:r>
-        <w:rPr>
-          <w:lang w:val="hi_IN" w:bidi="hi_IN"/>
-        </w:rPr>
-      </w:r>
-      <w:r>
-        <w:rPr>
-          <w:lang w:val="hi_IN" w:bidi="hi_IN"/>
-        </w:rPr>
-      </w:r>
-    </w:p>
-    <w:p>
-      <w:pPr/>
-      <w:r>
-        <w:rPr>
-          <w:lang w:val="hi_IN" w:bidi="hi_IN"/>
-        </w:rPr>
-      </w:r>
-    </w:p>
-    <w:p>
-      <w:pPr>
-        <w:pStyle w:val="Heading2"/>
-      </w:pPr>
-      <w:r>
-        <w:rPr>
-          <w:lang w:val="hi_IN" w:bidi="hi_IN"/>
-        </w:rPr>
-        <w:t>चाबुक से पीटना</w:t>
-      </w:r>
-      <w:r>
-        <w:rPr>
-          <w:lang w:val="hi_IN" w:bidi="hi_IN"/>
-        </w:rPr>
-      </w:r>
-    </w:p>
-    <w:p>
-      <w:pPr/>
-      <w:r>
-        <w:rPr>
-          <w:lang w:val="hi_IN" w:bidi="hi_IN"/>
-        </w:rPr>
-      </w:r>
-      <w:r>
-        <w:rPr>
-          <w:i/>
-          <w:lang w:val="hi_IN" w:bidi="hi_IN"/>
-        </w:rPr>
-        <w:t>देखें</w:t>
-      </w:r>
-      <w:r>
-        <w:rPr>
-          <w:lang w:val="hi_IN" w:bidi="hi_IN"/>
-        </w:rPr>
-        <w:t xml:space="preserve"> </w:t>
-      </w:r>
-      <w:r>
-        <w:rPr>
-          <w:lang w:val="hi_IN" w:bidi="hi_IN"/>
-        </w:rPr>
-        <w:t>आपराधिक व्यवस्था और दण्ड।</w:t>
-      </w:r>
-      <w:r>
-        <w:rPr>
-          <w:lang w:val="hi_IN" w:bidi="hi_IN"/>
-        </w:rPr>
-      </w:r>
-      <w:r>
-        <w:rPr>
-          <w:lang w:val="hi_IN" w:bidi="hi_IN"/>
-        </w:rPr>
-      </w:r>
-    </w:p>
-    <w:p>
-      <w:pPr/>
-      <w:r>
-        <w:rPr>
-          <w:lang w:val="hi_IN" w:bidi="hi_IN"/>
-        </w:rPr>
-      </w:r>
-    </w:p>
-    <w:p>
-      <w:pPr>
-        <w:pStyle w:val="Heading2"/>
-      </w:pPr>
-      <w:r>
-        <w:rPr>
-          <w:lang w:val="hi_IN" w:bidi="hi_IN"/>
-        </w:rPr>
-        <w:t>चिकरी</w:t>
-      </w:r>
-      <w:r>
-        <w:rPr>
-          <w:lang w:val="hi_IN" w:bidi="hi_IN"/>
-        </w:rPr>
-      </w:r>
-    </w:p>
-    <w:p>
-      <w:pPr/>
-      <w:r>
-        <w:rPr>
-          <w:lang w:val="hi_IN" w:bidi="hi_IN"/>
-        </w:rPr>
-      </w:r>
-      <w:r>
-        <w:rPr>
-          <w:lang w:val="hi_IN" w:bidi="hi_IN"/>
-        </w:rPr>
-        <w:t>एक पौधा (</w:t>
-      </w:r>
-      <w:r>
-        <w:rPr>
-          <w:i/>
-          <w:lang w:val="hi_IN" w:bidi="hi_IN"/>
-        </w:rPr>
-        <w:t>सिचोरियम इंटीबस</w:t>
-      </w:r>
-      <w:r>
-        <w:rPr>
-          <w:lang w:val="hi_IN" w:bidi="hi_IN"/>
-        </w:rPr>
-        <w:t>) जो इस्राएल और आस-पास के क्षेत्रों के कई हिस्सों में जंगली रूप से उगता है। इसके फूल और पत्ते चमकीले नीले रंग के होते हैं जिन्हें सब्जी के रूप में खाया जा सकता है। कुछ विद्वानों का सुझाव है कि यह प्राचीन काल में इस्तेमाल की जाने वाली कड़वी जड़ी-बूटियों में से एक हो सकती है, हालांकि यह अनिश्चित है।</w:t>
-      </w:r>
-    </w:p>
-    <w:p>
-      <w:pPr/>
-      <w:r>
-        <w:rPr>
-          <w:lang w:val="hi_IN" w:bidi="hi_IN"/>
-        </w:rPr>
-      </w:r>
-      <w:r>
-        <w:rPr>
-          <w:i/>
-          <w:lang w:val="hi_IN" w:bidi="hi_IN"/>
-        </w:rPr>
-        <w:t>देखिए</w:t>
-      </w:r>
-      <w:r>
-        <w:rPr>
-          <w:lang w:val="hi_IN" w:bidi="hi_IN"/>
-        </w:rPr>
-        <w:t xml:space="preserve"> </w:t>
-      </w:r>
-      <w:r>
-        <w:rPr>
-          <w:lang w:val="hi_IN" w:bidi="hi_IN"/>
-        </w:rPr>
-        <w:t>कड़वी जड़ी-बूटियाँ।</w:t>
-      </w:r>
-      <w:r>
-        <w:rPr>
-          <w:lang w:val="hi_IN" w:bidi="hi_IN"/>
-        </w:rPr>
-      </w:r>
-      <w:r>
-        <w:rPr>
-          <w:lang w:val="hi_IN" w:bidi="hi_IN"/>
-        </w:rPr>
-      </w:r>
-    </w:p>
-    <w:p>
-      <w:pPr/>
-      <w:r>
-        <w:rPr>
-          <w:lang w:val="hi_IN" w:bidi="hi_IN"/>
-        </w:rPr>
-      </w:r>
-    </w:p>
-    <w:p>
-      <w:pPr>
-        <w:pStyle w:val="Heading2"/>
-      </w:pPr>
-      <w:r>
-        <w:rPr>
-          <w:lang w:val="hi_IN" w:bidi="hi_IN"/>
-        </w:rPr>
-        <w:t>चिकित्सा विज्ञान और चिकित्सा पद्धति</w:t>
-      </w:r>
-      <w:r>
-        <w:rPr>
-          <w:lang w:val="hi_IN" w:bidi="hi_IN"/>
-        </w:rPr>
-      </w:r>
-    </w:p>
-    <w:p>
-      <w:pPr>
-        <w:pStyle w:val="Heading2"/>
-      </w:pPr>
-      <w:r>
-        <w:rPr>
-          <w:lang w:val="hi_IN" w:bidi="hi_IN"/>
-        </w:rPr>
-        <w:t>चिकित्सा विज्ञान</w:t>
-      </w:r>
-      <w:r>
-        <w:rPr>
-          <w:b/>
-          <w:lang w:val="hi_IN" w:bidi="hi_IN"/>
-        </w:rPr>
-        <w:t xml:space="preserve"> </w:t>
-      </w:r>
-      <w:r>
-        <w:rPr>
-          <w:b/>
-          <w:lang w:val="hi_IN" w:bidi="hi_IN"/>
-        </w:rPr>
-        <w:t>और चिकित्सा पद्धति</w:t>
-      </w:r>
-    </w:p>
-    <w:p>
-      <w:pPr/>
-      <w:r>
-        <w:rPr>
-          <w:lang w:val="hi_IN" w:bidi="hi_IN"/>
-        </w:rPr>
-      </w:r>
-      <w:r>
-        <w:rPr>
-          <w:lang w:val="hi_IN" w:bidi="hi_IN"/>
-        </w:rPr>
-        <w:t>रोगों के निदान, उपचार और रोकथाम से संबंधित ज्ञान के क्षेत्र को, साथ ही उन वास्तविक पदार्थों को, जो रोगों के निदान, उपचार या रोकथाम के लिए उपयोग किए जाते हैं उन्हें चिकित्सा कहते हैं।</w:t>
-      </w:r>
-    </w:p>
-    <w:p>
-      <w:pPr/>
-      <w:r>
-        <w:rPr>
-          <w:lang w:val="hi_IN" w:bidi="hi_IN"/>
-        </w:rPr>
-      </w:r>
-      <w:r>
-        <w:rPr>
-          <w:lang w:val="hi_IN" w:bidi="hi_IN"/>
-        </w:rPr>
-        <w:t xml:space="preserve">चिकित्सा विज्ञान को ज्ञान की एक शाखा के रूप में पुराने नियम (OT) के समय के इब्रानी लोगों द्वारा बहुत कम महत्व दिया गया था, इसके विपरीत मेसोपोटामिया और मिस्र की आसपास की संस्कृतियों में चिकित्सा विज्ञान को एक महत्वपूर्ण स्थान प्राप्त था। </w:t>
-      </w:r>
-      <w:r>
-        <w:rPr>
-          <w:lang w:val="hi_IN" w:bidi="hi_IN"/>
-        </w:rPr>
-        <w:t>अश्शूर</w:t>
-      </w:r>
-      <w:r>
-        <w:rPr>
-          <w:lang w:val="hi_IN" w:bidi="hi_IN"/>
-        </w:rPr>
-        <w:t xml:space="preserve"> </w:t>
-      </w:r>
-      <w:r>
-        <w:rPr>
-          <w:lang w:val="hi_IN" w:bidi="hi_IN"/>
-        </w:rPr>
-        <w:t xml:space="preserve">के </w:t>
-      </w:r>
-      <w:r>
-        <w:rPr>
-          <w:lang w:val="hi_IN" w:bidi="hi_IN"/>
-        </w:rPr>
-        <w:t xml:space="preserve">राजा अशुर्बनिपाल के पुस्तकालय में चिकित्सा से संबंधित 800 तख्तियाँ अभी भी मौजूद हैं। इन लेखनों से यह देखा जा सकता है कि उस समय की चिकित्सा धर्म, शकुन विद्या और शैतानी विद्या का मिश्रण थी। उनकी औषधियों की सूची बहुत विस्तृत थी, जिसमें कुत्ते की गंदगी और मानव मूत्र जैसे तत्व शामिल थे। कुछ चिकित्सकों द्वारा शल्य चिकित्सा भी की जाती थी। बाबुल में एक असामान्य निदान विधि यह थी कि ताज़ा मारे गए जानवर के जिगर की जाँच की जाती थी और उसे सामान्य जानवर के जिगर के एक मिट्टी के मॉडल से तुलना की जाती थी। इन दोनों के बीच के अंतर का उपयोग रोगी की स्थिति का निदान करने के लिए किया जाता था। इसका और शकुन विद्या का एक दिलचस्प उदाहरण </w:t>
-      </w:r>
-      <w:hyperlink r:id="rId236">
-        <w:r>
-          <w:rPr>
-            <w:lang w:val="hi_IN" w:bidi="hi_IN"/>
-          </w:rPr>
-          <w:rPr>
-            <w:color w:val="0000EE"/>
-            <w:u w:val="single"/>
-          </w:rPr>
-          <w:t>यहेजकेल 21:21</w:t>
-        </w:r>
-      </w:hyperlink>
-      <w:r>
-        <w:rPr>
-          <w:lang w:val="hi_IN" w:bidi="hi_IN"/>
-        </w:rPr>
-        <w:t xml:space="preserve"> में मिलता है।</w:t>
-      </w:r>
-    </w:p>
-    <w:p>
-      <w:pPr/>
-      <w:r>
-        <w:rPr>
-          <w:lang w:val="hi_IN" w:bidi="hi_IN"/>
-        </w:rPr>
-      </w:r>
-      <w:r>
-        <w:rPr>
-          <w:lang w:val="hi_IN" w:bidi="hi_IN"/>
-        </w:rPr>
-        <w:t>मिस्र में चिकित्सा की कला मेसोपोटामिया की तुलना में अधिक उन्नत थी, जो तर्क और अवलोकन पर अधिक निर्भर थी। एडविन-स्मिथ पपीरस सबसे पुराना ज्ञात शल्य चिकित्सा ग्रंथ है। इसमें विभिन्न प्रकार की हड्डी टूटने, जोड़ उखड़ने, घाव, ट्यूमर और अल्सर पर चर्चा की गई है। उपचार में चिपकने वाला प्लास्टर, शल्य टांके, और दागने का उपयोग किया गया। हृदय को रक्तवह-तन्त्र का केंद्र माना गया था, और नाड़ी का निरीक्षण किया गया था। एबर्स पपीरस आंतरिक चिकित्सा की समस्याओं और उनके उपचार से संबंधित है। एनिमा चिकित्सा का लोकप्रिय रूप था, और उनकी औषधियों में अरंडी के तेल से लेकर जानवरों की चर्बी और गर्म रेत तक की विभिन्न प्रकार की उपचार सामग्री शामिल थीं। अन्य पपीरस स्त्रीरोग संबंधी समस्याओं से निपटते हैं और उनमें औषधीय नुस्खे और कई जादुई मंत्र होते हैं। ममीकरण अत्यधिक विकसित कला थी; यूसुफ ने अपने पिता याकूब का शव संरक्षित करवाया था (</w:t>
-      </w:r>
-      <w:hyperlink r:id="rId237">
-        <w:r>
-          <w:rPr>
-            <w:lang w:val="hi_IN" w:bidi="hi_IN"/>
-          </w:rPr>
-          <w:rPr>
-            <w:color w:val="0000EE"/>
-            <w:u w:val="single"/>
-          </w:rPr>
-          <w:t>उत 50:2</w:t>
-        </w:r>
-      </w:hyperlink>
-      <w:r>
-        <w:rPr>
-          <w:lang w:val="hi_IN" w:bidi="hi_IN"/>
-        </w:rPr>
-        <w:t>)।</w:t>
-      </w:r>
-    </w:p>
-    <w:p>
-      <w:pPr/>
-      <w:r>
-        <w:rPr>
-          <w:lang w:val="hi_IN" w:bidi="hi_IN"/>
-        </w:rPr>
-      </w:r>
-      <w:r>
-        <w:rPr>
-          <w:lang w:val="hi_IN" w:bidi="hi_IN"/>
-        </w:rPr>
-        <w:t>पुराने नियम के समय में इब्रानी लोगों का रोगों के प्रति नज़रिया उनके मूर्तिपूजक पड़ोसियों से पूरी तरह अलग था। वे मूर्तिपूजक अंधविश्वासों या देवताओं में विश्वास नहीं करते थे और परिणामस्वरूप, उन्होंने मिस्रियों और बेबीलोनियों के समान चिकित्सा ज्ञान विकसित नहीं किया इसके बजाय, इब्रानी लोग बीमारी को परमेश्वर के न्याय के रूप में मानते थे (</w:t>
-      </w:r>
-      <w:hyperlink r:id="rId238">
-        <w:r>
-          <w:rPr>
-            <w:lang w:val="hi_IN" w:bidi="hi_IN"/>
-          </w:rPr>
-          <w:rPr>
-            <w:color w:val="0000EE"/>
-            <w:u w:val="single"/>
-          </w:rPr>
-          <w:t>निर्ग 15:26</w:t>
-        </w:r>
-      </w:hyperlink>
-      <w:r>
-        <w:rPr>
-          <w:lang w:val="hi_IN" w:bidi="hi_IN"/>
-        </w:rPr>
-        <w:t xml:space="preserve">; </w:t>
-      </w:r>
-      <w:hyperlink r:id="rId239">
-        <w:r>
-          <w:rPr>
-            <w:lang w:val="hi_IN" w:bidi="hi_IN"/>
-          </w:rPr>
-          <w:rPr>
-            <w:color w:val="0000EE"/>
-            <w:u w:val="single"/>
-          </w:rPr>
-          <w:t>व्य.वि.</w:t>
-        </w:r>
-      </w:hyperlink>
-      <w:hyperlink r:id="rId239">
-        <w:r>
-          <w:rPr>
-            <w:lang w:val="hi_IN" w:bidi="hi_IN"/>
-          </w:rPr>
-          <w:rPr>
-            <w:color w:val="0000EE"/>
-            <w:u w:val="single"/>
-          </w:rPr>
-          <w:t xml:space="preserve"> 28:22, 35, 60–61</w:t>
-        </w:r>
-      </w:hyperlink>
-      <w:r>
-        <w:rPr>
-          <w:lang w:val="hi_IN" w:bidi="hi_IN"/>
-        </w:rPr>
-        <w:t xml:space="preserve">; </w:t>
-      </w:r>
-      <w:hyperlink r:id="rId240">
-        <w:r>
-          <w:rPr>
-            <w:lang w:val="hi_IN" w:bidi="hi_IN"/>
-          </w:rPr>
-          <w:rPr>
-            <w:color w:val="0000EE"/>
-            <w:u w:val="single"/>
-          </w:rPr>
-          <w:t>यूह 9:2</w:t>
-        </w:r>
-      </w:hyperlink>
-      <w:r>
-        <w:rPr>
-          <w:lang w:val="hi_IN" w:bidi="hi_IN"/>
-        </w:rPr>
-        <w:t>) और चंगा होने का श्रेय भी परमेश्वर को जाता था (</w:t>
-      </w:r>
-      <w:hyperlink r:id="rId238">
-        <w:r>
-          <w:rPr>
-            <w:lang w:val="hi_IN" w:bidi="hi_IN"/>
-          </w:rPr>
-          <w:rPr>
-            <w:color w:val="0000EE"/>
-            <w:u w:val="single"/>
-          </w:rPr>
-          <w:t>निर्ग 15:26</w:t>
-        </w:r>
-      </w:hyperlink>
-      <w:r>
-        <w:rPr>
-          <w:lang w:val="hi_IN" w:bidi="hi_IN"/>
-        </w:rPr>
-        <w:t xml:space="preserve">; </w:t>
-      </w:r>
-      <w:hyperlink r:id="rId241">
-        <w:r>
-          <w:rPr>
-            <w:lang w:val="hi_IN" w:bidi="hi_IN"/>
-          </w:rPr>
-          <w:rPr>
-            <w:color w:val="0000EE"/>
-            <w:u w:val="single"/>
-          </w:rPr>
-          <w:t>भज 103:3</w:t>
-        </w:r>
-      </w:hyperlink>
-      <w:r>
-        <w:rPr>
-          <w:lang w:val="hi_IN" w:bidi="hi_IN"/>
-        </w:rPr>
-        <w:t xml:space="preserve">)। इस दर्शनशास्त्र के अनुसार, राजा आसा का परमेश्वर के बजाय वैद्यों पर निर्भर रहना, </w:t>
-      </w:r>
-      <w:hyperlink r:id="rId242">
-        <w:r>
-          <w:rPr>
-            <w:lang w:val="hi_IN" w:bidi="hi_IN"/>
-          </w:rPr>
-          <w:rPr>
-            <w:color w:val="0000EE"/>
-            <w:u w:val="single"/>
-          </w:rPr>
-          <w:t>2 इतिहास 16:12</w:t>
-        </w:r>
-      </w:hyperlink>
-      <w:r>
-        <w:rPr>
-          <w:lang w:val="hi_IN" w:bidi="hi_IN"/>
-        </w:rPr>
-        <w:t xml:space="preserve"> में निंदात्मक रूप में संदर्भित किया गया है। इसलिए, जबकि इस्राएल में चिकित्सा उपचार उपलब्ध था, इसका उपयोग और विकास पड़ोसी देशों की तुलना में कम उन्नत था।</w:t>
-      </w:r>
-    </w:p>
-    <w:p>
-      <w:pPr/>
-      <w:r>
-        <w:rPr>
-          <w:lang w:val="hi_IN" w:bidi="hi_IN"/>
-        </w:rPr>
-      </w:r>
-      <w:r>
-        <w:rPr>
-          <w:lang w:val="hi_IN" w:bidi="hi_IN"/>
-        </w:rPr>
-        <w:t xml:space="preserve">इब्रानी लोगों का चिकित्सा में सबसे महत्वपूर्ण योगदान स्वच्छता उपायों में था जो व्यवस्था में उल्लिखित थे, विशेष रूप से </w:t>
-      </w:r>
-      <w:hyperlink r:id="rId243">
-        <w:r>
-          <w:rPr>
-            <w:lang w:val="hi_IN" w:bidi="hi_IN"/>
-          </w:rPr>
-          <w:rPr>
-            <w:color w:val="0000EE"/>
-            <w:u w:val="single"/>
-          </w:rPr>
-          <w:t>लैव्यव्यवस्था 11–15</w:t>
-        </w:r>
-      </w:hyperlink>
-      <w:r>
-        <w:rPr>
-          <w:lang w:val="hi_IN" w:bidi="hi_IN"/>
-        </w:rPr>
-        <w:t>। जबकि इनका मुख्य रूप से धार्मिक महत्व था, लेकिन निस्संदेह इनसे लोगों के स्वास्थ्य और शारीरिक तंदुरुस्ती के सामान्य स्तर में सुधार हुआ।इब्रानी याजक अन्य संस्कृतियों में पाए जाने वाले वैद्य-याजक के समकक्ष नहीं थे। यद्यपि इब्रानी याजक से यह अपेक्षा की जाती थी कि वह कौन सी शारीरिक अवस्थाएँ किसी व्यक्ति को धार्मिक रूप से अशुद्ध बनाती हैं, इसका निर्धारण करे, लेकिन शास्त्र में कहीं यह संकेत नहीं मिलता कि वे रोगों का उपचार करते थे।</w:t>
-      </w:r>
-    </w:p>
-    <w:p>
-      <w:pPr/>
-      <w:r>
-        <w:rPr>
-          <w:lang w:val="hi_IN" w:bidi="hi_IN"/>
-        </w:rPr>
-      </w:r>
-      <w:r>
-        <w:rPr>
-          <w:lang w:val="hi_IN" w:bidi="hi_IN"/>
-        </w:rPr>
-        <w:t>पवित्रशास्त्र में उल्लिखित एकमात्र शल्यक्रिया खतना है। यह चिकित्सा कारणों से नहीं, धार्मिक कारणों से इब्रानी लोगों द्वारा किया जाता था, और इसे किसी वैद्य द्वारा नहीं बल्कि घर के मुखिया या किसी और के द्वारा किया जाता था (</w:t>
-      </w:r>
-      <w:hyperlink r:id="rId244">
-        <w:r>
-          <w:rPr>
-            <w:lang w:val="hi_IN" w:bidi="hi_IN"/>
-          </w:rPr>
-          <w:rPr>
-            <w:color w:val="0000EE"/>
-            <w:u w:val="single"/>
-          </w:rPr>
-          <w:t>निर्ग 4:25</w:t>
-        </w:r>
-      </w:hyperlink>
-      <w:r>
-        <w:rPr>
-          <w:lang w:val="hi_IN" w:bidi="hi_IN"/>
-        </w:rPr>
-        <w:t xml:space="preserve">)। </w:t>
-      </w:r>
-      <w:hyperlink r:id="rId245">
-        <w:r>
-          <w:rPr>
-            <w:lang w:val="hi_IN" w:bidi="hi_IN"/>
-          </w:rPr>
-          <w:rPr>
-            <w:color w:val="0000EE"/>
-            <w:u w:val="single"/>
-          </w:rPr>
-          <w:t>यहेजकेल 30:21</w:t>
-        </w:r>
-      </w:hyperlink>
-      <w:r>
-        <w:rPr>
-          <w:lang w:val="hi_IN" w:bidi="hi_IN"/>
-        </w:rPr>
-        <w:t xml:space="preserve"> में हाथ की हड्डी टूटने के इलाज का उल्लेख है, जिसमें उसे स्थिर करके और </w:t>
-      </w:r>
-      <w:r>
-        <w:rPr>
-          <w:lang w:val="hi_IN" w:bidi="hi_IN"/>
-        </w:rPr>
-        <w:t>लेप लगाकर पट्टी</w:t>
-      </w:r>
-      <w:r>
-        <w:rPr>
-          <w:lang w:val="hi_IN" w:bidi="hi_IN"/>
-        </w:rPr>
-        <w:t xml:space="preserve"> से बांधकर ठीक करने हो कहा गया है।</w:t>
-      </w:r>
-    </w:p>
-    <w:p>
-      <w:pPr/>
-      <w:r>
-        <w:rPr>
-          <w:lang w:val="hi_IN" w:bidi="hi_IN"/>
-        </w:rPr>
-      </w:r>
-      <w:r>
-        <w:rPr>
-          <w:lang w:val="hi_IN" w:bidi="hi_IN"/>
-        </w:rPr>
-        <w:t>प्रसूति देखभाल अनुभवी दाइयों द्वारा दी जाती थी (</w:t>
-      </w:r>
-      <w:hyperlink r:id="rId246">
-        <w:r>
-          <w:rPr>
-            <w:lang w:val="hi_IN" w:bidi="hi_IN"/>
-          </w:rPr>
-          <w:rPr>
-            <w:color w:val="0000EE"/>
-            <w:u w:val="single"/>
-          </w:rPr>
-          <w:t>उत 35:17</w:t>
-        </w:r>
-      </w:hyperlink>
-      <w:r>
-        <w:rPr>
-          <w:lang w:val="hi_IN" w:bidi="hi_IN"/>
-        </w:rPr>
-        <w:t xml:space="preserve">)। </w:t>
-      </w:r>
-      <w:hyperlink r:id="rId247">
-        <w:r>
-          <w:rPr>
-            <w:lang w:val="hi_IN" w:bidi="hi_IN"/>
-          </w:rPr>
-          <w:rPr>
-            <w:color w:val="0000EE"/>
-            <w:u w:val="single"/>
-          </w:rPr>
-          <w:t>उत्पत्ति 38:27–30</w:t>
-        </w:r>
-      </w:hyperlink>
-      <w:r>
-        <w:rPr>
-          <w:lang w:val="hi_IN" w:bidi="hi_IN"/>
-        </w:rPr>
-        <w:t xml:space="preserve"> में जुड़वाँ बच्चों के जन्म का विवरण है जो अनुप्रस्थ प्रस्तुति द्वारा और जटिल हो गया। सबसे कुशल प्रसूति विशेषज्ञ के लिए भी यह एक कठिन समस्या है, और इस तथ्य से कि माँ और दोनों बच्चे जीवित बच गए, इस दाई की कुशलता की प्रशंसा होती है। </w:t>
-      </w:r>
-      <w:hyperlink r:id="rId248">
-        <w:r>
-          <w:rPr>
-            <w:lang w:val="hi_IN" w:bidi="hi_IN"/>
-          </w:rPr>
-          <w:rPr>
-            <w:color w:val="0000EE"/>
-            <w:u w:val="single"/>
-          </w:rPr>
-          <w:t>निर्गमन 1:15–21</w:t>
-        </w:r>
-      </w:hyperlink>
-      <w:r>
-        <w:rPr>
-          <w:lang w:val="hi_IN" w:bidi="hi_IN"/>
-        </w:rPr>
-        <w:t xml:space="preserve"> में प्रसव के लिए </w:t>
-      </w:r>
-      <w:r>
-        <w:rPr>
-          <w:lang w:val="hi_IN" w:bidi="hi_IN"/>
-        </w:rPr>
-        <w:t>प्रसव के पत्थरों</w:t>
-      </w:r>
-      <w:r>
-        <w:rPr>
-          <w:lang w:val="hi_IN" w:bidi="hi_IN"/>
-        </w:rPr>
-        <w:t xml:space="preserve"> के उपयोग का उल्लेख किया गया है। यह उपकरण प्रसव पीड़ा से गुजर रही महिला को प्रसव के लिए अनुकूल स्थिति में रखता था।</w:t>
-      </w:r>
-    </w:p>
-    <w:p>
-      <w:pPr/>
-      <w:r>
-        <w:rPr>
-          <w:lang w:val="hi_IN" w:bidi="hi_IN"/>
-        </w:rPr>
-      </w:r>
-      <w:r>
-        <w:rPr>
-          <w:lang w:val="hi_IN" w:bidi="hi_IN"/>
-        </w:rPr>
-        <w:t xml:space="preserve">नए नियम के समय में भूमध्यसागरीय दुनिया में यूनानी चिकित्सा का प्रभाव बहुत अधिक था। यद्यपि चिकित्सा का अभ्यास अभी भी प्राचीन अवस्था में था, हिप्पोक्रेट्स और उनके समय के अन्य यूनानी वैद्यों ने बीमारियों के जादुई स्पष्टीकरण को अस्वीकार करके आधुनिक चिकित्सा के लिए आधार तैयार किया और सावधानीपूर्वक अवलोकन के माध्यम से चिकित्सा उपचार के लिए तर्कसंगत आधार देने का प्रयास किया। </w:t>
-      </w:r>
-      <w:hyperlink r:id="rId249">
-        <w:r>
-          <w:rPr>
-            <w:lang w:val="hi_IN" w:bidi="hi_IN"/>
-          </w:rPr>
-          <w:rPr>
-            <w:color w:val="0000EE"/>
-            <w:u w:val="single"/>
-          </w:rPr>
-          <w:t>मरकुस 5:26</w:t>
-        </w:r>
-      </w:hyperlink>
-      <w:r>
-        <w:rPr>
-          <w:lang w:val="hi_IN" w:bidi="hi_IN"/>
-        </w:rPr>
-        <w:t xml:space="preserve"> से यह ज्ञात होता है कि इस्राएल में वैद्य उपलब्ध थे। वास्तव में, रब्बियों का आदेश था कि हर नगर में कम से कम एक वैद्य होना चाहिए, और कुछ रब्बी स्वयं चिकित्सा का अभ्यास करते थे।</w:t>
-      </w:r>
-    </w:p>
-    <w:p>
-      <w:pPr/>
-      <w:r>
-        <w:rPr>
-          <w:lang w:val="hi_IN" w:bidi="hi_IN"/>
-        </w:rPr>
-      </w:r>
-      <w:r>
-        <w:rPr>
-          <w:lang w:val="hi_IN" w:bidi="hi_IN"/>
-        </w:rPr>
-        <w:t xml:space="preserve">बाइबिल में कभी-कभी विशिष्ट चिकित्सा उपचारों का उल्लेख किया गया है। </w:t>
-      </w:r>
-      <w:r>
-        <w:rPr>
-          <w:lang w:val="hi_IN" w:bidi="hi_IN"/>
-        </w:rPr>
-        <w:t>दूदाफल</w:t>
-      </w:r>
-      <w:r>
-        <w:rPr>
-          <w:lang w:val="hi_IN" w:bidi="hi_IN"/>
-        </w:rPr>
-        <w:t xml:space="preserve"> का उपयोग कामोत्तेजक के रूप में किया जाता था (</w:t>
-      </w:r>
-      <w:hyperlink r:id="rId250">
-        <w:r>
-          <w:rPr>
-            <w:lang w:val="hi_IN" w:bidi="hi_IN"/>
-          </w:rPr>
-          <w:rPr>
-            <w:color w:val="0000EE"/>
-            <w:u w:val="single"/>
-          </w:rPr>
-          <w:t>उत 30:14</w:t>
-        </w:r>
-      </w:hyperlink>
-      <w:r>
-        <w:rPr>
-          <w:lang w:val="hi_IN" w:bidi="hi_IN"/>
-        </w:rPr>
-        <w:t xml:space="preserve">; </w:t>
-      </w:r>
-      <w:hyperlink r:id="rId251">
-        <w:r>
-          <w:rPr>
-            <w:lang w:val="hi_IN" w:bidi="hi_IN"/>
-          </w:rPr>
-          <w:rPr>
-            <w:color w:val="0000EE"/>
-            <w:u w:val="single"/>
-          </w:rPr>
-          <w:t>श्रे.गी.</w:t>
-        </w:r>
-      </w:hyperlink>
-      <w:hyperlink r:id="rId251">
-        <w:r>
-          <w:rPr>
-            <w:lang w:val="hi_IN" w:bidi="hi_IN"/>
-          </w:rPr>
-          <w:rPr>
-            <w:color w:val="0000EE"/>
-            <w:u w:val="single"/>
-          </w:rPr>
-          <w:t xml:space="preserve"> 7:13</w:t>
-        </w:r>
-      </w:hyperlink>
-      <w:r>
-        <w:rPr>
-          <w:lang w:val="hi_IN" w:bidi="hi_IN"/>
-        </w:rPr>
-        <w:t>)। जब अय्यूब सामान्य फोड़े से पीड़ित था, तो उसने मिट्टी के बर्तन के टुकड़े से निर्जीव त्वचा को हटाया और राख में बैठ गया (</w:t>
-      </w:r>
-      <w:hyperlink r:id="rId252">
-        <w:r>
-          <w:rPr>
-            <w:lang w:val="hi_IN" w:bidi="hi_IN"/>
-          </w:rPr>
-          <w:rPr>
-            <w:color w:val="0000EE"/>
-            <w:u w:val="single"/>
-          </w:rPr>
-          <w:t>अय्यू 2:7–8</w:t>
-        </w:r>
-      </w:hyperlink>
-      <w:r>
-        <w:rPr>
-          <w:lang w:val="hi_IN" w:bidi="hi_IN"/>
-        </w:rPr>
-        <w:t>)। राख बहते घावों को सुखाने का काम करती थी, जिससे इस उपचार के उपयोग का तर्कसंगत आधार मिलता था। यिर्मयाह गिलाद के मरहम का उल्लेख आलंकारिक तरीके से करता है, जो इसके औषधीय उपयोग को इंगित करता है (</w:t>
-      </w:r>
-      <w:hyperlink r:id="rId253">
-        <w:r>
-          <w:rPr>
-            <w:lang w:val="hi_IN" w:bidi="hi_IN"/>
-          </w:rPr>
-          <w:rPr>
-            <w:color w:val="0000EE"/>
-            <w:u w:val="single"/>
-          </w:rPr>
-          <w:t>यिर्म 8:22</w:t>
-        </w:r>
-      </w:hyperlink>
-      <w:r>
-        <w:rPr>
-          <w:lang w:val="hi_IN" w:bidi="hi_IN"/>
-        </w:rPr>
-        <w:t xml:space="preserve">; </w:t>
-      </w:r>
-      <w:hyperlink r:id="rId254">
+      <w:hyperlink r:id="rId272">
         <w:r>
           <w:rPr>
             <w:lang w:val="hi_IN" w:bidi="hi_IN"/>
@@ -8854,7 +9417,7 @@
         </w:rPr>
         <w:t xml:space="preserve"> लगाने का निर्देश दिया गया (</w:t>
       </w:r>
-      <w:hyperlink r:id="rId255">
+      <w:hyperlink r:id="rId273">
         <w:r>
           <w:rPr>
             <w:lang w:val="hi_IN" w:bidi="hi_IN"/>
@@ -8872,7 +9435,7 @@
         </w:rPr>
         <w:t xml:space="preserve">)। यद्यपि, इसे उपचार नहीं माना जाना चाहिए, वैसे ही जैसे नामान का यरदन में सात बार डुबकी लगाना या प्रभु का अंधे के आंखों पर मिट्टी लगाना उपचार नहीं चमत्कार था। </w:t>
       </w:r>
-      <w:hyperlink r:id="rId256">
+      <w:hyperlink r:id="rId274">
         <w:r>
           <w:rPr>
             <w:lang w:val="hi_IN" w:bidi="hi_IN"/>
@@ -8904,7 +9467,7 @@
         </w:rPr>
         <w:t xml:space="preserve">पवित्रशास्त्र में कई बार दाखरस के औषधीय उपयोग का उल्लेख किया गया है। इसकी मनोदशा बदलने की क्षमता का संकेत </w:t>
       </w:r>
-      <w:hyperlink r:id="rId257">
+      <w:hyperlink r:id="rId275">
         <w:r>
           <w:rPr>
             <w:lang w:val="hi_IN" w:bidi="hi_IN"/>
@@ -8922,7 +9485,7 @@
         </w:rPr>
         <w:t xml:space="preserve"> में दिया गया है, और स्पष्टतः, क्रूस पर प्रभु को प्रदान किया गया सिरका उनकी पीड़ा को कम करने के लिए था, क्योंकि उसमें दर्द निवारक गुण था (</w:t>
       </w:r>
-      <w:hyperlink r:id="rId258">
+      <w:hyperlink r:id="rId276">
         <w:r>
           <w:rPr>
             <w:lang w:val="hi_IN" w:bidi="hi_IN"/>
@@ -8940,7 +9503,7 @@
         </w:rPr>
         <w:t>)। पौलुस ने तीमुथियुस को सुझाव दिया कि वह अपने पेट और अन्य दुर्बलताओं के लिए थोड़ी दाखरस का उपयोग करे (</w:t>
       </w:r>
-      <w:hyperlink r:id="rId259">
+      <w:hyperlink r:id="rId277">
         <w:r>
           <w:rPr>
             <w:lang w:val="hi_IN" w:bidi="hi_IN"/>
@@ -8952,7 +9515,7 @@
           <w:t xml:space="preserve">1 </w:t>
         </w:r>
       </w:hyperlink>
-      <w:hyperlink r:id="rId259">
+      <w:hyperlink r:id="rId277">
         <w:r>
           <w:rPr>
             <w:lang w:val="hi_IN" w:bidi="hi_IN"/>
@@ -8964,7 +9527,7 @@
           <w:t>तीमु</w:t>
         </w:r>
       </w:hyperlink>
-      <w:hyperlink r:id="rId259">
+      <w:hyperlink r:id="rId277">
         <w:r>
           <w:rPr>
             <w:lang w:val="hi_IN" w:bidi="hi_IN"/>
@@ -8982,7 +9545,7 @@
         </w:rPr>
         <w:t>)। यह महत्वपूर्ण है कि पौलुस ने "थोड़ा" कहा क्योंकि आज के चिकित्सा विज्ञानी इस बात से सहमत हैं कि मध्यम मात्रा में दाखरस पाचन में सहायता करती है और रक्त प्रवाह में मदद करती है; हालाँकि, अत्यधिक मात्रा में यह कई तरह से स्वास्थ्य के लिए हानिकारक है। अच्छे सामरी ने घायल व्यक्ति के घावों का इलाज करने के लिए तेल और दाखरस का उपयोग किया (</w:t>
       </w:r>
-      <w:hyperlink r:id="rId260">
+      <w:hyperlink r:id="rId278">
         <w:r>
           <w:rPr>
             <w:lang w:val="hi_IN" w:bidi="hi_IN"/>
@@ -9008,7 +9571,7 @@
           <w:lang w:val="hi_IN" w:bidi="hi_IN"/>
         </w:rPr>
       </w:r>
-      <w:hyperlink r:id="rId261">
+      <w:hyperlink r:id="rId279">
         <w:r>
           <w:rPr>
             <w:lang w:val="hi_IN" w:bidi="hi_IN"/>
@@ -9208,7 +9771,7 @@
         </w:rPr>
         <w:t>बलि का बकरा चुनने के लिए (</w:t>
       </w:r>
-      <w:hyperlink r:id="rId262">
+      <w:hyperlink r:id="rId280">
         <w:r>
           <w:rPr>
             <w:lang w:val="hi_IN" w:bidi="hi_IN"/>
@@ -9244,7 +9807,7 @@
         </w:rPr>
         <w:t>गोत्रों के बीच भूमि विभाजन के लिए (</w:t>
       </w:r>
-      <w:hyperlink r:id="rId263">
+      <w:hyperlink r:id="rId281">
         <w:r>
           <w:rPr>
             <w:lang w:val="hi_IN" w:bidi="hi_IN"/>
@@ -9262,7 +9825,7 @@
         </w:rPr>
         <w:t xml:space="preserve">; </w:t>
       </w:r>
-      <w:hyperlink r:id="rId264">
+      <w:hyperlink r:id="rId282">
         <w:r>
           <w:rPr>
             <w:lang w:val="hi_IN" w:bidi="hi_IN"/>
@@ -9280,7 +9843,7 @@
         </w:rPr>
         <w:t xml:space="preserve">; </w:t>
       </w:r>
-      <w:hyperlink r:id="rId265">
+      <w:hyperlink r:id="rId283">
         <w:r>
           <w:rPr>
             <w:lang w:val="hi_IN" w:bidi="hi_IN"/>
@@ -9316,7 +9879,7 @@
         </w:rPr>
         <w:t>यह तय करने के लिए कि किसे युद्ध में जाना चाहिए और किसे नहीं (</w:t>
       </w:r>
-      <w:hyperlink r:id="rId266">
+      <w:hyperlink r:id="rId284">
         <w:r>
           <w:rPr>
             <w:lang w:val="hi_IN" w:bidi="hi_IN"/>
@@ -9334,7 +9897,7 @@
         </w:rPr>
         <w:t xml:space="preserve">; </w:t>
       </w:r>
-      <w:hyperlink r:id="rId267">
+      <w:hyperlink r:id="rId285">
         <w:r>
           <w:rPr>
             <w:lang w:val="hi_IN" w:bidi="hi_IN"/>
@@ -9370,7 +9933,7 @@
         </w:rPr>
         <w:t>याजकों को कर्तव्यों को सौंपने कि लिए (</w:t>
       </w:r>
-      <w:hyperlink r:id="rId268">
+      <w:hyperlink r:id="rId286">
         <w:r>
           <w:rPr>
             <w:lang w:val="hi_IN" w:bidi="hi_IN"/>
@@ -9388,7 +9951,7 @@
         </w:rPr>
         <w:t xml:space="preserve">; </w:t>
       </w:r>
-      <w:hyperlink r:id="rId269">
+      <w:hyperlink r:id="rId287">
         <w:r>
           <w:rPr>
             <w:lang w:val="hi_IN" w:bidi="hi_IN"/>
@@ -9424,7 +9987,7 @@
         </w:rPr>
         <w:t>यह पता लगाने के लिए कि किसने गलती की है(</w:t>
       </w:r>
-      <w:hyperlink r:id="rId270">
+      <w:hyperlink r:id="rId288">
         <w:r>
           <w:rPr>
             <w:lang w:val="hi_IN" w:bidi="hi_IN"/>
@@ -9442,7 +10005,7 @@
         </w:rPr>
         <w:t xml:space="preserve">; तुलना करें </w:t>
       </w:r>
-      <w:hyperlink r:id="rId271">
+      <w:hyperlink r:id="rId289">
         <w:r>
           <w:rPr>
             <w:lang w:val="hi_IN" w:bidi="hi_IN"/>
@@ -9474,7 +10037,7 @@
         </w:rPr>
         <w:t>जब ज्ञान या बाइबल पर्याप्त मार्गदर्शन नहीं देते थे, तो लोग महत्वपूर्ण निर्णयों के लिए चिट्ठियाँ डालते थे। चिट्ठियाँ डालना निष्पक्ष और पक्षपात रहित था। लोग मानते थे कि परमेश्वर चिट्ठियों को निर्देशित करते हैं (</w:t>
       </w:r>
-      <w:hyperlink r:id="rId272">
+      <w:hyperlink r:id="rId290">
         <w:r>
           <w:rPr>
             <w:lang w:val="hi_IN" w:bidi="hi_IN"/>
@@ -9506,7 +10069,7 @@
         </w:rPr>
         <w:t>बाइबल यह स्पष्ट नहीं करती कि लोगों ने चिट्ठियाँ कैसे डालीं। विधि परिस्थिति के अनुसार बदलती प्रतीत होती थी (</w:t>
       </w:r>
-      <w:hyperlink r:id="rId273">
+      <w:hyperlink r:id="rId291">
         <w:r>
           <w:rPr>
             <w:lang w:val="hi_IN" w:bidi="hi_IN"/>
@@ -9524,7 +10087,7 @@
         </w:rPr>
         <w:t xml:space="preserve">; </w:t>
       </w:r>
-      <w:hyperlink r:id="rId263">
+      <w:hyperlink r:id="rId281">
         <w:r>
           <w:rPr>
             <w:lang w:val="hi_IN" w:bidi="hi_IN"/>
@@ -9542,7 +10105,7 @@
         </w:rPr>
         <w:t xml:space="preserve">; </w:t>
       </w:r>
-      <w:hyperlink r:id="rId266">
+      <w:hyperlink r:id="rId284">
         <w:r>
           <w:rPr>
             <w:lang w:val="hi_IN" w:bidi="hi_IN"/>
@@ -9574,7 +10137,7 @@
         </w:rPr>
         <w:t>परमेश्वर ने कभी नहीं कहा कि चिट्ठियाँ डालना गलत है। इसके विपरीत कभी-कभी, उन्होंने लोगों से ऐसा करने के लिए भी कहा (</w:t>
       </w:r>
-      <w:hyperlink r:id="rId273">
+      <w:hyperlink r:id="rId291">
         <w:r>
           <w:rPr>
             <w:lang w:val="hi_IN" w:bidi="hi_IN"/>
@@ -9592,7 +10155,7 @@
         </w:rPr>
         <w:t xml:space="preserve">; </w:t>
       </w:r>
-      <w:hyperlink r:id="rId271">
+      <w:hyperlink r:id="rId289">
         <w:r>
           <w:rPr>
             <w:lang w:val="hi_IN" w:bidi="hi_IN"/>
@@ -9610,7 +10173,7 @@
         </w:rPr>
         <w:t xml:space="preserve">; </w:t>
       </w:r>
-      <w:hyperlink r:id="rId274">
+      <w:hyperlink r:id="rId292">
         <w:r>
           <w:rPr>
             <w:lang w:val="hi_IN" w:bidi="hi_IN"/>
@@ -9628,7 +10191,7 @@
         </w:rPr>
         <w:t xml:space="preserve">)। </w:t>
       </w:r>
-      <w:hyperlink r:id="rId272">
+      <w:hyperlink r:id="rId290">
         <w:r>
           <w:rPr>
             <w:lang w:val="hi_IN" w:bidi="hi_IN"/>
@@ -9672,7 +10235,7 @@
         </w:rPr>
         <w:t>नए नियम में, सैनिकों ने यीशु के कपड़ों के लिए चिट्ठियाँ डालीं (</w:t>
       </w:r>
-      <w:hyperlink r:id="rId275">
+      <w:hyperlink r:id="rId293">
         <w:r>
           <w:rPr>
             <w:lang w:val="hi_IN" w:bidi="hi_IN"/>
@@ -9690,7 +10253,7 @@
         </w:rPr>
         <w:t>)। चेलों ने यहूदा की जगह नए प्रेरित के रूप में मत्तियाह को चुनने के लिए चिट्ठियाँ डालीं (</w:t>
       </w:r>
-      <w:hyperlink r:id="rId276">
+      <w:hyperlink r:id="rId294">
         <w:r>
           <w:rPr>
             <w:lang w:val="hi_IN" w:bidi="hi_IN"/>
@@ -9822,7 +10385,7 @@
         </w:rPr>
         <w:t xml:space="preserve"> (चिट्ठी) डाला। पुरिम का पर्व यहूदियों को हामान की योजना से बचाने के उत्सव के रूप में मनाया जाता है (</w:t>
       </w:r>
-      <w:hyperlink r:id="rId277">
+      <w:hyperlink r:id="rId295">
         <w:r>
           <w:rPr>
             <w:lang w:val="hi_IN" w:bidi="hi_IN"/>
@@ -9840,7 +10403,7 @@
         </w:rPr>
         <w:t xml:space="preserve">; </w:t>
       </w:r>
-      <w:hyperlink r:id="rId278">
+      <w:hyperlink r:id="rId296">
         <w:r>
           <w:rPr>
             <w:lang w:val="hi_IN" w:bidi="hi_IN"/>
@@ -10197,7 +10760,7 @@
         </w:rPr>
         <w:t xml:space="preserve"> है (</w:t>
       </w:r>
-      <w:hyperlink r:id="rId279">
+      <w:hyperlink r:id="rId297">
         <w:r>
           <w:rPr>
             <w:lang w:val="hi_IN" w:bidi="hi_IN"/>
@@ -10215,7 +10778,7 @@
         </w:rPr>
         <w:t xml:space="preserve">; </w:t>
       </w:r>
-      <w:hyperlink r:id="rId280">
+      <w:hyperlink r:id="rId298">
         <w:r>
           <w:rPr>
             <w:lang w:val="hi_IN" w:bidi="hi_IN"/>
@@ -10385,7 +10948,7 @@
         </w:rPr>
         <w:t xml:space="preserve">; </w:t>
       </w:r>
-      <w:hyperlink r:id="rId281">
+      <w:hyperlink r:id="rId299">
         <w:r>
           <w:rPr>
             <w:lang w:val="hi_IN" w:bidi="hi_IN"/>
@@ -10403,7 +10966,7 @@
         </w:rPr>
         <w:t>), या "चिन्ह और चमत्कार" के रूप में परमेश्वर की चमत्कारी क्रियाओं के चिन्ह के रूप में है जो विश्व के इतिहास में घटित होती हैं (</w:t>
       </w:r>
-      <w:hyperlink r:id="rId87">
+      <w:hyperlink r:id="rId106">
         <w:r>
           <w:rPr>
             <w:lang w:val="hi_IN" w:bidi="hi_IN"/>
@@ -10421,7 +10984,7 @@
         </w:rPr>
         <w:t xml:space="preserve">; </w:t>
       </w:r>
-      <w:hyperlink r:id="rId282">
+      <w:hyperlink r:id="rId300">
         <w:r>
           <w:rPr>
             <w:lang w:val="hi_IN" w:bidi="hi_IN"/>
@@ -10439,7 +11002,7 @@
         </w:rPr>
         <w:t xml:space="preserve">; </w:t>
       </w:r>
-      <w:hyperlink r:id="rId283">
+      <w:hyperlink r:id="rId301">
         <w:r>
           <w:rPr>
             <w:lang w:val="hi_IN" w:bidi="hi_IN"/>
@@ -10457,7 +11020,7 @@
         </w:rPr>
         <w:t xml:space="preserve">; </w:t>
       </w:r>
-      <w:hyperlink r:id="rId284">
+      <w:hyperlink r:id="rId302">
         <w:r>
           <w:rPr>
             <w:lang w:val="hi_IN" w:bidi="hi_IN"/>
@@ -10475,7 +11038,7 @@
         </w:rPr>
         <w:t xml:space="preserve">; </w:t>
       </w:r>
-      <w:hyperlink r:id="rId285">
+      <w:hyperlink r:id="rId303">
         <w:r>
           <w:rPr>
             <w:lang w:val="hi_IN" w:bidi="hi_IN"/>
@@ -10505,7 +11068,7 @@
         </w:rPr>
         <w:t>और माथे पर व्यवस्था पहनना और सब्त का पालन करना इस्राएल और परमेश्वर के बीच सम्बन्ध का चिन्ह माना जाता है (</w:t>
       </w:r>
-      <w:hyperlink r:id="rId286">
+      <w:hyperlink r:id="rId304">
         <w:r>
           <w:rPr>
             <w:lang w:val="hi_IN" w:bidi="hi_IN"/>
@@ -10523,7 +11086,7 @@
         </w:rPr>
         <w:t xml:space="preserve">; </w:t>
       </w:r>
-      <w:hyperlink r:id="rId287">
+      <w:hyperlink r:id="rId305">
         <w:r>
           <w:rPr>
             <w:lang w:val="hi_IN" w:bidi="hi_IN"/>
@@ -10541,7 +11104,7 @@
         </w:rPr>
         <w:t xml:space="preserve">; </w:t>
       </w:r>
-      <w:hyperlink r:id="rId288">
+      <w:hyperlink r:id="rId306">
         <w:r>
           <w:rPr>
             <w:lang w:val="hi_IN" w:bidi="hi_IN"/>
@@ -10573,7 +11136,7 @@
         </w:rPr>
         <w:t>“चिन्ह” के सबसे अधिक और महत्वपूर्ण उपयोग पुराने नियम भविष्यद्वाणी की सेवकाई के सन्दर्भ में दिखाई देते हैं। मूसा से शुरू होकर, चिन्हों का उपयोग यह पुष्टि करने के लिए किया जाता है कि परमेश्वर ने भविष्यद्वक्ता से बात की है। इस प्रकार, जब मूसा को उद्धार का सन्देश मिला जिसे उन्हें मिस्र में इस्राएल के सन्तानों और फिरौन के पास लाना था, तो उन्हें दो चिन्ह दिए गए: उनकी लाठी को साँप में बदल दिया गया और उनका हाथ कोढ़ से पीड़ित हो गया (</w:t>
       </w:r>
-      <w:hyperlink r:id="rId289">
+      <w:hyperlink r:id="rId307">
         <w:r>
           <w:rPr>
             <w:lang w:val="hi_IN" w:bidi="hi_IN"/>
@@ -10605,7 +11168,7 @@
         </w:rPr>
         <w:t>झूठे भविष्यद्वक्ताओं द्वारा भी चिन्ह और चमत्कारों का उपयोग किया गया था। चिन्ह दिए जाने और उसके पूरा होने के बाद, इस्राएल के अगुवों को भविष्यद्वक्ता के सन्देश की जाँच करनी थी कि क्या यह लोगों को परमेश्वर की सच्ची उपासना से दूर ले जाता है। यदि ऐसा हुआ, तो चिन्ह देने वाले भविष्यद्वक्ता को मृत्युदंड दिया जाना था (</w:t>
       </w:r>
-      <w:hyperlink r:id="rId290">
+      <w:hyperlink r:id="rId308">
         <w:r>
           <w:rPr>
             <w:lang w:val="hi_IN" w:bidi="hi_IN"/>
@@ -10649,7 +11212,7 @@
         </w:rPr>
         <w:t>के महल की सीढ़ियों पर छाया का वापस ऊपर जाना यह पुष्टि करने के लिए कि राजा एक घातक बीमारी से ठीक हो जाएगा, जैसा कि यशायाह की भविष्यद्वाणी थी (</w:t>
       </w:r>
-      <w:hyperlink r:id="rId291">
+      <w:hyperlink r:id="rId309">
         <w:r>
           <w:rPr>
             <w:lang w:val="hi_IN" w:bidi="hi_IN"/>
@@ -10667,7 +11230,7 @@
         </w:rPr>
         <w:t xml:space="preserve">; </w:t>
       </w:r>
-      <w:hyperlink r:id="rId292">
+      <w:hyperlink r:id="rId310">
         <w:r>
           <w:rPr>
             <w:lang w:val="hi_IN" w:bidi="hi_IN"/>
@@ -10685,7 +11248,7 @@
         </w:rPr>
         <w:t>)। अक्सर चिन्ह केवल पूर्वानुमानित होता है, और लोग यह जान सकते हैं कि भविष्यद्वक्ता ने सत्य कहा है या नहीं, इस पर निर्भर करता है कि घटना घटित होती है या नहीं—उदाहरण के लिए, भविष्यद्वक्ता द्वारा एली के दोनों पुत्रों की एक ही दिन मृत्यु की भविष्यद्वाणी करना (</w:t>
       </w:r>
-      <w:hyperlink r:id="rId293">
+      <w:hyperlink r:id="rId311">
         <w:r>
           <w:rPr>
             <w:lang w:val="hi_IN" w:bidi="hi_IN"/>
@@ -10697,7 +11260,7 @@
           <w:t xml:space="preserve">1 </w:t>
         </w:r>
       </w:hyperlink>
-      <w:hyperlink r:id="rId294">
+      <w:hyperlink r:id="rId312">
         <w:r>
           <w:rPr>
             <w:lang w:val="hi_IN" w:bidi="hi_IN"/>
@@ -10709,7 +11272,7 @@
           <w:t>शमू</w:t>
         </w:r>
       </w:hyperlink>
-      <w:hyperlink r:id="rId293">
+      <w:hyperlink r:id="rId311">
         <w:r>
           <w:rPr>
             <w:lang w:val="hi_IN" w:bidi="hi_IN"/>
@@ -10727,7 +11290,7 @@
         </w:rPr>
         <w:t xml:space="preserve">; देखें भी </w:t>
       </w:r>
-      <w:hyperlink r:id="rId295">
+      <w:hyperlink r:id="rId313">
         <w:r>
           <w:rPr>
             <w:lang w:val="hi_IN" w:bidi="hi_IN"/>
@@ -10745,7 +11308,7 @@
         </w:rPr>
         <w:t xml:space="preserve">; </w:t>
       </w:r>
-      <w:hyperlink r:id="rId296">
+      <w:hyperlink r:id="rId314">
         <w:r>
           <w:rPr>
             <w:lang w:val="hi_IN" w:bidi="hi_IN"/>
@@ -10763,7 +11326,7 @@
         </w:rPr>
         <w:t xml:space="preserve">; </w:t>
       </w:r>
-      <w:hyperlink r:id="rId297">
+      <w:hyperlink r:id="rId315">
         <w:r>
           <w:rPr>
             <w:lang w:val="hi_IN" w:bidi="hi_IN"/>
@@ -10781,7 +11344,7 @@
         </w:rPr>
         <w:t>)। कभी-कभी चिन्ह को सावधानीपूर्वक समयबद्ध किया जाता था, और प्राप्तकर्ता को बताया जाता था कि चिन्ह के प्रकट होने से पता चल जाएगा कि भविष्यद्वाणी सन्देश को पूरा करने के लिए कब कार्य करना है (</w:t>
       </w:r>
-      <w:hyperlink r:id="rId294">
+      <w:hyperlink r:id="rId312">
         <w:r>
           <w:rPr>
             <w:lang w:val="hi_IN" w:bidi="hi_IN"/>
@@ -10799,7 +11362,7 @@
         </w:rPr>
         <w:t>)। अन्य समयों में, भविष्यद्वाणी की गई घटनाओं को भविष्यद्वक्ता के जीवन में प्रदर्शित किया गया। इन प्रतीकात्मक कार्यों ने भविष्यद्वक्ता के सन्देश की सच्चाई को प्रदर्शित किया—उदाहरण के लिए, मिस्र की शक्ति में विश्वास का प्रचार करने वालों की नियति को दिखाने के लिए तीन वर्षों तक यशायाह का नग्न रहना (</w:t>
       </w:r>
-      <w:hyperlink r:id="rId298">
+      <w:hyperlink r:id="rId316">
         <w:r>
           <w:rPr>
             <w:lang w:val="hi_IN" w:bidi="hi_IN"/>
@@ -10817,7 +11380,7 @@
         </w:rPr>
         <w:t xml:space="preserve">; देखें </w:t>
       </w:r>
-      <w:hyperlink r:id="rId299">
+      <w:hyperlink r:id="rId317">
         <w:r>
           <w:rPr>
             <w:lang w:val="hi_IN" w:bidi="hi_IN"/>
@@ -10860,7 +11423,7 @@
         </w:rPr>
         <w:t>नए नियम की घटनाएँ पुराने नियम की घटनाओं से बहुत मिलती-जुलती हैं। ऐसे स्वर्गीय चिन्हों का उल्लेख है जो समय के अन्त के चिन्ह के रूप में घटित होंगे, और विशेष ज्ञान वाले लोग समझेंगे कि अन्त निकट आ रहा है (</w:t>
       </w:r>
-      <w:hyperlink r:id="rId300">
+      <w:hyperlink r:id="rId318">
         <w:r>
           <w:rPr>
             <w:lang w:val="hi_IN" w:bidi="hi_IN"/>
@@ -10878,7 +11441,7 @@
         </w:rPr>
         <w:t xml:space="preserve">; </w:t>
       </w:r>
-      <w:hyperlink r:id="rId301">
+      <w:hyperlink r:id="rId319">
         <w:r>
           <w:rPr>
             <w:lang w:val="hi_IN" w:bidi="hi_IN"/>
@@ -10896,7 +11459,7 @@
         </w:rPr>
         <w:t xml:space="preserve">; </w:t>
       </w:r>
-      <w:hyperlink r:id="rId302">
+      <w:hyperlink r:id="rId320">
         <w:r>
           <w:rPr>
             <w:lang w:val="hi_IN" w:bidi="hi_IN"/>
@@ -10914,7 +11477,7 @@
         </w:rPr>
         <w:t xml:space="preserve">)। इन सर्वनाश चिन्हों का पुराने नियम तरह कोई ज्योतिषीय अर्थ नहीं है। </w:t>
       </w:r>
-      <w:hyperlink r:id="rId303">
+      <w:hyperlink r:id="rId321">
         <w:r>
           <w:rPr>
             <w:lang w:val="hi_IN" w:bidi="hi_IN"/>
@@ -10946,7 +11509,7 @@
         </w:rPr>
         <w:t>पुराना नियम की तरह, नए नियम में चिन्हों का उपयोग परमेश्वर द्वारा दिए गए सन्देश की पुष्टि के रूप में किया जाता है, और यह सन्देश प्रेरित समुदाय के माध्यम से कलिसिया तक पहुंचता है। इस प्रकार, इस बात पर बहुत जोर दिया गया है कि किस प्रकार परमेश्वर चिन्हों और चमत्कारों को करने की उनकी क्षमता के माध्यम से प्रेरितों के सन्देश की पुष्टि करते है (</w:t>
       </w:r>
-      <w:hyperlink r:id="rId92">
+      <w:hyperlink r:id="rId111">
         <w:r>
           <w:rPr>
             <w:lang w:val="hi_IN" w:bidi="hi_IN"/>
@@ -10964,7 +11527,7 @@
         </w:rPr>
         <w:t xml:space="preserve">; </w:t>
       </w:r>
-      <w:hyperlink r:id="rId304">
+      <w:hyperlink r:id="rId322">
         <w:r>
           <w:rPr>
             <w:lang w:val="hi_IN" w:bidi="hi_IN"/>
@@ -10982,7 +11545,7 @@
         </w:rPr>
         <w:t xml:space="preserve">; </w:t>
       </w:r>
-      <w:hyperlink r:id="rId305">
+      <w:hyperlink r:id="rId323">
         <w:r>
           <w:rPr>
             <w:lang w:val="hi_IN" w:bidi="hi_IN"/>
@@ -11000,7 +11563,7 @@
         </w:rPr>
         <w:t xml:space="preserve">; </w:t>
       </w:r>
-      <w:hyperlink r:id="rId306">
+      <w:hyperlink r:id="rId324">
         <w:r>
           <w:rPr>
             <w:lang w:val="hi_IN" w:bidi="hi_IN"/>
@@ -11018,7 +11581,7 @@
         </w:rPr>
         <w:t xml:space="preserve">; </w:t>
       </w:r>
-      <w:hyperlink r:id="rId307">
+      <w:hyperlink r:id="rId325">
         <w:r>
           <w:rPr>
             <w:lang w:val="hi_IN" w:bidi="hi_IN"/>
@@ -11036,7 +11599,7 @@
         </w:rPr>
         <w:t xml:space="preserve">; </w:t>
       </w:r>
-      <w:hyperlink r:id="rId308">
+      <w:hyperlink r:id="rId326">
         <w:r>
           <w:rPr>
             <w:lang w:val="hi_IN" w:bidi="hi_IN"/>
@@ -11054,7 +11617,7 @@
         </w:rPr>
         <w:t xml:space="preserve">; </w:t>
       </w:r>
-      <w:hyperlink r:id="rId95">
+      <w:hyperlink r:id="rId114">
         <w:r>
           <w:rPr>
             <w:lang w:val="hi_IN" w:bidi="hi_IN"/>
@@ -11086,7 +11649,7 @@
         </w:rPr>
         <w:t xml:space="preserve">मत्ती, मरकुस, और लूका में, यीशु के चमत्कारों को चिन्ह नहीं कहा गया है। केवल </w:t>
       </w:r>
-      <w:hyperlink r:id="rId309">
+      <w:hyperlink r:id="rId327">
         <w:r>
           <w:rPr>
             <w:lang w:val="hi_IN" w:bidi="hi_IN"/>
@@ -11116,7 +11679,7 @@
         </w:rPr>
         <w:t>से हुई थी। बल्कि, यीशु के चमत्कारों को ईश्वरीय सामर्थ और दया के कार्यों के रूप में देखा जाता है। जब यहूदी कोई चिन्ह मांगते हैं, तो उन्हें लगातार मना कर दिया जाता है, इस वादे के साथ कि उन्हें केवल योना का चिन्ह मिलेगा (</w:t>
       </w:r>
-      <w:hyperlink r:id="rId310">
+      <w:hyperlink r:id="rId328">
         <w:r>
           <w:rPr>
             <w:lang w:val="hi_IN" w:bidi="hi_IN"/>
@@ -11134,7 +11697,7 @@
         </w:rPr>
         <w:t xml:space="preserve">; </w:t>
       </w:r>
-      <w:hyperlink r:id="rId311">
+      <w:hyperlink r:id="rId329">
         <w:r>
           <w:rPr>
             <w:lang w:val="hi_IN" w:bidi="hi_IN"/>
@@ -11152,7 +11715,7 @@
         </w:rPr>
         <w:t xml:space="preserve">; </w:t>
       </w:r>
-      <w:hyperlink r:id="rId121">
+      <w:hyperlink r:id="rId140">
         <w:r>
           <w:rPr>
             <w:lang w:val="hi_IN" w:bidi="hi_IN"/>
@@ -11170,7 +11733,7 @@
         </w:rPr>
         <w:t xml:space="preserve">; </w:t>
       </w:r>
-      <w:hyperlink r:id="rId312">
+      <w:hyperlink r:id="rId330">
         <w:r>
           <w:rPr>
             <w:lang w:val="hi_IN" w:bidi="hi_IN"/>
@@ -11236,7 +11799,7 @@
         </w:rPr>
         <w:t xml:space="preserve"> रहेगा (</w:t>
       </w:r>
-      <w:hyperlink r:id="rId313">
+      <w:hyperlink r:id="rId331">
         <w:r>
           <w:rPr>
             <w:lang w:val="hi_IN" w:bidi="hi_IN"/>
@@ -11280,7 +11843,7 @@
         </w:rPr>
         <w:t xml:space="preserve"> में बदलने से शुरू होकर (यूह</w:t>
       </w:r>
-      <w:hyperlink r:id="rId314">
+      <w:hyperlink r:id="rId332">
         <w:r>
           <w:rPr>
             <w:lang w:val="hi_IN" w:bidi="hi_IN"/>
@@ -11298,7 +11861,7 @@
         </w:rPr>
         <w:t xml:space="preserve">), चमत्कारों को चिन्ह कहा जाता है और उनका उद्देश्य उन्हें देखने वालों को विश्वास की ओर ले जाना है (वचन </w:t>
       </w:r>
-      <w:hyperlink r:id="rId315">
+      <w:hyperlink r:id="rId333">
         <w:r>
           <w:rPr>
             <w:lang w:val="hi_IN" w:bidi="hi_IN"/>
@@ -11316,7 +11879,7 @@
         </w:rPr>
         <w:t>)। यीशु यहाँ तक विलाप करते हैं कि लोग तब तक विश्वास नहीं करेंगे जब तक वे चिन्हों को नहीं देखेंगे (</w:t>
       </w:r>
-      <w:hyperlink r:id="rId91">
+      <w:hyperlink r:id="rId110">
         <w:r>
           <w:rPr>
             <w:lang w:val="hi_IN" w:bidi="hi_IN"/>
@@ -11334,7 +11897,7 @@
         </w:rPr>
         <w:t>)। यूहन्ना का अपने सुसमाचार को लिखने का उद्देश्य यीशु के चिन्हों को प्रस्तुत करना है ताकि जो विश्वास में आएं, वे इन चिन्हों को देखकर ऐसा कर सकें (</w:t>
       </w:r>
-      <w:hyperlink r:id="rId155">
+      <w:hyperlink r:id="rId174">
         <w:r>
           <w:rPr>
             <w:lang w:val="hi_IN" w:bidi="hi_IN"/>
@@ -11378,7 +11941,7 @@
         </w:rPr>
         <w:t>" (</w:t>
       </w:r>
-      <w:hyperlink r:id="rId316">
+      <w:hyperlink r:id="rId334">
         <w:r>
           <w:rPr>
             <w:lang w:val="hi_IN" w:bidi="hi_IN"/>
@@ -11408,7 +11971,7 @@
         </w:rPr>
         <w:t xml:space="preserve"> है (</w:t>
       </w:r>
-      <w:hyperlink r:id="rId317">
+      <w:hyperlink r:id="rId335">
         <w:r>
           <w:rPr>
             <w:lang w:val="hi_IN" w:bidi="hi_IN"/>
@@ -11426,7 +11989,7 @@
         </w:rPr>
         <w:t>)। लाजर का पुनरुत्थान यीशु के लिए यह घोषणा करने का मार्ग तैयार करता है कि वह पुनरुत्थान और जीवन है (</w:t>
       </w:r>
-      <w:hyperlink r:id="rId318">
+      <w:hyperlink r:id="rId336">
         <w:r>
           <w:rPr>
             <w:lang w:val="hi_IN" w:bidi="hi_IN"/>
@@ -11513,7 +12076,7 @@
           <w:lang w:val="hi_IN" w:bidi="hi_IN"/>
         </w:rPr>
       </w:r>
-      <w:hyperlink r:id="rId319">
+      <w:hyperlink r:id="rId337">
         <w:r>
           <w:rPr>
             <w:lang w:val="hi_IN" w:bidi="hi_IN"/>
@@ -11687,7 +12250,7 @@
         </w:rPr>
         <w:t>एक कीट जिसे सक्रिय श्रमिकों के उदाहरण के रूप में उपयोग किया जाता है, जो गर्मियों में भोजन संग्रहीत करते हैं (</w:t>
       </w:r>
-      <w:hyperlink r:id="rId320">
+      <w:hyperlink r:id="rId338">
         <w:r>
           <w:rPr>
             <w:lang w:val="hi_IN" w:bidi="hi_IN"/>
@@ -11705,7 +12268,7 @@
         </w:rPr>
         <w:t xml:space="preserve">; </w:t>
       </w:r>
-      <w:hyperlink r:id="rId321">
+      <w:hyperlink r:id="rId339">
         <w:r>
           <w:rPr>
             <w:lang w:val="hi_IN" w:bidi="hi_IN"/>
@@ -11737,7 +12300,7 @@
         </w:rPr>
         <w:t xml:space="preserve">बाइबल में चींटियों का केवल दो बार उल्लेख किया गया है और दोनों बार नीतिवचन की पुस्तक में है। कई वर्षों तक, कुछ लोगों ने सुलैमान पर जैविक त्रुटि का आरोप लगाया। </w:t>
       </w:r>
-      <w:hyperlink r:id="rId322">
+      <w:hyperlink r:id="rId340">
         <w:r>
           <w:rPr>
             <w:lang w:val="hi_IN" w:bidi="hi_IN"/>
@@ -11781,7 +12344,7 @@
         </w:rPr>
         <w:t xml:space="preserve">कम से कम तीन प्रजातियों की अनाज-संग्रह करने वाली चींटियाँ अब ज्ञात हैं। दो इस्राएल में पाई जाती हैं और अन्य भूमध्यसागरीय देशों में। जिस विशेष प्रजाति का उल्लेख सुलैमान द्वारा </w:t>
       </w:r>
-      <w:hyperlink r:id="rId323">
+      <w:hyperlink r:id="rId341">
         <w:r>
           <w:rPr>
             <w:lang w:val="hi_IN" w:bidi="hi_IN"/>
@@ -11799,7 +12362,7 @@
         </w:rPr>
         <w:t xml:space="preserve"> और </w:t>
       </w:r>
-      <w:hyperlink r:id="rId324">
+      <w:hyperlink r:id="rId342">
         <w:r>
           <w:rPr>
             <w:lang w:val="hi_IN" w:bidi="hi_IN"/>
@@ -11892,7 +12455,7 @@
         </w:rPr>
         <w:t xml:space="preserve"> </w:t>
       </w:r>
-      <w:hyperlink r:id="rId325">
+      <w:hyperlink r:id="rId343">
         <w:r>
           <w:rPr>
             <w:lang w:val="hi_IN" w:bidi="hi_IN"/>
@@ -11999,7 +12562,7 @@
         </w:rPr>
         <w:t>शिकारी पक्षी जिसे व्यवस्था द्वारा अशुद्ध घोषित किया गया है (</w:t>
       </w:r>
-      <w:hyperlink r:id="rId326">
+      <w:hyperlink r:id="rId344">
         <w:r>
           <w:rPr>
             <w:lang w:val="hi_IN" w:bidi="hi_IN"/>
@@ -12017,7 +12580,7 @@
         </w:rPr>
         <w:t xml:space="preserve">; </w:t>
       </w:r>
-      <w:hyperlink r:id="rId325">
+      <w:hyperlink r:id="rId343">
         <w:r>
           <w:rPr>
             <w:lang w:val="hi_IN" w:bidi="hi_IN"/>
@@ -12179,7 +12742,7 @@
           <w:lang w:val="hi_IN" w:bidi="hi_IN"/>
         </w:rPr>
       </w:r>
-      <w:hyperlink r:id="rId327">
+      <w:hyperlink r:id="rId345">
         <w:r>
           <w:rPr>
             <w:lang w:val="hi_IN" w:bidi="hi_IN"/>
@@ -12225,7 +12788,7 @@
         </w:rPr>
         <w:t>कुछ व्याख्याकार इस वाक्यांश को एक स्थानीय मण्डली का संकेत मानते हैं। यूहन्ना ने सम्भवतः इस मसीही समाज को एक माँ के रूप में चित्रित किया, सदस्यों को उसके बच्चों के रूप में और अन्य मण्डलियों को बहनों के रूप में देखा (</w:t>
       </w:r>
-      <w:hyperlink r:id="rId328">
+      <w:hyperlink r:id="rId346">
         <w:r>
           <w:rPr>
             <w:lang w:val="hi_IN" w:bidi="hi_IN"/>
@@ -12243,7 +12806,7 @@
         </w:rPr>
         <w:t xml:space="preserve">; तुलना करें </w:t>
       </w:r>
-      <w:hyperlink r:id="rId329">
+      <w:hyperlink r:id="rId347">
         <w:r>
           <w:rPr>
             <w:lang w:val="hi_IN" w:bidi="hi_IN"/>
@@ -12409,7 +12972,7 @@
         </w:rPr>
         <w:t xml:space="preserve"> स्नेह का चिन्ह था (</w:t>
       </w:r>
-      <w:hyperlink r:id="rId330">
+      <w:hyperlink r:id="rId348">
         <w:r>
           <w:rPr>
             <w:lang w:val="hi_IN" w:bidi="hi_IN"/>
@@ -12427,7 +12990,7 @@
         </w:rPr>
         <w:t xml:space="preserve">; </w:t>
       </w:r>
-      <w:hyperlink r:id="rId331">
+      <w:hyperlink r:id="rId349">
         <w:r>
           <w:rPr>
             <w:lang w:val="hi_IN" w:bidi="hi_IN"/>
@@ -12463,7 +13026,7 @@
         </w:rPr>
         <w:t>कभी-कभी चुम्बन का कामुक अर्थ होता था (</w:t>
       </w:r>
-      <w:hyperlink r:id="rId332">
+      <w:hyperlink r:id="rId350">
         <w:r>
           <w:rPr>
             <w:lang w:val="hi_IN" w:bidi="hi_IN"/>
@@ -12481,7 +13044,7 @@
         </w:rPr>
         <w:t xml:space="preserve">; </w:t>
       </w:r>
-      <w:hyperlink r:id="rId333">
+      <w:hyperlink r:id="rId351">
         <w:r>
           <w:rPr>
             <w:lang w:val="hi_IN" w:bidi="hi_IN"/>
@@ -12517,7 +13080,7 @@
         </w:rPr>
         <w:t>चुम्बन आदर या आराधना दिखाने का तरीका भी था (</w:t>
       </w:r>
-      <w:hyperlink r:id="rId334">
+      <w:hyperlink r:id="rId352">
         <w:r>
           <w:rPr>
             <w:lang w:val="hi_IN" w:bidi="hi_IN"/>
@@ -12535,7 +13098,7 @@
         </w:rPr>
         <w:t xml:space="preserve">; </w:t>
       </w:r>
-      <w:hyperlink r:id="rId335">
+      <w:hyperlink r:id="rId353">
         <w:r>
           <w:rPr>
             <w:lang w:val="hi_IN" w:bidi="hi_IN"/>
@@ -12553,7 +13116,7 @@
         </w:rPr>
         <w:t>), हालाँकि कुछ स्थितियों में इसे ग़लत भी माना जा सकता है (</w:t>
       </w:r>
-      <w:hyperlink r:id="rId336">
+      <w:hyperlink r:id="rId354">
         <w:r>
           <w:rPr>
             <w:lang w:val="hi_IN" w:bidi="hi_IN"/>
@@ -12571,7 +13134,7 @@
         </w:rPr>
         <w:t xml:space="preserve">; </w:t>
       </w:r>
-      <w:hyperlink r:id="rId337">
+      <w:hyperlink r:id="rId355">
         <w:r>
           <w:rPr>
             <w:lang w:val="hi_IN" w:bidi="hi_IN"/>
@@ -12607,7 +13170,7 @@
         </w:rPr>
         <w:t>चुम्बन का उपयोग किसी के साथ विश्वासघात करने के लिए किया जा सकता है, जैसा कि यीशु के प्रति विश्वासघात की कहानी में देखा गया है (</w:t>
       </w:r>
-      <w:hyperlink r:id="rId338">
+      <w:hyperlink r:id="rId356">
         <w:r>
           <w:rPr>
             <w:lang w:val="hi_IN" w:bidi="hi_IN"/>
@@ -12667,7 +13230,7 @@
           <w:lang w:val="hi_IN" w:bidi="hi_IN"/>
         </w:rPr>
       </w:r>
-      <w:hyperlink r:id="rId339">
+      <w:hyperlink r:id="rId357">
         <w:r>
           <w:rPr>
             <w:lang w:val="hi_IN" w:bidi="hi_IN"/>
@@ -12691,7 +13254,7 @@
           <w:lang w:val="hi_IN" w:bidi="hi_IN"/>
         </w:rPr>
       </w:r>
-      <w:hyperlink r:id="rId340">
+      <w:hyperlink r:id="rId358">
         <w:r>
           <w:rPr>
             <w:lang w:val="hi_IN" w:bidi="hi_IN"/>
@@ -12715,7 +13278,7 @@
           <w:lang w:val="hi_IN" w:bidi="hi_IN"/>
         </w:rPr>
       </w:r>
-      <w:hyperlink r:id="rId341">
+      <w:hyperlink r:id="rId359">
         <w:r>
           <w:rPr>
             <w:lang w:val="hi_IN" w:bidi="hi_IN"/>
@@ -12739,7 +13302,7 @@
           <w:lang w:val="hi_IN" w:bidi="hi_IN"/>
         </w:rPr>
       </w:r>
-      <w:hyperlink r:id="rId342">
+      <w:hyperlink r:id="rId360">
         <w:r>
           <w:rPr>
             <w:lang w:val="hi_IN" w:bidi="hi_IN"/>
@@ -12763,7 +13326,7 @@
           <w:lang w:val="hi_IN" w:bidi="hi_IN"/>
         </w:rPr>
       </w:r>
-      <w:hyperlink r:id="rId343">
+      <w:hyperlink r:id="rId361">
         <w:r>
           <w:rPr>
             <w:lang w:val="hi_IN" w:bidi="hi_IN"/>
@@ -12801,7 +13364,7 @@
         </w:rPr>
         <w:t>विस्तृत निर्देश नहीं दिए गए हैं, लेकिन यह प्रारम्भिक मसीहियों के बीच मित्रता और प्रतिबद्धता का एक संकेत था (</w:t>
       </w:r>
-      <w:hyperlink r:id="rId344">
+      <w:hyperlink r:id="rId362">
         <w:r>
           <w:rPr>
             <w:lang w:val="hi_IN" w:bidi="hi_IN"/>
@@ -12881,7 +13444,7 @@
         </w:rPr>
         <w:t>छोटा कृंतक जो व्यवस्था के अनुसार अशुद्ध माना गया (</w:t>
       </w:r>
-      <w:hyperlink r:id="rId345">
+      <w:hyperlink r:id="rId363">
         <w:r>
           <w:rPr>
             <w:lang w:val="hi_IN" w:bidi="hi_IN"/>
@@ -13045,7 +13608,7 @@
         </w:rPr>
         <w:t>यह गाँव यहूदी पुस्तक में उल्लेखित है, जिसे यहूदियों द्वारा किलेबंद किया गया था जब अश्शुरियों सेनापति होलोफेर्नेस ने पलिश्त पर आक्रमण किया था (</w:t>
       </w:r>
-      <w:hyperlink r:id="rId346">
+      <w:hyperlink r:id="rId364">
         <w:r>
           <w:rPr>
             <w:lang w:val="hi_IN" w:bidi="hi_IN"/>
@@ -13063,7 +13626,7 @@
         </w:rPr>
         <w:t xml:space="preserve">)। सटीक स्थान की पहचान नहीं की जा सकती, लेकिन यह संभवतः एल-मखुब्बी हो सकता है, जो बेसान से तीन मील (4.8 किलोमीटर) की दूरी पर है, या संभवतः </w:t>
       </w:r>
-      <w:hyperlink r:id="rId347">
+      <w:hyperlink r:id="rId365">
         <w:r>
           <w:rPr>
             <w:lang w:val="hi_IN" w:bidi="hi_IN"/>
@@ -13081,7 +13644,7 @@
         </w:rPr>
         <w:t xml:space="preserve"> का होबा हो सकता है। विवरण से पता चलता है कि यहूदियों ने होलोफेर्नेस की सेना का पीछा चोबा और दमिश्क से आगे तक किया (</w:t>
       </w:r>
-      <w:hyperlink r:id="rId348">
+      <w:hyperlink r:id="rId366">
         <w:r>
           <w:rPr>
             <w:lang w:val="hi_IN" w:bidi="hi_IN"/>
@@ -13240,7 +13803,7 @@
         </w:rPr>
         <w:t>अप्पियुस का चौक अप्पियान मार्ग पर यात्रियों का एक ठहराव था, जो रोम से 43 मील (69.2 किलोमीटर) दक्षिण में था, जहाँ पौलुस की सुरक्षा के तहत राजधानी की ओर जाते समय रोम के मसीहियों से मुलाकात हुई थी (</w:t>
       </w:r>
-      <w:hyperlink r:id="rId349">
+      <w:hyperlink r:id="rId367">
         <w:r>
           <w:rPr>
             <w:lang w:val="hi_IN" w:bidi="hi_IN"/>
@@ -13378,7 +13941,7 @@
         </w:rPr>
         <w:t>जो लोग शहरों के द्वारों और महलों, मन्दिरों और अन्य बड़े भवनों के दरवाजों की रक्षा करते थे, उनका काम मुलाक़ाती को अंदर आने देना या उन्हें अंदर आने से रोकना था (</w:t>
       </w:r>
-      <w:hyperlink r:id="rId350">
+      <w:hyperlink r:id="rId368">
         <w:r>
           <w:rPr>
             <w:lang w:val="hi_IN" w:bidi="hi_IN"/>
@@ -13396,7 +13959,7 @@
         </w:rPr>
         <w:t xml:space="preserve">; </w:t>
       </w:r>
-      <w:hyperlink r:id="rId351">
+      <w:hyperlink r:id="rId369">
         <w:r>
           <w:rPr>
             <w:lang w:val="hi_IN" w:bidi="hi_IN"/>
@@ -13481,7 +14044,7 @@
           <w:lang w:val="hi_IN" w:bidi="hi_IN"/>
         </w:rPr>
       </w:r>
-      <w:hyperlink r:id="rId352">
+      <w:hyperlink r:id="rId370">
         <w:r>
           <w:rPr>
             <w:lang w:val="hi_IN" w:bidi="hi_IN"/>
@@ -13523,7 +14086,7 @@
         </w:rPr>
         <w:t xml:space="preserve"> और चौखटों पर लगाना था' (</w:t>
       </w:r>
-      <w:hyperlink r:id="rId353">
+      <w:hyperlink r:id="rId371">
         <w:r>
           <w:rPr>
             <w:lang w:val="hi_IN" w:bidi="hi_IN"/>
@@ -13549,7 +14112,7 @@
           <w:lang w:val="hi_IN" w:bidi="hi_IN"/>
         </w:rPr>
       </w:r>
-      <w:hyperlink r:id="rId354">
+      <w:hyperlink r:id="rId372">
         <w:r>
           <w:rPr>
             <w:lang w:val="hi_IN" w:bidi="hi_IN"/>
@@ -13588,7 +14151,7 @@
           <w:lang w:val="hi_IN" w:bidi="hi_IN"/>
         </w:rPr>
       </w:r>
-      <w:hyperlink r:id="rId355">
+      <w:hyperlink r:id="rId373">
         <w:r>
           <w:rPr>
             <w:lang w:val="hi_IN" w:bidi="hi_IN"/>
@@ -13606,7 +14169,7 @@
         </w:rPr>
         <w:t xml:space="preserve"> में, "खम्भे की कंगनियाँ" है, जबकि आरएसवी में "शीर्ष" है। यहाँ इब्रानी शब्द का अर्थ स्तंभ का शीर्ष भाग प्रतीत होता है। यही स्थिति </w:t>
       </w:r>
-      <w:hyperlink r:id="rId356">
+      <w:hyperlink r:id="rId374">
         <w:r>
           <w:rPr>
             <w:lang w:val="hi_IN" w:bidi="hi_IN"/>
@@ -13714,7 +14277,7 @@
         </w:rPr>
         <w:t xml:space="preserve"> ने पाँचवीं शताब्दी ईसा पूर्व में फिर से बनवाया था। चौड़ी दीवार संभवतः शहर के उत्तर-पश्चिमी भाग में स्थित थी (</w:t>
       </w:r>
-      <w:hyperlink r:id="rId357">
+      <w:hyperlink r:id="rId375">
         <w:r>
           <w:rPr>
             <w:lang w:val="hi_IN" w:bidi="hi_IN"/>
@@ -13732,7 +14295,7 @@
         </w:rPr>
         <w:t xml:space="preserve">; </w:t>
       </w:r>
-      <w:hyperlink r:id="rId358">
+      <w:hyperlink r:id="rId376">
         <w:r>
           <w:rPr>
             <w:lang w:val="hi_IN" w:bidi="hi_IN"/>
@@ -13903,7 +14466,7 @@
         </w:rPr>
         <w:t>का चौथाई देश के शासक थे, और लिसानियास अबिलेने के चौथाई देश का शासक था (</w:t>
       </w:r>
-      <w:hyperlink r:id="rId359">
+      <w:hyperlink r:id="rId377">
         <w:r>
           <w:rPr>
             <w:lang w:val="hi_IN" w:bidi="hi_IN"/>
@@ -13921,7 +14484,7 @@
         </w:rPr>
         <w:t>)। इनमें से, केवल हेरोदेस का अन्यत्र बाइबल में उल्लेख है (</w:t>
       </w:r>
-      <w:hyperlink r:id="rId360">
+      <w:hyperlink r:id="rId378">
         <w:r>
           <w:rPr>
             <w:lang w:val="hi_IN" w:bidi="hi_IN"/>
@@ -13939,7 +14502,7 @@
         </w:rPr>
         <w:t xml:space="preserve">; </w:t>
       </w:r>
-      <w:hyperlink r:id="rId361">
+      <w:hyperlink r:id="rId379">
         <w:r>
           <w:rPr>
             <w:lang w:val="hi_IN" w:bidi="hi_IN"/>
@@ -13957,7 +14520,7 @@
         </w:rPr>
         <w:t xml:space="preserve">; </w:t>
       </w:r>
-      <w:hyperlink r:id="rId362">
+      <w:hyperlink r:id="rId380">
         <w:r>
           <w:rPr>
             <w:lang w:val="hi_IN" w:bidi="hi_IN"/>
@@ -13975,7 +14538,7 @@
         </w:rPr>
         <w:t xml:space="preserve">; </w:t>
       </w:r>
-      <w:hyperlink r:id="rId363">
+      <w:hyperlink r:id="rId381">
         <w:r>
           <w:rPr>
             <w:lang w:val="hi_IN" w:bidi="hi_IN"/>
@@ -13993,7 +14556,7 @@
         </w:rPr>
         <w:t>)। हेरोदेस का अधिक महत्व इस तथ्य से स्पष्ट होता है कि उन्हें उनके यहूदी प्रजा द्वारा "राजा" के रूप में भी सन्दर्भित किया जाता है (</w:t>
       </w:r>
-      <w:hyperlink r:id="rId364">
+      <w:hyperlink r:id="rId382">
         <w:r>
           <w:rPr>
             <w:lang w:val="hi_IN" w:bidi="hi_IN"/>
@@ -14011,7 +14574,7 @@
         </w:rPr>
         <w:t xml:space="preserve">; </w:t>
       </w:r>
-      <w:hyperlink r:id="rId365">
+      <w:hyperlink r:id="rId383">
         <w:r>
           <w:rPr>
             <w:lang w:val="hi_IN" w:bidi="hi_IN"/>

--- a/hin/docx/026.content.docx
+++ b/hin/docx/026.content.docx
@@ -19,7 +19,7 @@
         <w:rPr>
           <w:lang w:val="hi_IN" w:bidi="hi_IN"/>
         </w:rPr>
-        <w:t>Resource: बाइबल कोश (टिंडेल)</w:t>
+        <w:t>Resource: Tyndale Open Bible Dictionary</w:t>
       </w:r>
       <w:r>
         <w:rPr>
@@ -112,7 +112,7 @@
         <w:rPr>
           <w:lang w:val="hi_IN" w:bidi="hi_IN"/>
         </w:rPr>
-        <w:t>बाइबल कोश (टिंडेल)</w:t>
+        <w:t>Tyndale Open Bible Dictionary</w:t>
       </w:r>
     </w:p>
     <w:p>

--- a/hin/docx/026.content.docx
+++ b/hin/docx/026.content.docx
@@ -19,7 +19,7 @@
         <w:rPr>
           <w:lang w:val="hi_IN" w:bidi="hi_IN"/>
         </w:rPr>
-        <w:t>Resource: Tyndale Open Bible Dictionary</w:t>
+        <w:t>Resource: Aquifer Open Bible Dictionary</w:t>
       </w:r>
       <w:r>
         <w:rPr>
@@ -112,7 +112,7 @@
         <w:rPr>
           <w:lang w:val="hi_IN" w:bidi="hi_IN"/>
         </w:rPr>
-        <w:t>Tyndale Open Bible Dictionary</w:t>
+        <w:t>Aquifer Open Bible Dictionary</w:t>
       </w:r>
     </w:p>
     <w:p>

--- a/hin/docx/026.content.docx
+++ b/hin/docx/026.content.docx
@@ -244,18 +244,12 @@
         </w:rPr>
         <w:t>पृथ्वी के पशु की संख्या जो प्रकाशितवाक्य की पुस्तक में देखी गई (</w:t>
       </w:r>
-      <w:hyperlink r:id="rId13">
-        <w:r>
-          <w:rPr>
-            <w:lang w:val="hi_IN" w:bidi="hi_IN"/>
-          </w:rPr>
-          <w:rPr>
-            <w:color w:val="0000EE"/>
-            <w:u w:val="single"/>
-          </w:rPr>
-          <w:t>प्रका 13:18</w:t>
-        </w:r>
-      </w:hyperlink>
+      <w:r>
+        <w:rPr>
+          <w:lang w:val="hi_IN" w:bidi="hi_IN"/>
+        </w:rPr>
+        <w:t>प्रका 13:18</w:t>
+      </w:r>
       <w:r>
         <w:rPr>
           <w:lang w:val="hi_IN" w:bidi="hi_IN"/>
@@ -358,18 +352,12 @@
         </w:rPr>
         <w:t>छोटा, बिल खोदने वाला कृंतक (</w:t>
       </w:r>
-      <w:hyperlink r:id="rId14">
-        <w:r>
-          <w:rPr>
-            <w:lang w:val="hi_IN" w:bidi="hi_IN"/>
-          </w:rPr>
-          <w:rPr>
-            <w:color w:val="0000EE"/>
-            <w:u w:val="single"/>
-          </w:rPr>
-          <w:t>यशा 2:20</w:t>
-        </w:r>
-      </w:hyperlink>
+      <w:r>
+        <w:rPr>
+          <w:lang w:val="hi_IN" w:bidi="hi_IN"/>
+        </w:rPr>
+        <w:t>यशा 2:20</w:t>
+      </w:r>
       <w:r>
         <w:rPr>
           <w:lang w:val="hi_IN" w:bidi="hi_IN"/>
@@ -449,18 +437,12 @@
         </w:rPr>
         <w:t xml:space="preserve">छोटी छिपकली, जिसे </w:t>
       </w:r>
-      <w:hyperlink r:id="rId15">
-        <w:r>
-          <w:rPr>
-            <w:lang w:val="hi_IN" w:bidi="hi_IN"/>
-          </w:rPr>
-          <w:rPr>
-            <w:color w:val="0000EE"/>
-            <w:u w:val="single"/>
-          </w:rPr>
-          <w:t>लैव्यव्यवस्था 11:30</w:t>
-        </w:r>
-      </w:hyperlink>
+      <w:r>
+        <w:rPr>
+          <w:lang w:val="hi_IN" w:bidi="hi_IN"/>
+        </w:rPr>
+        <w:t>लैव्यव्यवस्था 11:30</w:t>
+      </w:r>
       <w:r>
         <w:rPr>
           <w:lang w:val="hi_IN" w:bidi="hi_IN"/>
@@ -754,18 +736,12 @@
         </w:rPr>
         <w:t>ओत्नीएल ने इस्राएल को मेसोपोटामिया के राजा कूशन रिश्आतइम के अंधेर से छुड़ाते हैं (</w:t>
       </w:r>
-      <w:hyperlink r:id="rId16">
-        <w:r>
-          <w:rPr>
-            <w:lang w:val="hi_IN" w:bidi="hi_IN"/>
-          </w:rPr>
-          <w:rPr>
-            <w:color w:val="0000EE"/>
-            <w:u w:val="single"/>
-          </w:rPr>
-          <w:t>न्या 3:8–10</w:t>
-        </w:r>
-      </w:hyperlink>
+      <w:r>
+        <w:rPr>
+          <w:lang w:val="hi_IN" w:bidi="hi_IN"/>
+        </w:rPr>
+        <w:t>न्या 3:8–10</w:t>
+      </w:r>
       <w:r>
         <w:rPr>
           <w:lang w:val="hi_IN" w:bidi="hi_IN"/>
@@ -790,18 +766,12 @@
         </w:rPr>
         <w:t>एहूद ने मोआब के राजा एग्लोन से इस्राएल को छुड़ाया (</w:t>
       </w:r>
-      <w:hyperlink r:id="rId17">
-        <w:r>
-          <w:rPr>
-            <w:lang w:val="hi_IN" w:bidi="hi_IN"/>
-          </w:rPr>
-          <w:rPr>
-            <w:color w:val="0000EE"/>
-            <w:u w:val="single"/>
-          </w:rPr>
-          <w:t>न्या 3:15, 30</w:t>
-        </w:r>
-      </w:hyperlink>
+      <w:r>
+        <w:rPr>
+          <w:lang w:val="hi_IN" w:bidi="hi_IN"/>
+        </w:rPr>
+        <w:t>न्या 3:15, 30</w:t>
+      </w:r>
       <w:r>
         <w:rPr>
           <w:lang w:val="hi_IN" w:bidi="hi_IN"/>
@@ -820,18 +790,12 @@
           <w:lang w:val="hi_IN" w:bidi="hi_IN"/>
         </w:rPr>
       </w:r>
-      <w:hyperlink r:id="rId18">
-        <w:r>
-          <w:rPr>
-            <w:lang w:val="hi_IN" w:bidi="hi_IN"/>
-          </w:rPr>
-          <w:rPr>
-            <w:color w:val="0000EE"/>
-            <w:u w:val="single"/>
-          </w:rPr>
-          <w:t>न्यायियों 18:27–29</w:t>
-        </w:r>
-      </w:hyperlink>
+      <w:r>
+        <w:rPr>
+          <w:lang w:val="hi_IN" w:bidi="hi_IN"/>
+        </w:rPr>
+        <w:t>न्यायियों 18:27–29</w:t>
+      </w:r>
       <w:r>
         <w:rPr>
           <w:lang w:val="hi_IN" w:bidi="hi_IN"/>
@@ -852,90 +816,60 @@
         </w:rPr>
         <w:t>"छुड़ानेवाला" के अन्य उपयोग परमेश्वर को स्वयं उनके लोगों का व्यक्तिगत छुड़ानेवाला के रूप में संदर्भित करते हैं। (</w:t>
       </w:r>
-      <w:hyperlink r:id="rId19">
-        <w:r>
-          <w:rPr>
-            <w:lang w:val="hi_IN" w:bidi="hi_IN"/>
-          </w:rPr>
-          <w:rPr>
-            <w:color w:val="0000EE"/>
-            <w:u w:val="single"/>
-          </w:rPr>
-          <w:t>2 शमू 22:2</w:t>
-        </w:r>
-      </w:hyperlink>
+      <w:r>
+        <w:rPr>
+          <w:lang w:val="hi_IN" w:bidi="hi_IN"/>
+        </w:rPr>
+        <w:t>2 शमू 22:2</w:t>
+      </w:r>
       <w:r>
         <w:rPr>
           <w:lang w:val="hi_IN" w:bidi="hi_IN"/>
         </w:rPr>
         <w:t xml:space="preserve">; </w:t>
       </w:r>
-      <w:hyperlink r:id="rId20">
-        <w:r>
-          <w:rPr>
-            <w:lang w:val="hi_IN" w:bidi="hi_IN"/>
-          </w:rPr>
-          <w:rPr>
-            <w:color w:val="0000EE"/>
-            <w:u w:val="single"/>
-          </w:rPr>
-          <w:t>भज 18:2</w:t>
-        </w:r>
-      </w:hyperlink>
+      <w:r>
+        <w:rPr>
+          <w:lang w:val="hi_IN" w:bidi="hi_IN"/>
+        </w:rPr>
+        <w:t>भज 18:2</w:t>
+      </w:r>
       <w:r>
         <w:rPr>
           <w:lang w:val="hi_IN" w:bidi="hi_IN"/>
         </w:rPr>
         <w:t xml:space="preserve">; </w:t>
       </w:r>
-      <w:hyperlink r:id="rId21">
-        <w:r>
-          <w:rPr>
-            <w:lang w:val="hi_IN" w:bidi="hi_IN"/>
-          </w:rPr>
-          <w:rPr>
-            <w:color w:val="0000EE"/>
-            <w:u w:val="single"/>
-          </w:rPr>
-          <w:t>40:17</w:t>
-        </w:r>
-      </w:hyperlink>
+      <w:r>
+        <w:rPr>
+          <w:lang w:val="hi_IN" w:bidi="hi_IN"/>
+        </w:rPr>
+        <w:t>40:17</w:t>
+      </w:r>
       <w:r>
         <w:rPr>
           <w:lang w:val="hi_IN" w:bidi="hi_IN"/>
         </w:rPr>
         <w:t xml:space="preserve">; </w:t>
       </w:r>
-      <w:hyperlink r:id="rId22">
-        <w:r>
-          <w:rPr>
-            <w:lang w:val="hi_IN" w:bidi="hi_IN"/>
-          </w:rPr>
-          <w:rPr>
-            <w:color w:val="0000EE"/>
-            <w:u w:val="single"/>
-          </w:rPr>
-          <w:t>70:5</w:t>
-        </w:r>
-      </w:hyperlink>
+      <w:r>
+        <w:rPr>
+          <w:lang w:val="hi_IN" w:bidi="hi_IN"/>
+        </w:rPr>
+        <w:t>70:5</w:t>
+      </w:r>
       <w:r>
         <w:rPr>
           <w:lang w:val="hi_IN" w:bidi="hi_IN"/>
         </w:rPr>
         <w:t xml:space="preserve">; </w:t>
       </w:r>
-      <w:hyperlink r:id="rId23">
-        <w:r>
-          <w:rPr>
-            <w:lang w:val="hi_IN" w:bidi="hi_IN"/>
-          </w:rPr>
-          <w:rPr>
-            <w:color w:val="0000EE"/>
-            <w:u w:val="single"/>
-          </w:rPr>
-          <w:t>144:2</w:t>
-        </w:r>
-      </w:hyperlink>
+      <w:r>
+        <w:rPr>
+          <w:lang w:val="hi_IN" w:bidi="hi_IN"/>
+        </w:rPr>
+        <w:t>144:2</w:t>
+      </w:r>
       <w:r>
         <w:rPr>
           <w:lang w:val="hi_IN" w:bidi="hi_IN"/>
@@ -956,18 +890,12 @@
         </w:rPr>
         <w:t>पुराने नियम में छुड़ानेवाले की मूल अवधारणा एक इब्रानी शब्द "निकट-रिश्तेदार" में व्यक्त की गई हैं जिसका अर्थ हैं छुड़ानेवाला। एक निकट कुटुम्बी संकट में पड़े भाई-बन्धु की सहायता करने और उसे दासत्व से छुड़ाने के लिए जिम्मेदार होता था। जब उनके लोग खतरे में होते थे, तो परमेश्वर सहायता भेजते थे। उन्होंने मिस्र से निकलने के समय भी उनके छुड़ानेवाले के रूप में कार्य किया (</w:t>
       </w:r>
-      <w:hyperlink r:id="rId24">
-        <w:r>
-          <w:rPr>
-            <w:lang w:val="hi_IN" w:bidi="hi_IN"/>
-          </w:rPr>
-          <w:rPr>
-            <w:color w:val="0000EE"/>
-            <w:u w:val="single"/>
-          </w:rPr>
-          <w:t>निर्ग 3:7–8</w:t>
-        </w:r>
-      </w:hyperlink>
+      <w:r>
+        <w:rPr>
+          <w:lang w:val="hi_IN" w:bidi="hi_IN"/>
+        </w:rPr>
+        <w:t>निर्ग 3:7–8</w:t>
+      </w:r>
       <w:r>
         <w:rPr>
           <w:lang w:val="hi_IN" w:bidi="hi_IN"/>
@@ -999,90 +927,60 @@
         </w:rPr>
         <w:t>नए नियम में, यीशु ने एक मसीहाई वचन (</w:t>
       </w:r>
-      <w:hyperlink r:id="rId25">
-        <w:r>
-          <w:rPr>
-            <w:lang w:val="hi_IN" w:bidi="hi_IN"/>
-          </w:rPr>
-          <w:rPr>
-            <w:color w:val="0000EE"/>
-            <w:u w:val="single"/>
-          </w:rPr>
-          <w:t>यशा 61:1–2</w:t>
-        </w:r>
-      </w:hyperlink>
+      <w:r>
+        <w:rPr>
+          <w:lang w:val="hi_IN" w:bidi="hi_IN"/>
+        </w:rPr>
+        <w:t>यशा 61:1–2</w:t>
+      </w:r>
       <w:r>
         <w:rPr>
           <w:lang w:val="hi_IN" w:bidi="hi_IN"/>
         </w:rPr>
         <w:t>) का उद्धरण दिया, जो उनके लक्ष्य का वर्णन करता हैं कि वे बन्दियों के लिये स्वतंत्रता (या छुटकारा) का प्रचार करेंगे (</w:t>
       </w:r>
-      <w:hyperlink r:id="rId26">
-        <w:r>
-          <w:rPr>
-            <w:lang w:val="hi_IN" w:bidi="hi_IN"/>
-          </w:rPr>
-          <w:rPr>
-            <w:color w:val="0000EE"/>
-            <w:u w:val="single"/>
-          </w:rPr>
-          <w:t>लूका 4:18</w:t>
-        </w:r>
-      </w:hyperlink>
+      <w:r>
+        <w:rPr>
+          <w:lang w:val="hi_IN" w:bidi="hi_IN"/>
+        </w:rPr>
+        <w:t>लूका 4:18</w:t>
+      </w:r>
       <w:r>
         <w:rPr>
           <w:lang w:val="hi_IN" w:bidi="hi_IN"/>
         </w:rPr>
         <w:t xml:space="preserve">)। </w:t>
       </w:r>
-      <w:hyperlink r:id="rId27">
-        <w:r>
-          <w:rPr>
-            <w:lang w:val="hi_IN" w:bidi="hi_IN"/>
-          </w:rPr>
-          <w:rPr>
-            <w:color w:val="0000EE"/>
-            <w:u w:val="single"/>
-          </w:rPr>
-          <w:t>प्रेरितों के काम 7:35</w:t>
-        </w:r>
-      </w:hyperlink>
+      <w:r>
+        <w:rPr>
+          <w:lang w:val="hi_IN" w:bidi="hi_IN"/>
+        </w:rPr>
+        <w:t>प्रेरितों के काम 7:35</w:t>
+      </w:r>
       <w:r>
         <w:rPr>
           <w:lang w:val="hi_IN" w:bidi="hi_IN"/>
         </w:rPr>
         <w:t xml:space="preserve"> में, मूसा को इस्राएल का छुड़ानेवाला कहा गया हैं। </w:t>
       </w:r>
-      <w:hyperlink r:id="rId28">
-        <w:r>
-          <w:rPr>
-            <w:lang w:val="hi_IN" w:bidi="hi_IN"/>
-          </w:rPr>
-          <w:rPr>
-            <w:color w:val="0000EE"/>
-            <w:u w:val="single"/>
-          </w:rPr>
-          <w:t>रोमियों 11:26</w:t>
-        </w:r>
-      </w:hyperlink>
+      <w:r>
+        <w:rPr>
+          <w:lang w:val="hi_IN" w:bidi="hi_IN"/>
+        </w:rPr>
+        <w:t>रोमियों 11:26</w:t>
+      </w:r>
       <w:r>
         <w:rPr>
           <w:lang w:val="hi_IN" w:bidi="hi_IN"/>
         </w:rPr>
         <w:t xml:space="preserve"> में, प्रेरित पौलुस ने </w:t>
       </w:r>
-      <w:hyperlink r:id="rId29">
-        <w:r>
-          <w:rPr>
-            <w:lang w:val="hi_IN" w:bidi="hi_IN"/>
-          </w:rPr>
-          <w:rPr>
-            <w:color w:val="0000EE"/>
-            <w:u w:val="single"/>
-          </w:rPr>
-          <w:t>यशायाह 59:20</w:t>
-        </w:r>
-      </w:hyperlink>
+      <w:r>
+        <w:rPr>
+          <w:lang w:val="hi_IN" w:bidi="hi_IN"/>
+        </w:rPr>
+        <w:t>यशायाह 59:20</w:t>
+      </w:r>
       <w:r>
         <w:rPr>
           <w:lang w:val="hi_IN" w:bidi="hi_IN"/>
@@ -1269,36 +1167,24 @@
         </w:rPr>
         <w:t xml:space="preserve"> या भुगतान की गई कीमत। जब किसी जीवित प्राणी, व्यक्ति या पशु को छुटकारे की आवश्यकता होती है, तो प्रतिस्थापन किया जाना चाहिए, या कीमत चुकाई जानी चाहिए। अन्यथा, उन्हें प्राणी को मार दिया जाना होता है (</w:t>
       </w:r>
-      <w:hyperlink r:id="rId30">
-        <w:r>
-          <w:rPr>
-            <w:lang w:val="hi_IN" w:bidi="hi_IN"/>
-          </w:rPr>
-          <w:rPr>
-            <w:color w:val="0000EE"/>
-            <w:u w:val="single"/>
-          </w:rPr>
-          <w:t>निर्ग 13:13</w:t>
-        </w:r>
-      </w:hyperlink>
+      <w:r>
+        <w:rPr>
+          <w:lang w:val="hi_IN" w:bidi="hi_IN"/>
+        </w:rPr>
+        <w:t>निर्ग 13:13</w:t>
+      </w:r>
       <w:r>
         <w:rPr>
           <w:lang w:val="hi_IN" w:bidi="hi_IN"/>
         </w:rPr>
         <w:t xml:space="preserve">; </w:t>
       </w:r>
-      <w:hyperlink r:id="rId31">
-        <w:r>
-          <w:rPr>
-            <w:lang w:val="hi_IN" w:bidi="hi_IN"/>
-          </w:rPr>
-          <w:rPr>
-            <w:color w:val="0000EE"/>
-            <w:u w:val="single"/>
-          </w:rPr>
-          <w:t>34:20</w:t>
-        </w:r>
-      </w:hyperlink>
+      <w:r>
+        <w:rPr>
+          <w:lang w:val="hi_IN" w:bidi="hi_IN"/>
+        </w:rPr>
+        <w:t>34:20</w:t>
+      </w:r>
       <w:r>
         <w:rPr>
           <w:lang w:val="hi_IN" w:bidi="hi_IN"/>
@@ -1319,36 +1205,24 @@
         </w:rPr>
         <w:t>"पादाह" शब्द का इस्तेमाल दूसरे प्रकार की फिरौती या छुड़ौती के लिए भी किया जाता है। उदाहरण के लिए, इसका मतलब हो सकता है जब कोई किसी इस्राएली गुलाम को छुड़ाने के लिए कीमत चुकाता है। इसका मतलब किसी खतरे में पड़े व्यक्ति को बचाने के लिए फिरौती देना भी हो सकता है (</w:t>
       </w:r>
-      <w:hyperlink r:id="rId32">
-        <w:r>
-          <w:rPr>
-            <w:lang w:val="hi_IN" w:bidi="hi_IN"/>
-          </w:rPr>
-          <w:rPr>
-            <w:color w:val="0000EE"/>
-            <w:u w:val="single"/>
-          </w:rPr>
-          <w:t>निर्ग 21:8</w:t>
-        </w:r>
-      </w:hyperlink>
+      <w:r>
+        <w:rPr>
+          <w:lang w:val="hi_IN" w:bidi="hi_IN"/>
+        </w:rPr>
+        <w:t>निर्ग 21:8</w:t>
+      </w:r>
       <w:r>
         <w:rPr>
           <w:lang w:val="hi_IN" w:bidi="hi_IN"/>
         </w:rPr>
         <w:t xml:space="preserve">; </w:t>
       </w:r>
-      <w:hyperlink r:id="rId33">
-        <w:r>
-          <w:rPr>
-            <w:lang w:val="hi_IN" w:bidi="hi_IN"/>
-          </w:rPr>
-          <w:rPr>
-            <w:color w:val="0000EE"/>
-            <w:u w:val="single"/>
-          </w:rPr>
-          <w:t>अय्यू 6:23</w:t>
-        </w:r>
-      </w:hyperlink>
+      <w:r>
+        <w:rPr>
+          <w:lang w:val="hi_IN" w:bidi="hi_IN"/>
+        </w:rPr>
+        <w:t>अय्यू 6:23</w:t>
+      </w:r>
       <w:r>
         <w:rPr>
           <w:lang w:val="hi_IN" w:bidi="hi_IN"/>
@@ -1411,72 +1285,48 @@
         </w:rPr>
         <w:t xml:space="preserve"> के मामले में किया गया था, लेकिन मनुष्य के पहलौठे और कुछ पशुओं को छुड़ाया गया था (</w:t>
       </w:r>
-      <w:hyperlink r:id="rId30">
-        <w:r>
-          <w:rPr>
-            <w:lang w:val="hi_IN" w:bidi="hi_IN"/>
-          </w:rPr>
-          <w:rPr>
-            <w:color w:val="0000EE"/>
-            <w:u w:val="single"/>
-          </w:rPr>
-          <w:t>निर्ग 13:13</w:t>
-        </w:r>
-      </w:hyperlink>
+      <w:r>
+        <w:rPr>
+          <w:lang w:val="hi_IN" w:bidi="hi_IN"/>
+        </w:rPr>
+        <w:t>निर्ग 13:13</w:t>
+      </w:r>
       <w:r>
         <w:rPr>
           <w:lang w:val="hi_IN" w:bidi="hi_IN"/>
         </w:rPr>
         <w:t xml:space="preserve">; </w:t>
       </w:r>
-      <w:hyperlink r:id="rId31">
-        <w:r>
-          <w:rPr>
-            <w:lang w:val="hi_IN" w:bidi="hi_IN"/>
-          </w:rPr>
-          <w:rPr>
-            <w:color w:val="0000EE"/>
-            <w:u w:val="single"/>
-          </w:rPr>
-          <w:t>34:20</w:t>
-        </w:r>
-      </w:hyperlink>
+      <w:r>
+        <w:rPr>
+          <w:lang w:val="hi_IN" w:bidi="hi_IN"/>
+        </w:rPr>
+        <w:t>34:20</w:t>
+      </w:r>
       <w:r>
         <w:rPr>
           <w:lang w:val="hi_IN" w:bidi="hi_IN"/>
         </w:rPr>
         <w:t xml:space="preserve">; </w:t>
       </w:r>
-      <w:hyperlink r:id="rId34">
-        <w:r>
-          <w:rPr>
-            <w:lang w:val="hi_IN" w:bidi="hi_IN"/>
-          </w:rPr>
-          <w:rPr>
-            <w:color w:val="0000EE"/>
-            <w:u w:val="single"/>
-          </w:rPr>
-          <w:t>गिन 18:15–16</w:t>
-        </w:r>
-      </w:hyperlink>
+      <w:r>
+        <w:rPr>
+          <w:lang w:val="hi_IN" w:bidi="hi_IN"/>
+        </w:rPr>
+        <w:t>गिन 18:15–16</w:t>
+      </w:r>
       <w:r>
         <w:rPr>
           <w:lang w:val="hi_IN" w:bidi="hi_IN"/>
         </w:rPr>
         <w:t>)। पहलौठे पुत्र के छुटकारे में, पशु को प्रतिस्थापित किया गया था, हालाँकि बाद में राशि का भुगतान किया गया था (</w:t>
       </w:r>
-      <w:hyperlink r:id="rId35">
-        <w:r>
-          <w:rPr>
-            <w:lang w:val="hi_IN" w:bidi="hi_IN"/>
-          </w:rPr>
-          <w:rPr>
-            <w:color w:val="0000EE"/>
-            <w:u w:val="single"/>
-          </w:rPr>
-          <w:t>गिन 18:16</w:t>
-        </w:r>
-      </w:hyperlink>
+      <w:r>
+        <w:rPr>
+          <w:lang w:val="hi_IN" w:bidi="hi_IN"/>
+        </w:rPr>
+        <w:t>गिन 18:16</w:t>
+      </w:r>
       <w:r>
         <w:rPr>
           <w:lang w:val="hi_IN" w:bidi="hi_IN"/>
@@ -1511,54 +1361,36 @@
         </w:rPr>
         <w:t>एक इस्राएली जिसे अपना कर्ज चुकाने के लिए खुद को दासत्व में बेचने के लिए मजबूर किया गया था, उसे किसी करीबी रिश्तेदार या यहाँ तक कि खुद उसके द्वारा भी छुड़ाया जा सकता था (</w:t>
       </w:r>
-      <w:hyperlink r:id="rId36">
-        <w:r>
-          <w:rPr>
-            <w:lang w:val="hi_IN" w:bidi="hi_IN"/>
-          </w:rPr>
-          <w:rPr>
-            <w:color w:val="0000EE"/>
-            <w:u w:val="single"/>
-          </w:rPr>
-          <w:t>लैव्य 25:47–49</w:t>
-        </w:r>
-      </w:hyperlink>
+      <w:r>
+        <w:rPr>
+          <w:lang w:val="hi_IN" w:bidi="hi_IN"/>
+        </w:rPr>
+        <w:t>लैव्य 25:47–49</w:t>
+      </w:r>
       <w:r>
         <w:rPr>
           <w:lang w:val="hi_IN" w:bidi="hi_IN"/>
         </w:rPr>
         <w:t>)। भूमि को भी इसी तरह से छुड़ाया जा सकता था (</w:t>
       </w:r>
-      <w:hyperlink r:id="rId37">
-        <w:r>
-          <w:rPr>
-            <w:lang w:val="hi_IN" w:bidi="hi_IN"/>
-          </w:rPr>
-          <w:rPr>
-            <w:color w:val="0000EE"/>
-            <w:u w:val="single"/>
-          </w:rPr>
-          <w:t>25:25–28</w:t>
-        </w:r>
-      </w:hyperlink>
+      <w:r>
+        <w:rPr>
+          <w:lang w:val="hi_IN" w:bidi="hi_IN"/>
+        </w:rPr>
+        <w:t>25:25–28</w:t>
+      </w:r>
       <w:r>
         <w:rPr>
           <w:lang w:val="hi_IN" w:bidi="hi_IN"/>
         </w:rPr>
         <w:t xml:space="preserve">; </w:t>
       </w:r>
-      <w:hyperlink r:id="rId38">
-        <w:r>
-          <w:rPr>
-            <w:lang w:val="hi_IN" w:bidi="hi_IN"/>
-          </w:rPr>
-          <w:rPr>
-            <w:color w:val="0000EE"/>
-            <w:u w:val="single"/>
-          </w:rPr>
-          <w:t>यिर्म 32:6–9</w:t>
-        </w:r>
-      </w:hyperlink>
+      <w:r>
+        <w:rPr>
+          <w:lang w:val="hi_IN" w:bidi="hi_IN"/>
+        </w:rPr>
+        <w:t>यिर्म 32:6–9</w:t>
+      </w:r>
       <w:r>
         <w:rPr>
           <w:lang w:val="hi_IN" w:bidi="hi_IN"/>
@@ -1591,36 +1423,24 @@
         </w:rPr>
         <w:t xml:space="preserve"> ने न केवल संपत्ति को बल्कि रूत को भी छुड़ाया, और वह उसकी पत्नी बन गई (</w:t>
       </w:r>
-      <w:hyperlink r:id="rId39">
-        <w:r>
-          <w:rPr>
-            <w:lang w:val="hi_IN" w:bidi="hi_IN"/>
-          </w:rPr>
-          <w:rPr>
-            <w:color w:val="0000EE"/>
-            <w:u w:val="single"/>
-          </w:rPr>
-          <w:t>रूत 3:13</w:t>
-        </w:r>
-      </w:hyperlink>
+      <w:r>
+        <w:rPr>
+          <w:lang w:val="hi_IN" w:bidi="hi_IN"/>
+        </w:rPr>
+        <w:t>रूत 3:13</w:t>
+      </w:r>
       <w:r>
         <w:rPr>
           <w:lang w:val="hi_IN" w:bidi="hi_IN"/>
         </w:rPr>
         <w:t xml:space="preserve">; </w:t>
       </w:r>
-      <w:hyperlink r:id="rId40">
-        <w:r>
-          <w:rPr>
-            <w:lang w:val="hi_IN" w:bidi="hi_IN"/>
-          </w:rPr>
-          <w:rPr>
-            <w:color w:val="0000EE"/>
-            <w:u w:val="single"/>
-          </w:rPr>
-          <w:t>4:1–6</w:t>
-        </w:r>
-      </w:hyperlink>
+      <w:r>
+        <w:rPr>
+          <w:lang w:val="hi_IN" w:bidi="hi_IN"/>
+        </w:rPr>
+        <w:t>4:1–6</w:t>
+      </w:r>
       <w:r>
         <w:rPr>
           <w:lang w:val="hi_IN" w:bidi="hi_IN"/>
@@ -1692,18 +1512,12 @@
         </w:rPr>
         <w:t xml:space="preserve"> का जीवन जब्त कर लिया गया था, लेकिन वह आवश्यक छुड़ौती का भुगतान करके खुद को छुड़ा सकता था (</w:t>
       </w:r>
-      <w:hyperlink r:id="rId41">
-        <w:r>
-          <w:rPr>
-            <w:lang w:val="hi_IN" w:bidi="hi_IN"/>
-          </w:rPr>
-          <w:rPr>
-            <w:color w:val="0000EE"/>
-            <w:u w:val="single"/>
-          </w:rPr>
-          <w:t>निर्ग 21:28–32</w:t>
-        </w:r>
-      </w:hyperlink>
+      <w:r>
+        <w:rPr>
+          <w:lang w:val="hi_IN" w:bidi="hi_IN"/>
+        </w:rPr>
+        <w:t>निर्ग 21:28–32</w:t>
+      </w:r>
       <w:r>
         <w:rPr>
           <w:lang w:val="hi_IN" w:bidi="hi_IN"/>
@@ -1761,36 +1575,24 @@
         </w:rPr>
         <w:t xml:space="preserve"> से लोगों को मुक्त करने में देखी जाती है। यद्यपि वे बंधन में थे, उनके परमेश्वर ने उन्हें छुड़ाया (</w:t>
       </w:r>
-      <w:hyperlink r:id="rId42">
-        <w:r>
-          <w:rPr>
-            <w:lang w:val="hi_IN" w:bidi="hi_IN"/>
-          </w:rPr>
-          <w:rPr>
-            <w:color w:val="0000EE"/>
-            <w:u w:val="single"/>
-          </w:rPr>
-          <w:t>निर्ग 6:6</w:t>
-        </w:r>
-      </w:hyperlink>
+      <w:r>
+        <w:rPr>
+          <w:lang w:val="hi_IN" w:bidi="hi_IN"/>
+        </w:rPr>
+        <w:t>निर्ग 6:6</w:t>
+      </w:r>
       <w:r>
         <w:rPr>
           <w:lang w:val="hi_IN" w:bidi="hi_IN"/>
         </w:rPr>
         <w:t xml:space="preserve">; </w:t>
       </w:r>
-      <w:hyperlink r:id="rId43">
-        <w:r>
-          <w:rPr>
-            <w:lang w:val="hi_IN" w:bidi="hi_IN"/>
-          </w:rPr>
-          <w:rPr>
-            <w:color w:val="0000EE"/>
-            <w:u w:val="single"/>
-          </w:rPr>
-          <w:t>व्य.वि. 15:15</w:t>
-        </w:r>
-      </w:hyperlink>
+      <w:r>
+        <w:rPr>
+          <w:lang w:val="hi_IN" w:bidi="hi_IN"/>
+        </w:rPr>
+        <w:t>व्य.वि. 15:15</w:t>
+      </w:r>
       <w:r>
         <w:rPr>
           <w:lang w:val="hi_IN" w:bidi="hi_IN"/>
@@ -1823,36 +1625,24 @@
         </w:rPr>
         <w:t>” (</w:t>
       </w:r>
-      <w:hyperlink r:id="rId42">
-        <w:r>
-          <w:rPr>
-            <w:lang w:val="hi_IN" w:bidi="hi_IN"/>
-          </w:rPr>
-          <w:rPr>
-            <w:color w:val="0000EE"/>
-            <w:u w:val="single"/>
-          </w:rPr>
-          <w:t>निर्ग 6:6</w:t>
-        </w:r>
-      </w:hyperlink>
+      <w:r>
+        <w:rPr>
+          <w:lang w:val="hi_IN" w:bidi="hi_IN"/>
+        </w:rPr>
+        <w:t>निर्ग 6:6</w:t>
+      </w:r>
       <w:r>
         <w:rPr>
           <w:lang w:val="hi_IN" w:bidi="hi_IN"/>
         </w:rPr>
         <w:t xml:space="preserve">, पुष्टि करें </w:t>
       </w:r>
-      <w:hyperlink r:id="rId43">
-        <w:r>
-          <w:rPr>
-            <w:lang w:val="hi_IN" w:bidi="hi_IN"/>
-          </w:rPr>
-          <w:rPr>
-            <w:color w:val="0000EE"/>
-            <w:u w:val="single"/>
-          </w:rPr>
-          <w:t>व्य.वि. 15:15</w:t>
-        </w:r>
-      </w:hyperlink>
+      <w:r>
+        <w:rPr>
+          <w:lang w:val="hi_IN" w:bidi="hi_IN"/>
+        </w:rPr>
+        <w:t>व्य.वि. 15:15</w:t>
+      </w:r>
       <w:r>
         <w:rPr>
           <w:lang w:val="hi_IN" w:bidi="hi_IN"/>
@@ -1871,90 +1661,60 @@
         </w:rPr>
         <w:t xml:space="preserve"> है (जैसे, </w:t>
       </w:r>
-      <w:hyperlink r:id="rId44">
-        <w:r>
-          <w:rPr>
-            <w:lang w:val="hi_IN" w:bidi="hi_IN"/>
-          </w:rPr>
-          <w:rPr>
-            <w:color w:val="0000EE"/>
-            <w:u w:val="single"/>
-          </w:rPr>
-          <w:t>यशा 29:22</w:t>
-        </w:r>
-      </w:hyperlink>
+      <w:r>
+        <w:rPr>
+          <w:lang w:val="hi_IN" w:bidi="hi_IN"/>
+        </w:rPr>
+        <w:t>यशा 29:22</w:t>
+      </w:r>
       <w:r>
         <w:rPr>
           <w:lang w:val="hi_IN" w:bidi="hi_IN"/>
         </w:rPr>
         <w:t xml:space="preserve">; </w:t>
       </w:r>
-      <w:hyperlink r:id="rId45">
-        <w:r>
-          <w:rPr>
-            <w:lang w:val="hi_IN" w:bidi="hi_IN"/>
-          </w:rPr>
-          <w:rPr>
-            <w:color w:val="0000EE"/>
-            <w:u w:val="single"/>
-          </w:rPr>
-          <w:t>35:10</w:t>
-        </w:r>
-      </w:hyperlink>
+      <w:r>
+        <w:rPr>
+          <w:lang w:val="hi_IN" w:bidi="hi_IN"/>
+        </w:rPr>
+        <w:t>35:10</w:t>
+      </w:r>
       <w:r>
         <w:rPr>
           <w:lang w:val="hi_IN" w:bidi="hi_IN"/>
         </w:rPr>
         <w:t xml:space="preserve">; </w:t>
       </w:r>
-      <w:hyperlink r:id="rId46">
-        <w:r>
-          <w:rPr>
-            <w:lang w:val="hi_IN" w:bidi="hi_IN"/>
-          </w:rPr>
-          <w:rPr>
-            <w:color w:val="0000EE"/>
-            <w:u w:val="single"/>
-          </w:rPr>
-          <w:t>43:1</w:t>
-        </w:r>
-      </w:hyperlink>
+      <w:r>
+        <w:rPr>
+          <w:lang w:val="hi_IN" w:bidi="hi_IN"/>
+        </w:rPr>
+        <w:t>43:1</w:t>
+      </w:r>
       <w:r>
         <w:rPr>
           <w:lang w:val="hi_IN" w:bidi="hi_IN"/>
         </w:rPr>
         <w:t xml:space="preserve">; </w:t>
       </w:r>
-      <w:hyperlink r:id="rId47">
-        <w:r>
-          <w:rPr>
-            <w:lang w:val="hi_IN" w:bidi="hi_IN"/>
-          </w:rPr>
-          <w:rPr>
-            <w:color w:val="0000EE"/>
-            <w:u w:val="single"/>
-          </w:rPr>
-          <w:t>44:22</w:t>
-        </w:r>
-      </w:hyperlink>
+      <w:r>
+        <w:rPr>
+          <w:lang w:val="hi_IN" w:bidi="hi_IN"/>
+        </w:rPr>
+        <w:t>44:22</w:t>
+      </w:r>
       <w:r>
         <w:rPr>
           <w:lang w:val="hi_IN" w:bidi="hi_IN"/>
         </w:rPr>
         <w:t xml:space="preserve">; </w:t>
       </w:r>
-      <w:hyperlink r:id="rId48">
-        <w:r>
-          <w:rPr>
-            <w:lang w:val="hi_IN" w:bidi="hi_IN"/>
-          </w:rPr>
-          <w:rPr>
-            <w:color w:val="0000EE"/>
-            <w:u w:val="single"/>
-          </w:rPr>
-          <w:t>यिर्म 31:11</w:t>
-        </w:r>
-      </w:hyperlink>
+      <w:r>
+        <w:rPr>
+          <w:lang w:val="hi_IN" w:bidi="hi_IN"/>
+        </w:rPr>
+        <w:t>यिर्म 31:11</w:t>
+      </w:r>
       <w:r>
         <w:rPr>
           <w:lang w:val="hi_IN" w:bidi="hi_IN"/>
@@ -1999,18 +1759,12 @@
         </w:rPr>
         <w:t>” (</w:t>
       </w:r>
-      <w:hyperlink r:id="rId49">
-        <w:r>
-          <w:rPr>
-            <w:lang w:val="hi_IN" w:bidi="hi_IN"/>
-          </w:rPr>
-          <w:rPr>
-            <w:color w:val="0000EE"/>
-            <w:u w:val="single"/>
-          </w:rPr>
-          <w:t>यश 52:3</w:t>
-        </w:r>
-      </w:hyperlink>
+      <w:r>
+        <w:rPr>
+          <w:lang w:val="hi_IN" w:bidi="hi_IN"/>
+        </w:rPr>
+        <w:t>यश 52:3</w:t>
+      </w:r>
       <w:r>
         <w:rPr>
           <w:lang w:val="hi_IN" w:bidi="hi_IN"/>
@@ -2029,18 +1783,12 @@
         </w:rPr>
         <w:t xml:space="preserve"> ने लोगों को छोड़ दिया, तो यह फिर से बिना कोई कीमत चुकाए था (</w:t>
       </w:r>
-      <w:hyperlink r:id="rId50">
-        <w:r>
-          <w:rPr>
-            <w:lang w:val="hi_IN" w:bidi="hi_IN"/>
-          </w:rPr>
-          <w:rPr>
-            <w:color w:val="0000EE"/>
-            <w:u w:val="single"/>
-          </w:rPr>
-          <w:t>45:13</w:t>
-        </w:r>
-      </w:hyperlink>
+      <w:r>
+        <w:rPr>
+          <w:lang w:val="hi_IN" w:bidi="hi_IN"/>
+        </w:rPr>
+        <w:t>45:13</w:t>
+      </w:r>
       <w:r>
         <w:rPr>
           <w:lang w:val="hi_IN" w:bidi="hi_IN"/>
@@ -2086,54 +1834,36 @@
         </w:rPr>
         <w:t>पुराने नियम में छुटकारा मसीही आशा से निकटता से जुड़ा हुआ है। निर्गमन के समय से ही, परमेश्वर को छुड़ाने वाले के रूप में प्रकट किया गया है। बंधूआई के दौरान छुटकारे की आशा बहुत प्रबल होती है। भविष्यद्वक्ता लगातार परमेश्वर को छुड़ाने वाले या छुटकारा देनेवाले के रूप में बोलते हैं। यह आशा अंततः परमेश्वर के अभिषिक्त जन, या मसीहा, के माध्यम से पूरी होनी थी, जो दाऊद के कुल से होगा (</w:t>
       </w:r>
-      <w:hyperlink r:id="rId51">
-        <w:r>
-          <w:rPr>
-            <w:lang w:val="hi_IN" w:bidi="hi_IN"/>
-          </w:rPr>
-          <w:rPr>
-            <w:color w:val="0000EE"/>
-            <w:u w:val="single"/>
-          </w:rPr>
-          <w:t>यश 9:1–6</w:t>
-        </w:r>
-      </w:hyperlink>
+      <w:r>
+        <w:rPr>
+          <w:lang w:val="hi_IN" w:bidi="hi_IN"/>
+        </w:rPr>
+        <w:t>यश 9:1–6</w:t>
+      </w:r>
       <w:r>
         <w:rPr>
           <w:lang w:val="hi_IN" w:bidi="hi_IN"/>
         </w:rPr>
         <w:t xml:space="preserve">; </w:t>
       </w:r>
-      <w:hyperlink r:id="rId52">
-        <w:r>
-          <w:rPr>
-            <w:lang w:val="hi_IN" w:bidi="hi_IN"/>
-          </w:rPr>
-          <w:rPr>
-            <w:color w:val="0000EE"/>
-            <w:u w:val="single"/>
-          </w:rPr>
-          <w:t>11:1–9</w:t>
-        </w:r>
-      </w:hyperlink>
+      <w:r>
+        <w:rPr>
+          <w:lang w:val="hi_IN" w:bidi="hi_IN"/>
+        </w:rPr>
+        <w:t>11:1–9</w:t>
+      </w:r>
       <w:r>
         <w:rPr>
           <w:lang w:val="hi_IN" w:bidi="hi_IN"/>
         </w:rPr>
         <w:t xml:space="preserve">; </w:t>
       </w:r>
-      <w:hyperlink r:id="rId53">
-        <w:r>
-          <w:rPr>
-            <w:lang w:val="hi_IN" w:bidi="hi_IN"/>
-          </w:rPr>
-          <w:rPr>
-            <w:color w:val="0000EE"/>
-            <w:u w:val="single"/>
-          </w:rPr>
-          <w:t>यिर्म 23:5–6</w:t>
-        </w:r>
-      </w:hyperlink>
+      <w:r>
+        <w:rPr>
+          <w:lang w:val="hi_IN" w:bidi="hi_IN"/>
+        </w:rPr>
+        <w:t>यिर्म 23:5–6</w:t>
+      </w:r>
       <w:r>
         <w:rPr>
           <w:lang w:val="hi_IN" w:bidi="hi_IN"/>
@@ -2204,54 +1934,36 @@
         </w:rPr>
         <w:t xml:space="preserve"> (या यीशु मसीहा) में हम पुराने नियम की छुटकारे की अवधारणा की पूर्ति देखते हैं। छुटकारे की छवि सुसमाचारों में बहुत स्पष्ट है। यूहन्ना बपतिस्मा देने वाले ने नासरत के यीशु को परमेश्वर के छुटकारे के राज्य की पूर्ति (</w:t>
       </w:r>
-      <w:hyperlink r:id="rId54">
-        <w:r>
-          <w:rPr>
-            <w:lang w:val="hi_IN" w:bidi="hi_IN"/>
-          </w:rPr>
-          <w:rPr>
-            <w:color w:val="0000EE"/>
-            <w:u w:val="single"/>
-          </w:rPr>
-          <w:t>मत्ती 3:12</w:t>
-        </w:r>
-      </w:hyperlink>
+      <w:r>
+        <w:rPr>
+          <w:lang w:val="hi_IN" w:bidi="hi_IN"/>
+        </w:rPr>
+        <w:t>मत्ती 3:12</w:t>
+      </w:r>
       <w:r>
         <w:rPr>
           <w:lang w:val="hi_IN" w:bidi="hi_IN"/>
         </w:rPr>
         <w:t>) और इसलिए, इस्राएल के मसीहा के रूप में चित्रित किया। यीशु, मनुष्य के पुत्र, बहुतों के लिए छुड़ौती के रूप में खुद को देने आए (</w:t>
       </w:r>
-      <w:hyperlink r:id="rId55">
-        <w:r>
-          <w:rPr>
-            <w:lang w:val="hi_IN" w:bidi="hi_IN"/>
-          </w:rPr>
-          <w:rPr>
-            <w:color w:val="0000EE"/>
-            <w:u w:val="single"/>
-          </w:rPr>
-          <w:t>मत्ती 20:28</w:t>
-        </w:r>
-      </w:hyperlink>
+      <w:r>
+        <w:rPr>
+          <w:lang w:val="hi_IN" w:bidi="hi_IN"/>
+        </w:rPr>
+        <w:t>मत्ती 20:28</w:t>
+      </w:r>
       <w:r>
         <w:rPr>
           <w:lang w:val="hi_IN" w:bidi="hi_IN"/>
         </w:rPr>
         <w:t xml:space="preserve">; </w:t>
       </w:r>
-      <w:hyperlink r:id="rId56">
-        <w:r>
-          <w:rPr>
-            <w:lang w:val="hi_IN" w:bidi="hi_IN"/>
-          </w:rPr>
-          <w:rPr>
-            <w:color w:val="0000EE"/>
-            <w:u w:val="single"/>
-          </w:rPr>
-          <w:t>मर 10:45</w:t>
-        </w:r>
-      </w:hyperlink>
+      <w:r>
+        <w:rPr>
+          <w:lang w:val="hi_IN" w:bidi="hi_IN"/>
+        </w:rPr>
+        <w:t>मर 10:45</w:t>
+      </w:r>
       <w:r>
         <w:rPr>
           <w:lang w:val="hi_IN" w:bidi="hi_IN"/>
@@ -2272,90 +1984,60 @@
         </w:rPr>
         <w:t>यह वही विचार विशेष रूप से पौलुस के लेखन में आता है। पिता के लिए मसीह पाप बलिदान है (</w:t>
       </w:r>
-      <w:hyperlink r:id="rId57">
-        <w:r>
-          <w:rPr>
-            <w:lang w:val="hi_IN" w:bidi="hi_IN"/>
-          </w:rPr>
-          <w:rPr>
-            <w:color w:val="0000EE"/>
-            <w:u w:val="single"/>
-          </w:rPr>
-          <w:t>रोम 3:25</w:t>
-        </w:r>
-      </w:hyperlink>
+      <w:r>
+        <w:rPr>
+          <w:lang w:val="hi_IN" w:bidi="hi_IN"/>
+        </w:rPr>
+        <w:t>रोम 3:25</w:t>
+      </w:r>
       <w:r>
         <w:rPr>
           <w:lang w:val="hi_IN" w:bidi="hi_IN"/>
         </w:rPr>
         <w:t>)। छुटकारा खरीदे हुए लोगों (</w:t>
       </w:r>
-      <w:hyperlink r:id="rId58">
-        <w:r>
-          <w:rPr>
-            <w:lang w:val="hi_IN" w:bidi="hi_IN"/>
-          </w:rPr>
-          <w:rPr>
-            <w:color w:val="0000EE"/>
-            <w:u w:val="single"/>
-          </w:rPr>
-          <w:t>1 पत 2:9</w:t>
-        </w:r>
-      </w:hyperlink>
+      <w:r>
+        <w:rPr>
+          <w:lang w:val="hi_IN" w:bidi="hi_IN"/>
+        </w:rPr>
+        <w:t>1 पत 2:9</w:t>
+      </w:r>
       <w:r>
         <w:rPr>
           <w:lang w:val="hi_IN" w:bidi="hi_IN"/>
         </w:rPr>
         <w:t xml:space="preserve">; यह भी देखें </w:t>
       </w:r>
-      <w:hyperlink r:id="rId59">
-        <w:r>
-          <w:rPr>
-            <w:lang w:val="hi_IN" w:bidi="hi_IN"/>
-          </w:rPr>
-          <w:rPr>
-            <w:color w:val="0000EE"/>
-            <w:u w:val="single"/>
-          </w:rPr>
-          <w:t>1 कुरि 7:22–24</w:t>
-        </w:r>
-      </w:hyperlink>
+      <w:r>
+        <w:rPr>
+          <w:lang w:val="hi_IN" w:bidi="hi_IN"/>
+        </w:rPr>
+        <w:t>1 कुरि 7:22–24</w:t>
+      </w:r>
       <w:r>
         <w:rPr>
           <w:lang w:val="hi_IN" w:bidi="hi_IN"/>
         </w:rPr>
         <w:t xml:space="preserve">; </w:t>
       </w:r>
-      <w:hyperlink r:id="rId60">
-        <w:r>
-          <w:rPr>
-            <w:lang w:val="hi_IN" w:bidi="hi_IN"/>
-          </w:rPr>
-          <w:rPr>
-            <w:color w:val="0000EE"/>
-            <w:u w:val="single"/>
-          </w:rPr>
-          <w:t>2 कुरि 5:14–17</w:t>
-        </w:r>
-      </w:hyperlink>
+      <w:r>
+        <w:rPr>
+          <w:lang w:val="hi_IN" w:bidi="hi_IN"/>
+        </w:rPr>
+        <w:t>2 कुरि 5:14–17</w:t>
+      </w:r>
       <w:r>
         <w:rPr>
           <w:lang w:val="hi_IN" w:bidi="hi_IN"/>
         </w:rPr>
         <w:t>) के लिए अपने जीवन को देने के द्वारा होता है (</w:t>
       </w:r>
-      <w:hyperlink r:id="rId61">
-        <w:r>
-          <w:rPr>
-            <w:lang w:val="hi_IN" w:bidi="hi_IN"/>
-          </w:rPr>
-          <w:rPr>
-            <w:color w:val="0000EE"/>
-            <w:u w:val="single"/>
-          </w:rPr>
-          <w:t>प्रेरि 20:28</w:t>
-        </w:r>
-      </w:hyperlink>
+      <w:r>
+        <w:rPr>
+          <w:lang w:val="hi_IN" w:bidi="hi_IN"/>
+        </w:rPr>
+        <w:t>प्रेरि 20:28</w:t>
+      </w:r>
       <w:r>
         <w:rPr>
           <w:lang w:val="hi_IN" w:bidi="hi_IN"/>
@@ -2402,18 +2084,12 @@
         </w:rPr>
         <w:t>भविष्यद्वक्ताओं में, विशेष रूप से, परमेश्वर का छुटकारे का कार्य मसीहा और उसके छुटकारे के बलिदान के माध्यम से पूरा होना था। यीशु के अनुयायियों का मानना था कि वह मसीहा थे जो पूरे संसार के लिए छुटकारे को प्रदान करेंगे। छुटकारे के विचार के साथ-साथ ईश्वरीय प्रेम की प्रेरक शक्ति भी है जो पुनर्स्थापना का आधार है (</w:t>
       </w:r>
-      <w:hyperlink r:id="rId62">
-        <w:r>
-          <w:rPr>
-            <w:lang w:val="hi_IN" w:bidi="hi_IN"/>
-          </w:rPr>
-          <w:rPr>
-            <w:color w:val="0000EE"/>
-            <w:u w:val="single"/>
-          </w:rPr>
-          <w:t>यूह 3:16</w:t>
-        </w:r>
-      </w:hyperlink>
+      <w:r>
+        <w:rPr>
+          <w:lang w:val="hi_IN" w:bidi="hi_IN"/>
+        </w:rPr>
+        <w:t>यूह 3:16</w:t>
+      </w:r>
       <w:r>
         <w:rPr>
           <w:lang w:val="hi_IN" w:bidi="hi_IN"/>
@@ -2525,108 +2201,72 @@
         </w:rPr>
         <w:t>दाढ़ी या बालों को हटाने के लिए उपयोग किया जाने वाला एक तेज उपकरण (</w:t>
       </w:r>
-      <w:hyperlink r:id="rId63">
-        <w:r>
-          <w:rPr>
-            <w:lang w:val="hi_IN" w:bidi="hi_IN"/>
-          </w:rPr>
-          <w:rPr>
-            <w:color w:val="0000EE"/>
-            <w:u w:val="single"/>
-          </w:rPr>
-          <w:t>गिन 8:7</w:t>
-        </w:r>
-      </w:hyperlink>
+      <w:r>
+        <w:rPr>
+          <w:lang w:val="hi_IN" w:bidi="hi_IN"/>
+        </w:rPr>
+        <w:t>गिन 8:7</w:t>
+      </w:r>
       <w:r>
         <w:rPr>
           <w:lang w:val="hi_IN" w:bidi="hi_IN"/>
         </w:rPr>
         <w:t xml:space="preserve">; </w:t>
       </w:r>
-      <w:hyperlink r:id="rId64">
-        <w:r>
-          <w:rPr>
-            <w:lang w:val="hi_IN" w:bidi="hi_IN"/>
-          </w:rPr>
-          <w:rPr>
-            <w:color w:val="0000EE"/>
-            <w:u w:val="single"/>
-          </w:rPr>
-          <w:t>यहेज 5:1</w:t>
-        </w:r>
-      </w:hyperlink>
+      <w:r>
+        <w:rPr>
+          <w:lang w:val="hi_IN" w:bidi="hi_IN"/>
+        </w:rPr>
+        <w:t>यहेज 5:1</w:t>
+      </w:r>
       <w:r>
         <w:rPr>
           <w:lang w:val="hi_IN" w:bidi="hi_IN"/>
         </w:rPr>
         <w:t>)। नाज़ीर मन्नत के अन्तर्गत रहने वालों के लिए छुरा का उपयोग निषिद्ध था (</w:t>
       </w:r>
-      <w:hyperlink r:id="rId65">
-        <w:r>
-          <w:rPr>
-            <w:lang w:val="hi_IN" w:bidi="hi_IN"/>
-          </w:rPr>
-          <w:rPr>
-            <w:color w:val="0000EE"/>
-            <w:u w:val="single"/>
-          </w:rPr>
-          <w:t>गिन 6:5</w:t>
-        </w:r>
-      </w:hyperlink>
+      <w:r>
+        <w:rPr>
+          <w:lang w:val="hi_IN" w:bidi="hi_IN"/>
+        </w:rPr>
+        <w:t>गिन 6:5</w:t>
+      </w:r>
       <w:r>
         <w:rPr>
           <w:lang w:val="hi_IN" w:bidi="hi_IN"/>
         </w:rPr>
         <w:t xml:space="preserve">; </w:t>
       </w:r>
-      <w:hyperlink r:id="rId66">
-        <w:r>
-          <w:rPr>
-            <w:lang w:val="hi_IN" w:bidi="hi_IN"/>
-          </w:rPr>
-          <w:rPr>
-            <w:color w:val="0000EE"/>
-            <w:u w:val="single"/>
-          </w:rPr>
-          <w:t>1 शमू 1:11</w:t>
-        </w:r>
-      </w:hyperlink>
+      <w:r>
+        <w:rPr>
+          <w:lang w:val="hi_IN" w:bidi="hi_IN"/>
+        </w:rPr>
+        <w:t>1 शमू 1:11</w:t>
+      </w:r>
       <w:r>
         <w:rPr>
           <w:lang w:val="hi_IN" w:bidi="hi_IN"/>
         </w:rPr>
         <w:t>)। यह उपकरण शिमशोन के जीवन में एक महत्वपूर्ण भूमिका निभाता था (</w:t>
       </w:r>
-      <w:hyperlink r:id="rId67">
-        <w:r>
-          <w:rPr>
-            <w:lang w:val="hi_IN" w:bidi="hi_IN"/>
-          </w:rPr>
-          <w:rPr>
-            <w:color w:val="0000EE"/>
-            <w:u w:val="single"/>
-          </w:rPr>
-          <w:t>न्या 13:5</w:t>
-        </w:r>
-      </w:hyperlink>
+      <w:r>
+        <w:rPr>
+          <w:lang w:val="hi_IN" w:bidi="hi_IN"/>
+        </w:rPr>
+        <w:t>न्या 13:5</w:t>
+      </w:r>
       <w:r>
         <w:rPr>
           <w:lang w:val="hi_IN" w:bidi="hi_IN"/>
         </w:rPr>
         <w:t xml:space="preserve">; </w:t>
       </w:r>
-      <w:hyperlink r:id="rId68">
-        <w:r>
-          <w:rPr>
-            <w:lang w:val="hi_IN" w:bidi="hi_IN"/>
-          </w:rPr>
-          <w:rPr>
-            <w:color w:val="0000EE"/>
-            <w:u w:val="single"/>
-          </w:rPr>
-          <w:t>16:17</w:t>
-        </w:r>
-      </w:hyperlink>
+      <w:r>
+        <w:rPr>
+          <w:lang w:val="hi_IN" w:bidi="hi_IN"/>
+        </w:rPr>
+        <w:t>16:17</w:t>
+      </w:r>
       <w:r>
         <w:rPr>
           <w:lang w:val="hi_IN" w:bidi="hi_IN"/>
@@ -2647,36 +2287,24 @@
         </w:rPr>
         <w:t>छुरा जीभ के लिए एक निन्दात्मक उपमा है (</w:t>
       </w:r>
-      <w:hyperlink r:id="rId69">
-        <w:r>
-          <w:rPr>
-            <w:lang w:val="hi_IN" w:bidi="hi_IN"/>
-          </w:rPr>
-          <w:rPr>
-            <w:color w:val="0000EE"/>
-            <w:u w:val="single"/>
-          </w:rPr>
-          <w:t>भज 52:2</w:t>
-        </w:r>
-      </w:hyperlink>
+      <w:r>
+        <w:rPr>
+          <w:lang w:val="hi_IN" w:bidi="hi_IN"/>
+        </w:rPr>
+        <w:t>भज 52:2</w:t>
+      </w:r>
       <w:r>
         <w:rPr>
           <w:lang w:val="hi_IN" w:bidi="hi_IN"/>
         </w:rPr>
         <w:t>) और न्याय के लिए एक रूपक है (</w:t>
       </w:r>
-      <w:hyperlink r:id="rId70">
-        <w:r>
-          <w:rPr>
-            <w:lang w:val="hi_IN" w:bidi="hi_IN"/>
-          </w:rPr>
-          <w:rPr>
-            <w:color w:val="0000EE"/>
-            <w:u w:val="single"/>
-          </w:rPr>
-          <w:t>यशा 7:20</w:t>
-        </w:r>
-      </w:hyperlink>
+      <w:r>
+        <w:rPr>
+          <w:lang w:val="hi_IN" w:bidi="hi_IN"/>
+        </w:rPr>
+        <w:t>यशा 7:20</w:t>
+      </w:r>
       <w:r>
         <w:rPr>
           <w:lang w:val="hi_IN" w:bidi="hi_IN"/>
